--- a/manuscript/tracked/DDI_revision_tracked.docx
+++ b/manuscript/tracked/DDI_revision_tracked.docx
@@ -2713,7 +2713,27 @@
           <w:szCs w:val="24"/>
           <w:rtl w:val="0"/>
         </w:rPr>
-        <w:t xml:space="preserve">species (sd = 747), with a median of 46 species. Provinces with the highest average number of occurrences per grid cell were in Central America (Puntarenas-Chiriqui and Guatuso-Talamanca provinces with 539 and 507), followed by the south of Mexico (</w:t>
+        <w:t xml:space="preserve">species (sd = 747), with a median of 46 species.</w:t>
+      </w:r>
+      <w:ins w:id="311" w:author="Maria Carmona-Higuita" w:date="2026-08-05T00:00:00Z">
+        <w:r>
+          <w:rPr>
+            <w:rFonts w:ascii="Times New Roman" w:cs="Times New Roman" w:eastAsia="Times New Roman" w:hAnsi="Times New Roman"/>
+            <w:sz w:val="24"/>
+            <w:szCs w:val="24"/>
+            <w:rtl w:val="0"/>
+          </w:rPr>
+          <w:t xml:space="preserve"> Records per grid cell and species richness were positively correlated (Pearson r = 0.70, p &lt; 0.001; Spearman ρ = 0.95), indicating a strong influence of sampling effort on observed species richness (Oliveira et al., 2017).</w:t>
+        </w:r>
+      </w:ins>
+      <w:r>
+        <w:rPr>
+          <w:rFonts w:ascii="Times New Roman" w:cs="Times New Roman" w:eastAsia="Times New Roman" w:hAnsi="Times New Roman"/>
+          <w:sz w:val="24"/>
+          <w:szCs w:val="24"/>
+          <w:rtl w:val="0"/>
+        </w:rPr>
+        <w:t xml:space="preserve"> Provinces with the highest average number of occurrences per grid cell were in Central America (Puntarenas-Chiriqui and Guatuso-Talamanca provinces with 539 and 507), followed by the south of Mexico (</w:t>
       </w:r>
       <w:r>
         <w:rPr>

--- a/manuscript/tracked/DDI_revision_tracked.docx
+++ b/manuscript/tracked/DDI_revision_tracked.docx
@@ -948,7 +948,29 @@
           <w:sz w:val="24"/>
           <w:szCs w:val="24"/>
         </w:rPr>
-        <w:t xml:space="preserve">The Neotropics house nearly 40% of the global plant diversity in 13% of the terrestrial surface area (Raven et al., 2020). A particular contribution to this diversity comes from vascular epiphytes (VE), which contribute up to 39% of species in some regions (Taylor et al., 2021) and as much as 50% of species in some locations (Kelly et al., 2004). VE diversity and distribution have historically served as a model for biogeographic and macroecological patterns in the Neotropics, </w:t>
+        <w:t xml:space="preserve">
+          The Neotropics house nearly 40% of the global plant diversity in 13% of the terrestrial surface area (Raven et al., 2020). A particular contribution to this diversity comes from vascular epiphytes (VE), which contribute up to 39% of species in some regions (Taylor et al., 2021) and as much as 50% of species in some locations (Kelly et al., 2004). VE diversity and distribution have historically 
+          <w:del w:id="954" w:author="Copyeditor" w:date="2026-08-06T00:00:00Z">
+            <w:r>
+              <w:rPr>
+                <w:rFonts w:ascii="Times New Roman" w:eastAsia="Times New Roman" w:hAnsi="Times New Roman" w:cs="Times New Roman"/>
+                <w:sz w:val="24"/>
+                <w:szCs w:val="24"/>
+              </w:rPr>
+              <w:delText xml:space="preserve">served as a model for biogeographic and macroecological patterns in the Neotropics, </w:delText>
+            </w:r>
+          </w:del>
+          <w:ins w:id="955" w:author="Copyeditor" w:date="2026-08-06T00:00:00Z">
+            <w:r>
+              <w:rPr>
+                <w:rFonts w:ascii="Times New Roman" w:eastAsia="Times New Roman" w:hAnsi="Times New Roman" w:cs="Times New Roman"/>
+                <w:sz w:val="24"/>
+                <w:szCs w:val="24"/>
+              </w:rPr>
+              <w:t xml:space="preserve">served as a model system for studying plant diversity patterns, biogeographical processes, and data collection biases in the Neotropics, </w:t>
+            </w:r>
+          </w:ins>
+        </w:t>
       </w:r>
       <w:del w:id="11" w:author="Maria Carmona-Higuita" w:date="2026-08-05T00:00:00Z">
         <w:r>
@@ -1024,7 +1046,20 @@
           <w:sz w:val="24"/>
           <w:szCs w:val="24"/>
         </w:rPr>
-        <w:t xml:space="preserve"> (Benavides et al., 2005). Additionally, VE are essential parts of ecosystems in their own right, playing an important role in nutrient cycling and providing microhabitats for other organisms (Benzing, 1990; Woods et al., 2015).</w:t>
+        <w:t xml:space="preserve">
+           (Benavides et al., 2005). 
+          <w:ins w:id="204" w:author="Maria Carmona-Higuita" w:date="2026-08-06T00:00:00Z">
+            <w:r>
+              <w:rPr>
+                <w:rFonts w:ascii="Times New Roman" w:eastAsia="Times New Roman" w:hAnsi="Times New Roman" w:cs="Times New Roman"/>
+                <w:sz w:val="24"/>
+                <w:szCs w:val="24"/>
+              </w:rPr>
+              <w:t xml:space="preserve">Indeed, global analyses indicate that approximately half of angiosperm epiphyte species have small range sizes and qualify as rare (Svahnström et al., 2025), a pattern that amplifies both their ecological sensitivity and their underrepresentation in biodiversity databases. </w:t>
+            </w:r>
+          </w:ins>
+          Additionally, VE are essential parts of ecosystems in their own right, playing an important role in nutrient cycling and providing microhabitats for other organisms (Benzing, 1990; Woods et al., 2015).
+        </w:t>
       </w:r>
     </w:p>
     <w:p>
@@ -1559,7 +1594,30 @@
           <w:sz w:val="24"/>
           <w:szCs w:val="24"/>
         </w:rPr>
-        <w:t xml:space="preserve"> at the level of grid cells at 30 arc-minute resolution (ca. 55 km at the equator). We estimated the degree of completeness of each grid cell using the KnowBR package (Lobo et al. 2018; Guisande and Lobo 2019), which examines species accumulation by adding occurrence records. These </w:t>
+        <w:t xml:space="preserve">
+           at the level of grid cells at 
+          <w:del w:id="950" w:author="Copyeditor" w:date="2026-08-06T00:00:00Z">
+            <w:r>
+              <w:rPr>
+                <w:rFonts w:ascii="Times New Roman" w:eastAsia="Times New Roman" w:hAnsi="Times New Roman" w:cs="Times New Roman"/>
+                <w:sz w:val="24"/>
+                <w:szCs w:val="24"/>
+              </w:rPr>
+              <w:delText xml:space="preserve">30 arc-minute resolution (ca. 55 km at the equator).</w:delText>
+            </w:r>
+          </w:del>
+          <w:ins w:id="951" w:author="Copyeditor" w:date="2026-08-06T00:00:00Z">
+            <w:r>
+              <w:rPr>
+                <w:rFonts w:ascii="Times New Roman" w:eastAsia="Times New Roman" w:hAnsi="Times New Roman" w:cs="Times New Roman"/>
+                <w:sz w:val="24"/>
+                <w:szCs w:val="24"/>
+              </w:rPr>
+              <w:t xml:space="preserve">30 arc-minute resolution (ca. 55 km at the equator) — a scale standard in Neotropical macroecological analyses (Ramírez-Barahona et al., 2023) that balances spatial detail with data availability, ensuring sufficient records per cell for KnowBR estimation (see also Appendix S4 for 15 arc-minute sensitivity results).</w:t>
+            </w:r>
+          </w:ins>
+           We estimated the degree of completeness of each grid cell using the KnowBR package (Lobo et al. 2018; Guisande and Lobo 2019), which examines species accumulation by adding occurrence records. These 
+        </w:t>
       </w:r>
       <w:del w:id="922" w:author="Copyeditor" w:date="2026-08-06T00:00:00Z">
         <w:r>
@@ -1722,7 +1780,30 @@
           <w:sz w:val="24"/>
           <w:szCs w:val="24"/>
         </w:rPr>
-        <w:t>between the number of database records and the number of species. Completeness values (i.e. the percentage of species that have been documented over the total predicted) were calculated after adjusting the accumulation curves to a ran exponential model (Lobo et al. 2018).</w:t>
+        <w:t>
+          between the number of database records and the number of species. Completeness values (i.e. the percentage of species that have been documented over the total predicted) were calculated after adjusting the accumulation curves to 
+          <w:del w:id="960" w:author="Copyeditor" w:date="2026-08-06T00:00:00Z">
+            <w:r>
+              <w:rPr>
+                <w:rFonts w:ascii="Times New Roman" w:eastAsia="Times New Roman" w:hAnsi="Times New Roman" w:cs="Times New Roman"/>
+                <w:sz w:val="24"/>
+                <w:szCs w:val="24"/>
+              </w:rPr>
+              <w:delText xml:space="preserve">a ran exponential model</w:delText>
+            </w:r>
+          </w:del>
+          <w:ins w:id="961" w:author="Copyeditor" w:date="2026-08-06T00:00:00Z">
+            <w:r>
+              <w:rPr>
+                <w:rFonts w:ascii="Times New Roman" w:eastAsia="Times New Roman" w:hAnsi="Times New Roman" w:cs="Times New Roman"/>
+                <w:sz w:val="24"/>
+                <w:szCs w:val="24"/>
+              </w:rPr>
+              <w:t xml:space="preserve">a rational model</w:t>
+            </w:r>
+          </w:ins>
+           (Lobo et al. 2018).
+        </w:t>
       </w:r>
     </w:p>
     <w:p>
@@ -3193,6 +3274,16 @@
         </w:rPr>
         <w:t xml:space="preserve"> While tree and shrub inventories tend to be biased toward areas with greater accessibility, such as near roads, research stations, and protected areas (Feeley &amp; Silman, 2011; Tobler et al., 2007, Zizka et al., 2021), epiphyte data are further constrained by their canopy-dependent habit, and their three-dimensional distribution in the tree (Zotz, 2016), which makes their collection inherently more challenging than terrestrial species.</w:t>
       </w:r>
+      <w:ins w:id="205" w:author="Maria Carmona-Higuita" w:date="2026-08-06T00:00:00Z">
+        <w:r>
+          <w:rPr>
+            <w:rFonts w:ascii="Times New Roman" w:eastAsia="Times New Roman" w:hAnsi="Times New Roman" w:cs="Times New Roman"/>
+            <w:sz w:val="24"/>
+            <w:szCs w:val="24"/>
+          </w:rPr>
+          <w:t xml:space="preserve"> Additionally, many epiphyte species are inherently rare, with restricted geographic distributions (Svahnström et al., 2025), so even intensive surveys may systematically fail to detect them within standard sampling protocols.</w:t>
+        </w:r>
+      </w:ins>
     </w:p>
     <w:p>
       <w:pPr>
@@ -3378,7 +3469,40 @@
           <w:sz w:val="24"/>
           <w:szCs w:val="24"/>
         </w:rPr>
-        <w:t xml:space="preserve">, indicating a marked difference in how well these families are represented across the studied grid cells. This suggests that less represented families appear to be well sampled on average, but the overall taxonomic information available for Orchidaceae is broader, which could be advantageous for understanding its distribution and diversity across a larger spatial extent. The amount of information is particularly high in the charismatic and better represented families such as Orchidaceae and Bromeliaceae, largely due to focused collections (Garcillán &amp; Ezcurra, 2011; ter Steege et al., 2016) and the higher rate of description of new species (Cheek et al., 2020; Luján et al., 2023), nevertheless it frequently has a complex taxonomy (e.g., new name combinations; Schellenberger Costa et al., 2023). Although some epiphyte species grow to large sizes, many are very small and go unnoticed in un-directed </w:t>
+        <w:t xml:space="preserve">
+          , indicating a marked difference in how well these families are represented across the studied grid cells. 
+          <w:ins w:id="206" w:author="Maria Carmona-Higuita" w:date="2026-08-06T00:00:00Z">
+            <w:r>
+              <w:rPr>
+                <w:rFonts w:ascii="Times New Roman" w:eastAsia="Times New Roman" w:hAnsi="Times New Roman" w:cs="Times New Roman"/>
+                <w:sz w:val="24"/>
+                <w:szCs w:val="24"/>
+              </w:rPr>
+              <w:t xml:space="preserve">The pronounced shortfall in Orchidaceae may reflect the high proportion of rare, narrow-ranged species within this family (Svahnström et al., 2025; Vitt et al., 2023): with the greatest epiphytic species richness globally, Orchidaceae also harbours many species of restricted range and low local abundance, making them systematically harder to detect at the grid-cell scale. </w:t>
+            </w:r>
+          </w:ins>
+          <w:del w:id="964" w:author="Copyeditor" w:date="2026-08-06T00:00:00Z">
+            <w:r>
+              <w:rPr>
+                <w:rFonts w:ascii="Times New Roman" w:eastAsia="Times New Roman" w:hAnsi="Times New Roman" w:cs="Times New Roman"/>
+                <w:sz w:val="24"/>
+                <w:szCs w:val="24"/>
+              </w:rPr>
+              <w:delText xml:space="preserve">This suggests that less represented families appear to be well sampled on average, but the overall taxonomic information available for Orchidaceae is broader, which could be advantageous for understanding its distribution and diversity across a larger spatial extent.</w:delText>
+            </w:r>
+          </w:del>
+          <w:ins w:id="965" w:author="Copyeditor" w:date="2026-08-06T00:00:00Z">
+            <w:r>
+              <w:rPr>
+                <w:rFonts w:ascii="Times New Roman" w:eastAsia="Times New Roman" w:hAnsi="Times New Roman" w:cs="Times New Roman"/>
+                <w:sz w:val="24"/>
+                <w:szCs w:val="24"/>
+              </w:rPr>
+              <w:t xml:space="preserve">The apparent paradox — that Orchidaceae, the best-documented epiphyte family, shows the lowest completeness — reflects its extraordinary species richness: despite having more occurrence records in absolute terms, the gap between recorded and predicted species remains largest in Orchidaceae.</w:t>
+            </w:r>
+          </w:ins>
+           The amount of information is particularly high in the charismatic and better represented families such as Orchidaceae and Bromeliaceae, largely due to focused collections (Garcillán &amp; Ezcurra, 2011; ter Steege et al., 2016) and the higher rate of description of new species (Cheek et al., 2020; Luján et al., 2023), nevertheless it frequently has a complex taxonomy (e.g., new name combinations; Schellenberger Costa et al., 2023). Although some epiphyte species grow to large sizes, many are very small and go unnoticed in un-directed 
+        </w:t>
       </w:r>
       <w:r>
         <w:rPr>
@@ -3387,7 +3511,30 @@
           <w:szCs w:val="24"/>
         </w:rPr>
         <w:lastRenderedPageBreak/>
-        <w:t xml:space="preserve">sampling campaigns (Zotz, 2016). This pattern is especially pronounced in the Neotropics, where high species richness and complex taxonomy contribute to prolonged time lags in species description. For instance, the central Andes (southern Ecuador, Peru, western Bolivia, and northern and central Argentina and Chile) exhibit the longest time lags, while Chocó (western Colombia) has the shortest (Luján et al., 2023). In comparison with other life forms, trees for example also experience taxonomic shortfalls, nevertheless, these are particularly pronounced in epiphytes (Araujo et al., 2022; Araujo &amp; Ramos, 2021) due to the prevalence of cryptic species, high phenotypic plasticity, and reliance on specialists for accurate identification (Lees et al., 2020; Leite et al., 2013; Marin et al., 2008; Zotz, 2016). While trees and shrubs also suffer taxonomic uncertainties, especially in diverse families like Lauraceae and Myrtaceae (Meyer et al., 2016), epiphytes—particularly Orchidaceae—experience some of the highest rates of misidentifications and synonymization due to their intricate floral morphology and complex reproductive strategies (Freudenstein &amp; Chase, 2015). </w:t>
+        <w:t xml:space="preserve">
+          sampling campaigns (Zotz, 2016). This pattern is especially pronounced in the Neotropics, where high species richness and complex taxonomy contribute to prolonged time lags in species description. For instance, the central Andes (southern Ecuador, Peru, western Bolivia, and northern and central Argentina and Chile) exhibit the longest time lags, while Chocó (western Colombia) has the shortest (Luján et al., 2023). In comparison with other life forms, trees for example also experience taxonomic shortfalls, nevertheless, these are particularly pronounced in epiphytes (Araujo et al., 2022; Araujo &amp; Ramos, 2021) due to the prevalence of cryptic species, high phenotypic plasticity, and reliance on specialists for accurate identification (
+          <w:del w:id="952" w:author="Copyeditor" w:date="2026-08-06T00:00:00Z">
+            <w:r>
+              <w:rPr>
+                <w:rFonts w:ascii="Times New Roman" w:eastAsia="Times New Roman" w:hAnsi="Times New Roman" w:cs="Times New Roman"/>
+                <w:sz w:val="24"/>
+                <w:szCs w:val="24"/>
+              </w:rPr>
+              <w:delText xml:space="preserve">Lees et al., 2020; Leite et al., 2013; Marin et al., 2008; Zotz, 2016</w:delText>
+            </w:r>
+          </w:del>
+          <w:ins w:id="953" w:author="Copyeditor" w:date="2026-08-06T00:00:00Z">
+            <w:r>
+              <w:rPr>
+                <w:rFonts w:ascii="Times New Roman" w:eastAsia="Times New Roman" w:hAnsi="Times New Roman" w:cs="Times New Roman"/>
+                <w:sz w:val="24"/>
+                <w:szCs w:val="24"/>
+              </w:rPr>
+              <w:t xml:space="preserve">Marin et al., 2008; Mendieta-Leiva &amp; Zotz, 2015; Zotz, 2016</w:t>
+            </w:r>
+          </w:ins>
+          ). While trees and shrubs also suffer taxonomic uncertainties, especially in diverse families like Lauraceae and Myrtaceae (Meyer et al., 2016), epiphytes—particularly Orchidaceae—experience some of the highest rates of misidentifications and synonymization due to their intricate floral morphology and complex reproductive strategies (Freudenstein &amp; Chase, 2015). 
+        </w:t>
       </w:r>
     </w:p>
     <w:p>
@@ -3419,6 +3566,16 @@
           <w:t>documented regions globally even for trees, and our results indicate that vascular epiphytes face even greater data deficits — with only 1.1% of 30 arc-minute cells well-sampled using the slope-based proxy, compared to 18% of 100 km cells for trees globally. This gap is consistent with the known under-representation of epiphytes in botanical collections: epiphytic plants are systematically less collected than trees because they require specialised techniques, are absent from standard vegetation plots, and remain taxonomically challenging across most families (Gentry &amp; Dodson, 1987; Mendieta-Leiva et al., 2020; Ramos et al., 2019, 2024). These converging lines of evidence underscore the urgency of targeted epiphyte surveys across tropical South America, where high species diversity, low sampling completeness, and accelerating habitat loss create conditions of both high discovery potential and diminishing sampling opportunity (Chanachai et al., 2024).</w:t>
         </w:r>
       </w:ins>
+      <w:ins w:id="207" w:author="Maria Carmona-Higuita" w:date="2026-08-06T00:00:00Z">
+        <w:r>
+          <w:rPr>
+            <w:rFonts w:ascii="Times New Roman" w:eastAsia="Times New Roman" w:hAnsi="Times New Roman" w:cs="Times New Roman"/>
+            <w:sz w:val="24"/>
+            <w:szCs w:val="24"/>
+          </w:rPr>
+          <w:t xml:space="preserve"> These shortfalls are further compounded by the biology of epiphytes themselves: approximately half of angiosperm epiphyte species globally have small range sizes and are classified as rare (Svahnström et al., 2025), meaning that data incompleteness reflects not only sampling effort but also the inherent detectability constraints of the organisms. Global conservation prioritization frameworks for epiphytes, such as that developed for Orchidaceae (Vitt et al., 2023), may therefore be biased toward better-documented, widespread species — underscoring the need for targeted surveys before reliable conservation priorities can be established.</w:t>
+        </w:r>
+      </w:ins>
     </w:p>
     <w:p>
       <w:pPr>
@@ -3555,6 +3712,16 @@
           <w:t>Central America, the Amazonian region, and the Atlantic Forest of Brazil. These clusters reflect historical patterns of botanical sampling effort — where research infrastructure, accessibility, and longstanding herbaria have facilitated data accumulation — rather than areas of greatest biodiversity importance. The true priorities for future sampling correspond to the grid cells that remain entirely unsampled (white areas in Figures 1 and 2), representing vast areas across the Neotropics where no occurrence data exist for any of the five focal families. VE, with a high proportion of endemic (approx. 21%) and threatened species (1 in 6; Carmona-Higuita et al., 2023, 2025), is particularly vulnerable to the consequences of these knowledge gaps for conservation planning.</w:t>
         </w:r>
       </w:ins>
+      <w:ins w:id="208" w:author="Maria Carmona-Higuita" w:date="2026-08-06T00:00:00Z">
+        <w:r>
+          <w:rPr>
+            <w:rFonts w:ascii="Times New Roman" w:eastAsia="Times New Roman" w:hAnsi="Times New Roman" w:cs="Times New Roman"/>
+            <w:sz w:val="24"/>
+            <w:szCs w:val="24"/>
+          </w:rPr>
+          <w:t xml:space="preserve"> Even in relatively well-sampled provinces such as the Atlantic Forest, many epiphyte species have restricted distributions and high vulnerability to extinction (Leão et al., 2023), suggesting that improved data completeness does not guarantee adequate representation of narrow-ranged species.</w:t>
+        </w:r>
+      </w:ins>
     </w:p>
     <w:p>
       <w:pPr>
@@ -3627,7 +3794,39 @@
           <w:sz w:val="24"/>
           <w:szCs w:val="24"/>
         </w:rPr>
-        <w:t xml:space="preserve"> in epiphytic vascular plants, identifying priority areas and families that require further sampling efforts. We found severe under-sampling within key biodiversity regions either with a low number of records (Amazonia, Savannas and Southern Arid Zones), or for the biodiversity shortfalls (Mesoamerica and the Caribbean, Andes and Sub-Andean Regions and Eastern South American Forests), which limits our ability to accurately assess epiphyte diversity. Addressing these shortfalls is essential for improving biodiversity databases and ensuring that conservation strategies are based on accurate and representative data. Expanding targeted field explorations in under-sampled regions, including and describing shortfalls in other families, alongside the curation and mobilization of herbarium specimens, will be crucial to enhancing data completeness. Moreover, strengthening collaborative efforts among herbaria and research institutions will provide a more spatially balanced and taxonomically comprehensive picture of Neotropical epiphyte diversity. Such proactive approaches will enable better-informed conservation assessments and facilitate long-term studies on biodiversity responses to anthropogenic pressures.</w:t>
+        <w:t xml:space="preserve">
+           in epiphytic vascular plants, identifying priority areas and families that require further sampling efforts. We found severe under-sampling within key biodiversity regions either with a low number of records (Amazonia, Savannas and Southern Arid Zones), or for the biodiversity shortfalls (Mesoamerica and the Caribbean, Andes and Sub-Andean Regions and Eastern South American Forests), which limits our ability to accurately assess epiphyte diversity. Addressing these shortfalls is essential for improving biodiversity databases and ensuring that conservation strategies are based on accurate and representative data. Expanding targeted field explorations in under-sampled regions, including and describing shortfalls in other families, alongside the curation and mobilization of herbarium specimens, will be crucial to enhancing data completeness. Moreover, strengthening collaborative efforts among herbaria and research institutions will provide a more spatially balanced and taxonomically comprehensive picture of Neotropical epiphyte diversity. 
+          <w:ins w:id="209" w:author="Maria Carmona-Higuita" w:date="2026-08-06T00:00:00Z">
+            <w:r>
+              <w:rPr>
+                <w:rFonts w:ascii="Times New Roman" w:eastAsia="Times New Roman" w:hAnsi="Times New Roman" w:cs="Times New Roman"/>
+                <w:sz w:val="24"/>
+                <w:szCs w:val="24"/>
+              </w:rPr>
+              <w:t xml:space="preserve">Given that approximately half of angiosperm epiphyte species globally are rare with small range sizes (Svahnström et al., 2025), and that conservation prioritization for this group is still nascent (Vitt et al., 2023), addressing these data shortfalls is not merely a scientific priority — it is a prerequisite for effective conservation action. </w:t>
+            </w:r>
+          </w:ins>
+          <w:del w:id="966" w:author="Copyeditor" w:date="2026-08-06T00:00:00Z">
+            <w:r>
+              <w:rPr>
+                <w:rFonts w:ascii="Times New Roman" w:eastAsia="Times New Roman" w:hAnsi="Times New Roman" w:cs="Times New Roman"/>
+                <w:sz w:val="24"/>
+                <w:szCs w:val="24"/>
+              </w:rPr>
+              <w:delText xml:space="preserve">Such proactive approaches will enable better-informed conservation assessments and facilitate long-term studies on biodiversity responses to anthropogenic pressures.</w:delText>
+            </w:r>
+          </w:del>
+          <w:ins w:id="967" w:author="Copyeditor" w:date="2026-08-06T00:00:00Z">
+            <w:r>
+              <w:rPr>
+                <w:rFonts w:ascii="Times New Roman" w:eastAsia="Times New Roman" w:hAnsi="Times New Roman" w:cs="Times New Roman"/>
+                <w:sz w:val="24"/>
+                <w:szCs w:val="24"/>
+              </w:rPr>
+              <w:t xml:space="preserve">Such proactive approaches will enable more reliable conservation assessments and long-term monitoring of epiphyte responses to habitat loss and climate change.</w:t>
+            </w:r>
+          </w:ins>
+        </w:t>
       </w:r>
       <w:r>
         <w:rPr>
@@ -3676,7 +3875,30 @@
               <w:sz w:val="24"/>
               <w:szCs w:val="24"/>
             </w:rPr>
-            <w:t xml:space="preserve">Figure 1. Geographic distribution of epiphyte species records for the five most diverse epiphyte families in the Neotropics at a grid cell resolution of ≈ 55 km at the equator. The bivariate map shows species richness (x-axis) and number of occurrence records (y-axis) per grid cell, with values categorized into quartiles. Data were compiled from Carmona-Higuita et al., 2023 and mapped using the Behrmann projection. White cells indicate areas with no recorded occurrences. Areas with high record density generally coincide with high species richness, particularly in the Andes, Central America, and the Atlantic Forest, while some regions (e.g., the Amazon Basin) show relatively high species numbers with fewer records, suggesting potential under-sampling. </w:t>
+            <w:t xml:space="preserve">
+              Figure 1. Geographic distribution of epiphyte species records for the five most diverse epiphyte families in the Neotropics at a grid cell resolution of ≈ 55 km at the equator. The bivariate map shows species richness (x-axis) and number of occurrence records (y-axis) per grid cell, 
+              <w:del w:id="962" w:author="Copyeditor" w:date="2026-08-06T00:00:00Z">
+                <w:r>
+                  <w:rPr>
+                    <w:rFonts w:ascii="Times New Roman" w:eastAsia="Times New Roman" w:hAnsi="Times New Roman" w:cs="Times New Roman"/>
+                    <w:sz w:val="24"/>
+                    <w:szCs w:val="24"/>
+                  </w:rPr>
+                  <w:delText xml:space="preserve">with values categorized into quartiles</w:delText>
+                </w:r>
+              </w:del>
+              <w:ins w:id="963" w:author="Copyeditor" w:date="2026-08-06T00:00:00Z">
+                <w:r>
+                  <w:rPr>
+                    <w:rFonts w:ascii="Times New Roman" w:eastAsia="Times New Roman" w:hAnsi="Times New Roman" w:cs="Times New Roman"/>
+                    <w:sz w:val="24"/>
+                    <w:szCs w:val="24"/>
+                  </w:rPr>
+                  <w:t xml:space="preserve">with each axis divided into four equal-frequency classes for visualization</w:t>
+                </w:r>
+              </w:ins>
+              . Data were compiled from Carmona-Higuita et al., 2023 and mapped using the Behrmann projection. White cells indicate areas with no recorded occurrences. Areas with high record density generally coincide with high species richness, particularly in the Andes, Central America, and the Atlantic Forest, while some regions (e.g., the Amazon Basin) show relatively high species numbers with fewer records, suggesting potential under-sampling. 
+            </w:t>
           </w:r>
         </w:sdtContent>
       </w:sdt>
@@ -6889,75 +7111,39 @@
         <w:spacing w:after="0"/>
         <w:ind w:left="720" w:hanging="720"/>
         <w:rPr>
-          <w:rFonts w:ascii="Times New Roman" w:eastAsia="Times New Roman" w:hAnsi="Times New Roman" w:cs="Times New Roman"/>
-          <w:sz w:val="24"/>
-          <w:szCs w:val="24"/>
-          <w:lang w:val="es-ES"/>
-        </w:rPr>
-      </w:pPr>
-      <w:r>
-        <w:rPr>
-          <w:rFonts w:ascii="Times New Roman" w:eastAsia="Times New Roman" w:hAnsi="Times New Roman" w:cs="Times New Roman"/>
-          <w:sz w:val="24"/>
-          <w:szCs w:val="24"/>
-        </w:rPr>
-        <w:t xml:space="preserve">Leite, G. A., Pinheiro, R. T., Marcelino, D. G., Figueira, J. E. C., &amp; Delabie, J. H. C. (2013). Foraging Behavior of Kaempfer’s Woodpecker ( </w:t>
-      </w:r>
-      <w:r>
-        <w:rPr>
-          <w:rFonts w:ascii="Times New Roman" w:eastAsia="Times New Roman" w:hAnsi="Times New Roman" w:cs="Times New Roman"/>
-          <w:i/>
-          <w:sz w:val="24"/>
-          <w:szCs w:val="24"/>
-        </w:rPr>
-        <w:t>Celeus obrieni</w:t>
-      </w:r>
-      <w:r>
-        <w:rPr>
-          <w:rFonts w:ascii="Times New Roman" w:eastAsia="Times New Roman" w:hAnsi="Times New Roman" w:cs="Times New Roman"/>
-          <w:sz w:val="24"/>
-          <w:szCs w:val="24"/>
-        </w:rPr>
-        <w:t xml:space="preserve"> ), a Bamboo Specialist. </w:t>
-      </w:r>
-      <w:r>
-        <w:rPr>
-          <w:rFonts w:ascii="Times New Roman" w:eastAsia="Times New Roman" w:hAnsi="Times New Roman" w:cs="Times New Roman"/>
-          <w:i/>
-          <w:sz w:val="24"/>
-          <w:szCs w:val="24"/>
-          <w:lang w:val="es-ES"/>
-        </w:rPr>
-        <w:t>The Condor</w:t>
-      </w:r>
-      <w:r>
-        <w:rPr>
-          <w:rFonts w:ascii="Times New Roman" w:eastAsia="Times New Roman" w:hAnsi="Times New Roman" w:cs="Times New Roman"/>
-          <w:sz w:val="24"/>
-          <w:szCs w:val="24"/>
-          <w:lang w:val="es-ES"/>
-        </w:rPr>
-        <w:t xml:space="preserve">, </w:t>
-      </w:r>
-      <w:r>
-        <w:rPr>
-          <w:rFonts w:ascii="Times New Roman" w:eastAsia="Times New Roman" w:hAnsi="Times New Roman" w:cs="Times New Roman"/>
-          <w:i/>
-          <w:sz w:val="24"/>
-          <w:szCs w:val="24"/>
-          <w:lang w:val="es-ES"/>
-        </w:rPr>
-        <w:t>115</w:t>
-      </w:r>
-      <w:r>
-        <w:rPr>
-          <w:rFonts w:ascii="Times New Roman" w:eastAsia="Times New Roman" w:hAnsi="Times New Roman" w:cs="Times New Roman"/>
-          <w:sz w:val="24"/>
-          <w:szCs w:val="24"/>
-          <w:lang w:val="es-ES"/>
-        </w:rPr>
-        <w:t>(2), 221–229. https://doi.org/10.1525/cond.2013.120062</w:t>
-      </w:r>
+          <w:ins w:id="200" w:author="Maria Carmona-Higuita" w:date="2026-08-06T00:00:00Z"/>
+          <w:rFonts w:ascii="Times New Roman" w:eastAsia="Times New Roman" w:hAnsi="Times New Roman" w:cs="Times New Roman"/>
+          <w:sz w:val="24"/>
+          <w:szCs w:val="24"/>
+        </w:rPr>
+      </w:pPr>
+      <w:ins w:id="201" w:author="Maria Carmona-Higuita" w:date="2026-08-06T00:00:00Z">
+        <w:r>
+          <w:rPr>
+            <w:rFonts w:ascii="Times New Roman" w:eastAsia="Times New Roman" w:hAnsi="Times New Roman" w:cs="Times New Roman"/>
+            <w:sz w:val="24"/>
+            <w:szCs w:val="24"/>
+          </w:rPr>
+          <w:t xml:space="preserve">Leão, T. C. C., Reich, P. B., &amp; Nic Lughadha, E. (2023). The geographic range size and vulnerability to extinction of angiosperm epiphytes in the Atlantic Forest of Brazil. </w:t>
+        </w:r>
+        <w:r>
+          <w:rPr>
+            <w:rFonts w:ascii="Times New Roman" w:eastAsia="Times New Roman" w:hAnsi="Times New Roman" w:cs="Times New Roman"/>
+            <w:i/>
+            <w:sz w:val="24"/>
+            <w:szCs w:val="24"/>
+          </w:rPr>
+          <w:t xml:space="preserve">Global Ecology and Biogeography</w:t>
+        </w:r>
+        <w:r>
+          <w:rPr>
+            <w:rFonts w:ascii="Times New Roman" w:eastAsia="Times New Roman" w:hAnsi="Times New Roman" w:cs="Times New Roman"/>
+            <w:sz w:val="24"/>
+            <w:szCs w:val="24"/>
+          </w:rPr>
+          <w:t xml:space="preserve">, 32, 1607–1617. https://doi.org/10.1111/geb.13718</w:t>
+        </w:r>
+      </w:ins>
     </w:p>
     <w:p>
       <w:pPr>
@@ -6974,40 +7160,50 @@
           <w:rFonts w:ascii="Times New Roman" w:eastAsia="Times New Roman" w:hAnsi="Times New Roman" w:cs="Times New Roman"/>
           <w:sz w:val="24"/>
           <w:szCs w:val="24"/>
-        </w:rPr>
-      </w:pPr>
-      <w:r>
-        <w:rPr>
-          <w:rFonts w:ascii="Times New Roman" w:eastAsia="Times New Roman" w:hAnsi="Times New Roman" w:cs="Times New Roman"/>
-          <w:sz w:val="24"/>
-          <w:szCs w:val="24"/>
           <w:lang w:val="es-ES"/>
         </w:rPr>
-        <w:lastRenderedPageBreak/>
-        <w:t xml:space="preserve">Lobo, J. M., Hortal, J., Yela, J. L., Millán, A., Sánchez-Fernández, D., García-Roselló, E., González-Dacosta, J., Heine, J., González-Vilas, L., &amp; Guisande, C. (2018). </w:t>
-      </w:r>
-      <w:r>
-        <w:rPr>
-          <w:rFonts w:ascii="Times New Roman" w:eastAsia="Times New Roman" w:hAnsi="Times New Roman" w:cs="Times New Roman"/>
-          <w:sz w:val="24"/>
-          <w:szCs w:val="24"/>
-        </w:rPr>
-        <w:t xml:space="preserve">KnowBR: An application to map the geographical variation of survey effort and identify well-surveyed areas from biodiversity databases. </w:t>
-      </w:r>
-      <w:r>
-        <w:rPr>
-          <w:rFonts w:ascii="Times New Roman" w:eastAsia="Times New Roman" w:hAnsi="Times New Roman" w:cs="Times New Roman"/>
-          <w:i/>
-          <w:sz w:val="24"/>
-          <w:szCs w:val="24"/>
-        </w:rPr>
-        <w:t>Ecological Indicators</w:t>
-      </w:r>
-      <w:r>
-        <w:rPr>
-          <w:rFonts w:ascii="Times New Roman" w:eastAsia="Times New Roman" w:hAnsi="Times New Roman" w:cs="Times New Roman"/>
-          <w:sz w:val="24"/>
-          <w:szCs w:val="24"/>
+      </w:pPr>
+      <w:r>
+        <w:rPr>
+          <w:rFonts w:ascii="Times New Roman" w:eastAsia="Times New Roman" w:hAnsi="Times New Roman" w:cs="Times New Roman"/>
+          <w:sz w:val="24"/>
+          <w:szCs w:val="24"/>
+        </w:rPr>
+        <w:t xml:space="preserve">Leite, G. A., Pinheiro, R. T., Marcelino, D. G., Figueira, J. E. C., &amp; Delabie, J. H. C. (2013). Foraging Behavior of Kaempfer’s Woodpecker ( </w:t>
+      </w:r>
+      <w:r>
+        <w:rPr>
+          <w:rFonts w:ascii="Times New Roman" w:eastAsia="Times New Roman" w:hAnsi="Times New Roman" w:cs="Times New Roman"/>
+          <w:i/>
+          <w:sz w:val="24"/>
+          <w:szCs w:val="24"/>
+        </w:rPr>
+        <w:t>Celeus obrieni</w:t>
+      </w:r>
+      <w:r>
+        <w:rPr>
+          <w:rFonts w:ascii="Times New Roman" w:eastAsia="Times New Roman" w:hAnsi="Times New Roman" w:cs="Times New Roman"/>
+          <w:sz w:val="24"/>
+          <w:szCs w:val="24"/>
+        </w:rPr>
+        <w:t xml:space="preserve"> ), a Bamboo Specialist. </w:t>
+      </w:r>
+      <w:r>
+        <w:rPr>
+          <w:rFonts w:ascii="Times New Roman" w:eastAsia="Times New Roman" w:hAnsi="Times New Roman" w:cs="Times New Roman"/>
+          <w:i/>
+          <w:sz w:val="24"/>
+          <w:szCs w:val="24"/>
+          <w:lang w:val="es-ES"/>
+        </w:rPr>
+        <w:t>The Condor</w:t>
+      </w:r>
+      <w:r>
+        <w:rPr>
+          <w:rFonts w:ascii="Times New Roman" w:eastAsia="Times New Roman" w:hAnsi="Times New Roman" w:cs="Times New Roman"/>
+          <w:sz w:val="24"/>
+          <w:szCs w:val="24"/>
+          <w:lang w:val="es-ES"/>
         </w:rPr>
         <w:t xml:space="preserve">, </w:t>
       </w:r>
@@ -7017,16 +7213,18 @@
           <w:i/>
           <w:sz w:val="24"/>
           <w:szCs w:val="24"/>
-        </w:rPr>
-        <w:t>91</w:t>
-      </w:r>
-      <w:r>
-        <w:rPr>
-          <w:rFonts w:ascii="Times New Roman" w:eastAsia="Times New Roman" w:hAnsi="Times New Roman" w:cs="Times New Roman"/>
-          <w:sz w:val="24"/>
-          <w:szCs w:val="24"/>
-        </w:rPr>
-        <w:t>, 241–248. https://doi.org/10.1016/j.ecolind.2018.03.077</w:t>
+          <w:lang w:val="es-ES"/>
+        </w:rPr>
+        <w:t>115</w:t>
+      </w:r>
+      <w:r>
+        <w:rPr>
+          <w:rFonts w:ascii="Times New Roman" w:eastAsia="Times New Roman" w:hAnsi="Times New Roman" w:cs="Times New Roman"/>
+          <w:sz w:val="24"/>
+          <w:szCs w:val="24"/>
+          <w:lang w:val="es-ES"/>
+        </w:rPr>
+        <w:t>(2), 221–229. https://doi.org/10.1525/cond.2013.120062</w:t>
       </w:r>
     </w:p>
     <w:p>
@@ -7051,44 +7249,52 @@
           <w:rFonts w:ascii="Times New Roman" w:eastAsia="Times New Roman" w:hAnsi="Times New Roman" w:cs="Times New Roman"/>
           <w:sz w:val="24"/>
           <w:szCs w:val="24"/>
-        </w:rPr>
-        <w:t xml:space="preserve">Lomolino, M. V. (2004). Conservation biogeography. </w:t>
-      </w:r>
-      <w:r>
-        <w:rPr>
-          <w:rFonts w:ascii="Times New Roman" w:eastAsia="Times New Roman" w:hAnsi="Times New Roman" w:cs="Times New Roman"/>
-          <w:sz w:val="24"/>
-          <w:szCs w:val="24"/>
-          <w:lang w:val="it-IT"/>
-        </w:rPr>
-        <w:t xml:space="preserve">In </w:t>
-      </w:r>
-      <w:r>
-        <w:rPr>
-          <w:rFonts w:ascii="Times New Roman" w:eastAsia="Times New Roman" w:hAnsi="Times New Roman" w:cs="Times New Roman"/>
-          <w:i/>
-          <w:sz w:val="24"/>
-          <w:szCs w:val="24"/>
-          <w:lang w:val="it-IT"/>
-        </w:rPr>
-        <w:t xml:space="preserve">Lomolino, L. R. Heaney. </w:t>
-      </w:r>
-      <w:r>
-        <w:rPr>
-          <w:rFonts w:ascii="Times New Roman" w:eastAsia="Times New Roman" w:hAnsi="Times New Roman" w:cs="Times New Roman"/>
-          <w:i/>
-          <w:sz w:val="24"/>
-          <w:szCs w:val="24"/>
-        </w:rPr>
-        <w:t>2004. Frontiers of Biogeography: New Directions in the Geography of Nature.</w:t>
-      </w:r>
-      <w:r>
-        <w:rPr>
-          <w:rFonts w:ascii="Times New Roman" w:eastAsia="Times New Roman" w:hAnsi="Times New Roman" w:cs="Times New Roman"/>
-          <w:sz w:val="24"/>
-          <w:szCs w:val="24"/>
-        </w:rPr>
-        <w:t xml:space="preserve"> (p. 293). Sinauer Associates, Inc.</w:t>
+          <w:lang w:val="es-ES"/>
+        </w:rPr>
+        <w:lastRenderedPageBreak/>
+        <w:t xml:space="preserve">Lobo, J. M., Hortal, J., Yela, J. L., Millán, A., Sánchez-Fernández, D., García-Roselló, E., González-Dacosta, J., Heine, J., González-Vilas, L., &amp; Guisande, C. (2018). </w:t>
+      </w:r>
+      <w:r>
+        <w:rPr>
+          <w:rFonts w:ascii="Times New Roman" w:eastAsia="Times New Roman" w:hAnsi="Times New Roman" w:cs="Times New Roman"/>
+          <w:sz w:val="24"/>
+          <w:szCs w:val="24"/>
+        </w:rPr>
+        <w:t xml:space="preserve">KnowBR: An application to map the geographical variation of survey effort and identify well-surveyed areas from biodiversity databases. </w:t>
+      </w:r>
+      <w:r>
+        <w:rPr>
+          <w:rFonts w:ascii="Times New Roman" w:eastAsia="Times New Roman" w:hAnsi="Times New Roman" w:cs="Times New Roman"/>
+          <w:i/>
+          <w:sz w:val="24"/>
+          <w:szCs w:val="24"/>
+        </w:rPr>
+        <w:t>Ecological Indicators</w:t>
+      </w:r>
+      <w:r>
+        <w:rPr>
+          <w:rFonts w:ascii="Times New Roman" w:eastAsia="Times New Roman" w:hAnsi="Times New Roman" w:cs="Times New Roman"/>
+          <w:sz w:val="24"/>
+          <w:szCs w:val="24"/>
+        </w:rPr>
+        <w:t xml:space="preserve">, </w:t>
+      </w:r>
+      <w:r>
+        <w:rPr>
+          <w:rFonts w:ascii="Times New Roman" w:eastAsia="Times New Roman" w:hAnsi="Times New Roman" w:cs="Times New Roman"/>
+          <w:i/>
+          <w:sz w:val="24"/>
+          <w:szCs w:val="24"/>
+        </w:rPr>
+        <w:t>91</w:t>
+      </w:r>
+      <w:r>
+        <w:rPr>
+          <w:rFonts w:ascii="Times New Roman" w:eastAsia="Times New Roman" w:hAnsi="Times New Roman" w:cs="Times New Roman"/>
+          <w:sz w:val="24"/>
+          <w:szCs w:val="24"/>
+        </w:rPr>
+        <w:t>, 241–248. https://doi.org/10.1016/j.ecolind.2018.03.077</w:t>
       </w:r>
     </w:p>
     <w:p>
@@ -7114,24 +7320,43 @@
           <w:sz w:val="24"/>
           <w:szCs w:val="24"/>
         </w:rPr>
-        <w:t xml:space="preserve">Luján, M., Lemos, R. M., Lucas, E., Michelangeli, F. A., Prance, G., Pennington, T. D., Rzedowski, J., Santamaría-Aguilar, D., Serpell, E., Sothers, C., &amp; Zuntini, A. R. (2023). </w:t>
-      </w:r>
-      <w:r>
-        <w:rPr>
-          <w:rFonts w:ascii="Times New Roman" w:eastAsia="Times New Roman" w:hAnsi="Times New Roman" w:cs="Times New Roman"/>
-          <w:i/>
-          <w:sz w:val="24"/>
-          <w:szCs w:val="24"/>
-        </w:rPr>
-        <w:t>Trials and tribulations of Neotropical plant taxonomy: Pace of tree species description</w:t>
-      </w:r>
-      <w:r>
-        <w:rPr>
-          <w:rFonts w:ascii="Times New Roman" w:eastAsia="Times New Roman" w:hAnsi="Times New Roman" w:cs="Times New Roman"/>
-          <w:sz w:val="24"/>
-          <w:szCs w:val="24"/>
-        </w:rPr>
-        <w:t>. Plant Biology. https://doi.org/10.1101/2023.09.05.556231</w:t>
+        <w:t xml:space="preserve">Lomolino, M. V. (2004). Conservation biogeography. </w:t>
+      </w:r>
+      <w:r>
+        <w:rPr>
+          <w:rFonts w:ascii="Times New Roman" w:eastAsia="Times New Roman" w:hAnsi="Times New Roman" w:cs="Times New Roman"/>
+          <w:sz w:val="24"/>
+          <w:szCs w:val="24"/>
+          <w:lang w:val="it-IT"/>
+        </w:rPr>
+        <w:t xml:space="preserve">In </w:t>
+      </w:r>
+      <w:r>
+        <w:rPr>
+          <w:rFonts w:ascii="Times New Roman" w:eastAsia="Times New Roman" w:hAnsi="Times New Roman" w:cs="Times New Roman"/>
+          <w:i/>
+          <w:sz w:val="24"/>
+          <w:szCs w:val="24"/>
+          <w:lang w:val="it-IT"/>
+        </w:rPr>
+        <w:t xml:space="preserve">Lomolino, L. R. Heaney. </w:t>
+      </w:r>
+      <w:r>
+        <w:rPr>
+          <w:rFonts w:ascii="Times New Roman" w:eastAsia="Times New Roman" w:hAnsi="Times New Roman" w:cs="Times New Roman"/>
+          <w:i/>
+          <w:sz w:val="24"/>
+          <w:szCs w:val="24"/>
+        </w:rPr>
+        <w:t>2004. Frontiers of Biogeography: New Directions in the Geography of Nature.</w:t>
+      </w:r>
+      <w:r>
+        <w:rPr>
+          <w:rFonts w:ascii="Times New Roman" w:eastAsia="Times New Roman" w:hAnsi="Times New Roman" w:cs="Times New Roman"/>
+          <w:sz w:val="24"/>
+          <w:szCs w:val="24"/>
+        </w:rPr>
+        <w:t xml:space="preserve"> (p. 293). Sinauer Associates, Inc.</w:t>
       </w:r>
     </w:p>
     <w:p>
@@ -7157,41 +7382,24 @@
           <w:sz w:val="24"/>
           <w:szCs w:val="24"/>
         </w:rPr>
-        <w:t xml:space="preserve">Maldonado, C., Molina, C. I., Zizka, A., Persson, C., Taylor, C. M., Albán, J., Chilquillo, E., Rønsted, N., &amp; Antonelli, A. (2015). Estimating species diversity and distribution in the era of Big Data: To what extent can we trust public databases? </w:t>
-      </w:r>
-      <w:r>
-        <w:rPr>
-          <w:rFonts w:ascii="Times New Roman" w:eastAsia="Times New Roman" w:hAnsi="Times New Roman" w:cs="Times New Roman"/>
-          <w:i/>
-          <w:sz w:val="24"/>
-          <w:szCs w:val="24"/>
-        </w:rPr>
-        <w:t>Global Ecology and Biogeography</w:t>
-      </w:r>
-      <w:r>
-        <w:rPr>
-          <w:rFonts w:ascii="Times New Roman" w:eastAsia="Times New Roman" w:hAnsi="Times New Roman" w:cs="Times New Roman"/>
-          <w:sz w:val="24"/>
-          <w:szCs w:val="24"/>
-        </w:rPr>
-        <w:t xml:space="preserve">, </w:t>
-      </w:r>
-      <w:r>
-        <w:rPr>
-          <w:rFonts w:ascii="Times New Roman" w:eastAsia="Times New Roman" w:hAnsi="Times New Roman" w:cs="Times New Roman"/>
-          <w:i/>
-          <w:sz w:val="24"/>
-          <w:szCs w:val="24"/>
-        </w:rPr>
-        <w:t>24</w:t>
-      </w:r>
-      <w:r>
-        <w:rPr>
-          <w:rFonts w:ascii="Times New Roman" w:eastAsia="Times New Roman" w:hAnsi="Times New Roman" w:cs="Times New Roman"/>
-          <w:sz w:val="24"/>
-          <w:szCs w:val="24"/>
-        </w:rPr>
-        <w:t>(8), 973–984. https://doi.org/10.1111/geb.12326</w:t>
+        <w:t xml:space="preserve">Luján, M., Lemos, R. M., Lucas, E., Michelangeli, F. A., Prance, G., Pennington, T. D., Rzedowski, J., Santamaría-Aguilar, D., Serpell, E., Sothers, C., &amp; Zuntini, A. R. (2023). </w:t>
+      </w:r>
+      <w:r>
+        <w:rPr>
+          <w:rFonts w:ascii="Times New Roman" w:eastAsia="Times New Roman" w:hAnsi="Times New Roman" w:cs="Times New Roman"/>
+          <w:i/>
+          <w:sz w:val="24"/>
+          <w:szCs w:val="24"/>
+        </w:rPr>
+        <w:t>Trials and tribulations of Neotropical plant taxonomy: Pace of tree species description</w:t>
+      </w:r>
+      <w:r>
+        <w:rPr>
+          <w:rFonts w:ascii="Times New Roman" w:eastAsia="Times New Roman" w:hAnsi="Times New Roman" w:cs="Times New Roman"/>
+          <w:sz w:val="24"/>
+          <w:szCs w:val="24"/>
+        </w:rPr>
+        <w:t>. Plant Biology. https://doi.org/10.1101/2023.09.05.556231</w:t>
       </w:r>
     </w:p>
     <w:p>
@@ -7217,16 +7425,16 @@
           <w:sz w:val="24"/>
           <w:szCs w:val="24"/>
         </w:rPr>
-        <w:t xml:space="preserve">Marin, A. C., Wolf, J. H. D., Oostermeijer, J. G. B., &amp; den Nijs, J. C. M. (2008). Establishment of Epiphytic Bromeliads in Successional Tropical Premontane Forests in Costa Rica. </w:t>
-      </w:r>
-      <w:r>
-        <w:rPr>
-          <w:rFonts w:ascii="Times New Roman" w:eastAsia="Times New Roman" w:hAnsi="Times New Roman" w:cs="Times New Roman"/>
-          <w:i/>
-          <w:sz w:val="24"/>
-          <w:szCs w:val="24"/>
-        </w:rPr>
-        <w:t>Biotropica</w:t>
+        <w:t xml:space="preserve">Maldonado, C., Molina, C. I., Zizka, A., Persson, C., Taylor, C. M., Albán, J., Chilquillo, E., Rønsted, N., &amp; Antonelli, A. (2015). Estimating species diversity and distribution in the era of Big Data: To what extent can we trust public databases? </w:t>
+      </w:r>
+      <w:r>
+        <w:rPr>
+          <w:rFonts w:ascii="Times New Roman" w:eastAsia="Times New Roman" w:hAnsi="Times New Roman" w:cs="Times New Roman"/>
+          <w:i/>
+          <w:sz w:val="24"/>
+          <w:szCs w:val="24"/>
+        </w:rPr>
+        <w:t>Global Ecology and Biogeography</w:t>
       </w:r>
       <w:r>
         <w:rPr>
@@ -7243,15 +7451,15 @@
           <w:sz w:val="24"/>
           <w:szCs w:val="24"/>
         </w:rPr>
-        <w:t>40</w:t>
-      </w:r>
-      <w:r>
-        <w:rPr>
-          <w:rFonts w:ascii="Times New Roman" w:eastAsia="Times New Roman" w:hAnsi="Times New Roman" w:cs="Times New Roman"/>
-          <w:sz w:val="24"/>
-          <w:szCs w:val="24"/>
-        </w:rPr>
-        <w:t>(4), 441–448.</w:t>
+        <w:t>24</w:t>
+      </w:r>
+      <w:r>
+        <w:rPr>
+          <w:rFonts w:ascii="Times New Roman" w:eastAsia="Times New Roman" w:hAnsi="Times New Roman" w:cs="Times New Roman"/>
+          <w:sz w:val="24"/>
+          <w:szCs w:val="24"/>
+        </w:rPr>
+        <w:t>(8), 973–984. https://doi.org/10.1111/geb.12326</w:t>
       </w:r>
     </w:p>
     <w:p>
@@ -7277,17 +7485,16 @@
           <w:sz w:val="24"/>
           <w:szCs w:val="24"/>
         </w:rPr>
-        <w:lastRenderedPageBreak/>
-        <w:t xml:space="preserve">Mendieta-Leiva, G., Ramos, F. N., Elias, J. P. C., Zotz, G., Acuña-Tarazona, M., Alvim, F. S., Barbosa, D. E. F., Basílio, G. A., Batke, S. P., Benavides, A. M., Blum, C. T., Boelter, C. R., Brancalion, P. H. S., Carmona, M. J., Carvalho, L. P., de la Rosa-Manzano, E., Einzmann, H. J. R., Fernández, M., Furtado, S. G., … Jiménez-Alfaro, B. (2020). EpIG-DB: A database of vascular epiphyte assemblages in the Neotropics. </w:t>
-      </w:r>
-      <w:r>
-        <w:rPr>
-          <w:rFonts w:ascii="Times New Roman" w:eastAsia="Times New Roman" w:hAnsi="Times New Roman" w:cs="Times New Roman"/>
-          <w:i/>
-          <w:sz w:val="24"/>
-          <w:szCs w:val="24"/>
-        </w:rPr>
-        <w:t>Journal of Vegetation Science</w:t>
+        <w:t xml:space="preserve">Marin, A. C., Wolf, J. H. D., Oostermeijer, J. G. B., &amp; den Nijs, J. C. M. (2008). Establishment of Epiphytic Bromeliads in Successional Tropical Premontane Forests in Costa Rica. </w:t>
+      </w:r>
+      <w:r>
+        <w:rPr>
+          <w:rFonts w:ascii="Times New Roman" w:eastAsia="Times New Roman" w:hAnsi="Times New Roman" w:cs="Times New Roman"/>
+          <w:i/>
+          <w:sz w:val="24"/>
+          <w:szCs w:val="24"/>
+        </w:rPr>
+        <w:t>Biotropica</w:t>
       </w:r>
       <w:r>
         <w:rPr>
@@ -7304,15 +7511,15 @@
           <w:sz w:val="24"/>
           <w:szCs w:val="24"/>
         </w:rPr>
-        <w:t>31</w:t>
-      </w:r>
-      <w:r>
-        <w:rPr>
-          <w:rFonts w:ascii="Times New Roman" w:eastAsia="Times New Roman" w:hAnsi="Times New Roman" w:cs="Times New Roman"/>
-          <w:sz w:val="24"/>
-          <w:szCs w:val="24"/>
-        </w:rPr>
-        <w:t>(3), 1–11. https://doi.org/10.1111/jvs.12867</w:t>
+        <w:t>40</w:t>
+      </w:r>
+      <w:r>
+        <w:rPr>
+          <w:rFonts w:ascii="Times New Roman" w:eastAsia="Times New Roman" w:hAnsi="Times New Roman" w:cs="Times New Roman"/>
+          <w:sz w:val="24"/>
+          <w:szCs w:val="24"/>
+        </w:rPr>
+        <w:t>(4), 441–448.</w:t>
       </w:r>
     </w:p>
     <w:p>
@@ -7338,16 +7545,17 @@
           <w:sz w:val="24"/>
           <w:szCs w:val="24"/>
         </w:rPr>
-        <w:t xml:space="preserve">Mendieta-Leiva, G., &amp; Zotz, G. (2015). A conceptual framework for the analysis of vascular epiphyte assemblages. </w:t>
-      </w:r>
-      <w:r>
-        <w:rPr>
-          <w:rFonts w:ascii="Times New Roman" w:eastAsia="Times New Roman" w:hAnsi="Times New Roman" w:cs="Times New Roman"/>
-          <w:i/>
-          <w:sz w:val="24"/>
-          <w:szCs w:val="24"/>
-        </w:rPr>
-        <w:t>Perspectives in Plant Ecology, Evolution and Systematics</w:t>
+        <w:lastRenderedPageBreak/>
+        <w:t xml:space="preserve">Mendieta-Leiva, G., Ramos, F. N., Elias, J. P. C., Zotz, G., Acuña-Tarazona, M., Alvim, F. S., Barbosa, D. E. F., Basílio, G. A., Batke, S. P., Benavides, A. M., Blum, C. T., Boelter, C. R., Brancalion, P. H. S., Carmona, M. J., Carvalho, L. P., de la Rosa-Manzano, E., Einzmann, H. J. R., Fernández, M., Furtado, S. G., … Jiménez-Alfaro, B. (2020). EpIG-DB: A database of vascular epiphyte assemblages in the Neotropics. </w:t>
+      </w:r>
+      <w:r>
+        <w:rPr>
+          <w:rFonts w:ascii="Times New Roman" w:eastAsia="Times New Roman" w:hAnsi="Times New Roman" w:cs="Times New Roman"/>
+          <w:i/>
+          <w:sz w:val="24"/>
+          <w:szCs w:val="24"/>
+        </w:rPr>
+        <w:t>Journal of Vegetation Science</w:t>
       </w:r>
       <w:r>
         <w:rPr>
@@ -7364,15 +7572,15 @@
           <w:sz w:val="24"/>
           <w:szCs w:val="24"/>
         </w:rPr>
-        <w:t>17</w:t>
-      </w:r>
-      <w:r>
-        <w:rPr>
-          <w:rFonts w:ascii="Times New Roman" w:eastAsia="Times New Roman" w:hAnsi="Times New Roman" w:cs="Times New Roman"/>
-          <w:sz w:val="24"/>
-          <w:szCs w:val="24"/>
-        </w:rPr>
-        <w:t>(6), 510–521. https://doi.org/10.1016/j.ppees.2015.09.003</w:t>
+        <w:t>31</w:t>
+      </w:r>
+      <w:r>
+        <w:rPr>
+          <w:rFonts w:ascii="Times New Roman" w:eastAsia="Times New Roman" w:hAnsi="Times New Roman" w:cs="Times New Roman"/>
+          <w:sz w:val="24"/>
+          <w:szCs w:val="24"/>
+        </w:rPr>
+        <w:t>(3), 1–11. https://doi.org/10.1111/jvs.12867</w:t>
       </w:r>
     </w:p>
     <w:p>
@@ -7397,26 +7605,17 @@
           <w:rFonts w:ascii="Times New Roman" w:eastAsia="Times New Roman" w:hAnsi="Times New Roman" w:cs="Times New Roman"/>
           <w:sz w:val="24"/>
           <w:szCs w:val="24"/>
-          <w:lang w:val="de-DE"/>
-        </w:rPr>
-        <w:t xml:space="preserve">Meyer, C., Kreft, H., Guralnick, R., &amp; Jetz, W. (2015). </w:t>
-      </w:r>
-      <w:r>
-        <w:rPr>
-          <w:rFonts w:ascii="Times New Roman" w:eastAsia="Times New Roman" w:hAnsi="Times New Roman" w:cs="Times New Roman"/>
-          <w:sz w:val="24"/>
-          <w:szCs w:val="24"/>
-        </w:rPr>
-        <w:t xml:space="preserve">Global priorities for an effective information basis of biodiversity distributions. </w:t>
-      </w:r>
-      <w:r>
-        <w:rPr>
-          <w:rFonts w:ascii="Times New Roman" w:eastAsia="Times New Roman" w:hAnsi="Times New Roman" w:cs="Times New Roman"/>
-          <w:i/>
-          <w:sz w:val="24"/>
-          <w:szCs w:val="24"/>
-        </w:rPr>
-        <w:t>Nature Communications</w:t>
+        </w:rPr>
+        <w:t xml:space="preserve">Mendieta-Leiva, G., &amp; Zotz, G. (2015). A conceptual framework for the analysis of vascular epiphyte assemblages. </w:t>
+      </w:r>
+      <w:r>
+        <w:rPr>
+          <w:rFonts w:ascii="Times New Roman" w:eastAsia="Times New Roman" w:hAnsi="Times New Roman" w:cs="Times New Roman"/>
+          <w:i/>
+          <w:sz w:val="24"/>
+          <w:szCs w:val="24"/>
+        </w:rPr>
+        <w:t>Perspectives in Plant Ecology, Evolution and Systematics</w:t>
       </w:r>
       <w:r>
         <w:rPr>
@@ -7433,15 +7632,15 @@
           <w:sz w:val="24"/>
           <w:szCs w:val="24"/>
         </w:rPr>
-        <w:t>6</w:t>
-      </w:r>
-      <w:r>
-        <w:rPr>
-          <w:rFonts w:ascii="Times New Roman" w:eastAsia="Times New Roman" w:hAnsi="Times New Roman" w:cs="Times New Roman"/>
-          <w:sz w:val="24"/>
-          <w:szCs w:val="24"/>
-        </w:rPr>
-        <w:t>(1), 8221. https://doi.org/10.1038/ncomms9221</w:t>
+        <w:t>17</w:t>
+      </w:r>
+      <w:r>
+        <w:rPr>
+          <w:rFonts w:ascii="Times New Roman" w:eastAsia="Times New Roman" w:hAnsi="Times New Roman" w:cs="Times New Roman"/>
+          <w:sz w:val="24"/>
+          <w:szCs w:val="24"/>
+        </w:rPr>
+        <w:t>(6), 510–521. https://doi.org/10.1016/j.ppees.2015.09.003</w:t>
       </w:r>
     </w:p>
     <w:p>
@@ -7459,33 +7658,39 @@
           <w:rFonts w:ascii="Times New Roman" w:eastAsia="Times New Roman" w:hAnsi="Times New Roman" w:cs="Times New Roman"/>
           <w:sz w:val="24"/>
           <w:szCs w:val="24"/>
-          <w:lang w:val="es-ES"/>
-        </w:rPr>
-      </w:pPr>
-      <w:r>
-        <w:rPr>
-          <w:rFonts w:ascii="Times New Roman" w:eastAsia="Times New Roman" w:hAnsi="Times New Roman" w:cs="Times New Roman"/>
-          <w:sz w:val="24"/>
-          <w:szCs w:val="24"/>
-        </w:rPr>
-        <w:t xml:space="preserve">Meyer, C., Weigelt, P., &amp; Kreft, H. (2016). Multidimensional biases, gaps and uncertainties in global plant occurrence information. </w:t>
-      </w:r>
-      <w:r>
-        <w:rPr>
-          <w:rFonts w:ascii="Times New Roman" w:eastAsia="Times New Roman" w:hAnsi="Times New Roman" w:cs="Times New Roman"/>
-          <w:i/>
-          <w:sz w:val="24"/>
-          <w:szCs w:val="24"/>
-          <w:lang w:val="es-ES"/>
-        </w:rPr>
-        <w:t>Ecology Letters</w:t>
-      </w:r>
-      <w:r>
-        <w:rPr>
-          <w:rFonts w:ascii="Times New Roman" w:eastAsia="Times New Roman" w:hAnsi="Times New Roman" w:cs="Times New Roman"/>
-          <w:sz w:val="24"/>
-          <w:szCs w:val="24"/>
-          <w:lang w:val="es-ES"/>
+        </w:rPr>
+      </w:pPr>
+      <w:r>
+        <w:rPr>
+          <w:rFonts w:ascii="Times New Roman" w:eastAsia="Times New Roman" w:hAnsi="Times New Roman" w:cs="Times New Roman"/>
+          <w:sz w:val="24"/>
+          <w:szCs w:val="24"/>
+          <w:lang w:val="de-DE"/>
+        </w:rPr>
+        <w:t xml:space="preserve">Meyer, C., Kreft, H., Guralnick, R., &amp; Jetz, W. (2015). </w:t>
+      </w:r>
+      <w:r>
+        <w:rPr>
+          <w:rFonts w:ascii="Times New Roman" w:eastAsia="Times New Roman" w:hAnsi="Times New Roman" w:cs="Times New Roman"/>
+          <w:sz w:val="24"/>
+          <w:szCs w:val="24"/>
+        </w:rPr>
+        <w:t xml:space="preserve">Global priorities for an effective information basis of biodiversity distributions. </w:t>
+      </w:r>
+      <w:r>
+        <w:rPr>
+          <w:rFonts w:ascii="Times New Roman" w:eastAsia="Times New Roman" w:hAnsi="Times New Roman" w:cs="Times New Roman"/>
+          <w:i/>
+          <w:sz w:val="24"/>
+          <w:szCs w:val="24"/>
+        </w:rPr>
+        <w:t>Nature Communications</w:t>
+      </w:r>
+      <w:r>
+        <w:rPr>
+          <w:rFonts w:ascii="Times New Roman" w:eastAsia="Times New Roman" w:hAnsi="Times New Roman" w:cs="Times New Roman"/>
+          <w:sz w:val="24"/>
+          <w:szCs w:val="24"/>
         </w:rPr>
         <w:t xml:space="preserve">, </w:t>
       </w:r>
@@ -7495,18 +7700,16 @@
           <w:i/>
           <w:sz w:val="24"/>
           <w:szCs w:val="24"/>
-          <w:lang w:val="es-ES"/>
-        </w:rPr>
-        <w:t>19</w:t>
-      </w:r>
-      <w:r>
-        <w:rPr>
-          <w:rFonts w:ascii="Times New Roman" w:eastAsia="Times New Roman" w:hAnsi="Times New Roman" w:cs="Times New Roman"/>
-          <w:sz w:val="24"/>
-          <w:szCs w:val="24"/>
-          <w:lang w:val="es-ES"/>
-        </w:rPr>
-        <w:t>(8), 992–1006. https://doi.org/10.1111/ele.12624</w:t>
+        </w:rPr>
+        <w:t>6</w:t>
+      </w:r>
+      <w:r>
+        <w:rPr>
+          <w:rFonts w:ascii="Times New Roman" w:eastAsia="Times New Roman" w:hAnsi="Times New Roman" w:cs="Times New Roman"/>
+          <w:sz w:val="24"/>
+          <w:szCs w:val="24"/>
+        </w:rPr>
+        <w:t>(1), 8221. https://doi.org/10.1038/ncomms9221</w:t>
       </w:r>
     </w:p>
     <w:p>
@@ -7532,55 +7735,46 @@
           <w:rFonts w:ascii="Times New Roman" w:eastAsia="Times New Roman" w:hAnsi="Times New Roman" w:cs="Times New Roman"/>
           <w:sz w:val="24"/>
           <w:szCs w:val="24"/>
+        </w:rPr>
+        <w:t xml:space="preserve">Meyer, C., Weigelt, P., &amp; Kreft, H. (2016). Multidimensional biases, gaps and uncertainties in global plant occurrence information. </w:t>
+      </w:r>
+      <w:r>
+        <w:rPr>
+          <w:rFonts w:ascii="Times New Roman" w:eastAsia="Times New Roman" w:hAnsi="Times New Roman" w:cs="Times New Roman"/>
+          <w:i/>
+          <w:sz w:val="24"/>
+          <w:szCs w:val="24"/>
           <w:lang w:val="es-ES"/>
         </w:rPr>
-        <w:t xml:space="preserve">Morrone, J. J., Escalante, T., Rodríguez-Tapia, G., Carmona, A., Arana, M., &amp; Mercado-Gómez, J. D. (2022). </w:t>
-      </w:r>
-      <w:r>
-        <w:rPr>
-          <w:rFonts w:ascii="Times New Roman" w:eastAsia="Times New Roman" w:hAnsi="Times New Roman" w:cs="Times New Roman"/>
-          <w:sz w:val="24"/>
-          <w:szCs w:val="24"/>
-        </w:rPr>
-        <w:t xml:space="preserve">Biogeographic regionalization of the Neotropical region: New map and shapefile. </w:t>
-      </w:r>
-      <w:r>
-        <w:rPr>
-          <w:rFonts w:ascii="Times New Roman" w:eastAsia="Times New Roman" w:hAnsi="Times New Roman" w:cs="Times New Roman"/>
-          <w:i/>
+        <w:t>Ecology Letters</w:t>
+      </w:r>
+      <w:r>
+        <w:rPr>
+          <w:rFonts w:ascii="Times New Roman" w:eastAsia="Times New Roman" w:hAnsi="Times New Roman" w:cs="Times New Roman"/>
           <w:sz w:val="24"/>
           <w:szCs w:val="24"/>
           <w:lang w:val="es-ES"/>
         </w:rPr>
-        <w:t>Anais Da Academia Brasileira de Ciências</w:t>
-      </w:r>
-      <w:r>
-        <w:rPr>
-          <w:rFonts w:ascii="Times New Roman" w:eastAsia="Times New Roman" w:hAnsi="Times New Roman" w:cs="Times New Roman"/>
+        <w:t xml:space="preserve">, </w:t>
+      </w:r>
+      <w:r>
+        <w:rPr>
+          <w:rFonts w:ascii="Times New Roman" w:eastAsia="Times New Roman" w:hAnsi="Times New Roman" w:cs="Times New Roman"/>
+          <w:i/>
           <w:sz w:val="24"/>
           <w:szCs w:val="24"/>
           <w:lang w:val="es-ES"/>
         </w:rPr>
-        <w:t xml:space="preserve">, </w:t>
-      </w:r>
-      <w:r>
-        <w:rPr>
-          <w:rFonts w:ascii="Times New Roman" w:eastAsia="Times New Roman" w:hAnsi="Times New Roman" w:cs="Times New Roman"/>
-          <w:i/>
+        <w:t>19</w:t>
+      </w:r>
+      <w:r>
+        <w:rPr>
+          <w:rFonts w:ascii="Times New Roman" w:eastAsia="Times New Roman" w:hAnsi="Times New Roman" w:cs="Times New Roman"/>
           <w:sz w:val="24"/>
           <w:szCs w:val="24"/>
           <w:lang w:val="es-ES"/>
         </w:rPr>
-        <w:t>94</w:t>
-      </w:r>
-      <w:r>
-        <w:rPr>
-          <w:rFonts w:ascii="Times New Roman" w:eastAsia="Times New Roman" w:hAnsi="Times New Roman" w:cs="Times New Roman"/>
-          <w:sz w:val="24"/>
-          <w:szCs w:val="24"/>
-          <w:lang w:val="es-ES"/>
-        </w:rPr>
-        <w:t>(1), e20211167. https://doi.org/10.1590/0001-3765202220211167</w:t>
+        <w:t>(8), 992–1006. https://doi.org/10.1111/ele.12624</w:t>
       </w:r>
     </w:p>
     <w:p>
@@ -7598,31 +7792,42 @@
           <w:rFonts w:ascii="Times New Roman" w:eastAsia="Times New Roman" w:hAnsi="Times New Roman" w:cs="Times New Roman"/>
           <w:sz w:val="24"/>
           <w:szCs w:val="24"/>
-        </w:rPr>
-      </w:pPr>
-      <w:r>
-        <w:rPr>
-          <w:rFonts w:ascii="Times New Roman" w:eastAsia="Times New Roman" w:hAnsi="Times New Roman" w:cs="Times New Roman"/>
-          <w:sz w:val="24"/>
-          <w:szCs w:val="24"/>
-        </w:rPr>
-        <w:lastRenderedPageBreak/>
-        <w:t xml:space="preserve">Nicolson, N., Trekels, M., Groom, Q. J., Knapp, S., &amp; Paton, A. J. (2023). Global access to nomenclatural botanical resources: Evaluating open access availability. </w:t>
-      </w:r>
-      <w:r>
-        <w:rPr>
-          <w:rFonts w:ascii="Times New Roman" w:eastAsia="Times New Roman" w:hAnsi="Times New Roman" w:cs="Times New Roman"/>
-          <w:i/>
-          <w:sz w:val="24"/>
-          <w:szCs w:val="24"/>
-        </w:rPr>
-        <w:t>PLANTS, PEOPLE, PLANET</w:t>
-      </w:r>
-      <w:r>
-        <w:rPr>
-          <w:rFonts w:ascii="Times New Roman" w:eastAsia="Times New Roman" w:hAnsi="Times New Roman" w:cs="Times New Roman"/>
-          <w:sz w:val="24"/>
-          <w:szCs w:val="24"/>
+          <w:lang w:val="es-ES"/>
+        </w:rPr>
+      </w:pPr>
+      <w:r>
+        <w:rPr>
+          <w:rFonts w:ascii="Times New Roman" w:eastAsia="Times New Roman" w:hAnsi="Times New Roman" w:cs="Times New Roman"/>
+          <w:sz w:val="24"/>
+          <w:szCs w:val="24"/>
+          <w:lang w:val="es-ES"/>
+        </w:rPr>
+        <w:t xml:space="preserve">Morrone, J. J., Escalante, T., Rodríguez-Tapia, G., Carmona, A., Arana, M., &amp; Mercado-Gómez, J. D. (2022). </w:t>
+      </w:r>
+      <w:r>
+        <w:rPr>
+          <w:rFonts w:ascii="Times New Roman" w:eastAsia="Times New Roman" w:hAnsi="Times New Roman" w:cs="Times New Roman"/>
+          <w:sz w:val="24"/>
+          <w:szCs w:val="24"/>
+        </w:rPr>
+        <w:t xml:space="preserve">Biogeographic regionalization of the Neotropical region: New map and shapefile. </w:t>
+      </w:r>
+      <w:r>
+        <w:rPr>
+          <w:rFonts w:ascii="Times New Roman" w:eastAsia="Times New Roman" w:hAnsi="Times New Roman" w:cs="Times New Roman"/>
+          <w:i/>
+          <w:sz w:val="24"/>
+          <w:szCs w:val="24"/>
+          <w:lang w:val="es-ES"/>
+        </w:rPr>
+        <w:t>Anais Da Academia Brasileira de Ciências</w:t>
+      </w:r>
+      <w:r>
+        <w:rPr>
+          <w:rFonts w:ascii="Times New Roman" w:eastAsia="Times New Roman" w:hAnsi="Times New Roman" w:cs="Times New Roman"/>
+          <w:sz w:val="24"/>
+          <w:szCs w:val="24"/>
+          <w:lang w:val="es-ES"/>
         </w:rPr>
         <w:t xml:space="preserve">, </w:t>
       </w:r>
@@ -7632,16 +7837,18 @@
           <w:i/>
           <w:sz w:val="24"/>
           <w:szCs w:val="24"/>
-        </w:rPr>
-        <w:t>5</w:t>
-      </w:r>
-      <w:r>
-        <w:rPr>
-          <w:rFonts w:ascii="Times New Roman" w:eastAsia="Times New Roman" w:hAnsi="Times New Roman" w:cs="Times New Roman"/>
-          <w:sz w:val="24"/>
-          <w:szCs w:val="24"/>
-        </w:rPr>
-        <w:t>(6), 899–907. https://doi.org/10.1002/ppp3.10438</w:t>
+          <w:lang w:val="es-ES"/>
+        </w:rPr>
+        <w:t>94</w:t>
+      </w:r>
+      <w:r>
+        <w:rPr>
+          <w:rFonts w:ascii="Times New Roman" w:eastAsia="Times New Roman" w:hAnsi="Times New Roman" w:cs="Times New Roman"/>
+          <w:sz w:val="24"/>
+          <w:szCs w:val="24"/>
+          <w:lang w:val="es-ES"/>
+        </w:rPr>
+        <w:t>(1), e20211167. https://doi.org/10.1590/0001-3765202220211167</w:t>
       </w:r>
     </w:p>
     <w:p>
@@ -7667,16 +7874,17 @@
           <w:sz w:val="24"/>
           <w:szCs w:val="24"/>
         </w:rPr>
-        <w:t xml:space="preserve">Nieder, J., Prosperi, J., &amp; Michaloud, G. (2001). Epiphytes and their contribution to canopy diversity. </w:t>
-      </w:r>
-      <w:r>
-        <w:rPr>
-          <w:rFonts w:ascii="Times New Roman" w:eastAsia="Times New Roman" w:hAnsi="Times New Roman" w:cs="Times New Roman"/>
-          <w:i/>
-          <w:sz w:val="24"/>
-          <w:szCs w:val="24"/>
-        </w:rPr>
-        <w:t>Plant Ecology</w:t>
+        <w:lastRenderedPageBreak/>
+        <w:t xml:space="preserve">Nicolson, N., Trekels, M., Groom, Q. J., Knapp, S., &amp; Paton, A. J. (2023). Global access to nomenclatural botanical resources: Evaluating open access availability. </w:t>
+      </w:r>
+      <w:r>
+        <w:rPr>
+          <w:rFonts w:ascii="Times New Roman" w:eastAsia="Times New Roman" w:hAnsi="Times New Roman" w:cs="Times New Roman"/>
+          <w:i/>
+          <w:sz w:val="24"/>
+          <w:szCs w:val="24"/>
+        </w:rPr>
+        <w:t>PLANTS, PEOPLE, PLANET</w:t>
       </w:r>
       <w:r>
         <w:rPr>
@@ -7693,15 +7901,15 @@
           <w:sz w:val="24"/>
           <w:szCs w:val="24"/>
         </w:rPr>
-        <w:t>153</w:t>
-      </w:r>
-      <w:r>
-        <w:rPr>
-          <w:rFonts w:ascii="Times New Roman" w:eastAsia="Times New Roman" w:hAnsi="Times New Roman" w:cs="Times New Roman"/>
-          <w:sz w:val="24"/>
-          <w:szCs w:val="24"/>
-        </w:rPr>
-        <w:t>, 51–63.</w:t>
+        <w:t>5</w:t>
+      </w:r>
+      <w:r>
+        <w:rPr>
+          <w:rFonts w:ascii="Times New Roman" w:eastAsia="Times New Roman" w:hAnsi="Times New Roman" w:cs="Times New Roman"/>
+          <w:sz w:val="24"/>
+          <w:szCs w:val="24"/>
+        </w:rPr>
+        <w:t>(6), 899–907. https://doi.org/10.1002/ppp3.10438</w:t>
       </w:r>
     </w:p>
     <w:p>
@@ -7727,33 +7935,16 @@
           <w:sz w:val="24"/>
           <w:szCs w:val="24"/>
         </w:rPr>
-        <w:t xml:space="preserve">Oliveira, U., Paglia, A. P., Brescovit, A. D., De Carvalho, C. J. B., Silva, D. P., Rezende, D. T., Leite, F. S. F., Batista, J. A. N., Barbosa, J. P. P. P., Stehmann, J. R., Ascher, J. S., De Vasconcelos, M. F., De Marco, P., Löwenberg‐Neto, P., Dias, P. G., Ferro, V. G., &amp; Santos, A. J. (2016). The strong influence of collection bias on biodiversity knowledge shortfalls of </w:t>
-      </w:r>
-      <w:r>
-        <w:rPr>
-          <w:rFonts w:ascii="Times New Roman" w:eastAsia="Times New Roman" w:hAnsi="Times New Roman" w:cs="Times New Roman"/>
-          <w:smallCaps/>
-          <w:sz w:val="24"/>
-          <w:szCs w:val="24"/>
-        </w:rPr>
-        <w:t>B</w:t>
-      </w:r>
-      <w:r>
-        <w:rPr>
-          <w:rFonts w:ascii="Times New Roman" w:eastAsia="Times New Roman" w:hAnsi="Times New Roman" w:cs="Times New Roman"/>
-          <w:sz w:val="24"/>
-          <w:szCs w:val="24"/>
-        </w:rPr>
-        <w:t xml:space="preserve"> razilian terrestrial biodiversity. </w:t>
-      </w:r>
-      <w:r>
-        <w:rPr>
-          <w:rFonts w:ascii="Times New Roman" w:eastAsia="Times New Roman" w:hAnsi="Times New Roman" w:cs="Times New Roman"/>
-          <w:i/>
-          <w:sz w:val="24"/>
-          <w:szCs w:val="24"/>
-        </w:rPr>
-        <w:t>Diversity and Distributions</w:t>
+        <w:t xml:space="preserve">Nieder, J., Prosperi, J., &amp; Michaloud, G. (2001). Epiphytes and their contribution to canopy diversity. </w:t>
+      </w:r>
+      <w:r>
+        <w:rPr>
+          <w:rFonts w:ascii="Times New Roman" w:eastAsia="Times New Roman" w:hAnsi="Times New Roman" w:cs="Times New Roman"/>
+          <w:i/>
+          <w:sz w:val="24"/>
+          <w:szCs w:val="24"/>
+        </w:rPr>
+        <w:t>Plant Ecology</w:t>
       </w:r>
       <w:r>
         <w:rPr>
@@ -7770,15 +7961,15 @@
           <w:sz w:val="24"/>
           <w:szCs w:val="24"/>
         </w:rPr>
-        <w:t>22</w:t>
-      </w:r>
-      <w:r>
-        <w:rPr>
-          <w:rFonts w:ascii="Times New Roman" w:eastAsia="Times New Roman" w:hAnsi="Times New Roman" w:cs="Times New Roman"/>
-          <w:sz w:val="24"/>
-          <w:szCs w:val="24"/>
-        </w:rPr>
-        <w:t>(12), 1232–1244. https://doi.org/10.1111/ddi.12489</w:t>
+        <w:t>153</w:t>
+      </w:r>
+      <w:r>
+        <w:rPr>
+          <w:rFonts w:ascii="Times New Roman" w:eastAsia="Times New Roman" w:hAnsi="Times New Roman" w:cs="Times New Roman"/>
+          <w:sz w:val="24"/>
+          <w:szCs w:val="24"/>
+        </w:rPr>
+        <w:t>, 51–63.</w:t>
       </w:r>
     </w:p>
     <w:p>
@@ -7804,16 +7995,33 @@
           <w:sz w:val="24"/>
           <w:szCs w:val="24"/>
         </w:rPr>
-        <w:t xml:space="preserve">Ondo, I., Dhanjal‐Adams, K. L., Pironon, S., Silvestro, D., Colli‐Silva, M., Deklerck, V., Grace, O. M., Monro, A. K., Nicolson, N., Walker, B., &amp; Antonelli, A. (2024). Plant diversity darkspots for global collection priorities. </w:t>
-      </w:r>
-      <w:r>
-        <w:rPr>
-          <w:rFonts w:ascii="Times New Roman" w:eastAsia="Times New Roman" w:hAnsi="Times New Roman" w:cs="Times New Roman"/>
-          <w:i/>
-          <w:sz w:val="24"/>
-          <w:szCs w:val="24"/>
-        </w:rPr>
-        <w:t>New Phytologist</w:t>
+        <w:t xml:space="preserve">Oliveira, U., Paglia, A. P., Brescovit, A. D., De Carvalho, C. J. B., Silva, D. P., Rezende, D. T., Leite, F. S. F., Batista, J. A. N., Barbosa, J. P. P. P., Stehmann, J. R., Ascher, J. S., De Vasconcelos, M. F., De Marco, P., Löwenberg‐Neto, P., Dias, P. G., Ferro, V. G., &amp; Santos, A. J. (2016). The strong influence of collection bias on biodiversity knowledge shortfalls of </w:t>
+      </w:r>
+      <w:r>
+        <w:rPr>
+          <w:rFonts w:ascii="Times New Roman" w:eastAsia="Times New Roman" w:hAnsi="Times New Roman" w:cs="Times New Roman"/>
+          <w:smallCaps/>
+          <w:sz w:val="24"/>
+          <w:szCs w:val="24"/>
+        </w:rPr>
+        <w:t>B</w:t>
+      </w:r>
+      <w:r>
+        <w:rPr>
+          <w:rFonts w:ascii="Times New Roman" w:eastAsia="Times New Roman" w:hAnsi="Times New Roman" w:cs="Times New Roman"/>
+          <w:sz w:val="24"/>
+          <w:szCs w:val="24"/>
+        </w:rPr>
+        <w:t xml:space="preserve"> razilian terrestrial biodiversity. </w:t>
+      </w:r>
+      <w:r>
+        <w:rPr>
+          <w:rFonts w:ascii="Times New Roman" w:eastAsia="Times New Roman" w:hAnsi="Times New Roman" w:cs="Times New Roman"/>
+          <w:i/>
+          <w:sz w:val="24"/>
+          <w:szCs w:val="24"/>
+        </w:rPr>
+        <w:t>Diversity and Distributions</w:t>
       </w:r>
       <w:r>
         <w:rPr>
@@ -7830,15 +8038,15 @@
           <w:sz w:val="24"/>
           <w:szCs w:val="24"/>
         </w:rPr>
-        <w:t>244</w:t>
-      </w:r>
-      <w:r>
-        <w:rPr>
-          <w:rFonts w:ascii="Times New Roman" w:eastAsia="Times New Roman" w:hAnsi="Times New Roman" w:cs="Times New Roman"/>
-          <w:sz w:val="24"/>
-          <w:szCs w:val="24"/>
-        </w:rPr>
-        <w:t>(2), 719–733. https://doi.org/10.1111/nph.20024</w:t>
+        <w:t>22</w:t>
+      </w:r>
+      <w:r>
+        <w:rPr>
+          <w:rFonts w:ascii="Times New Roman" w:eastAsia="Times New Roman" w:hAnsi="Times New Roman" w:cs="Times New Roman"/>
+          <w:sz w:val="24"/>
+          <w:szCs w:val="24"/>
+        </w:rPr>
+        <w:t>(12), 1232–1244. https://doi.org/10.1111/ddi.12489</w:t>
       </w:r>
     </w:p>
     <w:p>
@@ -7864,16 +8072,16 @@
           <w:sz w:val="24"/>
           <w:szCs w:val="24"/>
         </w:rPr>
-        <w:t xml:space="preserve">Pebesma, E. (2018). Simple Features for R: Standardized Support for Spatial Vector Data. </w:t>
-      </w:r>
-      <w:r>
-        <w:rPr>
-          <w:rFonts w:ascii="Times New Roman" w:eastAsia="Times New Roman" w:hAnsi="Times New Roman" w:cs="Times New Roman"/>
-          <w:i/>
-          <w:sz w:val="24"/>
-          <w:szCs w:val="24"/>
-        </w:rPr>
-        <w:t>The R Journal</w:t>
+        <w:t xml:space="preserve">Ondo, I., Dhanjal‐Adams, K. L., Pironon, S., Silvestro, D., Colli‐Silva, M., Deklerck, V., Grace, O. M., Monro, A. K., Nicolson, N., Walker, B., &amp; Antonelli, A. (2024). Plant diversity darkspots for global collection priorities. </w:t>
+      </w:r>
+      <w:r>
+        <w:rPr>
+          <w:rFonts w:ascii="Times New Roman" w:eastAsia="Times New Roman" w:hAnsi="Times New Roman" w:cs="Times New Roman"/>
+          <w:i/>
+          <w:sz w:val="24"/>
+          <w:szCs w:val="24"/>
+        </w:rPr>
+        <w:t>New Phytologist</w:t>
       </w:r>
       <w:r>
         <w:rPr>
@@ -7890,15 +8098,15 @@
           <w:sz w:val="24"/>
           <w:szCs w:val="24"/>
         </w:rPr>
-        <w:t>10</w:t>
-      </w:r>
-      <w:r>
-        <w:rPr>
-          <w:rFonts w:ascii="Times New Roman" w:eastAsia="Times New Roman" w:hAnsi="Times New Roman" w:cs="Times New Roman"/>
-          <w:sz w:val="24"/>
-          <w:szCs w:val="24"/>
-        </w:rPr>
-        <w:t>(1), 439. https://doi.org/10.32614/RJ-2018-009</w:t>
+        <w:t>244</w:t>
+      </w:r>
+      <w:r>
+        <w:rPr>
+          <w:rFonts w:ascii="Times New Roman" w:eastAsia="Times New Roman" w:hAnsi="Times New Roman" w:cs="Times New Roman"/>
+          <w:sz w:val="24"/>
+          <w:szCs w:val="24"/>
+        </w:rPr>
+        <w:t>(2), 719–733. https://doi.org/10.1111/nph.20024</w:t>
       </w:r>
     </w:p>
     <w:p>
@@ -7924,26 +8132,16 @@
           <w:sz w:val="24"/>
           <w:szCs w:val="24"/>
         </w:rPr>
-        <w:t xml:space="preserve">Perez, T. M., Valverde-Barrantes, O., Bravo, C., Taylor, T. C., Fadrique, B., Hogan, J. A., Pardo, C. J., Stroud, J. T., Baraloto, C., &amp; Feeley, K. J. (2019). Botanic gardens are an untapped resource for studying the functional ecology of tropical plants. </w:t>
-      </w:r>
-      <w:r>
-        <w:rPr>
-          <w:rFonts w:ascii="Times New Roman" w:eastAsia="Times New Roman" w:hAnsi="Times New Roman" w:cs="Times New Roman"/>
-          <w:i/>
-          <w:sz w:val="24"/>
-          <w:szCs w:val="24"/>
-        </w:rPr>
-        <w:t xml:space="preserve">Philosophical Transactions </w:t>
-      </w:r>
-      <w:r>
-        <w:rPr>
-          <w:rFonts w:ascii="Times New Roman" w:eastAsia="Times New Roman" w:hAnsi="Times New Roman" w:cs="Times New Roman"/>
-          <w:i/>
-          <w:sz w:val="24"/>
-          <w:szCs w:val="24"/>
-        </w:rPr>
-        <w:lastRenderedPageBreak/>
-        <w:t>of the Royal Society B: Biological Sciences</w:t>
+        <w:t xml:space="preserve">Pebesma, E. (2018). Simple Features for R: Standardized Support for Spatial Vector Data. </w:t>
+      </w:r>
+      <w:r>
+        <w:rPr>
+          <w:rFonts w:ascii="Times New Roman" w:eastAsia="Times New Roman" w:hAnsi="Times New Roman" w:cs="Times New Roman"/>
+          <w:i/>
+          <w:sz w:val="24"/>
+          <w:szCs w:val="24"/>
+        </w:rPr>
+        <w:t>The R Journal</w:t>
       </w:r>
       <w:r>
         <w:rPr>
@@ -7960,15 +8158,15 @@
           <w:sz w:val="24"/>
           <w:szCs w:val="24"/>
         </w:rPr>
-        <w:t>374</w:t>
-      </w:r>
-      <w:r>
-        <w:rPr>
-          <w:rFonts w:ascii="Times New Roman" w:eastAsia="Times New Roman" w:hAnsi="Times New Roman" w:cs="Times New Roman"/>
-          <w:sz w:val="24"/>
-          <w:szCs w:val="24"/>
-        </w:rPr>
-        <w:t>(1763), 20170390. https://doi.org/10.1098/rstb.2017.0390</w:t>
+        <w:t>10</w:t>
+      </w:r>
+      <w:r>
+        <w:rPr>
+          <w:rFonts w:ascii="Times New Roman" w:eastAsia="Times New Roman" w:hAnsi="Times New Roman" w:cs="Times New Roman"/>
+          <w:sz w:val="24"/>
+          <w:szCs w:val="24"/>
+        </w:rPr>
+        <w:t>(1), 439. https://doi.org/10.32614/RJ-2018-009</w:t>
       </w:r>
     </w:p>
     <w:p>
@@ -7994,16 +8192,26 @@
           <w:sz w:val="24"/>
           <w:szCs w:val="24"/>
         </w:rPr>
-        <w:t xml:space="preserve">Prance, G. T., Beentje, H., Dransfield, J., &amp; Johns, R. (2000). The Tropical Flora Remains Undercollected. </w:t>
-      </w:r>
-      <w:r>
-        <w:rPr>
-          <w:rFonts w:ascii="Times New Roman" w:eastAsia="Times New Roman" w:hAnsi="Times New Roman" w:cs="Times New Roman"/>
-          <w:i/>
-          <w:sz w:val="24"/>
-          <w:szCs w:val="24"/>
-        </w:rPr>
-        <w:t>Annals of the Missouri Botanical Garden</w:t>
+        <w:t xml:space="preserve">Perez, T. M., Valverde-Barrantes, O., Bravo, C., Taylor, T. C., Fadrique, B., Hogan, J. A., Pardo, C. J., Stroud, J. T., Baraloto, C., &amp; Feeley, K. J. (2019). Botanic gardens are an untapped resource for studying the functional ecology of tropical plants. </w:t>
+      </w:r>
+      <w:r>
+        <w:rPr>
+          <w:rFonts w:ascii="Times New Roman" w:eastAsia="Times New Roman" w:hAnsi="Times New Roman" w:cs="Times New Roman"/>
+          <w:i/>
+          <w:sz w:val="24"/>
+          <w:szCs w:val="24"/>
+        </w:rPr>
+        <w:t xml:space="preserve">Philosophical Transactions </w:t>
+      </w:r>
+      <w:r>
+        <w:rPr>
+          <w:rFonts w:ascii="Times New Roman" w:eastAsia="Times New Roman" w:hAnsi="Times New Roman" w:cs="Times New Roman"/>
+          <w:i/>
+          <w:sz w:val="24"/>
+          <w:szCs w:val="24"/>
+        </w:rPr>
+        <w:lastRenderedPageBreak/>
+        <w:t>of the Royal Society B: Biological Sciences</w:t>
       </w:r>
       <w:r>
         <w:rPr>
@@ -8020,15 +8228,15 @@
           <w:sz w:val="24"/>
           <w:szCs w:val="24"/>
         </w:rPr>
-        <w:t>87</w:t>
-      </w:r>
-      <w:r>
-        <w:rPr>
-          <w:rFonts w:ascii="Times New Roman" w:eastAsia="Times New Roman" w:hAnsi="Times New Roman" w:cs="Times New Roman"/>
-          <w:sz w:val="24"/>
-          <w:szCs w:val="24"/>
-        </w:rPr>
-        <w:t>(1), 67. https://doi.org/10.2307/2666209</w:t>
+        <w:t>374</w:t>
+      </w:r>
+      <w:r>
+        <w:rPr>
+          <w:rFonts w:ascii="Times New Roman" w:eastAsia="Times New Roman" w:hAnsi="Times New Roman" w:cs="Times New Roman"/>
+          <w:sz w:val="24"/>
+          <w:szCs w:val="24"/>
+        </w:rPr>
+        <w:t>(1763), 20170390. https://doi.org/10.1098/rstb.2017.0390</w:t>
       </w:r>
     </w:p>
     <w:p>
@@ -8054,16 +8262,16 @@
           <w:sz w:val="24"/>
           <w:szCs w:val="24"/>
         </w:rPr>
-        <w:t xml:space="preserve">Quaresma, A., Zartman, C. E., Piedade, M. T. F., Wittmann, F., Jardim, M. A. G., Irume, M. V., Benavides, A. M., Freitas, L., Toledo, J. J., Boelter, C. R., Obermüller, F., Duque, A. J., Klein, V. P., Mari, M. L. G., Schöngart, J., Arenas, E., Pos, E. T., Vasco, A., Ek, R., … Ter Steege, H. (2022). The Amazon Epiphyte Network: A First Glimpse Into Continental-Scale Patterns of Amazonian Vascular Epiphyte Assemblages. </w:t>
-      </w:r>
-      <w:r>
-        <w:rPr>
-          <w:rFonts w:ascii="Times New Roman" w:eastAsia="Times New Roman" w:hAnsi="Times New Roman" w:cs="Times New Roman"/>
-          <w:i/>
-          <w:sz w:val="24"/>
-          <w:szCs w:val="24"/>
-        </w:rPr>
-        <w:t>Frontiers in Forests and Global Change</w:t>
+        <w:t xml:space="preserve">Prance, G. T., Beentje, H., Dransfield, J., &amp; Johns, R. (2000). The Tropical Flora Remains Undercollected. </w:t>
+      </w:r>
+      <w:r>
+        <w:rPr>
+          <w:rFonts w:ascii="Times New Roman" w:eastAsia="Times New Roman" w:hAnsi="Times New Roman" w:cs="Times New Roman"/>
+          <w:i/>
+          <w:sz w:val="24"/>
+          <w:szCs w:val="24"/>
+        </w:rPr>
+        <w:t>Annals of the Missouri Botanical Garden</w:t>
       </w:r>
       <w:r>
         <w:rPr>
@@ -8080,15 +8288,15 @@
           <w:sz w:val="24"/>
           <w:szCs w:val="24"/>
         </w:rPr>
-        <w:t>5</w:t>
-      </w:r>
-      <w:r>
-        <w:rPr>
-          <w:rFonts w:ascii="Times New Roman" w:eastAsia="Times New Roman" w:hAnsi="Times New Roman" w:cs="Times New Roman"/>
-          <w:sz w:val="24"/>
-          <w:szCs w:val="24"/>
-        </w:rPr>
-        <w:t>, 828759. https://doi.org/10.3389/ffgc.2022.828759</w:t>
+        <w:t>87</w:t>
+      </w:r>
+      <w:r>
+        <w:rPr>
+          <w:rFonts w:ascii="Times New Roman" w:eastAsia="Times New Roman" w:hAnsi="Times New Roman" w:cs="Times New Roman"/>
+          <w:sz w:val="24"/>
+          <w:szCs w:val="24"/>
+        </w:rPr>
+        <w:t>(1), 67. https://doi.org/10.2307/2666209</w:t>
       </w:r>
     </w:p>
     <w:p>
@@ -8114,24 +8322,41 @@
           <w:sz w:val="24"/>
           <w:szCs w:val="24"/>
         </w:rPr>
-        <w:t xml:space="preserve">R. Core Team. (2024). </w:t>
-      </w:r>
-      <w:r>
-        <w:rPr>
-          <w:rFonts w:ascii="Times New Roman" w:eastAsia="Times New Roman" w:hAnsi="Times New Roman" w:cs="Times New Roman"/>
-          <w:i/>
-          <w:sz w:val="24"/>
-          <w:szCs w:val="24"/>
-        </w:rPr>
-        <w:t>_R: A Language and Environment for Statistical Computing_</w:t>
-      </w:r>
-      <w:r>
-        <w:rPr>
-          <w:rFonts w:ascii="Times New Roman" w:eastAsia="Times New Roman" w:hAnsi="Times New Roman" w:cs="Times New Roman"/>
-          <w:sz w:val="24"/>
-          <w:szCs w:val="24"/>
-        </w:rPr>
-        <w:t xml:space="preserve"> [Computer software]. R Foundation for Statistical Computing. &lt;https://www.R-project.org/&gt;</w:t>
+        <w:t xml:space="preserve">Quaresma, A., Zartman, C. E., Piedade, M. T. F., Wittmann, F., Jardim, M. A. G., Irume, M. V., Benavides, A. M., Freitas, L., Toledo, J. J., Boelter, C. R., Obermüller, F., Duque, A. J., Klein, V. P., Mari, M. L. G., Schöngart, J., Arenas, E., Pos, E. T., Vasco, A., Ek, R., … Ter Steege, H. (2022). The Amazon Epiphyte Network: A First Glimpse Into Continental-Scale Patterns of Amazonian Vascular Epiphyte Assemblages. </w:t>
+      </w:r>
+      <w:r>
+        <w:rPr>
+          <w:rFonts w:ascii="Times New Roman" w:eastAsia="Times New Roman" w:hAnsi="Times New Roman" w:cs="Times New Roman"/>
+          <w:i/>
+          <w:sz w:val="24"/>
+          <w:szCs w:val="24"/>
+        </w:rPr>
+        <w:t>Frontiers in Forests and Global Change</w:t>
+      </w:r>
+      <w:r>
+        <w:rPr>
+          <w:rFonts w:ascii="Times New Roman" w:eastAsia="Times New Roman" w:hAnsi="Times New Roman" w:cs="Times New Roman"/>
+          <w:sz w:val="24"/>
+          <w:szCs w:val="24"/>
+        </w:rPr>
+        <w:t xml:space="preserve">, </w:t>
+      </w:r>
+      <w:r>
+        <w:rPr>
+          <w:rFonts w:ascii="Times New Roman" w:eastAsia="Times New Roman" w:hAnsi="Times New Roman" w:cs="Times New Roman"/>
+          <w:i/>
+          <w:sz w:val="24"/>
+          <w:szCs w:val="24"/>
+        </w:rPr>
+        <w:t>5</w:t>
+      </w:r>
+      <w:r>
+        <w:rPr>
+          <w:rFonts w:ascii="Times New Roman" w:eastAsia="Times New Roman" w:hAnsi="Times New Roman" w:cs="Times New Roman"/>
+          <w:sz w:val="24"/>
+          <w:szCs w:val="24"/>
+        </w:rPr>
+        <w:t>, 828759. https://doi.org/10.3389/ffgc.2022.828759</w:t>
       </w:r>
     </w:p>
     <w:p>
@@ -8149,63 +8374,32 @@
           <w:rFonts w:ascii="Times New Roman" w:eastAsia="Times New Roman" w:hAnsi="Times New Roman" w:cs="Times New Roman"/>
           <w:sz w:val="24"/>
           <w:szCs w:val="24"/>
-          <w:lang w:val="es-ES"/>
-        </w:rPr>
-      </w:pPr>
-      <w:r>
-        <w:rPr>
-          <w:rFonts w:ascii="Times New Roman" w:eastAsia="Times New Roman" w:hAnsi="Times New Roman" w:cs="Times New Roman"/>
-          <w:sz w:val="24"/>
-          <w:szCs w:val="24"/>
-          <w:lang w:val="es-ES"/>
-        </w:rPr>
-        <w:t xml:space="preserve">Ramírez‐Barahona, S., Cuervo‐Robayo, A. P., &amp; Magallón, S. (2023). </w:t>
-      </w:r>
-      <w:r>
-        <w:rPr>
-          <w:rFonts w:ascii="Times New Roman" w:eastAsia="Times New Roman" w:hAnsi="Times New Roman" w:cs="Times New Roman"/>
-          <w:sz w:val="24"/>
-          <w:szCs w:val="24"/>
-        </w:rPr>
-        <w:t xml:space="preserve">Assessing digital accessible botanical knowledge and priorities for exploration and discovery of plant diversity across Mesoamerica. </w:t>
-      </w:r>
-      <w:r>
-        <w:rPr>
-          <w:rFonts w:ascii="Times New Roman" w:eastAsia="Times New Roman" w:hAnsi="Times New Roman" w:cs="Times New Roman"/>
-          <w:i/>
-          <w:sz w:val="24"/>
-          <w:szCs w:val="24"/>
-          <w:lang w:val="es-ES"/>
-        </w:rPr>
-        <w:t>New Phytologist</w:t>
-      </w:r>
-      <w:r>
-        <w:rPr>
-          <w:rFonts w:ascii="Times New Roman" w:eastAsia="Times New Roman" w:hAnsi="Times New Roman" w:cs="Times New Roman"/>
-          <w:sz w:val="24"/>
-          <w:szCs w:val="24"/>
-          <w:lang w:val="es-ES"/>
-        </w:rPr>
-        <w:t xml:space="preserve">, </w:t>
-      </w:r>
-      <w:r>
-        <w:rPr>
-          <w:rFonts w:ascii="Times New Roman" w:eastAsia="Times New Roman" w:hAnsi="Times New Roman" w:cs="Times New Roman"/>
-          <w:i/>
-          <w:sz w:val="24"/>
-          <w:szCs w:val="24"/>
-          <w:lang w:val="es-ES"/>
-        </w:rPr>
-        <w:t>240</w:t>
-      </w:r>
-      <w:r>
-        <w:rPr>
-          <w:rFonts w:ascii="Times New Roman" w:eastAsia="Times New Roman" w:hAnsi="Times New Roman" w:cs="Times New Roman"/>
-          <w:sz w:val="24"/>
-          <w:szCs w:val="24"/>
-          <w:lang w:val="es-ES"/>
-        </w:rPr>
-        <w:t>(4), 1659–1672. https://doi.org/10.1111/nph.19190</w:t>
+        </w:rPr>
+      </w:pPr>
+      <w:r>
+        <w:rPr>
+          <w:rFonts w:ascii="Times New Roman" w:eastAsia="Times New Roman" w:hAnsi="Times New Roman" w:cs="Times New Roman"/>
+          <w:sz w:val="24"/>
+          <w:szCs w:val="24"/>
+        </w:rPr>
+        <w:t xml:space="preserve">R. Core Team. (2024). </w:t>
+      </w:r>
+      <w:r>
+        <w:rPr>
+          <w:rFonts w:ascii="Times New Roman" w:eastAsia="Times New Roman" w:hAnsi="Times New Roman" w:cs="Times New Roman"/>
+          <w:i/>
+          <w:sz w:val="24"/>
+          <w:szCs w:val="24"/>
+        </w:rPr>
+        <w:t>_R: A Language and Environment for Statistical Computing_</w:t>
+      </w:r>
+      <w:r>
+        <w:rPr>
+          <w:rFonts w:ascii="Times New Roman" w:eastAsia="Times New Roman" w:hAnsi="Times New Roman" w:cs="Times New Roman"/>
+          <w:sz w:val="24"/>
+          <w:szCs w:val="24"/>
+        </w:rPr>
+        <w:t xml:space="preserve"> [Computer software]. R Foundation for Statistical Computing. &lt;https://www.R-project.org/&gt;</w:t>
       </w:r>
     </w:p>
     <w:p>
@@ -8223,50 +8417,63 @@
           <w:rFonts w:ascii="Times New Roman" w:eastAsia="Times New Roman" w:hAnsi="Times New Roman" w:cs="Times New Roman"/>
           <w:sz w:val="24"/>
           <w:szCs w:val="24"/>
-        </w:rPr>
-      </w:pPr>
-      <w:r>
-        <w:rPr>
-          <w:rFonts w:ascii="Times New Roman" w:eastAsia="Times New Roman" w:hAnsi="Times New Roman" w:cs="Times New Roman"/>
-          <w:sz w:val="24"/>
-          <w:szCs w:val="24"/>
           <w:lang w:val="es-ES"/>
         </w:rPr>
-        <w:t xml:space="preserve">Ramos, F. N., De Araujo, M. L., Da Silva Assis, I., Basilio, G. A., Barbosa, D. E. F., Correa, T. A., Delgado, C. N., Furtado, S. G., Marquez, G., Soares, J. S., Yañez, A., Silva, S. M., Neto, L. M., &amp; Elias, J. P. C. (2024). </w:t>
-      </w:r>
-      <w:r>
-        <w:rPr>
-          <w:rFonts w:ascii="Times New Roman" w:eastAsia="Times New Roman" w:hAnsi="Times New Roman" w:cs="Times New Roman"/>
-          <w:sz w:val="24"/>
-          <w:szCs w:val="24"/>
-        </w:rPr>
-        <w:t xml:space="preserve">Vascular epiphytes of the South America Dry </w:t>
-      </w:r>
-      <w:r>
-        <w:rPr>
-          <w:rFonts w:ascii="Times New Roman" w:eastAsia="Times New Roman" w:hAnsi="Times New Roman" w:cs="Times New Roman"/>
-          <w:sz w:val="24"/>
-          <w:szCs w:val="24"/>
-        </w:rPr>
-        <w:lastRenderedPageBreak/>
-        <w:t xml:space="preserve">Diagonal: Characterising their occurrence and richness in this neglected region. </w:t>
-      </w:r>
-      <w:r>
-        <w:rPr>
-          <w:rFonts w:ascii="Times New Roman" w:eastAsia="Times New Roman" w:hAnsi="Times New Roman" w:cs="Times New Roman"/>
-          <w:i/>
-          <w:sz w:val="24"/>
-          <w:szCs w:val="24"/>
-        </w:rPr>
-        <w:t>New Zealand Journal of Botany</w:t>
-      </w:r>
-      <w:r>
-        <w:rPr>
-          <w:rFonts w:ascii="Times New Roman" w:eastAsia="Times New Roman" w:hAnsi="Times New Roman" w:cs="Times New Roman"/>
-          <w:sz w:val="24"/>
-          <w:szCs w:val="24"/>
-        </w:rPr>
-        <w:t>, 1–18. https://doi.org/10.1080/0028825X.2024.2387188</w:t>
+      </w:pPr>
+      <w:r>
+        <w:rPr>
+          <w:rFonts w:ascii="Times New Roman" w:eastAsia="Times New Roman" w:hAnsi="Times New Roman" w:cs="Times New Roman"/>
+          <w:sz w:val="24"/>
+          <w:szCs w:val="24"/>
+          <w:lang w:val="es-ES"/>
+        </w:rPr>
+        <w:t xml:space="preserve">Ramírez‐Barahona, S., Cuervo‐Robayo, A. P., &amp; Magallón, S. (2023). </w:t>
+      </w:r>
+      <w:r>
+        <w:rPr>
+          <w:rFonts w:ascii="Times New Roman" w:eastAsia="Times New Roman" w:hAnsi="Times New Roman" w:cs="Times New Roman"/>
+          <w:sz w:val="24"/>
+          <w:szCs w:val="24"/>
+        </w:rPr>
+        <w:t xml:space="preserve">Assessing digital accessible botanical knowledge and priorities for exploration and discovery of plant diversity across Mesoamerica. </w:t>
+      </w:r>
+      <w:r>
+        <w:rPr>
+          <w:rFonts w:ascii="Times New Roman" w:eastAsia="Times New Roman" w:hAnsi="Times New Roman" w:cs="Times New Roman"/>
+          <w:i/>
+          <w:sz w:val="24"/>
+          <w:szCs w:val="24"/>
+          <w:lang w:val="es-ES"/>
+        </w:rPr>
+        <w:t>New Phytologist</w:t>
+      </w:r>
+      <w:r>
+        <w:rPr>
+          <w:rFonts w:ascii="Times New Roman" w:eastAsia="Times New Roman" w:hAnsi="Times New Roman" w:cs="Times New Roman"/>
+          <w:sz w:val="24"/>
+          <w:szCs w:val="24"/>
+          <w:lang w:val="es-ES"/>
+        </w:rPr>
+        <w:t xml:space="preserve">, </w:t>
+      </w:r>
+      <w:r>
+        <w:rPr>
+          <w:rFonts w:ascii="Times New Roman" w:eastAsia="Times New Roman" w:hAnsi="Times New Roman" w:cs="Times New Roman"/>
+          <w:i/>
+          <w:sz w:val="24"/>
+          <w:szCs w:val="24"/>
+          <w:lang w:val="es-ES"/>
+        </w:rPr>
+        <w:t>240</w:t>
+      </w:r>
+      <w:r>
+        <w:rPr>
+          <w:rFonts w:ascii="Times New Roman" w:eastAsia="Times New Roman" w:hAnsi="Times New Roman" w:cs="Times New Roman"/>
+          <w:sz w:val="24"/>
+          <w:szCs w:val="24"/>
+          <w:lang w:val="es-ES"/>
+        </w:rPr>
+        <w:t>(4), 1659–1672. https://doi.org/10.1111/nph.19190</w:t>
       </w:r>
     </w:p>
     <w:p>
@@ -8291,25 +8498,43 @@
           <w:rFonts w:ascii="Times New Roman" w:eastAsia="Times New Roman" w:hAnsi="Times New Roman" w:cs="Times New Roman"/>
           <w:sz w:val="24"/>
           <w:szCs w:val="24"/>
-        </w:rPr>
-        <w:t xml:space="preserve">Ramos, F. N., Mortara, S. R., &amp; Elias, J. P. C. (2021). Vascular Epiphytes of the Atlantic Forest: Diversity and Community Ecology. In M. C. M. Marques &amp; C. E. V. Grelle (Eds.), </w:t>
-      </w:r>
-      <w:r>
-        <w:rPr>
-          <w:rFonts w:ascii="Times New Roman" w:eastAsia="Times New Roman" w:hAnsi="Times New Roman" w:cs="Times New Roman"/>
-          <w:i/>
-          <w:sz w:val="24"/>
-          <w:szCs w:val="24"/>
-        </w:rPr>
-        <w:t>The Atlantic Forest</w:t>
-      </w:r>
-      <w:r>
-        <w:rPr>
-          <w:rFonts w:ascii="Times New Roman" w:eastAsia="Times New Roman" w:hAnsi="Times New Roman" w:cs="Times New Roman"/>
-          <w:sz w:val="24"/>
-          <w:szCs w:val="24"/>
-        </w:rPr>
-        <w:t xml:space="preserve"> (pp. 133–149). Springer International Publishing. https://doi.org/10.1007/978-3-030-55322-7_7</w:t>
+          <w:lang w:val="es-ES"/>
+        </w:rPr>
+        <w:t xml:space="preserve">Ramos, F. N., De Araujo, M. L., Da Silva Assis, I., Basilio, G. A., Barbosa, D. E. F., Correa, T. A., Delgado, C. N., Furtado, S. G., Marquez, G., Soares, J. S., Yañez, A., Silva, S. M., Neto, L. M., &amp; Elias, J. P. C. (2024). </w:t>
+      </w:r>
+      <w:r>
+        <w:rPr>
+          <w:rFonts w:ascii="Times New Roman" w:eastAsia="Times New Roman" w:hAnsi="Times New Roman" w:cs="Times New Roman"/>
+          <w:sz w:val="24"/>
+          <w:szCs w:val="24"/>
+        </w:rPr>
+        <w:t xml:space="preserve">Vascular epiphytes of the South America Dry </w:t>
+      </w:r>
+      <w:r>
+        <w:rPr>
+          <w:rFonts w:ascii="Times New Roman" w:eastAsia="Times New Roman" w:hAnsi="Times New Roman" w:cs="Times New Roman"/>
+          <w:sz w:val="24"/>
+          <w:szCs w:val="24"/>
+        </w:rPr>
+        <w:lastRenderedPageBreak/>
+        <w:t xml:space="preserve">Diagonal: Characterising their occurrence and richness in this neglected region. </w:t>
+      </w:r>
+      <w:r>
+        <w:rPr>
+          <w:rFonts w:ascii="Times New Roman" w:eastAsia="Times New Roman" w:hAnsi="Times New Roman" w:cs="Times New Roman"/>
+          <w:i/>
+          <w:sz w:val="24"/>
+          <w:szCs w:val="24"/>
+        </w:rPr>
+        <w:t>New Zealand Journal of Botany</w:t>
+      </w:r>
+      <w:r>
+        <w:rPr>
+          <w:rFonts w:ascii="Times New Roman" w:eastAsia="Times New Roman" w:hAnsi="Times New Roman" w:cs="Times New Roman"/>
+          <w:sz w:val="24"/>
+          <w:szCs w:val="24"/>
+        </w:rPr>
+        <w:t>, 1–18. https://doi.org/10.1080/0028825X.2024.2387188</w:t>
       </w:r>
     </w:p>
     <w:p>
@@ -8335,41 +8560,24 @@
           <w:sz w:val="24"/>
           <w:szCs w:val="24"/>
         </w:rPr>
-        <w:t xml:space="preserve">Ramos, F. N., Mortara, S. R., Monalisa‐Francisco, N., Elias, J. P. C., Neto, L. M., Freitas, L., Kersten, R., Amorim, A. M., Matos, F. B., Nunes‐Freitas, A. F., Alcantara, S., Alexandre, M. H. N., Almeida‐Scabbia, R. J., Almeida, O. J. G., Alves, F. E., Oliveira Alves, R. M., Alvim, F. S., Andrade, A. C. S., Andrade, S., … Ribeiro, M. C. (2019). ATLANTIC EPIPHYTES: A data set of vascular and non‐vascular epiphyte plants and lichens from the Atlantic Forest. </w:t>
-      </w:r>
-      <w:r>
-        <w:rPr>
-          <w:rFonts w:ascii="Times New Roman" w:eastAsia="Times New Roman" w:hAnsi="Times New Roman" w:cs="Times New Roman"/>
-          <w:i/>
-          <w:sz w:val="24"/>
-          <w:szCs w:val="24"/>
-        </w:rPr>
-        <w:t>Ecology</w:t>
-      </w:r>
-      <w:r>
-        <w:rPr>
-          <w:rFonts w:ascii="Times New Roman" w:eastAsia="Times New Roman" w:hAnsi="Times New Roman" w:cs="Times New Roman"/>
-          <w:sz w:val="24"/>
-          <w:szCs w:val="24"/>
-        </w:rPr>
-        <w:t xml:space="preserve">, </w:t>
-      </w:r>
-      <w:r>
-        <w:rPr>
-          <w:rFonts w:ascii="Times New Roman" w:eastAsia="Times New Roman" w:hAnsi="Times New Roman" w:cs="Times New Roman"/>
-          <w:i/>
-          <w:sz w:val="24"/>
-          <w:szCs w:val="24"/>
-        </w:rPr>
-        <w:t>100</w:t>
-      </w:r>
-      <w:r>
-        <w:rPr>
-          <w:rFonts w:ascii="Times New Roman" w:eastAsia="Times New Roman" w:hAnsi="Times New Roman" w:cs="Times New Roman"/>
-          <w:sz w:val="24"/>
-          <w:szCs w:val="24"/>
-        </w:rPr>
-        <w:t>(2), e02541. https://doi.org/10.1002/ecy.2541</w:t>
+        <w:t xml:space="preserve">Ramos, F. N., Mortara, S. R., &amp; Elias, J. P. C. (2021). Vascular Epiphytes of the Atlantic Forest: Diversity and Community Ecology. In M. C. M. Marques &amp; C. E. V. Grelle (Eds.), </w:t>
+      </w:r>
+      <w:r>
+        <w:rPr>
+          <w:rFonts w:ascii="Times New Roman" w:eastAsia="Times New Roman" w:hAnsi="Times New Roman" w:cs="Times New Roman"/>
+          <w:i/>
+          <w:sz w:val="24"/>
+          <w:szCs w:val="24"/>
+        </w:rPr>
+        <w:t>The Atlantic Forest</w:t>
+      </w:r>
+      <w:r>
+        <w:rPr>
+          <w:rFonts w:ascii="Times New Roman" w:eastAsia="Times New Roman" w:hAnsi="Times New Roman" w:cs="Times New Roman"/>
+          <w:sz w:val="24"/>
+          <w:szCs w:val="24"/>
+        </w:rPr>
+        <w:t xml:space="preserve"> (pp. 133–149). Springer International Publishing. https://doi.org/10.1007/978-3-030-55322-7_7</w:t>
       </w:r>
     </w:p>
     <w:p>
@@ -8395,16 +8603,16 @@
           <w:sz w:val="24"/>
           <w:szCs w:val="24"/>
         </w:rPr>
-        <w:t xml:space="preserve">Raven, P. H., Gereau, R. E., Phillipson, P. B., Chatelain, C., Jenkins, C. N., &amp; Ulloa Ulloa, C. (2020). The distribution of biodiversity richness in the tropics. </w:t>
-      </w:r>
-      <w:r>
-        <w:rPr>
-          <w:rFonts w:ascii="Times New Roman" w:eastAsia="Times New Roman" w:hAnsi="Times New Roman" w:cs="Times New Roman"/>
-          <w:i/>
-          <w:sz w:val="24"/>
-          <w:szCs w:val="24"/>
-        </w:rPr>
-        <w:t>Science Advances</w:t>
+        <w:t xml:space="preserve">Ramos, F. N., Mortara, S. R., Monalisa‐Francisco, N., Elias, J. P. C., Neto, L. M., Freitas, L., Kersten, R., Amorim, A. M., Matos, F. B., Nunes‐Freitas, A. F., Alcantara, S., Alexandre, M. H. N., Almeida‐Scabbia, R. J., Almeida, O. J. G., Alves, F. E., Oliveira Alves, R. M., Alvim, F. S., Andrade, A. C. S., Andrade, S., … Ribeiro, M. C. (2019). ATLANTIC EPIPHYTES: A data set of vascular and non‐vascular epiphyte plants and lichens from the Atlantic Forest. </w:t>
+      </w:r>
+      <w:r>
+        <w:rPr>
+          <w:rFonts w:ascii="Times New Roman" w:eastAsia="Times New Roman" w:hAnsi="Times New Roman" w:cs="Times New Roman"/>
+          <w:i/>
+          <w:sz w:val="24"/>
+          <w:szCs w:val="24"/>
+        </w:rPr>
+        <w:t>Ecology</w:t>
       </w:r>
       <w:r>
         <w:rPr>
@@ -8421,15 +8629,15 @@
           <w:sz w:val="24"/>
           <w:szCs w:val="24"/>
         </w:rPr>
-        <w:t>6</w:t>
-      </w:r>
-      <w:r>
-        <w:rPr>
-          <w:rFonts w:ascii="Times New Roman" w:eastAsia="Times New Roman" w:hAnsi="Times New Roman" w:cs="Times New Roman"/>
-          <w:sz w:val="24"/>
-          <w:szCs w:val="24"/>
-        </w:rPr>
-        <w:t xml:space="preserve">(37), eabc6228. https://doi.org/10.1126/sciadv.abc6228 </w:t>
+        <w:t>100</w:t>
+      </w:r>
+      <w:r>
+        <w:rPr>
+          <w:rFonts w:ascii="Times New Roman" w:eastAsia="Times New Roman" w:hAnsi="Times New Roman" w:cs="Times New Roman"/>
+          <w:sz w:val="24"/>
+          <w:szCs w:val="24"/>
+        </w:rPr>
+        <w:t>(2), e02541. https://doi.org/10.1002/ecy.2541</w:t>
       </w:r>
     </w:p>
     <w:p>
@@ -8455,16 +8663,16 @@
           <w:sz w:val="24"/>
           <w:szCs w:val="24"/>
         </w:rPr>
-        <w:t xml:space="preserve">Rossi, F., &amp; Becker, G. (2019). Creating forest management units with Hot Spot Analysis (Getis-Ord Gi*) over a forest affected by mixed-severity fires. </w:t>
-      </w:r>
-      <w:r>
-        <w:rPr>
-          <w:rFonts w:ascii="Times New Roman" w:eastAsia="Times New Roman" w:hAnsi="Times New Roman" w:cs="Times New Roman"/>
-          <w:i/>
-          <w:sz w:val="24"/>
-          <w:szCs w:val="24"/>
-        </w:rPr>
-        <w:t>Australian Forestry</w:t>
+        <w:t xml:space="preserve">Raven, P. H., Gereau, R. E., Phillipson, P. B., Chatelain, C., Jenkins, C. N., &amp; Ulloa Ulloa, C. (2020). The distribution of biodiversity richness in the tropics. </w:t>
+      </w:r>
+      <w:r>
+        <w:rPr>
+          <w:rFonts w:ascii="Times New Roman" w:eastAsia="Times New Roman" w:hAnsi="Times New Roman" w:cs="Times New Roman"/>
+          <w:i/>
+          <w:sz w:val="24"/>
+          <w:szCs w:val="24"/>
+        </w:rPr>
+        <w:t>Science Advances</w:t>
       </w:r>
       <w:r>
         <w:rPr>
@@ -8481,15 +8689,15 @@
           <w:sz w:val="24"/>
           <w:szCs w:val="24"/>
         </w:rPr>
-        <w:t>82</w:t>
-      </w:r>
-      <w:r>
-        <w:rPr>
-          <w:rFonts w:ascii="Times New Roman" w:eastAsia="Times New Roman" w:hAnsi="Times New Roman" w:cs="Times New Roman"/>
-          <w:sz w:val="24"/>
-          <w:szCs w:val="24"/>
-        </w:rPr>
-        <w:t>(4), 166–175. https://doi.org/10.1080/00049158.2019.1678714</w:t>
+        <w:t>6</w:t>
+      </w:r>
+      <w:r>
+        <w:rPr>
+          <w:rFonts w:ascii="Times New Roman" w:eastAsia="Times New Roman" w:hAnsi="Times New Roman" w:cs="Times New Roman"/>
+          <w:sz w:val="24"/>
+          <w:szCs w:val="24"/>
+        </w:rPr>
+        <w:t xml:space="preserve">(37), eabc6228. https://doi.org/10.1126/sciadv.abc6228 </w:t>
       </w:r>
     </w:p>
     <w:p>
@@ -8509,6 +8717,48 @@
           <w:szCs w:val="24"/>
         </w:rPr>
       </w:pPr>
+      <w:r>
+        <w:rPr>
+          <w:rFonts w:ascii="Times New Roman" w:eastAsia="Times New Roman" w:hAnsi="Times New Roman" w:cs="Times New Roman"/>
+          <w:sz w:val="24"/>
+          <w:szCs w:val="24"/>
+        </w:rPr>
+        <w:t xml:space="preserve">Rossi, F., &amp; Becker, G. (2019). Creating forest management units with Hot Spot Analysis (Getis-Ord Gi*) over a forest affected by mixed-severity fires. </w:t>
+      </w:r>
+      <w:r>
+        <w:rPr>
+          <w:rFonts w:ascii="Times New Roman" w:eastAsia="Times New Roman" w:hAnsi="Times New Roman" w:cs="Times New Roman"/>
+          <w:i/>
+          <w:sz w:val="24"/>
+          <w:szCs w:val="24"/>
+        </w:rPr>
+        <w:t>Australian Forestry</w:t>
+      </w:r>
+      <w:r>
+        <w:rPr>
+          <w:rFonts w:ascii="Times New Roman" w:eastAsia="Times New Roman" w:hAnsi="Times New Roman" w:cs="Times New Roman"/>
+          <w:sz w:val="24"/>
+          <w:szCs w:val="24"/>
+        </w:rPr>
+        <w:t xml:space="preserve">, </w:t>
+      </w:r>
+      <w:r>
+        <w:rPr>
+          <w:rFonts w:ascii="Times New Roman" w:eastAsia="Times New Roman" w:hAnsi="Times New Roman" w:cs="Times New Roman"/>
+          <w:i/>
+          <w:sz w:val="24"/>
+          <w:szCs w:val="24"/>
+        </w:rPr>
+        <w:t>82</w:t>
+      </w:r>
+      <w:r>
+        <w:rPr>
+          <w:rFonts w:ascii="Times New Roman" w:eastAsia="Times New Roman" w:hAnsi="Times New Roman" w:cs="Times New Roman"/>
+          <w:sz w:val="24"/>
+          <w:szCs w:val="24"/>
+        </w:rPr>
+        <w:t>(4), 166–175. https://doi.org/10.1080/00049158.2019.1678714</w:t>
+      </w:r>
     </w:p>
     <w:p>
       <w:pPr>
@@ -8527,49 +8777,6 @@
           <w:szCs w:val="24"/>
         </w:rPr>
       </w:pPr>
-      <w:r>
-        <w:rPr>
-          <w:rFonts w:ascii="Times New Roman" w:eastAsia="Times New Roman" w:hAnsi="Times New Roman" w:cs="Times New Roman"/>
-          <w:sz w:val="24"/>
-          <w:szCs w:val="24"/>
-        </w:rPr>
-        <w:lastRenderedPageBreak/>
-        <w:t xml:space="preserve">Roy, M., Vasco‐Palacios, A., Geml, J., Buyck, B., Delgat, L., Giachini, A., Grebenc, T., Harrower, E., Kuhar, F., Magnago, A., Rinaldi, A. C., Schimann, H., Selosse, M., Sulzbacher, M. A., Wartchow, F., &amp; Neves, M. (2017). The (re)discovery of ectomycorrhizal symbioses in Neotropical ecosystems sketched in Florianópolis. </w:t>
-      </w:r>
-      <w:r>
-        <w:rPr>
-          <w:rFonts w:ascii="Times New Roman" w:eastAsia="Times New Roman" w:hAnsi="Times New Roman" w:cs="Times New Roman"/>
-          <w:i/>
-          <w:sz w:val="24"/>
-          <w:szCs w:val="24"/>
-        </w:rPr>
-        <w:t>New Phytologist</w:t>
-      </w:r>
-      <w:r>
-        <w:rPr>
-          <w:rFonts w:ascii="Times New Roman" w:eastAsia="Times New Roman" w:hAnsi="Times New Roman" w:cs="Times New Roman"/>
-          <w:sz w:val="24"/>
-          <w:szCs w:val="24"/>
-        </w:rPr>
-        <w:t xml:space="preserve">, </w:t>
-      </w:r>
-      <w:r>
-        <w:rPr>
-          <w:rFonts w:ascii="Times New Roman" w:eastAsia="Times New Roman" w:hAnsi="Times New Roman" w:cs="Times New Roman"/>
-          <w:i/>
-          <w:sz w:val="24"/>
-          <w:szCs w:val="24"/>
-        </w:rPr>
-        <w:t>214</w:t>
-      </w:r>
-      <w:r>
-        <w:rPr>
-          <w:rFonts w:ascii="Times New Roman" w:eastAsia="Times New Roman" w:hAnsi="Times New Roman" w:cs="Times New Roman"/>
-          <w:sz w:val="24"/>
-          <w:szCs w:val="24"/>
-        </w:rPr>
-        <w:t>(3), 920–923. https://doi.org/10.1111/nph.14531</w:t>
-      </w:r>
     </w:p>
     <w:p>
       <w:pPr>
@@ -8594,16 +8801,17 @@
           <w:sz w:val="24"/>
           <w:szCs w:val="24"/>
         </w:rPr>
-        <w:t xml:space="preserve">Sabatini, F. M., Jiménez-Alfaro, B., Jandt, U., Chytrý, M., Field, R., Kessler, M., Lenoir, J., Schrodt, F., Wiser, S. K., Arfin Khan, M. A. S., Attorre, F., Cayuela, L., De Sanctis, M., Dengler, J., Haider, S., Hatim, M. Z., Indreica, A., Jansen, F., Pauchard, A., … Bruelheide, H. (2022). Global patterns of vascular plant alpha diversity. </w:t>
-      </w:r>
-      <w:r>
-        <w:rPr>
-          <w:rFonts w:ascii="Times New Roman" w:eastAsia="Times New Roman" w:hAnsi="Times New Roman" w:cs="Times New Roman"/>
-          <w:i/>
-          <w:sz w:val="24"/>
-          <w:szCs w:val="24"/>
-        </w:rPr>
-        <w:t>Nature Communications</w:t>
+        <w:lastRenderedPageBreak/>
+        <w:t xml:space="preserve">Roy, M., Vasco‐Palacios, A., Geml, J., Buyck, B., Delgat, L., Giachini, A., Grebenc, T., Harrower, E., Kuhar, F., Magnago, A., Rinaldi, A. C., Schimann, H., Selosse, M., Sulzbacher, M. A., Wartchow, F., &amp; Neves, M. (2017). The (re)discovery of ectomycorrhizal symbioses in Neotropical ecosystems sketched in Florianópolis. </w:t>
+      </w:r>
+      <w:r>
+        <w:rPr>
+          <w:rFonts w:ascii="Times New Roman" w:eastAsia="Times New Roman" w:hAnsi="Times New Roman" w:cs="Times New Roman"/>
+          <w:i/>
+          <w:sz w:val="24"/>
+          <w:szCs w:val="24"/>
+        </w:rPr>
+        <w:t>New Phytologist</w:t>
       </w:r>
       <w:r>
         <w:rPr>
@@ -8620,15 +8828,15 @@
           <w:sz w:val="24"/>
           <w:szCs w:val="24"/>
         </w:rPr>
-        <w:t>13</w:t>
-      </w:r>
-      <w:r>
-        <w:rPr>
-          <w:rFonts w:ascii="Times New Roman" w:eastAsia="Times New Roman" w:hAnsi="Times New Roman" w:cs="Times New Roman"/>
-          <w:sz w:val="24"/>
-          <w:szCs w:val="24"/>
-        </w:rPr>
-        <w:t>(1), 4683. https://doi.org/10.1038/s41467-022-32063-z</w:t>
+        <w:t>214</w:t>
+      </w:r>
+      <w:r>
+        <w:rPr>
+          <w:rFonts w:ascii="Times New Roman" w:eastAsia="Times New Roman" w:hAnsi="Times New Roman" w:cs="Times New Roman"/>
+          <w:sz w:val="24"/>
+          <w:szCs w:val="24"/>
+        </w:rPr>
+        <w:t>(3), 920–923. https://doi.org/10.1111/nph.14531</w:t>
       </w:r>
     </w:p>
     <w:p>
@@ -8646,33 +8854,30 @@
           <w:rFonts w:ascii="Times New Roman" w:eastAsia="Times New Roman" w:hAnsi="Times New Roman" w:cs="Times New Roman"/>
           <w:sz w:val="24"/>
           <w:szCs w:val="24"/>
-          <w:lang w:val="de-DE"/>
-        </w:rPr>
-      </w:pPr>
-      <w:r>
-        <w:rPr>
-          <w:rFonts w:ascii="Times New Roman" w:eastAsia="Times New Roman" w:hAnsi="Times New Roman" w:cs="Times New Roman"/>
-          <w:sz w:val="24"/>
-          <w:szCs w:val="24"/>
-        </w:rPr>
-        <w:t xml:space="preserve">Schellenberger Costa, D., Boehnisch, G., Freiberg, M., Govaerts, R., Grenié, M., Hassler, M., Kattge, J., Muellner‐Riehl, A. N., Rojas Andrés, B. M., Winter, M., Watson, M., Zizka, A., &amp; Wirth, C. (2023). The big four of plant taxonomy – a comparison of global checklists of vascular plant names. </w:t>
-      </w:r>
-      <w:r>
-        <w:rPr>
-          <w:rFonts w:ascii="Times New Roman" w:eastAsia="Times New Roman" w:hAnsi="Times New Roman" w:cs="Times New Roman"/>
-          <w:i/>
-          <w:sz w:val="24"/>
-          <w:szCs w:val="24"/>
-          <w:lang w:val="de-DE"/>
-        </w:rPr>
-        <w:t>New Phytologist</w:t>
-      </w:r>
-      <w:r>
-        <w:rPr>
-          <w:rFonts w:ascii="Times New Roman" w:eastAsia="Times New Roman" w:hAnsi="Times New Roman" w:cs="Times New Roman"/>
-          <w:sz w:val="24"/>
-          <w:szCs w:val="24"/>
-          <w:lang w:val="de-DE"/>
+        </w:rPr>
+      </w:pPr>
+      <w:r>
+        <w:rPr>
+          <w:rFonts w:ascii="Times New Roman" w:eastAsia="Times New Roman" w:hAnsi="Times New Roman" w:cs="Times New Roman"/>
+          <w:sz w:val="24"/>
+          <w:szCs w:val="24"/>
+        </w:rPr>
+        <w:t xml:space="preserve">Sabatini, F. M., Jiménez-Alfaro, B., Jandt, U., Chytrý, M., Field, R., Kessler, M., Lenoir, J., Schrodt, F., Wiser, S. K., Arfin Khan, M. A. S., Attorre, F., Cayuela, L., De Sanctis, M., Dengler, J., Haider, S., Hatim, M. Z., Indreica, A., Jansen, F., Pauchard, A., … Bruelheide, H. (2022). Global patterns of vascular plant alpha diversity. </w:t>
+      </w:r>
+      <w:r>
+        <w:rPr>
+          <w:rFonts w:ascii="Times New Roman" w:eastAsia="Times New Roman" w:hAnsi="Times New Roman" w:cs="Times New Roman"/>
+          <w:i/>
+          <w:sz w:val="24"/>
+          <w:szCs w:val="24"/>
+        </w:rPr>
+        <w:t>Nature Communications</w:t>
+      </w:r>
+      <w:r>
+        <w:rPr>
+          <w:rFonts w:ascii="Times New Roman" w:eastAsia="Times New Roman" w:hAnsi="Times New Roman" w:cs="Times New Roman"/>
+          <w:sz w:val="24"/>
+          <w:szCs w:val="24"/>
         </w:rPr>
         <w:t xml:space="preserve">, </w:t>
       </w:r>
@@ -8682,18 +8887,16 @@
           <w:i/>
           <w:sz w:val="24"/>
           <w:szCs w:val="24"/>
-          <w:lang w:val="de-DE"/>
-        </w:rPr>
-        <w:t>240</w:t>
-      </w:r>
-      <w:r>
-        <w:rPr>
-          <w:rFonts w:ascii="Times New Roman" w:eastAsia="Times New Roman" w:hAnsi="Times New Roman" w:cs="Times New Roman"/>
-          <w:sz w:val="24"/>
-          <w:szCs w:val="24"/>
-          <w:lang w:val="de-DE"/>
-        </w:rPr>
-        <w:t>(4), 1687–1702. https://doi.org/10.1111/nph.18961</w:t>
+        </w:rPr>
+        <w:t>13</w:t>
+      </w:r>
+      <w:r>
+        <w:rPr>
+          <w:rFonts w:ascii="Times New Roman" w:eastAsia="Times New Roman" w:hAnsi="Times New Roman" w:cs="Times New Roman"/>
+          <w:sz w:val="24"/>
+          <w:szCs w:val="24"/>
+        </w:rPr>
+        <w:t>(1), 4683. https://doi.org/10.1038/s41467-022-32063-z</w:t>
       </w:r>
     </w:p>
     <w:p>
@@ -8711,39 +8914,33 @@
           <w:rFonts w:ascii="Times New Roman" w:eastAsia="Times New Roman" w:hAnsi="Times New Roman" w:cs="Times New Roman"/>
           <w:sz w:val="24"/>
           <w:szCs w:val="24"/>
-        </w:rPr>
-      </w:pPr>
-      <w:r>
-        <w:rPr>
-          <w:rFonts w:ascii="Times New Roman" w:eastAsia="Times New Roman" w:hAnsi="Times New Roman" w:cs="Times New Roman"/>
-          <w:sz w:val="24"/>
-          <w:szCs w:val="24"/>
           <w:lang w:val="de-DE"/>
         </w:rPr>
-        <w:t xml:space="preserve">Schröter, M., Kraemer, R., Ceauşu, S., &amp; Rusch, G. M. (2017). </w:t>
-      </w:r>
-      <w:r>
-        <w:rPr>
-          <w:rFonts w:ascii="Times New Roman" w:eastAsia="Times New Roman" w:hAnsi="Times New Roman" w:cs="Times New Roman"/>
-          <w:sz w:val="24"/>
-          <w:szCs w:val="24"/>
-        </w:rPr>
-        <w:t xml:space="preserve">Incorporating threat in hotspots and coldspots of biodiversity and ecosystem services. </w:t>
-      </w:r>
-      <w:r>
-        <w:rPr>
-          <w:rFonts w:ascii="Times New Roman" w:eastAsia="Times New Roman" w:hAnsi="Times New Roman" w:cs="Times New Roman"/>
-          <w:i/>
-          <w:sz w:val="24"/>
-          <w:szCs w:val="24"/>
-        </w:rPr>
-        <w:t>Ambio</w:t>
-      </w:r>
-      <w:r>
-        <w:rPr>
-          <w:rFonts w:ascii="Times New Roman" w:eastAsia="Times New Roman" w:hAnsi="Times New Roman" w:cs="Times New Roman"/>
-          <w:sz w:val="24"/>
-          <w:szCs w:val="24"/>
+      </w:pPr>
+      <w:r>
+        <w:rPr>
+          <w:rFonts w:ascii="Times New Roman" w:eastAsia="Times New Roman" w:hAnsi="Times New Roman" w:cs="Times New Roman"/>
+          <w:sz w:val="24"/>
+          <w:szCs w:val="24"/>
+        </w:rPr>
+        <w:t xml:space="preserve">Schellenberger Costa, D., Boehnisch, G., Freiberg, M., Govaerts, R., Grenié, M., Hassler, M., Kattge, J., Muellner‐Riehl, A. N., Rojas Andrés, B. M., Winter, M., Watson, M., Zizka, A., &amp; Wirth, C. (2023). The big four of plant taxonomy – a comparison of global checklists of vascular plant names. </w:t>
+      </w:r>
+      <w:r>
+        <w:rPr>
+          <w:rFonts w:ascii="Times New Roman" w:eastAsia="Times New Roman" w:hAnsi="Times New Roman" w:cs="Times New Roman"/>
+          <w:i/>
+          <w:sz w:val="24"/>
+          <w:szCs w:val="24"/>
+          <w:lang w:val="de-DE"/>
+        </w:rPr>
+        <w:t>New Phytologist</w:t>
+      </w:r>
+      <w:r>
+        <w:rPr>
+          <w:rFonts w:ascii="Times New Roman" w:eastAsia="Times New Roman" w:hAnsi="Times New Roman" w:cs="Times New Roman"/>
+          <w:sz w:val="24"/>
+          <w:szCs w:val="24"/>
+          <w:lang w:val="de-DE"/>
         </w:rPr>
         <w:t xml:space="preserve">, </w:t>
       </w:r>
@@ -8753,16 +8950,18 @@
           <w:i/>
           <w:sz w:val="24"/>
           <w:szCs w:val="24"/>
-        </w:rPr>
-        <w:t>46</w:t>
-      </w:r>
-      <w:r>
-        <w:rPr>
-          <w:rFonts w:ascii="Times New Roman" w:eastAsia="Times New Roman" w:hAnsi="Times New Roman" w:cs="Times New Roman"/>
-          <w:sz w:val="24"/>
-          <w:szCs w:val="24"/>
-        </w:rPr>
-        <w:t>(7), 756–768. https://doi.org/10.1007/s13280-017-0922-x</w:t>
+          <w:lang w:val="de-DE"/>
+        </w:rPr>
+        <w:t>240</w:t>
+      </w:r>
+      <w:r>
+        <w:rPr>
+          <w:rFonts w:ascii="Times New Roman" w:eastAsia="Times New Roman" w:hAnsi="Times New Roman" w:cs="Times New Roman"/>
+          <w:sz w:val="24"/>
+          <w:szCs w:val="24"/>
+          <w:lang w:val="de-DE"/>
+        </w:rPr>
+        <w:t>(4), 1687–1702. https://doi.org/10.1111/nph.18961</w:t>
       </w:r>
     </w:p>
     <w:p>
@@ -8787,26 +8986,26 @@
           <w:rFonts w:ascii="Times New Roman" w:eastAsia="Times New Roman" w:hAnsi="Times New Roman" w:cs="Times New Roman"/>
           <w:sz w:val="24"/>
           <w:szCs w:val="24"/>
-        </w:rPr>
-        <w:t xml:space="preserve">Soberón, J., &amp; Peterson, A. T. (2009). Monitoring Biodiversity Loss with Primary Species-occurrence Data: Toward National-level Indicators for the 2010 Target of the Convention </w:t>
-      </w:r>
-      <w:r>
-        <w:rPr>
-          <w:rFonts w:ascii="Times New Roman" w:eastAsia="Times New Roman" w:hAnsi="Times New Roman" w:cs="Times New Roman"/>
-          <w:sz w:val="24"/>
-          <w:szCs w:val="24"/>
-        </w:rPr>
-        <w:lastRenderedPageBreak/>
-        <w:t xml:space="preserve">on Biological Diversity. </w:t>
-      </w:r>
-      <w:r>
-        <w:rPr>
-          <w:rFonts w:ascii="Times New Roman" w:eastAsia="Times New Roman" w:hAnsi="Times New Roman" w:cs="Times New Roman"/>
-          <w:i/>
-          <w:sz w:val="24"/>
-          <w:szCs w:val="24"/>
-        </w:rPr>
-        <w:t>AMBIO: A Journal of the Human Environment</w:t>
+          <w:lang w:val="de-DE"/>
+        </w:rPr>
+        <w:t xml:space="preserve">Schröter, M., Kraemer, R., Ceauşu, S., &amp; Rusch, G. M. (2017). </w:t>
+      </w:r>
+      <w:r>
+        <w:rPr>
+          <w:rFonts w:ascii="Times New Roman" w:eastAsia="Times New Roman" w:hAnsi="Times New Roman" w:cs="Times New Roman"/>
+          <w:sz w:val="24"/>
+          <w:szCs w:val="24"/>
+        </w:rPr>
+        <w:t xml:space="preserve">Incorporating threat in hotspots and coldspots of biodiversity and ecosystem services. </w:t>
+      </w:r>
+      <w:r>
+        <w:rPr>
+          <w:rFonts w:ascii="Times New Roman" w:eastAsia="Times New Roman" w:hAnsi="Times New Roman" w:cs="Times New Roman"/>
+          <w:i/>
+          <w:sz w:val="24"/>
+          <w:szCs w:val="24"/>
+        </w:rPr>
+        <w:t>Ambio</w:t>
       </w:r>
       <w:r>
         <w:rPr>
@@ -8823,15 +9022,15 @@
           <w:sz w:val="24"/>
           <w:szCs w:val="24"/>
         </w:rPr>
-        <w:t>38</w:t>
-      </w:r>
-      <w:r>
-        <w:rPr>
-          <w:rFonts w:ascii="Times New Roman" w:eastAsia="Times New Roman" w:hAnsi="Times New Roman" w:cs="Times New Roman"/>
-          <w:sz w:val="24"/>
-          <w:szCs w:val="24"/>
-        </w:rPr>
-        <w:t>(1), 29–34. https://doi.org/10.1579/0044-7447-38.1.29</w:t>
+        <w:t>46</w:t>
+      </w:r>
+      <w:r>
+        <w:rPr>
+          <w:rFonts w:ascii="Times New Roman" w:eastAsia="Times New Roman" w:hAnsi="Times New Roman" w:cs="Times New Roman"/>
+          <w:sz w:val="24"/>
+          <w:szCs w:val="24"/>
+        </w:rPr>
+        <w:t>(7), 756–768. https://doi.org/10.1007/s13280-017-0922-x</w:t>
       </w:r>
     </w:p>
     <w:p>
@@ -8857,16 +9056,25 @@
           <w:sz w:val="24"/>
           <w:szCs w:val="24"/>
         </w:rPr>
-        <w:t xml:space="preserve">Sobral-Souza, T., Stropp, J., Santos, J. P., Prasniewski, V. M., Szinwelski, N., Vilela, B., Freitas, A. V. L., Ribeiro, M. C., &amp; Hortal, J. (2021). Knowledge gaps hamper understanding the relationship between fragmentation and biodiversity loss: The case of Atlantic Forest fruit-feeding butterflies. </w:t>
-      </w:r>
-      <w:r>
-        <w:rPr>
-          <w:rFonts w:ascii="Times New Roman" w:eastAsia="Times New Roman" w:hAnsi="Times New Roman" w:cs="Times New Roman"/>
-          <w:i/>
-          <w:sz w:val="24"/>
-          <w:szCs w:val="24"/>
-        </w:rPr>
-        <w:t>PeerJ</w:t>
+        <w:t xml:space="preserve">Soberón, J., &amp; Peterson, A. T. (2009). Monitoring Biodiversity Loss with Primary Species-occurrence Data: Toward National-level Indicators for the 2010 Target of the Convention </w:t>
+      </w:r>
+      <w:r>
+        <w:rPr>
+          <w:rFonts w:ascii="Times New Roman" w:eastAsia="Times New Roman" w:hAnsi="Times New Roman" w:cs="Times New Roman"/>
+          <w:sz w:val="24"/>
+          <w:szCs w:val="24"/>
+        </w:rPr>
+        <w:lastRenderedPageBreak/>
+        <w:t xml:space="preserve">on Biological Diversity. </w:t>
+      </w:r>
+      <w:r>
+        <w:rPr>
+          <w:rFonts w:ascii="Times New Roman" w:eastAsia="Times New Roman" w:hAnsi="Times New Roman" w:cs="Times New Roman"/>
+          <w:i/>
+          <w:sz w:val="24"/>
+          <w:szCs w:val="24"/>
+        </w:rPr>
+        <w:t>AMBIO: A Journal of the Human Environment</w:t>
       </w:r>
       <w:r>
         <w:rPr>
@@ -8883,15 +9091,15 @@
           <w:sz w:val="24"/>
           <w:szCs w:val="24"/>
         </w:rPr>
-        <w:t>9</w:t>
-      </w:r>
-      <w:r>
-        <w:rPr>
-          <w:rFonts w:ascii="Times New Roman" w:eastAsia="Times New Roman" w:hAnsi="Times New Roman" w:cs="Times New Roman"/>
-          <w:sz w:val="24"/>
-          <w:szCs w:val="24"/>
-        </w:rPr>
-        <w:t>, e11673. https://doi.org/10.7717/peerj.11673</w:t>
+        <w:t>38</w:t>
+      </w:r>
+      <w:r>
+        <w:rPr>
+          <w:rFonts w:ascii="Times New Roman" w:eastAsia="Times New Roman" w:hAnsi="Times New Roman" w:cs="Times New Roman"/>
+          <w:sz w:val="24"/>
+          <w:szCs w:val="24"/>
+        </w:rPr>
+        <w:t>(1), 29–34. https://doi.org/10.1579/0044-7447-38.1.29</w:t>
       </w:r>
     </w:p>
     <w:p>
@@ -8917,16 +9125,16 @@
           <w:sz w:val="24"/>
           <w:szCs w:val="24"/>
         </w:rPr>
-        <w:t xml:space="preserve">Stropp, J., Ladle, R. J., M. Malhado, A. C., Hortal, J., Gaffuri, J., H. Temperley, W., Olav Skøien, J., &amp; Mayaux, P. (2016). Mapping ignorance: 300 years of collecting flowering plants in Africa. </w:t>
-      </w:r>
-      <w:r>
-        <w:rPr>
-          <w:rFonts w:ascii="Times New Roman" w:eastAsia="Times New Roman" w:hAnsi="Times New Roman" w:cs="Times New Roman"/>
-          <w:i/>
-          <w:sz w:val="24"/>
-          <w:szCs w:val="24"/>
-        </w:rPr>
-        <w:t>Global Ecology and Biogeography</w:t>
+        <w:t xml:space="preserve">Sobral-Souza, T., Stropp, J., Santos, J. P., Prasniewski, V. M., Szinwelski, N., Vilela, B., Freitas, A. V. L., Ribeiro, M. C., &amp; Hortal, J. (2021). Knowledge gaps hamper understanding the relationship between fragmentation and biodiversity loss: The case of Atlantic Forest fruit-feeding butterflies. </w:t>
+      </w:r>
+      <w:r>
+        <w:rPr>
+          <w:rFonts w:ascii="Times New Roman" w:eastAsia="Times New Roman" w:hAnsi="Times New Roman" w:cs="Times New Roman"/>
+          <w:i/>
+          <w:sz w:val="24"/>
+          <w:szCs w:val="24"/>
+        </w:rPr>
+        <w:t>PeerJ</w:t>
       </w:r>
       <w:r>
         <w:rPr>
@@ -8943,15 +9151,15 @@
           <w:sz w:val="24"/>
           <w:szCs w:val="24"/>
         </w:rPr>
-        <w:t>25</w:t>
-      </w:r>
-      <w:r>
-        <w:rPr>
-          <w:rFonts w:ascii="Times New Roman" w:eastAsia="Times New Roman" w:hAnsi="Times New Roman" w:cs="Times New Roman"/>
-          <w:sz w:val="24"/>
-          <w:szCs w:val="24"/>
-        </w:rPr>
-        <w:t xml:space="preserve">(9), 1085–1096. https://doi.org/10.1111/geb.12468 </w:t>
+        <w:t>9</w:t>
+      </w:r>
+      <w:r>
+        <w:rPr>
+          <w:rFonts w:ascii="Times New Roman" w:eastAsia="Times New Roman" w:hAnsi="Times New Roman" w:cs="Times New Roman"/>
+          <w:sz w:val="24"/>
+          <w:szCs w:val="24"/>
+        </w:rPr>
+        <w:t>, e11673. https://doi.org/10.7717/peerj.11673</w:t>
       </w:r>
     </w:p>
     <w:p>
@@ -8977,6 +9185,66 @@
           <w:sz w:val="24"/>
           <w:szCs w:val="24"/>
         </w:rPr>
+        <w:t xml:space="preserve">Stropp, J., Ladle, R. J., M. Malhado, A. C., Hortal, J., Gaffuri, J., H. Temperley, W., Olav Skøien, J., &amp; Mayaux, P. (2016). Mapping ignorance: 300 years of collecting flowering plants in Africa. </w:t>
+      </w:r>
+      <w:r>
+        <w:rPr>
+          <w:rFonts w:ascii="Times New Roman" w:eastAsia="Times New Roman" w:hAnsi="Times New Roman" w:cs="Times New Roman"/>
+          <w:i/>
+          <w:sz w:val="24"/>
+          <w:szCs w:val="24"/>
+        </w:rPr>
+        <w:t>Global Ecology and Biogeography</w:t>
+      </w:r>
+      <w:r>
+        <w:rPr>
+          <w:rFonts w:ascii="Times New Roman" w:eastAsia="Times New Roman" w:hAnsi="Times New Roman" w:cs="Times New Roman"/>
+          <w:sz w:val="24"/>
+          <w:szCs w:val="24"/>
+        </w:rPr>
+        <w:t xml:space="preserve">, </w:t>
+      </w:r>
+      <w:r>
+        <w:rPr>
+          <w:rFonts w:ascii="Times New Roman" w:eastAsia="Times New Roman" w:hAnsi="Times New Roman" w:cs="Times New Roman"/>
+          <w:i/>
+          <w:sz w:val="24"/>
+          <w:szCs w:val="24"/>
+        </w:rPr>
+        <w:t>25</w:t>
+      </w:r>
+      <w:r>
+        <w:rPr>
+          <w:rFonts w:ascii="Times New Roman" w:eastAsia="Times New Roman" w:hAnsi="Times New Roman" w:cs="Times New Roman"/>
+          <w:sz w:val="24"/>
+          <w:szCs w:val="24"/>
+        </w:rPr>
+        <w:t xml:space="preserve">(9), 1085–1096. https://doi.org/10.1111/geb.12468 </w:t>
+      </w:r>
+    </w:p>
+    <w:p>
+      <w:pPr>
+        <w:pBdr>
+          <w:top w:val="nil"/>
+          <w:left w:val="nil"/>
+          <w:bottom w:val="nil"/>
+          <w:right w:val="nil"/>
+          <w:between w:val="nil"/>
+        </w:pBdr>
+        <w:spacing w:after="0"/>
+        <w:ind w:left="720" w:hanging="720"/>
+        <w:rPr>
+          <w:rFonts w:ascii="Times New Roman" w:eastAsia="Times New Roman" w:hAnsi="Times New Roman" w:cs="Times New Roman"/>
+          <w:sz w:val="24"/>
+          <w:szCs w:val="24"/>
+        </w:rPr>
+      </w:pPr>
+      <w:r>
+        <w:rPr>
+          <w:rFonts w:ascii="Times New Roman" w:eastAsia="Times New Roman" w:hAnsi="Times New Roman" w:cs="Times New Roman"/>
+          <w:sz w:val="24"/>
+          <w:szCs w:val="24"/>
+        </w:rPr>
         <w:t xml:space="preserve">Stropp, J., Umbelino, B., Correia, R. A., Campos‐Silva, J. V., Ladle, R. J., &amp; Malhado, A. C. M. (2020). The ghosts of forests past and future: Deforestation and botanical sampling in the Brazilian Amazon. </w:t>
       </w:r>
       <w:r>
@@ -9013,6 +9281,52 @@
         </w:rPr>
         <w:t>(7), 979–989. https://doi.org/10.1111/ecog.05026</w:t>
       </w:r>
+    </w:p>
+    <w:p>
+      <w:pPr>
+        <w:pBdr>
+          <w:top w:val="nil"/>
+          <w:left w:val="nil"/>
+          <w:bottom w:val="nil"/>
+          <w:right w:val="nil"/>
+          <w:between w:val="nil"/>
+        </w:pBdr>
+        <w:spacing w:after="0"/>
+        <w:ind w:left="720" w:hanging="720"/>
+        <w:rPr>
+          <w:ins w:id="202" w:author="Maria Carmona-Higuita" w:date="2026-08-06T00:00:00Z"/>
+          <w:rFonts w:ascii="Times New Roman" w:eastAsia="Times New Roman" w:hAnsi="Times New Roman" w:cs="Times New Roman"/>
+          <w:sz w:val="24"/>
+          <w:szCs w:val="24"/>
+        </w:rPr>
+      </w:pPr>
+      <w:ins w:id="203" w:author="Maria Carmona-Higuita" w:date="2026-08-06T00:00:00Z">
+        <w:r>
+          <w:rPr>
+            <w:rFonts w:ascii="Times New Roman" w:eastAsia="Times New Roman" w:hAnsi="Times New Roman" w:cs="Times New Roman"/>
+            <w:sz w:val="24"/>
+            <w:szCs w:val="24"/>
+          </w:rPr>
+          <w:t xml:space="preserve">Svahnström, V. J., Nic Lughadha, E., Forest, F., &amp; Leão, T. C. C. (2025). Geographic range size and rarity of epiphytic flowering plants. </w:t>
+        </w:r>
+        <w:r>
+          <w:rPr>
+            <w:rFonts w:ascii="Times New Roman" w:eastAsia="Times New Roman" w:hAnsi="Times New Roman" w:cs="Times New Roman"/>
+            <w:i/>
+            <w:sz w:val="24"/>
+            <w:szCs w:val="24"/>
+          </w:rPr>
+          <w:t xml:space="preserve">Nature Plants</w:t>
+        </w:r>
+        <w:r>
+          <w:rPr>
+            <w:rFonts w:ascii="Times New Roman" w:eastAsia="Times New Roman" w:hAnsi="Times New Roman" w:cs="Times New Roman"/>
+            <w:sz w:val="24"/>
+            <w:szCs w:val="24"/>
+          </w:rPr>
+          <w:t xml:space="preserve">. https://doi.org/10.1038/s41477-025-02022-9</w:t>
+        </w:r>
+      </w:ins>
     </w:p>
     <w:p>
       <w:pPr>

--- a/manuscript/tracked/DDI_revision_tracked.docx
+++ b/manuscript/tracked/DDI_revision_tracked.docx
@@ -12,8 +12,6 @@
           <w:szCs w:val="24"/>
         </w:rPr>
       </w:pPr>
-      <w:bookmarkStart w:id="0" w:name="_heading=h.gjdgxs" w:colFirst="0" w:colLast="0"/>
-      <w:bookmarkEnd w:id="0"/>
       <w:r>
         <w:rPr>
           <w:rFonts w:ascii="Times New Roman" w:eastAsia="Times New Roman" w:hAnsi="Times New Roman" w:cs="Times New Roman"/>
@@ -607,328 +605,1278 @@
     <w:p>
       <w:pPr>
         <w:rPr>
-          <w:rFonts w:ascii="Times New Roman" w:eastAsia="Times New Roman" w:hAnsi="Times New Roman" w:cs="Times New Roman"/>
-          <w:sz w:val="24"/>
-          <w:szCs w:val="24"/>
-        </w:rPr>
-      </w:pPr>
-      <w:del w:id="1" w:author="Maria Carmona-Higuita" w:date="2026-08-06T00:00:00Z">
+          <w:del w:id="0" w:author="Maria Judith Carmona Higuita" w:date="2026-08-07T14:14:00Z" w16du:dateUtc="2026-08-07T12:14:00Z"/>
+          <w:rFonts w:ascii="Times New Roman" w:eastAsia="Times New Roman" w:hAnsi="Times New Roman" w:cs="Times New Roman"/>
+          <w:sz w:val="24"/>
+          <w:szCs w:val="24"/>
+        </w:rPr>
+      </w:pPr>
+      <w:commentRangeStart w:id="1"/>
+      <w:commentRangeStart w:id="2"/>
+      <w:commentRangeStart w:id="3"/>
+      <w:del w:id="4" w:author="Maria Carmona-Higuita" w:date="2026-08-07T00:00:00Z">
         <w:r>
           <w:rPr>
             <w:rFonts w:ascii="Times New Roman" w:hAnsi="Times New Roman" w:cs="Times New Roman"/>
             <w:sz w:val="24"/>
             <w:szCs w:val="24"/>
           </w:rPr>
-          <w:delText xml:space="preserve">Hotspots of biodiversity shortfalls are in the mountainous region of Mexico, Central America, several regions in the Amazonia, the southeastern Brazil and the South American Southern Cone. </w:delText>
+          <w:delText>Biased availability of biodiversity data limits our understanding of the ecology, evolution, and conservation of tropical ecosystems. Vascular epiphytes (VE) represent nearly 10% of global vascular flora and up to 39% in the Neotropics, yet systematic assessment of distributional knowledge gaps rema</w:delText>
         </w:r>
       </w:del>
-      <w:ins w:id="2" w:author="Maria Carmona-Higuita" w:date="2026-08-06T00:00:00Z">
+      <w:commentRangeEnd w:id="3"/>
+      <w:r>
+        <w:rPr>
+          <w:rStyle w:val="CommentReference"/>
+          <w:rFonts w:ascii="Times New Roman" w:eastAsia="Times New Roman" w:hAnsi="Times New Roman" w:cs="Times New Roman"/>
+          <w:sz w:val="24"/>
+          <w:szCs w:val="24"/>
+        </w:rPr>
+        <w:commentReference w:id="3"/>
+      </w:r>
+      <w:commentRangeEnd w:id="2"/>
+      <w:r>
+        <w:rPr>
+          <w:rStyle w:val="CommentReference"/>
+          <w:rFonts w:ascii="Times New Roman" w:eastAsia="Times New Roman" w:hAnsi="Times New Roman" w:cs="Times New Roman"/>
+          <w:sz w:val="24"/>
+          <w:szCs w:val="24"/>
+        </w:rPr>
+        <w:commentReference w:id="2"/>
+      </w:r>
+      <w:commentRangeEnd w:id="1"/>
+      <w:r>
+        <w:rPr>
+          <w:rStyle w:val="CommentReference"/>
+          <w:rFonts w:ascii="Times New Roman" w:eastAsia="Times New Roman" w:hAnsi="Times New Roman" w:cs="Times New Roman"/>
+          <w:sz w:val="24"/>
+          <w:szCs w:val="24"/>
+        </w:rPr>
+        <w:commentReference w:id="1"/>
+      </w:r>
+    </w:p>
+    <w:p>
+      <w:pPr>
+        <w:rPr>
+          <w:ins w:id="5" w:author="Maria Carmona-Higuita" w:date="2026-08-07T00:00:00Z"/>
+          <w:rFonts w:ascii="Times New Roman" w:eastAsia="Times New Roman" w:hAnsi="Times New Roman" w:cs="Times New Roman"/>
+          <w:sz w:val="24"/>
+          <w:szCs w:val="24"/>
+        </w:rPr>
+      </w:pPr>
+      <w:ins w:id="6" w:author="Maria Carmona-Higuita" w:date="2026-08-07T00:00:00Z">
         <w:r>
           <w:rPr>
             <w:rFonts w:ascii="Times New Roman" w:hAnsi="Times New Roman" w:cs="Times New Roman"/>
-            <w:sz w:val="24"/>
-            <w:szCs w:val="24"/>
-          </w:rPr>
-          <w:t xml:space="preserve">Areas that remain entirely unsampled (white cells in Figures 1 and 2) represent the true priorities for future field surveys. </w:t>
+            <w:b/>
+            <w:bCs/>
+            <w:sz w:val="24"/>
+            <w:szCs w:val="24"/>
+          </w:rPr>
+          <w:t>Aim</w:t>
         </w:r>
       </w:ins>
       <w:r>
         <w:rPr>
-          <w:rFonts w:ascii="Times New Roman" w:eastAsia="Times New Roman" w:hAnsi="Times New Roman" w:cs="Times New Roman"/>
-          <w:sz w:val="24"/>
-          <w:szCs w:val="24"/>
-        </w:rPr>
-        <w:t xml:space="preserve">Biased shortfalls in biodiversity data availability limit our understanding of ecology, evolution, and conservation of tropical ecosystems. Vascular epiphytes (VE) represent nearly 10% of global vascular flora and up to 39% in the Neotropics. About 20% of VE species in this region are threatened with extinction, yet VE remains among the least studied plant groups. This study assesses the extent of taxonomic and geographic biases in data availability for the five species-richest VE families (Araceae, Bromeliaceae, Orchidaceae, Piperaceae, and Polypodiaceae) based on over 500,000 occurrence records. We evaluated </w:t>
-      </w:r>
-      <w:del w:id="3" w:author="Maria Carmona-Higuita" w:date="2026-08-05T00:00:00Z">
-        <w:r>
-          <w:rPr>
-            <w:rFonts w:ascii="Times New Roman" w:eastAsia="Times New Roman" w:hAnsi="Times New Roman" w:cs="Times New Roman"/>
-            <w:sz w:val="24"/>
-            <w:szCs w:val="24"/>
-          </w:rPr>
-          <w:delText>taxonomic and geographic shortfalls</w:delText>
+          <w:rFonts w:ascii="Times New Roman" w:hAnsi="Times New Roman" w:cs="Times New Roman"/>
+          <w:b/>
+          <w:bCs/>
+          <w:sz w:val="24"/>
+          <w:szCs w:val="24"/>
+        </w:rPr>
+        <w:t>:</w:t>
+      </w:r>
+      <w:r>
+        <w:rPr>
+          <w:rFonts w:ascii="Times New Roman" w:hAnsi="Times New Roman" w:cs="Times New Roman"/>
+          <w:sz w:val="24"/>
+          <w:szCs w:val="24"/>
+        </w:rPr>
+        <w:t xml:space="preserve"> Vascular epiphytes (VE) represent nearly 10% of global</w:t>
+      </w:r>
+      <w:r>
+        <w:rPr>
+          <w:rFonts w:ascii="Times New Roman" w:hAnsi="Times New Roman" w:cs="Times New Roman"/>
+          <w:sz w:val="24"/>
+          <w:szCs w:val="24"/>
+        </w:rPr>
+        <w:t xml:space="preserve"> </w:t>
+      </w:r>
+      <w:r>
+        <w:rPr>
+          <w:rFonts w:ascii="Times New Roman" w:hAnsi="Times New Roman" w:cs="Times New Roman"/>
+          <w:sz w:val="24"/>
+          <w:szCs w:val="24"/>
+        </w:rPr>
+        <w:t>40 vascular flora and up to 39% in the Neotropics. About 20% of VE species in this region are</w:t>
+      </w:r>
+      <w:r>
+        <w:rPr>
+          <w:rFonts w:ascii="Times New Roman" w:hAnsi="Times New Roman" w:cs="Times New Roman"/>
+          <w:sz w:val="24"/>
+          <w:szCs w:val="24"/>
+        </w:rPr>
+        <w:t xml:space="preserve"> </w:t>
+      </w:r>
+      <w:r>
+        <w:rPr>
+          <w:rFonts w:ascii="Times New Roman" w:hAnsi="Times New Roman" w:cs="Times New Roman"/>
+          <w:sz w:val="24"/>
+          <w:szCs w:val="24"/>
+        </w:rPr>
+        <w:t xml:space="preserve">41 threatened with extinction, yet VE remains among </w:t>
+      </w:r>
+      <w:commentRangeStart w:id="7"/>
+      <w:r>
+        <w:rPr>
+          <w:rFonts w:ascii="Times New Roman" w:hAnsi="Times New Roman" w:cs="Times New Roman"/>
+          <w:sz w:val="24"/>
+          <w:szCs w:val="24"/>
+        </w:rPr>
+        <w:t>the least studied plant groups</w:t>
+      </w:r>
+      <w:commentRangeEnd w:id="7"/>
+      <w:r>
+        <w:rPr>
+          <w:rStyle w:val="CommentReference"/>
+          <w:rFonts w:ascii="Times New Roman" w:hAnsi="Times New Roman" w:cs="Times New Roman"/>
+          <w:sz w:val="24"/>
+          <w:szCs w:val="24"/>
+        </w:rPr>
+        <w:commentReference w:id="7"/>
+      </w:r>
+      <w:r>
+        <w:rPr>
+          <w:rFonts w:ascii="Times New Roman" w:hAnsi="Times New Roman" w:cs="Times New Roman"/>
+          <w:sz w:val="24"/>
+          <w:szCs w:val="24"/>
+        </w:rPr>
+        <w:t xml:space="preserve">. </w:t>
+      </w:r>
+      <w:ins w:id="8" w:author="Maria Carmona-Higuita" w:date="2026-08-07T00:00:00Z">
+        <w:r>
+          <w:rPr>
+            <w:rFonts w:ascii="Times New Roman" w:hAnsi="Times New Roman" w:cs="Times New Roman"/>
+            <w:sz w:val="24"/>
+            <w:szCs w:val="24"/>
+          </w:rPr>
+          <w:t>Vascular epiphytes (</w:t>
+        </w:r>
+        <w:commentRangeStart w:id="9"/>
+        <w:r>
+          <w:rPr>
+            <w:rFonts w:ascii="Times New Roman" w:hAnsi="Times New Roman" w:cs="Times New Roman"/>
+            <w:sz w:val="24"/>
+            <w:szCs w:val="24"/>
+          </w:rPr>
+          <w:t>VE</w:t>
+        </w:r>
+      </w:ins>
+      <w:commentRangeEnd w:id="9"/>
+      <w:r>
+        <w:rPr>
+          <w:rStyle w:val="CommentReference"/>
+          <w:rFonts w:ascii="Times New Roman" w:hAnsi="Times New Roman" w:cs="Times New Roman"/>
+          <w:sz w:val="24"/>
+          <w:szCs w:val="24"/>
+        </w:rPr>
+        <w:commentReference w:id="9"/>
+      </w:r>
+      <w:ins w:id="10" w:author="Maria Carmona-Higuita" w:date="2026-08-07T00:00:00Z">
+        <w:r>
+          <w:rPr>
+            <w:rFonts w:ascii="Times New Roman" w:hAnsi="Times New Roman" w:cs="Times New Roman"/>
+            <w:sz w:val="24"/>
+            <w:szCs w:val="24"/>
+          </w:rPr>
+          <w:t>) represent nearly 10% of global vascular flora and up to 39% of plant species in the Neotropics, yet a systematic assessment of their distributional knowledge gaps remains lacking. We quantified the Wallacean shortfall for the five species-richest VE families and compared epiphyte data deficits with tree inventory data.</w:t>
+        </w:r>
+      </w:ins>
+    </w:p>
+    <w:p>
+      <w:pPr>
+        <w:rPr>
+          <w:ins w:id="11" w:author="Maria Carmona-Higuita" w:date="2026-08-07T00:00:00Z"/>
+          <w:rFonts w:ascii="Times New Roman" w:eastAsia="Times New Roman" w:hAnsi="Times New Roman" w:cs="Times New Roman"/>
+          <w:sz w:val="24"/>
+          <w:szCs w:val="24"/>
+        </w:rPr>
+      </w:pPr>
+      <w:ins w:id="12" w:author="Maria Carmona-Higuita" w:date="2026-08-07T00:00:00Z">
+        <w:r>
+          <w:rPr>
+            <w:rFonts w:ascii="Times New Roman" w:hAnsi="Times New Roman" w:cs="Times New Roman"/>
+            <w:b/>
+            <w:bCs/>
+            <w:sz w:val="24"/>
+            <w:szCs w:val="24"/>
+          </w:rPr>
+          <w:t>Location</w:t>
+        </w:r>
+      </w:ins>
+      <w:r>
+        <w:rPr>
+          <w:rFonts w:ascii="Times New Roman" w:hAnsi="Times New Roman" w:cs="Times New Roman"/>
+          <w:b/>
+          <w:bCs/>
+          <w:sz w:val="24"/>
+          <w:szCs w:val="24"/>
+        </w:rPr>
+        <w:t>:</w:t>
+      </w:r>
+      <w:ins w:id="13" w:author="Maria Carmona-Higuita" w:date="2026-08-07T00:00:00Z">
+        <w:r>
+          <w:rPr>
+            <w:rFonts w:ascii="Times New Roman" w:hAnsi="Times New Roman" w:cs="Times New Roman"/>
+            <w:sz w:val="24"/>
+            <w:szCs w:val="24"/>
+          </w:rPr>
+          <w:t xml:space="preserve"> Neotropics.</w:t>
+        </w:r>
+      </w:ins>
+    </w:p>
+    <w:p>
+      <w:pPr>
+        <w:rPr>
+          <w:ins w:id="14" w:author="Maria Carmona-Higuita" w:date="2026-08-07T00:00:00Z"/>
+          <w:rFonts w:ascii="Times New Roman" w:eastAsia="Times New Roman" w:hAnsi="Times New Roman" w:cs="Times New Roman"/>
+          <w:sz w:val="24"/>
+          <w:szCs w:val="24"/>
+        </w:rPr>
+      </w:pPr>
+      <w:ins w:id="15" w:author="Maria Carmona-Higuita" w:date="2026-08-07T00:00:00Z">
+        <w:r>
+          <w:rPr>
+            <w:rFonts w:ascii="Times New Roman" w:hAnsi="Times New Roman" w:cs="Times New Roman"/>
+            <w:b/>
+            <w:bCs/>
+            <w:sz w:val="24"/>
+            <w:szCs w:val="24"/>
+          </w:rPr>
+          <w:t>Methods</w:t>
+        </w:r>
+      </w:ins>
+      <w:r>
+        <w:rPr>
+          <w:rFonts w:ascii="Times New Roman" w:hAnsi="Times New Roman" w:cs="Times New Roman"/>
+          <w:b/>
+          <w:bCs/>
+          <w:sz w:val="24"/>
+          <w:szCs w:val="24"/>
+        </w:rPr>
+        <w:t>:</w:t>
+      </w:r>
+      <w:ins w:id="16" w:author="Maria Carmona-Higuita" w:date="2026-08-07T00:00:00Z">
+        <w:r>
+          <w:rPr>
+            <w:rFonts w:ascii="Times New Roman" w:hAnsi="Times New Roman" w:cs="Times New Roman"/>
+            <w:sz w:val="24"/>
+            <w:szCs w:val="24"/>
+          </w:rPr>
+          <w:t xml:space="preserve"> We </w:t>
+        </w:r>
+      </w:ins>
+      <w:r>
+        <w:rPr>
+          <w:rFonts w:ascii="Times New Roman" w:hAnsi="Times New Roman" w:cs="Times New Roman"/>
+          <w:sz w:val="24"/>
+          <w:szCs w:val="24"/>
+        </w:rPr>
+        <w:t>used</w:t>
+      </w:r>
+      <w:commentRangeStart w:id="17"/>
+      <w:commentRangeStart w:id="18"/>
+      <w:ins w:id="19" w:author="Maria Carmona-Higuita" w:date="2026-08-07T00:00:00Z">
+        <w:r>
+          <w:rPr>
+            <w:rFonts w:ascii="Times New Roman" w:hAnsi="Times New Roman" w:cs="Times New Roman"/>
+            <w:sz w:val="24"/>
+            <w:szCs w:val="24"/>
+          </w:rPr>
+          <w:t xml:space="preserve"> over </w:t>
+        </w:r>
+        <w:commentRangeStart w:id="20"/>
+        <w:r>
+          <w:rPr>
+            <w:rFonts w:ascii="Times New Roman" w:hAnsi="Times New Roman" w:cs="Times New Roman"/>
+            <w:sz w:val="24"/>
+            <w:szCs w:val="24"/>
+          </w:rPr>
+          <w:t>500</w:t>
+        </w:r>
+      </w:ins>
+      <w:commentRangeEnd w:id="20"/>
+      <w:r>
+        <w:rPr>
+          <w:rStyle w:val="CommentReference"/>
+          <w:rFonts w:ascii="Times New Roman" w:hAnsi="Times New Roman" w:cs="Times New Roman"/>
+          <w:sz w:val="24"/>
+          <w:szCs w:val="24"/>
+        </w:rPr>
+        <w:commentReference w:id="20"/>
+      </w:r>
+      <w:ins w:id="21" w:author="Maria Carmona-Higuita" w:date="2026-08-07T00:00:00Z">
+        <w:r>
+          <w:rPr>
+            <w:rFonts w:ascii="Times New Roman" w:hAnsi="Times New Roman" w:cs="Times New Roman"/>
+            <w:sz w:val="24"/>
+            <w:szCs w:val="24"/>
+          </w:rPr>
+          <w:t>,000 georeferenced occurrence records for Araceae, Bromeliaceae, Orchidaceae, Piperaceae, and Polypodiaceae from an existing curated database integrating GBIF and dedicated epiphyte datasets. We evaluated the Wallacean shortfall at 30 arc-minute resolution using three complementary metrics derived from the KnowBR framework: the slope of species accumulation curves, inventory completeness, and the ratio between recorded and estimated species richness.</w:t>
+        </w:r>
+      </w:ins>
+      <w:commentRangeEnd w:id="18"/>
+      <w:r>
+        <w:rPr>
+          <w:rStyle w:val="CommentReference"/>
+          <w:rFonts w:ascii="Times New Roman" w:eastAsia="Times New Roman" w:hAnsi="Times New Roman" w:cs="Times New Roman"/>
+          <w:sz w:val="24"/>
+          <w:szCs w:val="24"/>
+        </w:rPr>
+        <w:commentReference w:id="18"/>
+      </w:r>
+      <w:commentRangeEnd w:id="17"/>
+      <w:r>
+        <w:rPr>
+          <w:rStyle w:val="CommentReference"/>
+          <w:rFonts w:ascii="Times New Roman" w:eastAsia="Times New Roman" w:hAnsi="Times New Roman" w:cs="Times New Roman"/>
+          <w:sz w:val="24"/>
+          <w:szCs w:val="24"/>
+        </w:rPr>
+        <w:commentReference w:id="17"/>
+      </w:r>
+    </w:p>
+    <w:p>
+      <w:pPr>
+        <w:rPr>
+          <w:ins w:id="22" w:author="Maria Carmona-Higuita" w:date="2026-08-07T00:00:00Z"/>
+          <w:rFonts w:ascii="Times New Roman" w:eastAsia="Times New Roman" w:hAnsi="Times New Roman" w:cs="Times New Roman"/>
+          <w:sz w:val="24"/>
+          <w:szCs w:val="24"/>
+        </w:rPr>
+      </w:pPr>
+      <w:ins w:id="23" w:author="Maria Carmona-Higuita" w:date="2026-08-07T00:00:00Z">
+        <w:r>
+          <w:rPr>
+            <w:rFonts w:ascii="Times New Roman" w:hAnsi="Times New Roman" w:cs="Times New Roman"/>
+            <w:b/>
+            <w:bCs/>
+            <w:sz w:val="24"/>
+            <w:szCs w:val="24"/>
+          </w:rPr>
+          <w:t>Results</w:t>
+        </w:r>
+      </w:ins>
+      <w:r>
+        <w:rPr>
+          <w:rFonts w:ascii="Times New Roman" w:hAnsi="Times New Roman" w:cs="Times New Roman"/>
+          <w:b/>
+          <w:bCs/>
+          <w:sz w:val="24"/>
+          <w:szCs w:val="24"/>
+        </w:rPr>
+        <w:t>:</w:t>
+      </w:r>
+      <w:ins w:id="24" w:author="Maria Carmona-Higuita" w:date="2026-08-07T00:00:00Z">
+        <w:r>
+          <w:rPr>
+            <w:rFonts w:ascii="Times New Roman" w:hAnsi="Times New Roman" w:cs="Times New Roman"/>
+            <w:sz w:val="24"/>
+            <w:szCs w:val="24"/>
+          </w:rPr>
+          <w:t xml:space="preserve"> Of Neotropical grid cells, 51.8% contain at least one georeferenced VE record, but only 1.1% are adequately </w:t>
+        </w:r>
+        <w:commentRangeStart w:id="25"/>
+        <w:r>
+          <w:rPr>
+            <w:rFonts w:ascii="Times New Roman" w:hAnsi="Times New Roman" w:cs="Times New Roman"/>
+            <w:sz w:val="24"/>
+            <w:szCs w:val="24"/>
+          </w:rPr>
+          <w:t xml:space="preserve">sampled </w:t>
+        </w:r>
+      </w:ins>
+      <w:commentRangeEnd w:id="25"/>
+      <w:r>
+        <w:rPr>
+          <w:rStyle w:val="CommentReference"/>
+          <w:rFonts w:ascii="Times New Roman" w:hAnsi="Times New Roman" w:cs="Times New Roman"/>
+          <w:sz w:val="24"/>
+          <w:szCs w:val="24"/>
+        </w:rPr>
+        <w:commentReference w:id="25"/>
+      </w:r>
+      <w:ins w:id="26" w:author="Maria Carmona-Higuita" w:date="2026-08-07T00:00:00Z">
+        <w:r>
+          <w:rPr>
+            <w:rFonts w:ascii="Times New Roman" w:hAnsi="Times New Roman" w:cs="Times New Roman"/>
+            <w:sz w:val="24"/>
+            <w:szCs w:val="24"/>
+          </w:rPr>
+          <w:t xml:space="preserve">(accumulation curve slope &lt; 0.1), and 0.05% meet stringent </w:t>
+        </w:r>
+        <w:r>
+          <w:rPr>
+            <w:rFonts w:ascii="Times New Roman" w:hAnsi="Times New Roman" w:cs="Times New Roman"/>
+            <w:sz w:val="24"/>
+            <w:szCs w:val="24"/>
+          </w:rPr>
+          <w:lastRenderedPageBreak/>
+          <w:t>completeness thresholds (completeness ≥ 5%, R/S ratio ≥ 0.5). Wallacean shortfalls are most severe in the Caribbean, parts of Central America, and several South American provinces. Orchidaceae shows the highest proportional sampling deficiency, followed by Araceae and Bromeliaceae. Compared with tree inventories, where 18% of sampling units are well-surveyed globally, VE face considerably greater data deficits, compounded by the high prevalence of rarity within this growth form.</w:t>
+        </w:r>
+      </w:ins>
+    </w:p>
+    <w:p>
+      <w:pPr>
+        <w:rPr>
+          <w:ins w:id="27" w:author="Maria Carmona-Higuita" w:date="2026-08-07T00:00:00Z"/>
+          <w:rFonts w:ascii="Times New Roman" w:eastAsia="Times New Roman" w:hAnsi="Times New Roman" w:cs="Times New Roman"/>
+          <w:sz w:val="24"/>
+          <w:szCs w:val="24"/>
+        </w:rPr>
+      </w:pPr>
+      <w:ins w:id="28" w:author="Maria Carmona-Higuita" w:date="2026-08-07T00:00:00Z">
+        <w:r>
+          <w:rPr>
+            <w:rFonts w:ascii="Times New Roman" w:hAnsi="Times New Roman" w:cs="Times New Roman"/>
+            <w:b/>
+            <w:bCs/>
+            <w:sz w:val="24"/>
+            <w:szCs w:val="24"/>
+          </w:rPr>
+          <w:t>Main conclusions</w:t>
+        </w:r>
+      </w:ins>
+      <w:r>
+        <w:rPr>
+          <w:rFonts w:ascii="Times New Roman" w:hAnsi="Times New Roman" w:cs="Times New Roman"/>
+          <w:b/>
+          <w:bCs/>
+          <w:sz w:val="24"/>
+          <w:szCs w:val="24"/>
+        </w:rPr>
+        <w:t>:</w:t>
+      </w:r>
+      <w:ins w:id="29" w:author="Maria Carmona-Higuita" w:date="2026-08-07T00:00:00Z">
+        <w:r>
+          <w:rPr>
+            <w:rFonts w:ascii="Times New Roman" w:hAnsi="Times New Roman" w:cs="Times New Roman"/>
+            <w:sz w:val="24"/>
+            <w:szCs w:val="24"/>
+          </w:rPr>
+          <w:t xml:space="preserve"> Vascular epiphytes remain severely under-sampled across the Neotropics, with critical gaps concentrated in biogeographically distinct regions. These results identify priority families and areas for targeted field surveys and underscore the need for coordinated data collection to support informed conservation planning.</w:t>
+        </w:r>
+      </w:ins>
+    </w:p>
+    <w:p>
+      <w:pPr>
+        <w:rPr>
+          <w:rFonts w:ascii="Times New Roman" w:eastAsia="Times New Roman" w:hAnsi="Times New Roman" w:cs="Times New Roman"/>
+          <w:sz w:val="24"/>
+          <w:szCs w:val="24"/>
+        </w:rPr>
+      </w:pPr>
+      <w:del w:id="30" w:author="Maria Carmona-Higuita" w:date="2026-08-07T00:00:00Z">
+        <w:r>
+          <w:rPr>
+            <w:rFonts w:ascii="Times New Roman" w:hAnsi="Times New Roman" w:cs="Times New Roman"/>
+            <w:b/>
+            <w:bCs/>
+            <w:sz w:val="24"/>
+            <w:szCs w:val="24"/>
+          </w:rPr>
+          <w:delText>Keywords: bias, distribution, rarity, sampling biases, tropical plants, uncertainty.</w:delText>
         </w:r>
       </w:del>
-      <w:ins w:id="4" w:author="Maria Carmona-Higuita" w:date="2026-08-05T00:00:00Z">
-        <w:r>
-          <w:rPr>
-            <w:rFonts w:ascii="Times New Roman" w:eastAsia="Times New Roman" w:hAnsi="Times New Roman" w:cs="Times New Roman"/>
-            <w:sz w:val="24"/>
-            <w:szCs w:val="24"/>
-          </w:rPr>
-          <w:t>the Wallacean shortfall</w:t>
+      <w:ins w:id="31" w:author="Maria Carmona-Higuita" w:date="2026-08-07T00:00:00Z">
+        <w:r>
+          <w:rPr>
+            <w:rFonts w:ascii="Times New Roman" w:hAnsi="Times New Roman" w:cs="Times New Roman"/>
+            <w:b/>
+            <w:bCs/>
+            <w:sz w:val="24"/>
+            <w:szCs w:val="24"/>
+          </w:rPr>
+          <w:t>Keywords:</w:t>
+        </w:r>
+        <w:r>
+          <w:rPr>
+            <w:rFonts w:ascii="Times New Roman" w:hAnsi="Times New Roman" w:cs="Times New Roman"/>
+            <w:sz w:val="24"/>
+            <w:szCs w:val="24"/>
+          </w:rPr>
+          <w:t xml:space="preserve"> biodiversity shortfall, epiphytes, inventory completeness, Neotropics, occurrence records, sampling bias, species distributions, Wallacean shortfall</w:t>
         </w:r>
       </w:ins>
-      <w:r>
-        <w:rPr>
-          <w:rFonts w:ascii="Times New Roman" w:eastAsia="Times New Roman" w:hAnsi="Times New Roman" w:cs="Times New Roman"/>
-          <w:sz w:val="24"/>
-          <w:szCs w:val="24"/>
-        </w:rPr>
-        <w:t xml:space="preserve"> at a 30-arc-minute resolution across biogeographic provinces using species accumulation curves and survey completeness. Our results show that 51.8% of Neotropical grid cells contain VE occurrence data, yet only 40.6% of species have more than 10 records. </w:t>
-      </w:r>
-      <w:del w:id="5" w:author="Maria Carmona-Higuita" w:date="2026-08-05T00:00:00Z">
-        <w:r>
-          <w:rPr>
-            <w:rFonts w:ascii="Times New Roman" w:eastAsia="Times New Roman" w:hAnsi="Times New Roman" w:cs="Times New Roman"/>
-            <w:sz w:val="24"/>
-            <w:szCs w:val="24"/>
-          </w:rPr>
-          <w:delText xml:space="preserve">Taxonomic shortfalls are widespread, with only 15.4% of grid cells well-sampled while for the geographic shortfalls it only represented 0.05%. </w:delText>
+    </w:p>
+    <w:p>
+      <w:pPr>
+        <w:pStyle w:val="Heading1"/>
+      </w:pPr>
+      <w:r>
+        <w:t>INTRODUCTION</w:t>
+      </w:r>
+    </w:p>
+    <w:p>
+      <w:pPr>
+        <w:jc w:val="left"/>
+        <w:rPr>
+          <w:rFonts w:ascii="Times New Roman" w:eastAsia="Times New Roman" w:hAnsi="Times New Roman" w:cs="Times New Roman"/>
+          <w:sz w:val="24"/>
+          <w:szCs w:val="24"/>
+        </w:rPr>
+      </w:pPr>
+      <w:r>
+        <w:rPr>
+          <w:rFonts w:ascii="Times New Roman" w:eastAsia="Times New Roman" w:hAnsi="Times New Roman" w:cs="Times New Roman"/>
+          <w:sz w:val="24"/>
+          <w:szCs w:val="24"/>
+        </w:rPr>
+        <w:t xml:space="preserve">The biased availability of biodiversity data limits the understanding of the ecology and evolution of tropical plants and their conservation (Luján et al., 2023; Ondo et al., 2024). Two types of bias are particularly common: taxonomic bias, which arises from the uneven availability of species descriptions, systematic treatments, and </w:t>
+      </w:r>
+      <w:commentRangeStart w:id="32"/>
+      <w:r>
+        <w:rPr>
+          <w:rFonts w:ascii="Times New Roman" w:eastAsia="Times New Roman" w:hAnsi="Times New Roman" w:cs="Times New Roman"/>
+          <w:sz w:val="24"/>
+          <w:szCs w:val="24"/>
+        </w:rPr>
+        <w:t>distribution records across different taxa</w:t>
+      </w:r>
+      <w:commentRangeEnd w:id="32"/>
+      <w:r>
+        <w:rPr>
+          <w:rStyle w:val="CommentReference"/>
+          <w:rFonts w:ascii="Times New Roman" w:eastAsia="Times New Roman" w:hAnsi="Times New Roman" w:cs="Times New Roman"/>
+          <w:sz w:val="24"/>
+          <w:szCs w:val="24"/>
+        </w:rPr>
+        <w:commentReference w:id="32"/>
+      </w:r>
+      <w:r>
+        <w:rPr>
+          <w:rFonts w:ascii="Times New Roman" w:eastAsia="Times New Roman" w:hAnsi="Times New Roman" w:cs="Times New Roman"/>
+          <w:sz w:val="24"/>
+          <w:szCs w:val="24"/>
+        </w:rPr>
+        <w:t xml:space="preserve">, and geographic bias, which results from the unequal availability of </w:t>
+      </w:r>
+      <w:commentRangeStart w:id="33"/>
+      <w:r>
+        <w:rPr>
+          <w:rFonts w:ascii="Times New Roman" w:eastAsia="Times New Roman" w:hAnsi="Times New Roman" w:cs="Times New Roman"/>
+          <w:sz w:val="24"/>
+          <w:szCs w:val="24"/>
+        </w:rPr>
+        <w:t xml:space="preserve">data across geographic regions </w:t>
+      </w:r>
+      <w:commentRangeEnd w:id="33"/>
+      <w:r>
+        <w:rPr>
+          <w:rStyle w:val="CommentReference"/>
+          <w:rFonts w:ascii="Times New Roman" w:eastAsia="Times New Roman" w:hAnsi="Times New Roman" w:cs="Times New Roman"/>
+          <w:sz w:val="24"/>
+          <w:szCs w:val="24"/>
+        </w:rPr>
+        <w:commentReference w:id="33"/>
+      </w:r>
+      <w:r>
+        <w:rPr>
+          <w:rFonts w:ascii="Times New Roman" w:eastAsia="Times New Roman" w:hAnsi="Times New Roman" w:cs="Times New Roman"/>
+          <w:sz w:val="24"/>
+          <w:szCs w:val="24"/>
+        </w:rPr>
+        <w:t xml:space="preserve">(Antonelli et al., 2018; Feeley, 2015; ter Steege et al., 2016). </w:t>
+      </w:r>
+      <w:ins w:id="34" w:author="Copyeditor" w:date="2026-08-06T00:00:00Z">
+        <w:r>
+          <w:rPr>
+            <w:rFonts w:ascii="Times New Roman" w:eastAsia="Times New Roman" w:hAnsi="Times New Roman" w:cs="Times New Roman"/>
+            <w:sz w:val="24"/>
+            <w:szCs w:val="24"/>
+          </w:rPr>
+          <w:t>Taxonomic and geographic biases are</w:t>
+        </w:r>
+      </w:ins>
+      <w:r>
+        <w:rPr>
+          <w:rFonts w:ascii="Times New Roman" w:eastAsia="Times New Roman" w:hAnsi="Times New Roman" w:cs="Times New Roman"/>
+          <w:sz w:val="24"/>
+          <w:szCs w:val="24"/>
+        </w:rPr>
+        <w:t xml:space="preserve"> problematic for two reasons: first, undersampled regions or taxa </w:t>
+      </w:r>
+      <w:r>
+        <w:rPr>
+          <w:rFonts w:ascii="Times New Roman" w:hAnsi="Times New Roman" w:cs="Times New Roman"/>
+          <w:color w:val="474747"/>
+          <w:sz w:val="24"/>
+          <w:szCs w:val="24"/>
+        </w:rPr>
+        <w:t>—</w:t>
+      </w:r>
+      <w:r>
+        <w:rPr>
+          <w:rFonts w:ascii="Times New Roman" w:eastAsia="Times New Roman" w:hAnsi="Times New Roman" w:cs="Times New Roman"/>
+          <w:sz w:val="24"/>
+          <w:szCs w:val="24"/>
+        </w:rPr>
+        <w:t>diversity dark spots</w:t>
+      </w:r>
+      <w:r>
+        <w:rPr>
+          <w:rFonts w:ascii="Times New Roman" w:hAnsi="Times New Roman" w:cs="Times New Roman"/>
+          <w:color w:val="474747"/>
+          <w:sz w:val="24"/>
+          <w:szCs w:val="24"/>
+        </w:rPr>
+        <w:t>—</w:t>
+      </w:r>
+      <w:r>
+        <w:rPr>
+          <w:rFonts w:ascii="Times New Roman" w:eastAsia="Times New Roman" w:hAnsi="Times New Roman" w:cs="Times New Roman"/>
+          <w:sz w:val="24"/>
+          <w:szCs w:val="24"/>
+        </w:rPr>
+        <w:t xml:space="preserve"> may </w:t>
+      </w:r>
+      <w:r>
+        <w:rPr>
+          <w:rFonts w:ascii="Times New Roman" w:eastAsia="Times New Roman" w:hAnsi="Times New Roman" w:cs="Times New Roman"/>
+          <w:sz w:val="24"/>
+          <w:szCs w:val="24"/>
+        </w:rPr>
+        <w:lastRenderedPageBreak/>
+        <w:t xml:space="preserve">harbor undescribed species and hold crucial conservation value (Ondo et al., 2024; Carmona-Higuita et al., 2023; Ramos et al., 2021). Second, systematic biases lead to misinterpretations of species </w:t>
+      </w:r>
+      <w:commentRangeStart w:id="35"/>
+      <w:r>
+        <w:rPr>
+          <w:rFonts w:ascii="Times New Roman" w:eastAsia="Times New Roman" w:hAnsi="Times New Roman" w:cs="Times New Roman"/>
+          <w:sz w:val="24"/>
+          <w:szCs w:val="24"/>
+        </w:rPr>
+        <w:t xml:space="preserve">distributions </w:t>
+      </w:r>
+      <w:commentRangeEnd w:id="35"/>
+      <w:r>
+        <w:rPr>
+          <w:rStyle w:val="CommentReference"/>
+          <w:rFonts w:ascii="Times New Roman" w:eastAsia="Times New Roman" w:hAnsi="Times New Roman" w:cs="Times New Roman"/>
+          <w:sz w:val="24"/>
+          <w:szCs w:val="24"/>
+        </w:rPr>
+        <w:commentReference w:id="35"/>
+      </w:r>
+      <w:r>
+        <w:rPr>
+          <w:rFonts w:ascii="Times New Roman" w:eastAsia="Times New Roman" w:hAnsi="Times New Roman" w:cs="Times New Roman"/>
+          <w:sz w:val="24"/>
+          <w:szCs w:val="24"/>
+        </w:rPr>
+        <w:t>and skew large-scale analyses (Meyer et al., 2015; Oliveira et al., 2016, Araujo et al., 2022). Integrating multiple data sources, such as national biodiversity platforms, herbarium collections, and citizen science records, has been suggested as a key strategy to mitigate these biases (Amano et al., 2016; Araujo et al., 2022; Jiménez-López, Carmona-Higuita, et al., 2023; Stropp et al., 2016). However, since the extent and strength of these biases often remain unknown, it is difficult to design targeted efforts to correct them or account for their effects in analyses.</w:t>
+      </w:r>
+      <w:ins w:id="36" w:author="Maria Carmona-Higuita" w:date="2026-08-05T00:00:00Z">
+        <w:r>
+          <w:rPr>
+            <w:rFonts w:ascii="Times New Roman" w:eastAsia="Times New Roman" w:hAnsi="Times New Roman" w:cs="Times New Roman"/>
+            <w:sz w:val="24"/>
+            <w:szCs w:val="24"/>
+          </w:rPr>
+          <w:t xml:space="preserve"> These data deficits can be framed as knowledge shortfalls—measurable gaps in our understanding of biodiversity (Hortal et al., 2015). The most tractable for quantitative assessment are the Linnean shortfall (species not yet formally described) and the Wallacean shortfall (insufficient geo-referenced occurrence data to characterize known species distributions). While the Linnean shortfall constrains the universe of species that can be recorded, the Wallacean shortfall is directly quantifiable through occurrence databases and inventory completeness metrics, and is thus the primary shortfall addressed in this study.</w:t>
+        </w:r>
+      </w:ins>
+    </w:p>
+    <w:p>
+      <w:pPr>
+        <w:ind w:firstLine="720"/>
+        <w:jc w:val="left"/>
+        <w:rPr>
+          <w:rFonts w:ascii="Times New Roman" w:eastAsia="Times New Roman" w:hAnsi="Times New Roman" w:cs="Times New Roman"/>
+          <w:sz w:val="24"/>
+          <w:szCs w:val="24"/>
+        </w:rPr>
+      </w:pPr>
+      <w:r>
+        <w:rPr>
+          <w:rFonts w:ascii="Times New Roman" w:eastAsia="Times New Roman" w:hAnsi="Times New Roman" w:cs="Times New Roman"/>
+          <w:sz w:val="24"/>
+          <w:szCs w:val="24"/>
+        </w:rPr>
+        <w:t xml:space="preserve">The Neotropics house nearly 40% of the global plant diversity in 13% of the terrestrial surface area (Raven et al., 2020). A particular contribution to this diversity comes from vascular epiphytes (VE), which contribute up to 39% of species in some regions (Taylor et al., 2021) and as much as 50% of species in some locations (Kelly et al., 2004). VE diversity and distribution have historically </w:t>
+      </w:r>
+      <w:commentRangeStart w:id="37"/>
+      <w:del w:id="38" w:author="Copyeditor" w:date="2026-08-06T00:00:00Z">
+        <w:r>
+          <w:rPr>
+            <w:rFonts w:ascii="Times New Roman" w:eastAsia="Times New Roman" w:hAnsi="Times New Roman" w:cs="Times New Roman"/>
+            <w:sz w:val="24"/>
+            <w:szCs w:val="24"/>
+          </w:rPr>
+          <w:delText>served as a model for biogeographic and macroecological patterns in the Neotropics</w:delText>
         </w:r>
       </w:del>
-      <w:ins w:id="6" w:author="Maria Carmona-Higuita" w:date="2026-08-05T00:00:00Z">
-        <w:r>
-          <w:rPr>
-            <w:rFonts w:ascii="Times New Roman" w:eastAsia="Times New Roman" w:hAnsi="Times New Roman" w:cs="Times New Roman"/>
-            <w:sz w:val="24"/>
-            <w:szCs w:val="24"/>
-          </w:rPr>
-          <w:t xml:space="preserve">Based on the slope of species accumulation curves, 15.4% of grid cells were well-sampled; based on completeness and R/S ratio, only 0.05% were well-sampled. </w:t>
+      <w:commentRangeEnd w:id="37"/>
+      <w:r>
+        <w:rPr>
+          <w:rStyle w:val="CommentReference"/>
+          <w:rFonts w:ascii="Times New Roman" w:eastAsia="Times New Roman" w:hAnsi="Times New Roman" w:cs="Times New Roman"/>
+          <w:sz w:val="24"/>
+          <w:szCs w:val="24"/>
+        </w:rPr>
+        <w:commentReference w:id="37"/>
+      </w:r>
+      <w:del w:id="39" w:author="Copyeditor" w:date="2026-08-06T00:00:00Z">
+        <w:r>
+          <w:rPr>
+            <w:rFonts w:ascii="Times New Roman" w:eastAsia="Times New Roman" w:hAnsi="Times New Roman" w:cs="Times New Roman"/>
+            <w:sz w:val="24"/>
+            <w:szCs w:val="24"/>
+          </w:rPr>
+          <w:delText xml:space="preserve">, </w:delText>
+        </w:r>
+      </w:del>
+      <w:ins w:id="40" w:author="Copyeditor" w:date="2026-08-06T00:00:00Z">
+        <w:r>
+          <w:rPr>
+            <w:rFonts w:ascii="Times New Roman" w:eastAsia="Times New Roman" w:hAnsi="Times New Roman" w:cs="Times New Roman"/>
+            <w:sz w:val="24"/>
+            <w:szCs w:val="24"/>
+          </w:rPr>
+          <w:t xml:space="preserve">served as a model system for studying plant diversity patterns, biogeographical processes, and data collection biases in the Neotropics, </w:t>
         </w:r>
       </w:ins>
-      <w:r>
-        <w:rPr>
-          <w:rFonts w:ascii="Times New Roman" w:eastAsia="Times New Roman" w:hAnsi="Times New Roman" w:cs="Times New Roman"/>
-          <w:sz w:val="24"/>
-          <w:szCs w:val="24"/>
-        </w:rPr>
-        <w:t xml:space="preserve">Among families, </w:t>
-      </w:r>
-      <w:del w:id="7" w:author="Maria Carmona-Higuita" w:date="2026-08-05T00:00:00Z">
-        <w:r>
-          <w:rPr>
-            <w:rFonts w:ascii="Times New Roman" w:eastAsia="Times New Roman" w:hAnsi="Times New Roman" w:cs="Times New Roman"/>
-            <w:sz w:val="24"/>
-            <w:szCs w:val="24"/>
-          </w:rPr>
-          <w:delText>Bromeliaceae and Araceae exhibit the highest taxonomic shortfalls, while Orchidaceae show the most pronounced geographic shortfalls</w:delText>
+      <w:commentRangeStart w:id="41"/>
+      <w:del w:id="42" w:author="Maria Carmona-Higuita" w:date="2026-08-05T00:00:00Z">
+        <w:r>
+          <w:rPr>
+            <w:rFonts w:ascii="Times New Roman" w:eastAsia="Times New Roman" w:hAnsi="Times New Roman" w:cs="Times New Roman"/>
+            <w:sz w:val="24"/>
+            <w:szCs w:val="24"/>
+          </w:rPr>
+          <w:delText xml:space="preserve">useful for elucidating ecological and </w:delText>
+        </w:r>
+        <w:r>
+          <w:rPr>
+            <w:rFonts w:ascii="Times New Roman" w:eastAsia="Times New Roman" w:hAnsi="Times New Roman" w:cs="Times New Roman"/>
+            <w:sz w:val="24"/>
+            <w:szCs w:val="24"/>
+          </w:rPr>
+          <w:lastRenderedPageBreak/>
+          <w:delText xml:space="preserve">evolutionary processes affecting all vascular plants and trees in particular </w:delText>
         </w:r>
       </w:del>
-      <w:ins w:id="8" w:author="Maria Carmona-Higuita" w:date="2026-08-05T00:00:00Z">
-        <w:del w:id="900" w:author="Copyeditor" w:date="2026-08-06T00:00:00Z">
+      <w:commentRangeEnd w:id="41"/>
+      <w:r>
+        <w:rPr>
+          <w:rStyle w:val="CommentReference"/>
+          <w:rFonts w:ascii="Times New Roman" w:eastAsia="Times New Roman" w:hAnsi="Times New Roman" w:cs="Times New Roman"/>
+          <w:sz w:val="24"/>
+          <w:szCs w:val="24"/>
+        </w:rPr>
+        <w:commentReference w:id="41"/>
+      </w:r>
+      <w:del w:id="43" w:author="Maria Carmona-Higuita" w:date="2026-08-05T00:00:00Z">
+        <w:r>
+          <w:rPr>
+            <w:rFonts w:ascii="Times New Roman" w:eastAsia="Times New Roman" w:hAnsi="Times New Roman" w:cs="Times New Roman"/>
+            <w:sz w:val="24"/>
+            <w:szCs w:val="24"/>
+          </w:rPr>
+          <w:delText xml:space="preserve">(Freitas et al., 2016; Taylor et al., 2023). </w:delText>
+        </w:r>
+      </w:del>
+      <w:ins w:id="44" w:author="Maria Carmona-Higuita" w:date="2026-08-05T00:00:00Z">
+        <w:r>
+          <w:rPr>
+            <w:rFonts w:ascii="Times New Roman" w:eastAsia="Times New Roman" w:hAnsi="Times New Roman" w:cs="Times New Roman"/>
+            <w:sz w:val="24"/>
+            <w:szCs w:val="24"/>
+          </w:rPr>
+          <w:t xml:space="preserve">providing a tractable system for exploring processes that shape Neotropical plant diversity broadly (Gentry &amp; Dodson, 1987; Benzing, 1990; Freitas et al., 2016; Taylor et al., 2023). </w:t>
+        </w:r>
+      </w:ins>
+      <w:del w:id="45" w:author="Copyeditor" w:date="2026-08-06T00:00:00Z">
+        <w:r>
+          <w:rPr>
+            <w:rFonts w:ascii="Times New Roman" w:eastAsia="Times New Roman" w:hAnsi="Times New Roman" w:cs="Times New Roman"/>
+            <w:sz w:val="24"/>
+            <w:szCs w:val="24"/>
+          </w:rPr>
+          <w:delText>Forinstance</w:delText>
+        </w:r>
+      </w:del>
+      <w:ins w:id="46" w:author="Copyeditor" w:date="2026-08-06T00:00:00Z">
+        <w:r>
+          <w:rPr>
+            <w:rFonts w:ascii="Times New Roman" w:eastAsia="Times New Roman" w:hAnsi="Times New Roman" w:cs="Times New Roman"/>
+            <w:sz w:val="24"/>
+            <w:szCs w:val="24"/>
+          </w:rPr>
+          <w:t>For instance</w:t>
+        </w:r>
+      </w:ins>
+      <w:r>
+        <w:rPr>
+          <w:rFonts w:ascii="Times New Roman" w:eastAsia="Times New Roman" w:hAnsi="Times New Roman" w:cs="Times New Roman"/>
+          <w:sz w:val="24"/>
+          <w:szCs w:val="24"/>
+        </w:rPr>
+        <w:t xml:space="preserve">, analyzing VE diversity patterns in the Neotropics has confirmed that biogeographic provinces such as the Páramo, Cauca, and Atlantic Forest exhibit high richness and endemism in plants and </w:t>
+      </w:r>
+      <w:commentRangeStart w:id="47"/>
+      <w:r>
+        <w:rPr>
+          <w:rFonts w:ascii="Times New Roman" w:eastAsia="Times New Roman" w:hAnsi="Times New Roman" w:cs="Times New Roman"/>
+          <w:sz w:val="24"/>
+          <w:szCs w:val="24"/>
+        </w:rPr>
+        <w:t xml:space="preserve">animals </w:t>
+      </w:r>
+      <w:commentRangeEnd w:id="47"/>
+      <w:r>
+        <w:rPr>
+          <w:rStyle w:val="CommentReference"/>
+          <w:rFonts w:ascii="Times New Roman" w:eastAsia="Times New Roman" w:hAnsi="Times New Roman" w:cs="Times New Roman"/>
+          <w:sz w:val="24"/>
+          <w:szCs w:val="24"/>
+        </w:rPr>
+        <w:commentReference w:id="47"/>
+      </w:r>
+      <w:r>
+        <w:rPr>
+          <w:rFonts w:ascii="Times New Roman" w:eastAsia="Times New Roman" w:hAnsi="Times New Roman" w:cs="Times New Roman"/>
+          <w:sz w:val="24"/>
+          <w:szCs w:val="24"/>
+        </w:rPr>
+        <w:t xml:space="preserve">(Carmona‐Higuita et al., 2025). </w:t>
+      </w:r>
+      <w:commentRangeStart w:id="48"/>
+      <w:r>
+        <w:rPr>
+          <w:rFonts w:ascii="Times New Roman" w:eastAsia="Times New Roman" w:hAnsi="Times New Roman" w:cs="Times New Roman"/>
+          <w:sz w:val="24"/>
+          <w:szCs w:val="24"/>
+        </w:rPr>
+        <w:t>Furthermore</w:t>
+      </w:r>
+      <w:commentRangeEnd w:id="48"/>
+      <w:r>
+        <w:rPr>
+          <w:rStyle w:val="CommentReference"/>
+          <w:rFonts w:ascii="Times New Roman" w:eastAsia="Times New Roman" w:hAnsi="Times New Roman" w:cs="Times New Roman"/>
+          <w:sz w:val="24"/>
+          <w:szCs w:val="24"/>
+        </w:rPr>
+        <w:commentReference w:id="48"/>
+      </w:r>
+      <w:r>
+        <w:rPr>
+          <w:rFonts w:ascii="Times New Roman" w:eastAsia="Times New Roman" w:hAnsi="Times New Roman" w:cs="Times New Roman"/>
+          <w:sz w:val="24"/>
+          <w:szCs w:val="24"/>
+        </w:rPr>
+        <w:t xml:space="preserve">, epiphytes' sensitivity to climatic gradients, habitat heterogeneity, and disturbances makes them indicators of ecosystem function and environmental change (Cardelus et al., 2006). Their reliance on atmospheric moisture and their often restricted distributions (Kreft et al. 2004), make them particularly sensitive to changes in climate or disturbance regime, </w:t>
+      </w:r>
+      <w:del w:id="49" w:author="Copyeditor" w:date="2026-08-06T00:00:00Z">
+        <w:r>
+          <w:rPr>
+            <w:rFonts w:ascii="Times New Roman" w:eastAsia="Times New Roman" w:hAnsi="Times New Roman" w:cs="Times New Roman"/>
+            <w:sz w:val="24"/>
+            <w:szCs w:val="24"/>
+          </w:rPr>
+          <w:delText>helpful as an early-warning system for ecosystems reaction to environmental changes</w:delText>
+        </w:r>
+      </w:del>
+      <w:ins w:id="50" w:author="Copyeditor" w:date="2026-08-06T00:00:00Z">
+        <w:r>
+          <w:rPr>
+            <w:rFonts w:ascii="Times New Roman" w:eastAsia="Times New Roman" w:hAnsi="Times New Roman" w:cs="Times New Roman"/>
+            <w:sz w:val="24"/>
+            <w:szCs w:val="24"/>
+          </w:rPr>
+          <w:t>useful as early-warning indicators of ecosystem responses to environmental change</w:t>
+        </w:r>
+      </w:ins>
+      <w:r>
+        <w:rPr>
+          <w:rFonts w:ascii="Times New Roman" w:eastAsia="Times New Roman" w:hAnsi="Times New Roman" w:cs="Times New Roman"/>
+          <w:sz w:val="24"/>
+          <w:szCs w:val="24"/>
+        </w:rPr>
+        <w:t xml:space="preserve"> (Benavides et al., 2005). </w:t>
+      </w:r>
+      <w:ins w:id="51" w:author="Maria Carmona-Higuita" w:date="2026-08-06T00:00:00Z">
+        <w:r>
+          <w:rPr>
+            <w:rFonts w:ascii="Times New Roman" w:eastAsia="Times New Roman" w:hAnsi="Times New Roman" w:cs="Times New Roman"/>
+            <w:sz w:val="24"/>
+            <w:szCs w:val="24"/>
+          </w:rPr>
+          <w:t xml:space="preserve">Indeed, global analyses indicate that approximately half of angiosperm epiphyte species have small range sizes and qualify as rare (Svahnström et al., 2025), a pattern that amplifies both their ecological sensitivity and their underrepresentation in biodiversity databases. </w:t>
+        </w:r>
+      </w:ins>
+      <w:r>
+        <w:rPr>
+          <w:rFonts w:ascii="Times New Roman" w:eastAsia="Times New Roman" w:hAnsi="Times New Roman" w:cs="Times New Roman"/>
+          <w:sz w:val="24"/>
+          <w:szCs w:val="24"/>
+        </w:rPr>
+        <w:t xml:space="preserve">Additionally, VE are essential parts of </w:t>
+      </w:r>
+      <w:commentRangeStart w:id="52"/>
+      <w:r>
+        <w:rPr>
+          <w:rFonts w:ascii="Times New Roman" w:eastAsia="Times New Roman" w:hAnsi="Times New Roman" w:cs="Times New Roman"/>
+          <w:sz w:val="24"/>
+          <w:szCs w:val="24"/>
+        </w:rPr>
+        <w:t>ecosystems in their own right</w:t>
+      </w:r>
+      <w:commentRangeEnd w:id="52"/>
+      <w:r>
+        <w:rPr>
+          <w:rStyle w:val="CommentReference"/>
+          <w:rFonts w:ascii="Times New Roman" w:eastAsia="Times New Roman" w:hAnsi="Times New Roman" w:cs="Times New Roman"/>
+          <w:sz w:val="24"/>
+          <w:szCs w:val="24"/>
+        </w:rPr>
+        <w:commentReference w:id="52"/>
+      </w:r>
+      <w:r>
+        <w:rPr>
+          <w:rFonts w:ascii="Times New Roman" w:eastAsia="Times New Roman" w:hAnsi="Times New Roman" w:cs="Times New Roman"/>
+          <w:sz w:val="24"/>
+          <w:szCs w:val="24"/>
+        </w:rPr>
+        <w:t>, playing an important role in nutrient cycling and providing microhabitats for other organisms (Benzing, 1990; Woods et al., 2015).</w:t>
+      </w:r>
+    </w:p>
+    <w:p>
+      <w:pPr>
+        <w:ind w:firstLine="720"/>
+        <w:jc w:val="left"/>
+        <w:rPr>
+          <w:rFonts w:ascii="Times New Roman" w:eastAsia="Times New Roman" w:hAnsi="Times New Roman" w:cs="Times New Roman"/>
+          <w:sz w:val="24"/>
+          <w:szCs w:val="24"/>
+        </w:rPr>
+      </w:pPr>
+      <w:r>
+        <w:rPr>
+          <w:rFonts w:ascii="Times New Roman" w:eastAsia="Times New Roman" w:hAnsi="Times New Roman" w:cs="Times New Roman"/>
+          <w:sz w:val="24"/>
+          <w:szCs w:val="24"/>
+        </w:rPr>
+        <w:t xml:space="preserve">Despite recent advancements in data mobilization for VE in the Neotropics (Guzmán-Jacob et al., 2021; Mendieta-Leiva et al., 2020; Quaresma et al., 2022; Ramos et al., 2019, 2024), critical knowledge gaps remain. Vast areas of the Neotropics are poorly documented (Araujo &amp; Ramos, 2021; Carmona‐Higuita et al., 2025; Vargas et al., 2022), </w:t>
+      </w:r>
+      <w:del w:id="53" w:author="Copyeditor" w:date="2026-08-06T00:00:00Z">
+        <w:r>
+          <w:rPr>
+            <w:rFonts w:ascii="Times New Roman" w:eastAsia="Times New Roman" w:hAnsi="Times New Roman" w:cs="Times New Roman"/>
+            <w:sz w:val="24"/>
+            <w:szCs w:val="24"/>
+          </w:rPr>
+          <w:delText>but with unclear differences among taxa and regions</w:delText>
+        </w:r>
+      </w:del>
+      <w:ins w:id="54" w:author="Copyeditor" w:date="2026-08-06T00:00:00Z">
+        <w:r>
+          <w:rPr>
+            <w:rFonts w:ascii="Times New Roman" w:eastAsia="Times New Roman" w:hAnsi="Times New Roman" w:cs="Times New Roman"/>
+            <w:sz w:val="24"/>
+            <w:szCs w:val="24"/>
+          </w:rPr>
+          <w:t>yet the extent of these gaps varies among taxa and regions</w:t>
+        </w:r>
+      </w:ins>
+      <w:r>
+        <w:rPr>
+          <w:rFonts w:ascii="Times New Roman" w:eastAsia="Times New Roman" w:hAnsi="Times New Roman" w:cs="Times New Roman"/>
+          <w:sz w:val="24"/>
+          <w:szCs w:val="24"/>
+        </w:rPr>
+        <w:t xml:space="preserve">. </w:t>
+      </w:r>
+      <w:r>
+        <w:rPr>
+          <w:rFonts w:ascii="Times New Roman" w:eastAsia="Times New Roman" w:hAnsi="Times New Roman" w:cs="Times New Roman"/>
+          <w:sz w:val="24"/>
+          <w:szCs w:val="24"/>
+        </w:rPr>
+        <w:lastRenderedPageBreak/>
+        <w:t xml:space="preserve">Understanding and addressing these gaps is crucial to improve the reliability of biodiversity assessments and </w:t>
+      </w:r>
+      <w:del w:id="55" w:author="Copyeditor" w:date="2026-08-06T00:00:00Z">
+        <w:r>
+          <w:rPr>
+            <w:rFonts w:ascii="Times New Roman" w:eastAsia="Times New Roman" w:hAnsi="Times New Roman" w:cs="Times New Roman"/>
+            <w:sz w:val="24"/>
+            <w:szCs w:val="24"/>
+          </w:rPr>
+          <w:delText>make better informed decisions</w:delText>
+        </w:r>
+      </w:del>
+      <w:ins w:id="56" w:author="Copyeditor" w:date="2026-08-06T00:00:00Z">
+        <w:r>
+          <w:rPr>
+            <w:rFonts w:ascii="Times New Roman" w:eastAsia="Times New Roman" w:hAnsi="Times New Roman" w:cs="Times New Roman"/>
+            <w:sz w:val="24"/>
+            <w:szCs w:val="24"/>
+          </w:rPr>
+          <w:t>make better-informed decisions</w:t>
+        </w:r>
+      </w:ins>
+      <w:r>
+        <w:rPr>
+          <w:rFonts w:ascii="Times New Roman" w:eastAsia="Times New Roman" w:hAnsi="Times New Roman" w:cs="Times New Roman"/>
+          <w:sz w:val="24"/>
+          <w:szCs w:val="24"/>
+        </w:rPr>
+        <w:t xml:space="preserve"> about conservation strategies, ensuring that efforts are focused on areas and species most at risk (Hortal et al., 2015; Mendieta-Leiva &amp; Zotz, 2015). </w:t>
+      </w:r>
+      <w:ins w:id="57" w:author="Maria Carmona-Higuita" w:date="2026-08-05T00:00:00Z">
+        <w:r>
+          <w:rPr>
+            <w:rFonts w:ascii="Times New Roman" w:eastAsia="Times New Roman" w:hAnsi="Times New Roman" w:cs="Times New Roman"/>
+            <w:sz w:val="24"/>
+            <w:szCs w:val="24"/>
+          </w:rPr>
+          <w:t xml:space="preserve">While previous studies have assessed inventory completeness of Neotropical plants at regional scales (Araujo et al., 2022; Ramírez-Barahona et al., 2023) or focused on endemism patterns (Carmona-Higuita et al., 2025), a continent-wide quantification of Wallacean shortfalls for VE across biogeographic provinces and families remains lacking. </w:t>
+        </w:r>
+      </w:ins>
+      <w:del w:id="58" w:author="Maria Carmona-Higuita" w:date="2026-08-05T00:00:00Z">
+        <w:r>
+          <w:rPr>
+            <w:rFonts w:ascii="Times New Roman" w:eastAsia="Times New Roman" w:hAnsi="Times New Roman" w:cs="Times New Roman"/>
+            <w:sz w:val="24"/>
+            <w:szCs w:val="24"/>
+          </w:rPr>
+          <w:delText xml:space="preserve">In this study, we assess the patterns of taxonomic and geographic sampling bias (the Linnean and Wallacean shortfalls </w:delText>
+        </w:r>
+      </w:del>
+      <w:ins w:id="59" w:author="Maria Carmona-Higuita" w:date="2026-08-05T00:00:00Z">
+        <w:r>
+          <w:rPr>
+            <w:rFonts w:ascii="Times New Roman" w:eastAsia="Times New Roman" w:hAnsi="Times New Roman" w:cs="Times New Roman"/>
+            <w:sz w:val="24"/>
+            <w:szCs w:val="24"/>
+          </w:rPr>
+          <w:t>In this study, we quantify the geographic sampling incompleteness of VE occurrence data—specifically the Wallacean shortfall (</w:t>
+        </w:r>
+      </w:ins>
+      <w:del w:id="60" w:author="Maria Carmona-Higuita" w:date="2026-08-05T00:00:00Z">
+        <w:r>
+          <w:rPr>
+            <w:rFonts w:ascii="Times New Roman" w:eastAsia="Times New Roman" w:hAnsi="Times New Roman" w:cs="Times New Roman"/>
+            <w:i/>
+            <w:sz w:val="24"/>
+            <w:szCs w:val="24"/>
+          </w:rPr>
+          <w:delText xml:space="preserve">sensu </w:delText>
+        </w:r>
+        <w:r>
+          <w:rPr>
+            <w:rFonts w:ascii="Times New Roman" w:eastAsia="Times New Roman" w:hAnsi="Times New Roman" w:cs="Times New Roman"/>
+            <w:sz w:val="24"/>
+            <w:szCs w:val="24"/>
+          </w:rPr>
+          <w:delText xml:space="preserve">Hortal, 2015) of VE in the Neotropics. </w:delText>
+        </w:r>
+      </w:del>
+      <w:ins w:id="61" w:author="Maria Carmona-Higuita" w:date="2026-08-05T00:00:00Z">
+        <w:r>
+          <w:rPr>
+            <w:rFonts w:ascii="Times New Roman" w:eastAsia="Times New Roman" w:hAnsi="Times New Roman" w:cs="Times New Roman"/>
+            <w:sz w:val="24"/>
+            <w:szCs w:val="24"/>
+          </w:rPr>
+          <w:t xml:space="preserve">Hortal et al., 2015). </w:t>
+        </w:r>
+      </w:ins>
+      <w:r>
+        <w:rPr>
+          <w:rFonts w:ascii="Times New Roman" w:eastAsia="Times New Roman" w:hAnsi="Times New Roman" w:cs="Times New Roman"/>
+          <w:sz w:val="24"/>
+          <w:szCs w:val="24"/>
+        </w:rPr>
+        <w:t xml:space="preserve">Specifically, we: </w:t>
+      </w:r>
+    </w:p>
+    <w:p>
+      <w:pPr>
+        <w:ind w:firstLine="720"/>
+        <w:jc w:val="left"/>
+        <w:rPr>
+          <w:rFonts w:ascii="Times New Roman" w:eastAsia="Times New Roman" w:hAnsi="Times New Roman" w:cs="Times New Roman"/>
+          <w:sz w:val="24"/>
+          <w:szCs w:val="24"/>
+        </w:rPr>
+      </w:pPr>
+      <w:r>
+        <w:rPr>
+          <w:rFonts w:ascii="Times New Roman" w:eastAsia="Times New Roman" w:hAnsi="Times New Roman" w:cs="Times New Roman"/>
+          <w:sz w:val="24"/>
+          <w:szCs w:val="24"/>
+        </w:rPr>
+        <w:t xml:space="preserve">(1) identify biogeographic provinces and grid cells with significant </w:t>
+      </w:r>
+      <w:commentRangeStart w:id="62"/>
+      <w:del w:id="63" w:author="Maria Carmona-Higuita" w:date="2026-08-05T00:00:00Z">
+        <w:r>
+          <w:rPr>
+            <w:rFonts w:ascii="Times New Roman" w:eastAsia="Times New Roman" w:hAnsi="Times New Roman" w:cs="Times New Roman"/>
+            <w:sz w:val="24"/>
+            <w:szCs w:val="24"/>
+          </w:rPr>
+          <w:delText xml:space="preserve">taxonomic and geographic shortfalls </w:delText>
+        </w:r>
+      </w:del>
+      <w:commentRangeEnd w:id="62"/>
+      <w:r>
+        <w:rPr>
+          <w:rStyle w:val="CommentReference"/>
+          <w:rFonts w:ascii="Times New Roman" w:eastAsia="Times New Roman" w:hAnsi="Times New Roman" w:cs="Times New Roman"/>
+          <w:sz w:val="24"/>
+          <w:szCs w:val="24"/>
+        </w:rPr>
+        <w:commentReference w:id="62"/>
+      </w:r>
+      <w:del w:id="64" w:author="Maria Carmona-Higuita" w:date="2026-08-05T00:00:00Z">
+        <w:r>
+          <w:rPr>
+            <w:rFonts w:ascii="Times New Roman" w:eastAsia="Times New Roman" w:hAnsi="Times New Roman" w:cs="Times New Roman"/>
+            <w:sz w:val="24"/>
+            <w:szCs w:val="24"/>
+          </w:rPr>
+          <w:delText>(</w:delText>
+        </w:r>
+        <w:commentRangeStart w:id="65"/>
+        <w:r>
+          <w:rPr>
+            <w:rFonts w:ascii="Times New Roman" w:eastAsia="Times New Roman" w:hAnsi="Times New Roman" w:cs="Times New Roman"/>
+            <w:sz w:val="24"/>
+            <w:szCs w:val="24"/>
+          </w:rPr>
+          <w:delText xml:space="preserve">spatial patterns </w:delText>
+        </w:r>
+      </w:del>
+      <w:commentRangeEnd w:id="65"/>
+      <w:r>
+        <w:rPr>
+          <w:rStyle w:val="CommentReference"/>
+          <w:rFonts w:ascii="Times New Roman" w:eastAsia="Times New Roman" w:hAnsi="Times New Roman" w:cs="Times New Roman"/>
+          <w:sz w:val="24"/>
+          <w:szCs w:val="24"/>
+        </w:rPr>
+        <w:commentReference w:id="65"/>
+      </w:r>
+      <w:del w:id="66" w:author="Maria Carmona-Higuita" w:date="2026-08-05T00:00:00Z">
+        <w:r>
+          <w:rPr>
+            <w:rFonts w:ascii="Times New Roman" w:eastAsia="Times New Roman" w:hAnsi="Times New Roman" w:cs="Times New Roman"/>
+            <w:sz w:val="24"/>
+            <w:szCs w:val="24"/>
+          </w:rPr>
+          <w:delText>of biodiversity shortfalls).</w:delText>
+        </w:r>
+      </w:del>
+      <w:ins w:id="67" w:author="Maria Carmona-Higuita" w:date="2026-08-05T00:00:00Z">
+        <w:r>
+          <w:rPr>
+            <w:rFonts w:ascii="Times New Roman" w:eastAsia="Times New Roman" w:hAnsi="Times New Roman" w:cs="Times New Roman"/>
+            <w:sz w:val="24"/>
+            <w:szCs w:val="24"/>
+          </w:rPr>
+          <w:t>geographic (Wallacean) shortfalls in inventory completeness (spatial patterns).</w:t>
+        </w:r>
+      </w:ins>
+    </w:p>
+    <w:p>
+      <w:pPr>
+        <w:ind w:firstLine="720"/>
+        <w:jc w:val="left"/>
+        <w:rPr>
+          <w:rFonts w:ascii="Times New Roman" w:eastAsia="Times New Roman" w:hAnsi="Times New Roman" w:cs="Times New Roman"/>
+          <w:sz w:val="24"/>
+          <w:szCs w:val="24"/>
+        </w:rPr>
+      </w:pPr>
+      <w:r>
+        <w:rPr>
+          <w:rFonts w:ascii="Times New Roman" w:eastAsia="Times New Roman" w:hAnsi="Times New Roman" w:cs="Times New Roman"/>
+          <w:sz w:val="24"/>
+          <w:szCs w:val="24"/>
+        </w:rPr>
+        <w:t xml:space="preserve">(2) determine </w:t>
+      </w:r>
+      <w:del w:id="68" w:author="Maria Carmona-Higuita" w:date="2026-08-05T00:00:00Z">
+        <w:r>
+          <w:rPr>
+            <w:rFonts w:ascii="Times New Roman" w:eastAsia="Times New Roman" w:hAnsi="Times New Roman" w:cs="Times New Roman"/>
+            <w:sz w:val="24"/>
+            <w:szCs w:val="24"/>
+          </w:rPr>
+          <w:delText>families most affected by taxonomic (Linnean) and geographic (Wallacean) shortfalls (</w:delText>
+        </w:r>
+        <w:commentRangeStart w:id="69"/>
+        <w:r>
+          <w:rPr>
+            <w:rFonts w:ascii="Times New Roman" w:eastAsia="Times New Roman" w:hAnsi="Times New Roman" w:cs="Times New Roman"/>
+            <w:sz w:val="24"/>
+            <w:szCs w:val="24"/>
+          </w:rPr>
+          <w:delText xml:space="preserve">taxonomic </w:delText>
+        </w:r>
+      </w:del>
+      <w:commentRangeEnd w:id="69"/>
+      <w:r>
+        <w:rPr>
+          <w:rStyle w:val="CommentReference"/>
+          <w:rFonts w:ascii="Times New Roman" w:eastAsia="Times New Roman" w:hAnsi="Times New Roman" w:cs="Times New Roman"/>
+          <w:sz w:val="24"/>
+          <w:szCs w:val="24"/>
+        </w:rPr>
+        <w:commentReference w:id="69"/>
+      </w:r>
+      <w:del w:id="70" w:author="Maria Carmona-Higuita" w:date="2026-08-05T00:00:00Z">
+        <w:r>
+          <w:rPr>
+            <w:rFonts w:ascii="Times New Roman" w:eastAsia="Times New Roman" w:hAnsi="Times New Roman" w:cs="Times New Roman"/>
+            <w:sz w:val="24"/>
+            <w:szCs w:val="24"/>
+          </w:rPr>
+          <w:delText>patterns of biodiversity shortfalls)</w:delText>
+        </w:r>
+      </w:del>
+      <w:ins w:id="71" w:author="Maria Carmona-Higuita" w:date="2026-08-05T00:00:00Z">
+        <w:r>
+          <w:rPr>
+            <w:rFonts w:ascii="Times New Roman" w:eastAsia="Times New Roman" w:hAnsi="Times New Roman" w:cs="Times New Roman"/>
+            <w:sz w:val="24"/>
+            <w:szCs w:val="24"/>
+          </w:rPr>
+          <w:t xml:space="preserve">which families show the greatest inventory incompleteness (Wallacean shortfall), and compare VE completeness with tree inventories (Chanachai et al., 2024; Ramírez-Barahona et al., 2023) </w:t>
+        </w:r>
+        <w:del w:id="72" w:author="Copyeditor" w:date="2026-08-06T00:00:00Z">
           <w:r>
             <w:rPr>
               <w:rFonts w:ascii="Times New Roman" w:eastAsia="Times New Roman" w:hAnsi="Times New Roman" w:cs="Times New Roman"/>
               <w:sz w:val="24"/>
               <w:szCs w:val="24"/>
             </w:rPr>
-            <w:delText xml:space="preserve">Bromeliaceae and Araceae show</w:delText>
+            <w:delText>to contextualize the relative magnitude of VE data gaps</w:delText>
           </w:r>
         </w:del>
-        <w:ins w:id="901" w:author="Copyeditor" w:date="2026-08-06T00:00:00Z">
-          <w:r>
-            <w:rPr>
-              <w:rFonts w:ascii="Times New Roman" w:eastAsia="Times New Roman" w:hAnsi="Times New Roman" w:cs="Times New Roman"/>
-              <w:sz w:val="24"/>
-              <w:szCs w:val="24"/>
-            </w:rPr>
-            <w:t xml:space="preserve">Bromeliaceae and Araceae showed</w:t>
-          </w:r>
-        </w:ins>
-        <w:r>
-          <w:rPr>
-            <w:rFonts w:ascii="Times New Roman" w:eastAsia="Times New Roman" w:hAnsi="Times New Roman" w:cs="Times New Roman"/>
-            <w:sz w:val="24"/>
-            <w:szCs w:val="24"/>
-          </w:rPr>
-          <w:t xml:space="preserve"> the greatest sampling deficiency (slope-based proxy), while Orchidaceae had the lowest completeness and R/S ratio</w:t>
-        </w:r>
       </w:ins>
-      <w:r>
-        <w:rPr>
-          <w:rFonts w:ascii="Times New Roman" w:eastAsia="Times New Roman" w:hAnsi="Times New Roman" w:cs="Times New Roman"/>
-          <w:sz w:val="24"/>
-          <w:szCs w:val="24"/>
-        </w:rPr>
-        <w:t xml:space="preserve">, particularly in the Andes and Amazon. Our findings highlight major knowledge gaps in VE biodiversity data, affecting our understanding of species distributions and </w:t>
-      </w:r>
-      <w:r>
-        <w:rPr>
-          <w:rFonts w:ascii="Times New Roman" w:eastAsia="Times New Roman" w:hAnsi="Times New Roman" w:cs="Times New Roman"/>
-          <w:sz w:val="24"/>
-          <w:szCs w:val="24"/>
-        </w:rPr>
-        <w:lastRenderedPageBreak/>
-        <w:t>conservation planning. We recommend improving herbarium data curation, targeted field surveys, and strengthening collaborations with local institutions to enhance biodiversity data coverage in the Neotropics.</w:t>
-      </w:r>
-    </w:p>
-    <w:p>
-      <w:pPr>
-        <w:rPr>
-          <w:rFonts w:ascii="Times New Roman" w:eastAsia="Times New Roman" w:hAnsi="Times New Roman" w:cs="Times New Roman"/>
-          <w:sz w:val="24"/>
-          <w:szCs w:val="24"/>
-        </w:rPr>
-      </w:pPr>
-      <w:r>
-        <w:rPr>
-          <w:rFonts w:ascii="Times New Roman" w:eastAsia="Times New Roman" w:hAnsi="Times New Roman" w:cs="Times New Roman"/>
-          <w:b/>
-          <w:sz w:val="24"/>
-          <w:szCs w:val="24"/>
-        </w:rPr>
-        <w:t>Keywords:</w:t>
-      </w:r>
-      <w:r>
-        <w:rPr>
-          <w:rFonts w:ascii="Times New Roman" w:eastAsia="Times New Roman" w:hAnsi="Times New Roman" w:cs="Times New Roman"/>
-          <w:sz w:val="24"/>
-          <w:szCs w:val="24"/>
-        </w:rPr>
-        <w:t xml:space="preserve"> bias,</w:t>
-      </w:r>
-      <w:r>
-        <w:rPr>
-          <w:rFonts w:ascii="Times New Roman" w:eastAsia="Times New Roman" w:hAnsi="Times New Roman" w:cs="Times New Roman"/>
-          <w:b/>
-          <w:sz w:val="24"/>
-          <w:szCs w:val="24"/>
-        </w:rPr>
-        <w:t xml:space="preserve"> </w:t>
-      </w:r>
-      <w:r>
-        <w:rPr>
-          <w:rFonts w:ascii="Times New Roman" w:eastAsia="Times New Roman" w:hAnsi="Times New Roman" w:cs="Times New Roman"/>
-          <w:sz w:val="24"/>
-          <w:szCs w:val="24"/>
-        </w:rPr>
-        <w:t>biodiversity data,</w:t>
-      </w:r>
-      <w:r>
-        <w:rPr>
-          <w:rFonts w:ascii="Times New Roman" w:eastAsia="Times New Roman" w:hAnsi="Times New Roman" w:cs="Times New Roman"/>
-          <w:b/>
-          <w:sz w:val="24"/>
-          <w:szCs w:val="24"/>
-        </w:rPr>
-        <w:t xml:space="preserve"> </w:t>
-      </w:r>
-      <w:r>
-        <w:rPr>
-          <w:rFonts w:ascii="Times New Roman" w:eastAsia="Times New Roman" w:hAnsi="Times New Roman" w:cs="Times New Roman"/>
-          <w:sz w:val="24"/>
-          <w:szCs w:val="24"/>
-        </w:rPr>
-        <w:t xml:space="preserve">distribution, sampling biases, scientific ignorance, tropical plants, uncertainty </w:t>
-      </w:r>
-      <w:r>
-        <w:rPr>
-          <w:rFonts w:ascii="Times New Roman" w:hAnsi="Times New Roman" w:cs="Times New Roman"/>
-          <w:sz w:val="24"/>
-          <w:szCs w:val="24"/>
-        </w:rPr>
-        <w:br w:type="page"/>
-      </w:r>
-    </w:p>
-    <w:p>
-      <w:pPr>
-        <w:pStyle w:val="Heading1"/>
-      </w:pPr>
-      <w:bookmarkStart w:id="9" w:name="_heading=h.17dp8vu" w:colFirst="0" w:colLast="0"/>
-      <w:bookmarkEnd w:id="9"/>
-      <w:r>
-        <w:lastRenderedPageBreak/>
-        <w:t>INTRODUCTION</w:t>
-      </w:r>
-    </w:p>
-    <w:p>
-      <w:pPr>
-        <w:jc w:val="left"/>
-        <w:rPr>
-          <w:rFonts w:ascii="Times New Roman" w:eastAsia="Times New Roman" w:hAnsi="Times New Roman" w:cs="Times New Roman"/>
-          <w:sz w:val="24"/>
-          <w:szCs w:val="24"/>
-        </w:rPr>
-      </w:pPr>
-      <w:r>
-        <w:rPr>
-          <w:rFonts w:ascii="Times New Roman" w:eastAsia="Times New Roman" w:hAnsi="Times New Roman" w:cs="Times New Roman"/>
-          <w:sz w:val="24"/>
-          <w:szCs w:val="24"/>
-        </w:rPr>
-        <w:t xml:space="preserve">The biased availability of biodiversity data limits the understanding of the ecology and evolution of tropical plants and their conservation (Luján et al., 2023; Ondo et al., 2024). Two types of bias are particularly common: taxonomic bias, which arises from the uneven availability of species descriptions, systematic treatments, and distribution records across different taxa, and geographic bias, which results from the unequal availability of data across geographic regions (Antonelli et al., 2018; Feeley, 2015; ter Steege et al., 2016). </w:t>
-      </w:r>
-      <w:del w:id="902" w:author="Copyeditor" w:date="2026-08-06T00:00:00Z">
-        <w:r>
-          <w:rPr>
-            <w:rFonts w:ascii="Times New Roman" w:eastAsia="Times New Roman" w:hAnsi="Times New Roman" w:cs="Times New Roman"/>
-            <w:sz w:val="24"/>
-            <w:szCs w:val="24"/>
-          </w:rPr>
-          <w:delText xml:space="preserve">Taxonomic and geographic bias are</w:delText>
-        </w:r>
-      </w:del>
-      <w:ins w:id="903" w:author="Copyeditor" w:date="2026-08-06T00:00:00Z">
-        <w:r>
-          <w:rPr>
-            <w:rFonts w:ascii="Times New Roman" w:eastAsia="Times New Roman" w:hAnsi="Times New Roman" w:cs="Times New Roman"/>
-            <w:sz w:val="24"/>
-            <w:szCs w:val="24"/>
-          </w:rPr>
-          <w:t xml:space="preserve">Taxonomic and geographic biases are</w:t>
-        </w:r>
-      </w:ins>
-      <w:r>
-        <w:rPr>
-          <w:rFonts w:ascii="Times New Roman" w:eastAsia="Times New Roman" w:hAnsi="Times New Roman" w:cs="Times New Roman"/>
-          <w:sz w:val="24"/>
-          <w:szCs w:val="24"/>
-        </w:rPr>
-        <w:t xml:space="preserve"> problematic for two reasons: first, undersampled regions or taxa </w:t>
-      </w:r>
-      <w:r>
-        <w:rPr>
-          <w:rFonts w:ascii="Times New Roman" w:hAnsi="Times New Roman" w:cs="Times New Roman"/>
-          <w:color w:val="474747"/>
-          <w:sz w:val="24"/>
-          <w:szCs w:val="24"/>
-        </w:rPr>
-        <w:t>—</w:t>
-      </w:r>
-      <w:r>
-        <w:rPr>
-          <w:rFonts w:ascii="Times New Roman" w:eastAsia="Times New Roman" w:hAnsi="Times New Roman" w:cs="Times New Roman"/>
-          <w:sz w:val="24"/>
-          <w:szCs w:val="24"/>
-        </w:rPr>
-        <w:t>diversity dark spots</w:t>
-      </w:r>
-      <w:r>
-        <w:rPr>
-          <w:rFonts w:ascii="Times New Roman" w:hAnsi="Times New Roman" w:cs="Times New Roman"/>
-          <w:color w:val="474747"/>
-          <w:sz w:val="24"/>
-          <w:szCs w:val="24"/>
-        </w:rPr>
-        <w:t>—</w:t>
-      </w:r>
-      <w:r>
-        <w:rPr>
-          <w:rFonts w:ascii="Times New Roman" w:eastAsia="Times New Roman" w:hAnsi="Times New Roman" w:cs="Times New Roman"/>
-          <w:sz w:val="24"/>
-          <w:szCs w:val="24"/>
-        </w:rPr>
-        <w:t xml:space="preserve"> may harbor undescribed species and hold crucial conservation value (Ondo et al., 2024; Carmona-Higuita et al., 2023; Ramos et al., 2021). Second, systematic biases lead to misinterpretations of species distributions and skew large-scale analyses (Meyer et al., 2015; Oliveira et al., 2016, Araujo et al., 2022). Integrating multiple data sources, such as national biodiversity platforms, herbarium collections, and citizen science records, has been suggested as a key strategy to mitigate these biases (Amano et al., 2016; Araujo et al., 2022; Jiménez-López, Carmona-Higuita, et al., 2023; Stropp et al., 2016). However, since the extent and strength of these biases often remain unknown, it is difficult to design targeted efforts to correct them or account for their effects in analyses.</w:t>
-      </w:r>
-      <w:ins w:id="10" w:author="Maria Carmona-Higuita" w:date="2026-08-05T00:00:00Z">
-        <w:r>
-          <w:rPr>
-            <w:rFonts w:ascii="Times New Roman" w:eastAsia="Times New Roman" w:hAnsi="Times New Roman" w:cs="Times New Roman"/>
-            <w:sz w:val="24"/>
-            <w:szCs w:val="24"/>
-          </w:rPr>
-          <w:t xml:space="preserve"> These data deficits can be framed as knowledge shortfalls—measurable gaps in our understanding of biodiversity (Hortal et al., 2015). The most tractable for quantitative assessment are the Linnean shortfall (species not yet formally described) and the Wallacean shortfall (insufficient geo-referenced occurrence data to characterize known species distributions). While the Linnean shortfall constrains the universe of species that can be recorded, the Wallacean </w:t>
-        </w:r>
-        <w:r>
-          <w:rPr>
-            <w:rFonts w:ascii="Times New Roman" w:eastAsia="Times New Roman" w:hAnsi="Times New Roman" w:cs="Times New Roman"/>
-            <w:sz w:val="24"/>
-            <w:szCs w:val="24"/>
-          </w:rPr>
-          <w:lastRenderedPageBreak/>
-          <w:t>shortfall is directly quantifiable through occurrence databases and inventory completeness metrics, and is thus the primary shortfall addressed in this study.</w:t>
+      <w:ins w:id="73" w:author="Copyeditor" w:date="2026-08-06T00:00:00Z">
+        <w:r>
+          <w:rPr>
+            <w:rFonts w:ascii="Times New Roman" w:eastAsia="Times New Roman" w:hAnsi="Times New Roman" w:cs="Times New Roman"/>
+            <w:sz w:val="24"/>
+            <w:szCs w:val="24"/>
+          </w:rPr>
+          <w:t>to contextualize the relative magnitude of VE data gaps.</w:t>
         </w:r>
       </w:ins>
     </w:p>
@@ -942,441 +1890,128 @@
           <w:szCs w:val="24"/>
         </w:rPr>
       </w:pPr>
-      <w:r>
-        <w:rPr>
-          <w:rFonts w:ascii="Times New Roman" w:eastAsia="Times New Roman" w:hAnsi="Times New Roman" w:cs="Times New Roman"/>
-          <w:sz w:val="24"/>
-          <w:szCs w:val="24"/>
-        </w:rPr>
-        <w:t xml:space="preserve">
-          The Neotropics house nearly 40% of the global plant diversity in 13% of the terrestrial surface area (Raven et al., 2020). A particular contribution to this diversity comes from vascular epiphytes (VE), which contribute up to 39% of species in some regions (Taylor et al., 2021) and as much as 50% of species in some locations (Kelly et al., 2004). VE diversity and distribution have historically 
-          <w:del w:id="954" w:author="Copyeditor" w:date="2026-08-06T00:00:00Z">
-            <w:r>
-              <w:rPr>
-                <w:rFonts w:ascii="Times New Roman" w:eastAsia="Times New Roman" w:hAnsi="Times New Roman" w:cs="Times New Roman"/>
-                <w:sz w:val="24"/>
-                <w:szCs w:val="24"/>
-              </w:rPr>
-              <w:delText xml:space="preserve">served as a model for biogeographic and macroecological patterns in the Neotropics, </w:delText>
-            </w:r>
-          </w:del>
-          <w:ins w:id="955" w:author="Copyeditor" w:date="2026-08-06T00:00:00Z">
-            <w:r>
-              <w:rPr>
-                <w:rFonts w:ascii="Times New Roman" w:eastAsia="Times New Roman" w:hAnsi="Times New Roman" w:cs="Times New Roman"/>
-                <w:sz w:val="24"/>
-                <w:szCs w:val="24"/>
-              </w:rPr>
-              <w:t xml:space="preserve">served as a model system for studying plant diversity patterns, biogeographical processes, and data collection biases in the Neotropics, </w:t>
-            </w:r>
-          </w:ins>
-        </w:t>
-      </w:r>
-      <w:del w:id="11" w:author="Maria Carmona-Higuita" w:date="2026-08-05T00:00:00Z">
-        <w:r>
-          <w:rPr>
-            <w:rFonts w:ascii="Times New Roman" w:eastAsia="Times New Roman" w:hAnsi="Times New Roman" w:cs="Times New Roman"/>
-            <w:sz w:val="24"/>
-            <w:szCs w:val="24"/>
-          </w:rPr>
-          <w:delText xml:space="preserve">useful for elucidating ecological and evolutionary processes affecting all vascular plants and trees in particular (Freitas et al., 2016; Taylor et al., 2023). </w:delText>
+      <w:del w:id="74" w:author="Maria Carmona-Higuita" w:date="2026-08-06T00:00:00Z">
+        <w:r>
+          <w:rPr>
+            <w:rFonts w:ascii="Times New Roman" w:eastAsia="Times New Roman" w:hAnsi="Times New Roman" w:cs="Times New Roman"/>
+            <w:sz w:val="24"/>
+            <w:szCs w:val="24"/>
+          </w:rPr>
+          <w:delText xml:space="preserve">(3) describe areas of high and low concentration of </w:delText>
+        </w:r>
+        <w:commentRangeStart w:id="75"/>
+        <w:r>
+          <w:rPr>
+            <w:rFonts w:ascii="Times New Roman" w:eastAsia="Times New Roman" w:hAnsi="Times New Roman" w:cs="Times New Roman"/>
+            <w:sz w:val="24"/>
+            <w:szCs w:val="24"/>
+          </w:rPr>
+          <w:delText>biodiversity shortfalls</w:delText>
         </w:r>
       </w:del>
-      <w:ins w:id="12" w:author="Maria Carmona-Higuita" w:date="2026-08-05T00:00:00Z">
-        <w:r>
-          <w:rPr>
-            <w:rFonts w:ascii="Times New Roman" w:eastAsia="Times New Roman" w:hAnsi="Times New Roman" w:cs="Times New Roman"/>
-            <w:sz w:val="24"/>
-            <w:szCs w:val="24"/>
-          </w:rPr>
-          <w:t xml:space="preserve">providing a tractable system for exploring processes that shape Neotropical plant diversity broadly (Gentry &amp; Dodson, 1987; Benzing, 1990; Freitas et al., 2016; Taylor et al., 2023). </w:t>
-        </w:r>
-      </w:ins>
-      <w:del w:id="904" w:author="Copyeditor" w:date="2026-08-06T00:00:00Z">
-        <w:r>
-          <w:rPr>
-            <w:rFonts w:ascii="Times New Roman" w:eastAsia="Times New Roman" w:hAnsi="Times New Roman" w:cs="Times New Roman"/>
-            <w:sz w:val="24"/>
-            <w:szCs w:val="24"/>
-          </w:rPr>
-          <w:delText xml:space="preserve">Forinstance</w:delText>
+      <w:commentRangeEnd w:id="75"/>
+      <w:r>
+        <w:rPr>
+          <w:rStyle w:val="CommentReference"/>
+          <w:rFonts w:ascii="Times New Roman" w:eastAsia="Times New Roman" w:hAnsi="Times New Roman" w:cs="Times New Roman"/>
+          <w:sz w:val="24"/>
+          <w:szCs w:val="24"/>
+        </w:rPr>
+        <w:commentReference w:id="75"/>
+      </w:r>
+      <w:del w:id="76" w:author="Maria Carmona-Higuita" w:date="2026-08-06T00:00:00Z">
+        <w:r>
+          <w:rPr>
+            <w:rFonts w:ascii="Times New Roman" w:eastAsia="Times New Roman" w:hAnsi="Times New Roman" w:cs="Times New Roman"/>
+            <w:sz w:val="24"/>
+            <w:szCs w:val="24"/>
+          </w:rPr>
+          <w:delText xml:space="preserve">, </w:delText>
         </w:r>
       </w:del>
-      <w:ins w:id="905" w:author="Copyeditor" w:date="2026-08-06T00:00:00Z">
-        <w:r>
-          <w:rPr>
-            <w:rFonts w:ascii="Times New Roman" w:eastAsia="Times New Roman" w:hAnsi="Times New Roman" w:cs="Times New Roman"/>
-            <w:sz w:val="24"/>
-            <w:szCs w:val="24"/>
-          </w:rPr>
-          <w:t xml:space="preserve">For instance</w:t>
-        </w:r>
-      </w:ins>
-      <w:r>
-        <w:rPr>
-          <w:rFonts w:ascii="Times New Roman" w:eastAsia="Times New Roman" w:hAnsi="Times New Roman" w:cs="Times New Roman"/>
-          <w:sz w:val="24"/>
-          <w:szCs w:val="24"/>
-        </w:rPr>
-        <w:t xml:space="preserve">, analyzing VE diversity patterns in the Neotropics has confirmed that biogeographic provinces such as the Páramo, Cauca, and Atlantic Forest exhibit high richness and endemism in plants and animals (Carmona‐Higuita et al., 2025). Furthermore, epiphytes' sensitivity to climatic gradients, habitat heterogeneity, and disturbances makes them indicators of ecosystem function and environmental change (Cardelus et al., 2006). Their reliance on atmospheric moisture and their often restricted distributions (Kreft et al. 2004), make them particularly sensitive to changes in climate or disturbance regime, </w:t>
-      </w:r>
-      <w:del w:id="906" w:author="Copyeditor" w:date="2026-08-06T00:00:00Z">
-        <w:r>
-          <w:rPr>
-            <w:rFonts w:ascii="Times New Roman" w:eastAsia="Times New Roman" w:hAnsi="Times New Roman" w:cs="Times New Roman"/>
-            <w:sz w:val="24"/>
-            <w:szCs w:val="24"/>
-          </w:rPr>
-          <w:delText xml:space="preserve">helpful as an early-warning system for ecosystems reaction to environmental changes</w:delText>
+      <w:del w:id="77" w:author="Maria Carmona-Higuita" w:date="2026-08-05T00:00:00Z">
+        <w:r>
+          <w:rPr>
+            <w:rFonts w:ascii="Times New Roman" w:eastAsia="Times New Roman" w:hAnsi="Times New Roman" w:cs="Times New Roman"/>
+            <w:sz w:val="24"/>
+            <w:szCs w:val="24"/>
+          </w:rPr>
+          <w:delText>identifying priority areas for future sampling based on biodiversity shortfalls (</w:delText>
+        </w:r>
+        <w:commentRangeStart w:id="78"/>
+        <w:r>
+          <w:rPr>
+            <w:rFonts w:ascii="Times New Roman" w:eastAsia="Times New Roman" w:hAnsi="Times New Roman" w:cs="Times New Roman"/>
+            <w:sz w:val="24"/>
+            <w:szCs w:val="24"/>
+          </w:rPr>
+          <w:delText>Hot- and coldspots</w:delText>
         </w:r>
       </w:del>
-      <w:ins w:id="907" w:author="Copyeditor" w:date="2026-08-06T00:00:00Z">
-        <w:r>
-          <w:rPr>
-            <w:rFonts w:ascii="Times New Roman" w:eastAsia="Times New Roman" w:hAnsi="Times New Roman" w:cs="Times New Roman"/>
-            <w:sz w:val="24"/>
-            <w:szCs w:val="24"/>
-          </w:rPr>
-          <w:t xml:space="preserve">useful as early-warning indicators of ecosystem responses to environmental change</w:t>
-        </w:r>
-      </w:ins>
-      <w:r>
-        <w:rPr>
-          <w:rFonts w:ascii="Times New Roman" w:eastAsia="Times New Roman" w:hAnsi="Times New Roman" w:cs="Times New Roman"/>
-          <w:sz w:val="24"/>
-          <w:szCs w:val="24"/>
-        </w:rPr>
-        <w:t xml:space="preserve">
-           (Benavides et al., 2005). 
-          <w:ins w:id="204" w:author="Maria Carmona-Higuita" w:date="2026-08-06T00:00:00Z">
-            <w:r>
-              <w:rPr>
-                <w:rFonts w:ascii="Times New Roman" w:eastAsia="Times New Roman" w:hAnsi="Times New Roman" w:cs="Times New Roman"/>
-                <w:sz w:val="24"/>
-                <w:szCs w:val="24"/>
-              </w:rPr>
-              <w:t xml:space="preserve">Indeed, global analyses indicate that approximately half of angiosperm epiphyte species have small range sizes and qualify as rare (Svahnström et al., 2025), a pattern that amplifies both their ecological sensitivity and their underrepresentation in biodiversity databases. </w:t>
-            </w:r>
-          </w:ins>
-          Additionally, VE are essential parts of ecosystems in their own right, playing an important role in nutrient cycling and providing microhabitats for other organisms (Benzing, 1990; Woods et al., 2015).
-        </w:t>
-      </w:r>
-    </w:p>
-    <w:p>
-      <w:pPr>
-        <w:ind w:firstLine="720"/>
-        <w:jc w:val="left"/>
-        <w:rPr>
-          <w:rFonts w:ascii="Times New Roman" w:eastAsia="Times New Roman" w:hAnsi="Times New Roman" w:cs="Times New Roman"/>
-          <w:sz w:val="24"/>
-          <w:szCs w:val="24"/>
-        </w:rPr>
-      </w:pPr>
-      <w:r>
-        <w:rPr>
-          <w:rFonts w:ascii="Times New Roman" w:eastAsia="Times New Roman" w:hAnsi="Times New Roman" w:cs="Times New Roman"/>
-          <w:sz w:val="24"/>
-          <w:szCs w:val="24"/>
-        </w:rPr>
-        <w:t xml:space="preserve">Despite recent advancements in data mobilization for VE in the Neotropics (Guzmán-Jacob et al., 2021; Mendieta-Leiva et al., 2020; Quaresma et al., 2022; Ramos et al., 2019, 2024), critical knowledge gaps remain. Vast areas of the Neotropics are poorly documented (Araujo &amp; Ramos, 2021; Carmona‐Higuita et al., 2025; Vargas et al., 2022), </w:t>
-      </w:r>
-      <w:del w:id="908" w:author="Copyeditor" w:date="2026-08-06T00:00:00Z">
-        <w:r>
-          <w:rPr>
-            <w:rFonts w:ascii="Times New Roman" w:eastAsia="Times New Roman" w:hAnsi="Times New Roman" w:cs="Times New Roman"/>
-            <w:sz w:val="24"/>
-            <w:szCs w:val="24"/>
-          </w:rPr>
-          <w:delText xml:space="preserve">but with unclear differences among taxa and regions</w:delText>
+      <w:commentRangeEnd w:id="78"/>
+      <w:r>
+        <w:rPr>
+          <w:rStyle w:val="CommentReference"/>
+          <w:rFonts w:ascii="Times New Roman" w:eastAsia="Times New Roman" w:hAnsi="Times New Roman" w:cs="Times New Roman"/>
+          <w:sz w:val="24"/>
+          <w:szCs w:val="24"/>
+        </w:rPr>
+        <w:commentReference w:id="78"/>
+      </w:r>
+      <w:del w:id="79" w:author="Maria Carmona-Higuita" w:date="2026-08-05T00:00:00Z">
+        <w:r>
+          <w:rPr>
+            <w:rFonts w:ascii="Times New Roman" w:eastAsia="Times New Roman" w:hAnsi="Times New Roman" w:cs="Times New Roman"/>
+            <w:sz w:val="24"/>
+            <w:szCs w:val="24"/>
+          </w:rPr>
+          <w:delText>)</w:delText>
         </w:r>
       </w:del>
-      <w:ins w:id="909" w:author="Copyeditor" w:date="2026-08-06T00:00:00Z">
-        <w:r>
-          <w:rPr>
-            <w:rFonts w:ascii="Times New Roman" w:eastAsia="Times New Roman" w:hAnsi="Times New Roman" w:cs="Times New Roman"/>
-            <w:sz w:val="24"/>
-            <w:szCs w:val="24"/>
-          </w:rPr>
-          <w:t xml:space="preserve">yet the extent of these gaps varies among taxa and regions</w:t>
-        </w:r>
-      </w:ins>
-      <w:r>
-        <w:rPr>
-          <w:rFonts w:ascii="Times New Roman" w:eastAsia="Times New Roman" w:hAnsi="Times New Roman" w:cs="Times New Roman"/>
-          <w:sz w:val="24"/>
-          <w:szCs w:val="24"/>
-        </w:rPr>
-        <w:t xml:space="preserve">. Understanding and addressing these gaps is crucial to improve the reliability of biodiversity assessments and </w:t>
-      </w:r>
-      <w:del w:id="910" w:author="Copyeditor" w:date="2026-08-06T00:00:00Z">
-        <w:r>
-          <w:rPr>
-            <w:rFonts w:ascii="Times New Roman" w:eastAsia="Times New Roman" w:hAnsi="Times New Roman" w:cs="Times New Roman"/>
-            <w:sz w:val="24"/>
-            <w:szCs w:val="24"/>
-          </w:rPr>
-          <w:delText xml:space="preserve">make better informed decisions</w:delText>
-        </w:r>
-      </w:del>
-      <w:ins w:id="911" w:author="Copyeditor" w:date="2026-08-06T00:00:00Z">
-        <w:r>
-          <w:rPr>
-            <w:rFonts w:ascii="Times New Roman" w:eastAsia="Times New Roman" w:hAnsi="Times New Roman" w:cs="Times New Roman"/>
-            <w:sz w:val="24"/>
-            <w:szCs w:val="24"/>
-          </w:rPr>
-          <w:t xml:space="preserve">make better-informed decisions</w:t>
-        </w:r>
-      </w:ins>
-      <w:r>
-        <w:rPr>
-          <w:rFonts w:ascii="Times New Roman" w:eastAsia="Times New Roman" w:hAnsi="Times New Roman" w:cs="Times New Roman"/>
-          <w:sz w:val="24"/>
-          <w:szCs w:val="24"/>
-        </w:rPr>
-        <w:t xml:space="preserve"> about conservation strategies, ensuring that efforts are focused on areas and species most at risk (Hortal et al., 2015; Mendieta-Leiva &amp; Zotz, 2015). </w:t>
-      </w:r>
-      <w:ins w:id="13" w:author="Maria Carmona-Higuita" w:date="2026-08-05T00:00:00Z">
-        <w:r>
-          <w:rPr>
-            <w:rFonts w:ascii="Times New Roman" w:eastAsia="Times New Roman" w:hAnsi="Times New Roman" w:cs="Times New Roman"/>
-            <w:sz w:val="24"/>
-            <w:szCs w:val="24"/>
-          </w:rPr>
-          <w:t xml:space="preserve">While previous studies have assessed inventory completeness of Neotropical plants at regional scales (Araujo et al., 2022; Ramírez-Barahona et al., 2023) or focused on endemism patterns (Carmona-Higuita et al., 2025), a continent-wide quantification of Wallacean shortfalls for VE across biogeographic provinces and families remains lacking. </w:t>
-        </w:r>
-      </w:ins>
-      <w:del w:id="14" w:author="Maria Carmona-Higuita" w:date="2026-08-05T00:00:00Z">
-        <w:r>
-          <w:rPr>
-            <w:rFonts w:ascii="Times New Roman" w:eastAsia="Times New Roman" w:hAnsi="Times New Roman" w:cs="Times New Roman"/>
-            <w:sz w:val="24"/>
-            <w:szCs w:val="24"/>
-          </w:rPr>
-          <w:delText xml:space="preserve">In this study, we assess the patterns of taxonomic and geographic sampling bias (the Linnean and Wallacean shortfalls </w:delText>
-        </w:r>
-      </w:del>
-      <w:ins w:id="15" w:author="Maria Carmona-Higuita" w:date="2026-08-05T00:00:00Z">
-        <w:r>
-          <w:rPr>
-            <w:rFonts w:ascii="Times New Roman" w:eastAsia="Times New Roman" w:hAnsi="Times New Roman" w:cs="Times New Roman"/>
-            <w:sz w:val="24"/>
-            <w:szCs w:val="24"/>
-          </w:rPr>
-          <w:t>In this study, we quantify the geographic sampling incompleteness of VE occurrence data—specifically the Wallacean shortfall (</w:t>
-        </w:r>
-      </w:ins>
-      <w:del w:id="16" w:author="Maria Carmona-Higuita" w:date="2026-08-05T00:00:00Z">
-        <w:r>
-          <w:rPr>
-            <w:rFonts w:ascii="Times New Roman" w:eastAsia="Times New Roman" w:hAnsi="Times New Roman" w:cs="Times New Roman"/>
-            <w:i/>
-            <w:sz w:val="24"/>
-            <w:szCs w:val="24"/>
-          </w:rPr>
-          <w:delText xml:space="preserve">sensu </w:delText>
-        </w:r>
-        <w:r>
-          <w:rPr>
-            <w:rFonts w:ascii="Times New Roman" w:eastAsia="Times New Roman" w:hAnsi="Times New Roman" w:cs="Times New Roman"/>
-            <w:sz w:val="24"/>
-            <w:szCs w:val="24"/>
-          </w:rPr>
-          <w:delText xml:space="preserve">Hortal, 2015) of VE in the Neotropics. </w:delText>
-        </w:r>
-      </w:del>
-      <w:ins w:id="17" w:author="Maria Carmona-Higuita" w:date="2026-08-05T00:00:00Z">
-        <w:r>
-          <w:rPr>
-            <w:rFonts w:ascii="Times New Roman" w:eastAsia="Times New Roman" w:hAnsi="Times New Roman" w:cs="Times New Roman"/>
-            <w:sz w:val="24"/>
-            <w:szCs w:val="24"/>
-          </w:rPr>
-          <w:t xml:space="preserve">Hortal et al., 2015). </w:t>
-        </w:r>
-      </w:ins>
-      <w:r>
-        <w:rPr>
-          <w:rFonts w:ascii="Times New Roman" w:eastAsia="Times New Roman" w:hAnsi="Times New Roman" w:cs="Times New Roman"/>
-          <w:sz w:val="24"/>
-          <w:szCs w:val="24"/>
-        </w:rPr>
-        <w:t xml:space="preserve">Specifically, we: </w:t>
-      </w:r>
-    </w:p>
-    <w:p>
-      <w:pPr>
-        <w:ind w:firstLine="720"/>
-        <w:jc w:val="left"/>
-        <w:rPr>
-          <w:rFonts w:ascii="Times New Roman" w:eastAsia="Times New Roman" w:hAnsi="Times New Roman" w:cs="Times New Roman"/>
-          <w:sz w:val="24"/>
-          <w:szCs w:val="24"/>
-        </w:rPr>
-      </w:pPr>
-      <w:r>
-        <w:rPr>
-          <w:rFonts w:ascii="Times New Roman" w:eastAsia="Times New Roman" w:hAnsi="Times New Roman" w:cs="Times New Roman"/>
-          <w:sz w:val="24"/>
-          <w:szCs w:val="24"/>
-        </w:rPr>
-        <w:t xml:space="preserve">(1) identify biogeographic provinces and grid cells with significant </w:t>
-      </w:r>
-      <w:del w:id="18" w:author="Maria Carmona-Higuita" w:date="2026-08-05T00:00:00Z">
-        <w:r>
-          <w:rPr>
-            <w:rFonts w:ascii="Times New Roman" w:eastAsia="Times New Roman" w:hAnsi="Times New Roman" w:cs="Times New Roman"/>
-            <w:sz w:val="24"/>
-            <w:szCs w:val="24"/>
-          </w:rPr>
-          <w:delText>taxonomic and geographic shortfalls (spatial patterns of biodiversity shortfalls).</w:delText>
-        </w:r>
-      </w:del>
-      <w:ins w:id="19" w:author="Maria Carmona-Higuita" w:date="2026-08-05T00:00:00Z">
-        <w:r>
-          <w:rPr>
-            <w:rFonts w:ascii="Times New Roman" w:eastAsia="Times New Roman" w:hAnsi="Times New Roman" w:cs="Times New Roman"/>
-            <w:sz w:val="24"/>
-            <w:szCs w:val="24"/>
-          </w:rPr>
-          <w:t>geographic (Wallacean) shortfalls in inventory completeness (spatial patterns).</w:t>
-        </w:r>
-      </w:ins>
-    </w:p>
-    <w:p>
-      <w:pPr>
-        <w:ind w:firstLine="720"/>
-        <w:jc w:val="left"/>
-        <w:rPr>
-          <w:rFonts w:ascii="Times New Roman" w:eastAsia="Times New Roman" w:hAnsi="Times New Roman" w:cs="Times New Roman"/>
-          <w:sz w:val="24"/>
-          <w:szCs w:val="24"/>
-        </w:rPr>
-      </w:pPr>
-      <w:r>
-        <w:rPr>
-          <w:rFonts w:ascii="Times New Roman" w:eastAsia="Times New Roman" w:hAnsi="Times New Roman" w:cs="Times New Roman"/>
-          <w:sz w:val="24"/>
-          <w:szCs w:val="24"/>
-        </w:rPr>
-        <w:t xml:space="preserve">(2) determine </w:t>
-      </w:r>
-      <w:del w:id="20" w:author="Maria Carmona-Higuita" w:date="2026-08-05T00:00:00Z">
-        <w:r>
-          <w:rPr>
-            <w:rFonts w:ascii="Times New Roman" w:eastAsia="Times New Roman" w:hAnsi="Times New Roman" w:cs="Times New Roman"/>
-            <w:sz w:val="24"/>
-            <w:szCs w:val="24"/>
-          </w:rPr>
-          <w:delText>families most affected by taxonomic (Linnean) and geographic (Wallacean) shortfalls (taxonomic patterns of biodiversity shortfalls)</w:delText>
-        </w:r>
-      </w:del>
-      <w:ins w:id="21" w:author="Maria Carmona-Higuita" w:date="2026-08-05T00:00:00Z">
-        <w:r>
-          <w:rPr>
-            <w:rFonts w:ascii="Times New Roman" w:eastAsia="Times New Roman" w:hAnsi="Times New Roman" w:cs="Times New Roman"/>
-            <w:sz w:val="24"/>
-            <w:szCs w:val="24"/>
-          </w:rPr>
-          <w:t xml:space="preserve">which families show the greatest inventory incompleteness (Wallacean shortfall), and compare VE completeness with tree </w:t>
-        </w:r>
-        <w:r>
-          <w:rPr>
-            <w:rFonts w:ascii="Times New Roman" w:eastAsia="Times New Roman" w:hAnsi="Times New Roman" w:cs="Times New Roman"/>
-            <w:sz w:val="24"/>
-            <w:szCs w:val="24"/>
-          </w:rPr>
-          <w:t xml:space="preserve">inventories (Chanachai et al., 2024; Ramírez-Barahona et al., 2023) </w:t>
-        </w:r>
-        <w:del w:id="912" w:author="Copyeditor" w:date="2026-08-06T00:00:00Z">
-          <w:r>
-            <w:rPr>
-              <w:rFonts w:ascii="Times New Roman" w:eastAsia="Times New Roman" w:hAnsi="Times New Roman" w:cs="Times New Roman"/>
-              <w:sz w:val="24"/>
-              <w:szCs w:val="24"/>
-            </w:rPr>
-            <w:delText xml:space="preserve">to contextualize the relative magnitude of VE data gaps</w:delText>
-          </w:r>
-        </w:del>
-        <w:ins w:id="913" w:author="Copyeditor" w:date="2026-08-06T00:00:00Z">
-          <w:r>
-            <w:rPr>
-              <w:rFonts w:ascii="Times New Roman" w:eastAsia="Times New Roman" w:hAnsi="Times New Roman" w:cs="Times New Roman"/>
-              <w:sz w:val="24"/>
-              <w:szCs w:val="24"/>
-            </w:rPr>
-            <w:t xml:space="preserve">to contextualize the relative magnitude of VE data gaps.</w:t>
-          </w:r>
-        </w:ins>
-      </w:ins>
-    </w:p>
-    <w:p>
-      <w:pPr>
-        <w:ind w:firstLine="720"/>
-        <w:jc w:val="left"/>
-        <w:rPr>
-          <w:rFonts w:ascii="Times New Roman" w:eastAsia="Times New Roman" w:hAnsi="Times New Roman" w:cs="Times New Roman"/>
-          <w:sz w:val="24"/>
-          <w:szCs w:val="24"/>
-        </w:rPr>
-      </w:pPr>
-      <w:del w:id="22" w:author="Maria Carmona-Higuita" w:date="2026-08-06T00:00:00Z">
-        <w:r>
-          <w:rPr>
-            <w:rFonts w:ascii="Times New Roman" w:eastAsia="Times New Roman" w:hAnsi="Times New Roman" w:cs="Times New Roman"/>
-            <w:sz w:val="24"/>
-            <w:szCs w:val="24"/>
-          </w:rPr>
-          <w:delText xml:space="preserve">(3) describe areas of high and low concentration of biodiversity shortfalls, </w:delText>
-        </w:r>
-      </w:del>
-      <w:del w:id="23" w:author="Maria Carmona-Higuita" w:date="2026-08-05T00:00:00Z">
-        <w:r>
-          <w:rPr>
-            <w:rFonts w:ascii="Times New Roman" w:eastAsia="Times New Roman" w:hAnsi="Times New Roman" w:cs="Times New Roman"/>
-            <w:sz w:val="24"/>
-            <w:szCs w:val="24"/>
-          </w:rPr>
-          <w:delText>identifying priority areas for future sampling based on biodiversity shortfalls (Hot- and coldspots)</w:delText>
-        </w:r>
-      </w:del>
-      <w:ins w:id="24" w:author="Maria Carmona-Higuita" w:date="2026-08-06T00:00:00Z">
+      <w:ins w:id="80" w:author="Maria Carmona-Higuita" w:date="2026-08-06T00:00:00Z">
         <w:r>
           <w:rPr>
             <w:rFonts w:ascii="Times New Roman" w:hAnsi="Times New Roman" w:cs="Times New Roman"/>
             <w:sz w:val="24"/>
             <w:szCs w:val="24"/>
           </w:rPr>
-          <w:t xml:space="preserve">(3) assess the spatial distribution of sampling effort across biogeographic provinces, identifying regions that remain entirely unsampled as </w:t>
-        </w:r>
-        <w:del w:id="914" w:author="Copyeditor" w:date="2026-08-06T00:00:00Z">
+          <w:t xml:space="preserve">(3) assess </w:t>
+        </w:r>
+        <w:r>
+          <w:rPr>
+            <w:rFonts w:ascii="Times New Roman" w:hAnsi="Times New Roman" w:cs="Times New Roman"/>
+            <w:sz w:val="24"/>
+            <w:szCs w:val="24"/>
+          </w:rPr>
+          <w:lastRenderedPageBreak/>
+          <w:t xml:space="preserve">the spatial distribution of sampling effort across biogeographic provinces, identifying regions that remain entirely unsampled as </w:t>
+        </w:r>
+        <w:del w:id="81" w:author="Copyeditor" w:date="2026-08-06T00:00:00Z">
           <w:r>
             <w:rPr>
               <w:rFonts w:ascii="Times New Roman" w:hAnsi="Times New Roman" w:cs="Times New Roman"/>
               <w:sz w:val="24"/>
               <w:szCs w:val="24"/>
             </w:rPr>
-            <w:delText xml:space="preserve">priorities for future field surveys (see Appendix S5 in Supporting Information)</w:delText>
+            <w:delText>priorities for future field surveys (see Appendix S5 in Supporting Information)</w:delText>
           </w:r>
         </w:del>
-        <w:ins w:id="915" w:author="Copyeditor" w:date="2026-08-06T00:00:00Z">
-          <w:r>
-            <w:rPr>
-              <w:rFonts w:ascii="Times New Roman" w:hAnsi="Times New Roman" w:cs="Times New Roman"/>
-              <w:sz w:val="24"/>
-              <w:szCs w:val="24"/>
-            </w:rPr>
-            <w:t xml:space="preserve">priorities for future field surveys (see Appendix S5 in Supporting Information).</w:t>
-          </w:r>
-        </w:ins>
       </w:ins>
+      <w:ins w:id="82" w:author="Copyeditor" w:date="2026-08-06T00:00:00Z">
+        <w:r>
+          <w:rPr>
+            <w:rFonts w:ascii="Times New Roman" w:hAnsi="Times New Roman" w:cs="Times New Roman"/>
+            <w:sz w:val="24"/>
+            <w:szCs w:val="24"/>
+          </w:rPr>
+          <w:t>priorities for future field surveys (see Appendix S5 in Supporting Information).</w:t>
+        </w:r>
+      </w:ins>
     </w:p>
     <w:p>
       <w:pPr>
         <w:pStyle w:val="Heading1"/>
       </w:pPr>
-      <w:bookmarkStart w:id="25" w:name="_heading=h.rfqcin18j5qo" w:colFirst="0" w:colLast="0"/>
-      <w:bookmarkEnd w:id="25"/>
       <w:r>
         <w:t>METHODS</w:t>
       </w:r>
@@ -1385,10 +2020,6 @@
       <w:pPr>
         <w:pStyle w:val="Heading2"/>
       </w:pPr>
-      <w:bookmarkStart w:id="26" w:name="_heading=h.lnxbz9" w:colFirst="0" w:colLast="0"/>
-      <w:bookmarkStart w:id="27" w:name="_heading=h.lbmmuqx8811z" w:colFirst="0" w:colLast="0"/>
-      <w:bookmarkEnd w:id="26"/>
-      <w:bookmarkEnd w:id="27"/>
       <w:r>
         <w:t>1. Dataset</w:t>
       </w:r>
@@ -1408,26 +2039,53 @@
           <w:sz w:val="24"/>
           <w:szCs w:val="24"/>
         </w:rPr>
-        <w:t xml:space="preserve">As a basis for all analyses, we used an existing database including more than 500,000 geo-referenced occurrence records of species of the five most species-rich families of vascular epiphytes (VE): Araceae, Bromeliaceae, Orchidaceae, Piperaceae, and Polypodiaceae (Carmona‐Higuita et al., 2023). </w:t>
-      </w:r>
-      <w:del w:id="916" w:author="Copyeditor" w:date="2026-08-06T00:00:00Z">
-        <w:r>
-          <w:rPr>
-            <w:rFonts w:ascii="Times New Roman" w:eastAsia="Times New Roman" w:hAnsi="Times New Roman" w:cs="Times New Roman"/>
-            <w:sz w:val="24"/>
-            <w:szCs w:val="24"/>
-          </w:rPr>
-          <w:delText xml:space="preserve">This database to our knowledge is</w:delText>
+        <w:t xml:space="preserve">As a basis for all analyses, we used an existing </w:t>
+      </w:r>
+      <w:commentRangeStart w:id="83"/>
+      <w:r>
+        <w:rPr>
+          <w:rFonts w:ascii="Times New Roman" w:eastAsia="Times New Roman" w:hAnsi="Times New Roman" w:cs="Times New Roman"/>
+          <w:sz w:val="24"/>
+          <w:szCs w:val="24"/>
+        </w:rPr>
+        <w:t xml:space="preserve">database </w:t>
+      </w:r>
+      <w:commentRangeEnd w:id="83"/>
+      <w:r>
+        <w:rPr>
+          <w:rStyle w:val="CommentReference"/>
+          <w:rFonts w:ascii="Times New Roman" w:eastAsia="Times New Roman" w:hAnsi="Times New Roman" w:cs="Times New Roman"/>
+          <w:sz w:val="24"/>
+          <w:szCs w:val="24"/>
+        </w:rPr>
+        <w:commentReference w:id="83"/>
+      </w:r>
+      <w:r>
+        <w:rPr>
+          <w:rFonts w:ascii="Times New Roman" w:eastAsia="Times New Roman" w:hAnsi="Times New Roman" w:cs="Times New Roman"/>
+          <w:sz w:val="24"/>
+          <w:szCs w:val="24"/>
+        </w:rPr>
+        <w:t xml:space="preserve">including more than 500,000 geo-referenced occurrence records of species of the five most species-rich families of vascular epiphytes (VE): Araceae, Bromeliaceae, Orchidaceae, Piperaceae, and Polypodiaceae (Carmona‐Higuita et al., 2023). </w:t>
+      </w:r>
+      <w:del w:id="84" w:author="Copyeditor" w:date="2026-08-06T00:00:00Z">
+        <w:r>
+          <w:rPr>
+            <w:rFonts w:ascii="Times New Roman" w:eastAsia="Times New Roman" w:hAnsi="Times New Roman" w:cs="Times New Roman"/>
+            <w:sz w:val="24"/>
+            <w:szCs w:val="24"/>
+          </w:rPr>
+          <w:delText>This database to our knowledge is</w:delText>
         </w:r>
       </w:del>
-      <w:ins w:id="917" w:author="Copyeditor" w:date="2026-08-06T00:00:00Z">
-        <w:r>
-          <w:rPr>
-            <w:rFonts w:ascii="Times New Roman" w:eastAsia="Times New Roman" w:hAnsi="Times New Roman" w:cs="Times New Roman"/>
-            <w:sz w:val="24"/>
-            <w:szCs w:val="24"/>
-          </w:rPr>
-          <w:t xml:space="preserve">This database, to our knowledge, is</w:t>
+      <w:ins w:id="85" w:author="Copyeditor" w:date="2026-08-06T00:00:00Z">
+        <w:r>
+          <w:rPr>
+            <w:rFonts w:ascii="Times New Roman" w:eastAsia="Times New Roman" w:hAnsi="Times New Roman" w:cs="Times New Roman"/>
+            <w:sz w:val="24"/>
+            <w:szCs w:val="24"/>
+          </w:rPr>
+          <w:t>This database, to our knowledge, is</w:t>
         </w:r>
       </w:ins>
       <w:r>
@@ -1436,26 +2094,53 @@
           <w:sz w:val="24"/>
           <w:szCs w:val="24"/>
         </w:rPr>
-        <w:t xml:space="preserve"> the most complete representation of VE distribution to date and integrates data from the Global biodiversity Information Facility (www.gbif.org), and </w:t>
-      </w:r>
-      <w:del w:id="918" w:author="Copyeditor" w:date="2026-08-06T00:00:00Z">
-        <w:r>
-          <w:rPr>
-            <w:rFonts w:ascii="Times New Roman" w:eastAsia="Times New Roman" w:hAnsi="Times New Roman" w:cs="Times New Roman"/>
-            <w:sz w:val="24"/>
-            <w:szCs w:val="24"/>
-          </w:rPr>
-          <w:delText xml:space="preserve">a dedicated non-public epiphyte databases</w:delText>
+        <w:t xml:space="preserve"> the </w:t>
+      </w:r>
+      <w:commentRangeStart w:id="86"/>
+      <w:r>
+        <w:rPr>
+          <w:rFonts w:ascii="Times New Roman" w:eastAsia="Times New Roman" w:hAnsi="Times New Roman" w:cs="Times New Roman"/>
+          <w:sz w:val="24"/>
+          <w:szCs w:val="24"/>
+        </w:rPr>
+        <w:t xml:space="preserve">most complete </w:t>
+      </w:r>
+      <w:commentRangeEnd w:id="86"/>
+      <w:r>
+        <w:rPr>
+          <w:rStyle w:val="CommentReference"/>
+          <w:rFonts w:ascii="Times New Roman" w:eastAsia="Times New Roman" w:hAnsi="Times New Roman" w:cs="Times New Roman"/>
+          <w:sz w:val="24"/>
+          <w:szCs w:val="24"/>
+        </w:rPr>
+        <w:commentReference w:id="86"/>
+      </w:r>
+      <w:r>
+        <w:rPr>
+          <w:rFonts w:ascii="Times New Roman" w:eastAsia="Times New Roman" w:hAnsi="Times New Roman" w:cs="Times New Roman"/>
+          <w:sz w:val="24"/>
+          <w:szCs w:val="24"/>
+        </w:rPr>
+        <w:t xml:space="preserve">representation of VE distribution to date and integrates data from the Global biodiversity Information Facility (www.gbif.org), and </w:t>
+      </w:r>
+      <w:del w:id="87" w:author="Copyeditor" w:date="2026-08-06T00:00:00Z">
+        <w:r>
+          <w:rPr>
+            <w:rFonts w:ascii="Times New Roman" w:eastAsia="Times New Roman" w:hAnsi="Times New Roman" w:cs="Times New Roman"/>
+            <w:sz w:val="24"/>
+            <w:szCs w:val="24"/>
+          </w:rPr>
+          <w:delText>a dedicated non-public epiphyte databases</w:delText>
         </w:r>
       </w:del>
-      <w:ins w:id="919" w:author="Copyeditor" w:date="2026-08-06T00:00:00Z">
-        <w:r>
-          <w:rPr>
-            <w:rFonts w:ascii="Times New Roman" w:eastAsia="Times New Roman" w:hAnsi="Times New Roman" w:cs="Times New Roman"/>
-            <w:sz w:val="24"/>
-            <w:szCs w:val="24"/>
-          </w:rPr>
-          <w:t xml:space="preserve">a dedicated non-public epiphyte database</w:t>
+      <w:ins w:id="88" w:author="Copyeditor" w:date="2026-08-06T00:00:00Z">
+        <w:r>
+          <w:rPr>
+            <w:rFonts w:ascii="Times New Roman" w:eastAsia="Times New Roman" w:hAnsi="Times New Roman" w:cs="Times New Roman"/>
+            <w:sz w:val="24"/>
+            <w:szCs w:val="24"/>
+          </w:rPr>
+          <w:t>a dedicated non-public epiphyte database</w:t>
         </w:r>
       </w:ins>
       <w:r>
@@ -1464,25 +2149,26 @@
           <w:sz w:val="24"/>
           <w:szCs w:val="24"/>
         </w:rPr>
-        <w:t xml:space="preserve"> (Epiphyte Inventory Group EPIG-DB v1 database; Mendieta-Leiva et al., 2020), enriched with data from the literature on Atlantic epiphytes (Ramos et al., 2019), Amazonian epiphytes (Araujo et al., 2022), South American Dry Diagonal Forest Epiphytes database (Ramos et al., 2024), Epiphytes of the Sierra Madre of Chiapas (Jiménez-López, Carmona-Higuita, et al., 2023), Usumacinta River basin flora (Jiménez-López, Gallardo-Cruz, et al., 2023), Biovera-Epi (Guzmán-Jacob et al., 2021), as well as unpublished data of Neotropical Araceae (Alejandro Zuluaga, unpublished data), </w:t>
-      </w:r>
-      <w:r>
-        <w:rPr>
-          <w:rFonts w:ascii="Times New Roman" w:eastAsia="Times New Roman" w:hAnsi="Times New Roman" w:cs="Times New Roman"/>
+        <w:t xml:space="preserve"> (Epiphyte Inventory Group EPIG-DB v1 database; Mendieta-Leiva et al., 2020), enriched with data from the literature on Atlantic epiphytes (Ramos et al., 2019), Amazonian epiphytes (Araujo et al., 2022), South American Dry Diagonal Forest Epiphytes database (Ramos et al., 2024), Epiphytes of the Sierra Madre of Chiapas (Jiménez-López, Carmona-Higuita, et al., 2023), Usumacinta River basin flora (Jiménez-López, Gallardo-Cruz, et al., 2023), Biovera-Epi (Guzmán-Jacob et al., 2021), as well as unpublished data of Neotropical Araceae (Alejandro Zuluaga, unpublished data), Polypodiaceae of America (Michael Kessler, unpublished data), Marie Selby Botanical Gardens herbarium (Bruce Holst, unpublished data) and records in 700 papers and theses </w:t>
+      </w:r>
+      <w:r>
+        <w:rPr>
+          <w:rFonts w:ascii="Times New Roman" w:eastAsia="Times New Roman" w:hAnsi="Times New Roman" w:cs="Times New Roman"/>
+          <w:color w:val="000000"/>
+          <w:sz w:val="24"/>
+          <w:szCs w:val="24"/>
+        </w:rPr>
+        <w:t xml:space="preserve">(see complete </w:t>
+      </w:r>
+      <w:r>
+        <w:rPr>
+          <w:rFonts w:ascii="Times New Roman" w:eastAsia="Times New Roman" w:hAnsi="Times New Roman" w:cs="Times New Roman"/>
+          <w:color w:val="000000"/>
           <w:sz w:val="24"/>
           <w:szCs w:val="24"/>
         </w:rPr>
         <w:lastRenderedPageBreak/>
-        <w:t xml:space="preserve">Polypodiaceae of America (Michael Kessler, unpublished data), Marie Selby Botanical Gardens herbarium (Bruce Holst, unpublished data) and records in 700 papers and theses </w:t>
-      </w:r>
-      <w:r>
-        <w:rPr>
-          <w:rFonts w:ascii="Times New Roman" w:eastAsia="Times New Roman" w:hAnsi="Times New Roman" w:cs="Times New Roman"/>
-          <w:color w:val="000000"/>
-          <w:sz w:val="24"/>
-          <w:szCs w:val="24"/>
-        </w:rPr>
-        <w:t xml:space="preserve">(see complete list of 700 references in TS3.2, Carmona-Higuita et al., 2023). </w:t>
+        <w:t xml:space="preserve">list of 700 references in TS3.2, Carmona-Higuita et al., 2023). </w:t>
       </w:r>
       <w:r>
         <w:rPr>
@@ -1492,24 +2178,24 @@
         </w:rPr>
         <w:t xml:space="preserve">Geographic and taxonomic errors were already addressed in this dataset, and </w:t>
       </w:r>
-      <w:del w:id="920" w:author="Copyeditor" w:date="2026-08-06T00:00:00Z">
-        <w:r>
-          <w:rPr>
-            <w:rFonts w:ascii="Times New Roman" w:eastAsia="Times New Roman" w:hAnsi="Times New Roman" w:cs="Times New Roman"/>
-            <w:sz w:val="24"/>
-            <w:szCs w:val="24"/>
-          </w:rPr>
-          <w:delText xml:space="preserve">all data was cropped</w:delText>
+      <w:del w:id="89" w:author="Copyeditor" w:date="2026-08-06T00:00:00Z">
+        <w:r>
+          <w:rPr>
+            <w:rFonts w:ascii="Times New Roman" w:eastAsia="Times New Roman" w:hAnsi="Times New Roman" w:cs="Times New Roman"/>
+            <w:sz w:val="24"/>
+            <w:szCs w:val="24"/>
+          </w:rPr>
+          <w:delText>all data was cropped</w:delText>
         </w:r>
       </w:del>
-      <w:ins w:id="921" w:author="Copyeditor" w:date="2026-08-06T00:00:00Z">
-        <w:r>
-          <w:rPr>
-            <w:rFonts w:ascii="Times New Roman" w:eastAsia="Times New Roman" w:hAnsi="Times New Roman" w:cs="Times New Roman"/>
-            <w:sz w:val="24"/>
-            <w:szCs w:val="24"/>
-          </w:rPr>
-          <w:t xml:space="preserve">all data were cropped</w:t>
+      <w:ins w:id="90" w:author="Copyeditor" w:date="2026-08-06T00:00:00Z">
+        <w:r>
+          <w:rPr>
+            <w:rFonts w:ascii="Times New Roman" w:eastAsia="Times New Roman" w:hAnsi="Times New Roman" w:cs="Times New Roman"/>
+            <w:sz w:val="24"/>
+            <w:szCs w:val="24"/>
+          </w:rPr>
+          <w:t>all data were cropped</w:t>
         </w:r>
       </w:ins>
       <w:r>
@@ -1518,25 +2204,81 @@
           <w:sz w:val="24"/>
           <w:szCs w:val="24"/>
         </w:rPr>
-        <w:t xml:space="preserve"> to the Neotropics (Morrone et al., 2022). For the detailed process, see Carmona-Higuita et al. (2023). To enhance taxonomic consistency, we resolved species names to a curated taxonomic backbone (Epiphyte Inventory Group, 2025), which includes the worldwide epiphyte list, EpiList v.1.0 (Zotz et al., 2021), and additional data from EpIG-DB v.1.0 (Mendieta-Leiva et al., 2020). </w:t>
-      </w:r>
-      <w:del w:id="28" w:author="Maria Carmona-Higuita" w:date="2026-08-06T00:00:00Z">
+        <w:t xml:space="preserve"> to the Neotropics (Morrone et al., 2022). </w:t>
+      </w:r>
+      <w:commentRangeStart w:id="91"/>
+      <w:r>
+        <w:rPr>
+          <w:rFonts w:ascii="Times New Roman" w:eastAsia="Times New Roman" w:hAnsi="Times New Roman" w:cs="Times New Roman"/>
+          <w:sz w:val="24"/>
+          <w:szCs w:val="24"/>
+        </w:rPr>
+        <w:t xml:space="preserve">For the detailed process, see Carmona-Higuita et al. (2023). </w:t>
+      </w:r>
+      <w:commentRangeEnd w:id="91"/>
+      <w:r>
+        <w:rPr>
+          <w:rStyle w:val="CommentReference"/>
+          <w:rFonts w:ascii="Times New Roman" w:eastAsia="Times New Roman" w:hAnsi="Times New Roman" w:cs="Times New Roman"/>
+          <w:sz w:val="24"/>
+          <w:szCs w:val="24"/>
+        </w:rPr>
+        <w:commentReference w:id="91"/>
+      </w:r>
+      <w:r>
+        <w:rPr>
+          <w:rFonts w:ascii="Times New Roman" w:eastAsia="Times New Roman" w:hAnsi="Times New Roman" w:cs="Times New Roman"/>
+          <w:sz w:val="24"/>
+          <w:szCs w:val="24"/>
+        </w:rPr>
+        <w:t xml:space="preserve">To enhance taxonomic consistency, we resolved species names to a curated taxonomic backbone (Epiphyte Inventory Group, 2025), which includes the worldwide epiphyte list, EpiList v.1.0 (Zotz et al., 2021), and additional data from EpIG-DB v.1.0 (Mendieta-Leiva et al., 2020). </w:t>
+      </w:r>
+      <w:del w:id="92" w:author="Maria Carmona-Higuita" w:date="2026-08-06T00:00:00Z">
         <w:r>
           <w:rPr>
             <w:rFonts w:ascii="Times New Roman" w:hAnsi="Times New Roman" w:cs="Times New Roman"/>
             <w:sz w:val="24"/>
             <w:szCs w:val="24"/>
           </w:rPr>
-          <w:delText>We also eliminated geographic duplicate entries within the same grid cell.</w:delText>
+          <w:delText xml:space="preserve">We also eliminated geographic duplicate entries within the same grid </w:delText>
+        </w:r>
+        <w:commentRangeStart w:id="93"/>
+        <w:r>
+          <w:rPr>
+            <w:rFonts w:ascii="Times New Roman" w:hAnsi="Times New Roman" w:cs="Times New Roman"/>
+            <w:sz w:val="24"/>
+            <w:szCs w:val="24"/>
+          </w:rPr>
+          <w:delText>cell</w:delText>
         </w:r>
       </w:del>
-      <w:ins w:id="29" w:author="Maria Carmona-Higuita" w:date="2026-08-06T00:00:00Z">
+      <w:commentRangeEnd w:id="93"/>
+      <w:r>
+        <w:rPr>
+          <w:rStyle w:val="CommentReference"/>
+          <w:rFonts w:ascii="Times New Roman" w:hAnsi="Times New Roman" w:cs="Times New Roman"/>
+          <w:sz w:val="24"/>
+          <w:szCs w:val="24"/>
+        </w:rPr>
+        <w:commentReference w:id="93"/>
+      </w:r>
+      <w:del w:id="94" w:author="Maria Carmona-Higuita" w:date="2026-08-06T00:00:00Z">
         <w:r>
           <w:rPr>
             <w:rFonts w:ascii="Times New Roman" w:hAnsi="Times New Roman" w:cs="Times New Roman"/>
             <w:sz w:val="24"/>
             <w:szCs w:val="24"/>
           </w:rPr>
+          <w:delText>.</w:delText>
+        </w:r>
+      </w:del>
+      <w:ins w:id="95" w:author="Maria Carmona-Higuita" w:date="2026-08-06T00:00:00Z">
+        <w:r>
+          <w:rPr>
+            <w:rFonts w:ascii="Times New Roman" w:hAnsi="Times New Roman" w:cs="Times New Roman"/>
+            <w:sz w:val="24"/>
+            <w:szCs w:val="24"/>
+          </w:rPr>
           <w:t>We also eliminated within-cell spatial duplicate entries: records of the same species occurring at identical coordinates were consolidated to a single record per unique coordinate pair regardless of collection year, as KnowBR operates on species-by-occurrence matrices at the grid cell level. Records from the same species at different coordinates within the same cell, including those from different collection years, were retained as distinct sampling events, consistent with standard KnowBR protocol (Lobo et al., 2018).</w:t>
         </w:r>
       </w:ins>
@@ -1545,8 +2287,6 @@
       <w:pPr>
         <w:pStyle w:val="Heading2"/>
       </w:pPr>
-      <w:bookmarkStart w:id="30" w:name="_heading=h.1ksv4uv" w:colFirst="0" w:colLast="0"/>
-      <w:bookmarkEnd w:id="30"/>
       <w:r>
         <w:t>2. Biodiversity shortfalls</w:t>
       </w:r>
@@ -1566,9 +2306,36 @@
           <w:sz w:val="24"/>
           <w:szCs w:val="24"/>
         </w:rPr>
-        <w:t xml:space="preserve">To evaluate biodiversity shortfalls, we focused on </w:t>
-      </w:r>
-      <w:del w:id="31" w:author="Maria Carmona-Higuita" w:date="2026-08-05T00:00:00Z">
+        <w:t xml:space="preserve">To evaluate </w:t>
+      </w:r>
+      <w:commentRangeStart w:id="96"/>
+      <w:r>
+        <w:rPr>
+          <w:rFonts w:ascii="Times New Roman" w:eastAsia="Times New Roman" w:hAnsi="Times New Roman" w:cs="Times New Roman"/>
+          <w:sz w:val="24"/>
+          <w:szCs w:val="24"/>
+        </w:rPr>
+        <w:t>biodiversity shortfalls</w:t>
+      </w:r>
+      <w:commentRangeEnd w:id="96"/>
+      <w:r>
+        <w:rPr>
+          <w:rStyle w:val="CommentReference"/>
+          <w:rFonts w:ascii="Times New Roman" w:eastAsia="Times New Roman" w:hAnsi="Times New Roman" w:cs="Times New Roman"/>
+          <w:sz w:val="24"/>
+          <w:szCs w:val="24"/>
+        </w:rPr>
+        <w:commentReference w:id="96"/>
+      </w:r>
+      <w:r>
+        <w:rPr>
+          <w:rFonts w:ascii="Times New Roman" w:eastAsia="Times New Roman" w:hAnsi="Times New Roman" w:cs="Times New Roman"/>
+          <w:sz w:val="24"/>
+          <w:szCs w:val="24"/>
+        </w:rPr>
+        <w:t xml:space="preserve">, we focused on </w:t>
+      </w:r>
+      <w:del w:id="97" w:author="Maria Carmona-Higuita" w:date="2026-08-05T00:00:00Z">
         <w:r>
           <w:rPr>
             <w:rFonts w:ascii="Times New Roman" w:eastAsia="Times New Roman" w:hAnsi="Times New Roman" w:cs="Times New Roman"/>
@@ -1578,7 +2345,7 @@
           <w:delText>taxonomic (Linnean) and geographic (Wallacean) shortfalls</w:delText>
         </w:r>
       </w:del>
-      <w:ins w:id="32" w:author="Maria Carmona-Higuita" w:date="2026-08-05T00:00:00Z">
+      <w:ins w:id="98" w:author="Maria Carmona-Higuita" w:date="2026-08-05T00:00:00Z">
         <w:r>
           <w:rPr>
             <w:rFonts w:ascii="Times New Roman" w:eastAsia="Times New Roman" w:hAnsi="Times New Roman" w:cs="Times New Roman"/>
@@ -1594,216 +2361,259 @@
           <w:sz w:val="24"/>
           <w:szCs w:val="24"/>
         </w:rPr>
-        <w:t xml:space="preserve">
-           at the level of grid cells at 
-          <w:del w:id="950" w:author="Copyeditor" w:date="2026-08-06T00:00:00Z">
-            <w:r>
-              <w:rPr>
-                <w:rFonts w:ascii="Times New Roman" w:eastAsia="Times New Roman" w:hAnsi="Times New Roman" w:cs="Times New Roman"/>
-                <w:sz w:val="24"/>
-                <w:szCs w:val="24"/>
-              </w:rPr>
-              <w:delText xml:space="preserve">30 arc-minute resolution (ca. 55 km at the equator).</w:delText>
-            </w:r>
-          </w:del>
-          <w:ins w:id="951" w:author="Copyeditor" w:date="2026-08-06T00:00:00Z">
-            <w:r>
-              <w:rPr>
-                <w:rFonts w:ascii="Times New Roman" w:eastAsia="Times New Roman" w:hAnsi="Times New Roman" w:cs="Times New Roman"/>
-                <w:sz w:val="24"/>
-                <w:szCs w:val="24"/>
-              </w:rPr>
-              <w:t xml:space="preserve">30 arc-minute resolution (ca. 55 km at the equator) — a scale standard in Neotropical macroecological analyses (Ramírez-Barahona et al., 2023) that balances spatial detail with data availability, ensuring sufficient records per cell for KnowBR estimation (see also Appendix S4 for 15 arc-minute sensitivity results).</w:t>
-            </w:r>
-          </w:ins>
-           We estimated the degree of completeness of each grid cell using the KnowBR package (Lobo et al. 2018; Guisande and Lobo 2019), which examines species accumulation by adding occurrence records. These 
-        </w:t>
-      </w:r>
-      <w:del w:id="922" w:author="Copyeditor" w:date="2026-08-06T00:00:00Z">
-        <w:r>
-          <w:rPr>
-            <w:rFonts w:ascii="Times New Roman" w:eastAsia="Times New Roman" w:hAnsi="Times New Roman" w:cs="Times New Roman"/>
-            <w:sz w:val="24"/>
-            <w:szCs w:val="24"/>
-          </w:rPr>
-          <w:delText xml:space="preserve">accumulation curves were performed</w:delText>
+        <w:t xml:space="preserve"> at the level of grid cells at </w:t>
+      </w:r>
+      <w:del w:id="99" w:author="Copyeditor" w:date="2026-08-06T00:00:00Z">
+        <w:r>
+          <w:rPr>
+            <w:rFonts w:ascii="Times New Roman" w:eastAsia="Times New Roman" w:hAnsi="Times New Roman" w:cs="Times New Roman"/>
+            <w:sz w:val="24"/>
+            <w:szCs w:val="24"/>
+          </w:rPr>
+          <w:delText>30 arc-minute resolution (ca. 55 km at the equator).</w:delText>
         </w:r>
       </w:del>
-      <w:ins w:id="923" w:author="Copyeditor" w:date="2026-08-06T00:00:00Z">
-        <w:r>
-          <w:rPr>
-            <w:rFonts w:ascii="Times New Roman" w:eastAsia="Times New Roman" w:hAnsi="Times New Roman" w:cs="Times New Roman"/>
-            <w:sz w:val="24"/>
-            <w:szCs w:val="24"/>
-          </w:rPr>
-          <w:t xml:space="preserve">accumulation curves were computed</w:t>
+      <w:commentRangeStart w:id="100"/>
+      <w:ins w:id="101" w:author="Copyeditor" w:date="2026-08-06T00:00:00Z">
+        <w:r>
+          <w:rPr>
+            <w:rFonts w:ascii="Times New Roman" w:eastAsia="Times New Roman" w:hAnsi="Times New Roman" w:cs="Times New Roman"/>
+            <w:sz w:val="24"/>
+            <w:szCs w:val="24"/>
+          </w:rPr>
+          <w:t xml:space="preserve">30 arc-minute resolution (ca. 55 km at the equator) </w:t>
         </w:r>
       </w:ins>
-      <w:r>
-        <w:rPr>
-          <w:rFonts w:ascii="Times New Roman" w:eastAsia="Times New Roman" w:hAnsi="Times New Roman" w:cs="Times New Roman"/>
+      <w:commentRangeEnd w:id="100"/>
+      <w:r>
+        <w:rPr>
+          <w:rStyle w:val="CommentReference"/>
+          <w:rFonts w:ascii="Times New Roman" w:eastAsia="Times New Roman" w:hAnsi="Times New Roman" w:cs="Times New Roman"/>
+          <w:sz w:val="24"/>
+          <w:szCs w:val="24"/>
+        </w:rPr>
+        <w:commentReference w:id="100"/>
+      </w:r>
+      <w:ins w:id="102" w:author="Copyeditor" w:date="2026-08-06T00:00:00Z">
+        <w:r>
+          <w:rPr>
+            <w:rFonts w:ascii="Times New Roman" w:eastAsia="Times New Roman" w:hAnsi="Times New Roman" w:cs="Times New Roman"/>
+            <w:sz w:val="24"/>
+            <w:szCs w:val="24"/>
+          </w:rPr>
+          <w:t>— a scale standard in Neotropical macroecological analyses (Ramírez-Barahona et al., 2023) that balances spatial detail with data availability, ensuring sufficient records per cell for KnowBR estimation (see also Appendix S4 for 15 arc-minute sensitivity results).</w:t>
+        </w:r>
+      </w:ins>
+      <w:r>
+        <w:rPr>
+          <w:rFonts w:ascii="Times New Roman" w:eastAsia="Times New Roman" w:hAnsi="Times New Roman" w:cs="Times New Roman"/>
+          <w:sz w:val="24"/>
+          <w:szCs w:val="24"/>
+        </w:rPr>
+        <w:t xml:space="preserve"> We estimated the degree of completeness of each grid cell using the KnowBR package (Lobo et al. 2018; Guisande and Lobo 2019), which </w:t>
+      </w:r>
+      <w:r>
+        <w:rPr>
+          <w:rFonts w:ascii="Times New Roman" w:eastAsia="Times New Roman" w:hAnsi="Times New Roman" w:cs="Times New Roman"/>
+          <w:sz w:val="24"/>
+          <w:szCs w:val="24"/>
+        </w:rPr>
+        <w:lastRenderedPageBreak/>
+        <w:t xml:space="preserve">examines species accumulation by adding occurrence records. These </w:t>
+      </w:r>
+      <w:del w:id="103" w:author="Copyeditor" w:date="2026-08-06T00:00:00Z">
+        <w:r>
+          <w:rPr>
+            <w:rFonts w:ascii="Times New Roman" w:eastAsia="Times New Roman" w:hAnsi="Times New Roman" w:cs="Times New Roman"/>
+            <w:sz w:val="24"/>
+            <w:szCs w:val="24"/>
+          </w:rPr>
+          <w:delText>accumulation curves were performed</w:delText>
+        </w:r>
+      </w:del>
+      <w:ins w:id="104" w:author="Copyeditor" w:date="2026-08-06T00:00:00Z">
+        <w:r>
+          <w:rPr>
+            <w:rFonts w:ascii="Times New Roman" w:eastAsia="Times New Roman" w:hAnsi="Times New Roman" w:cs="Times New Roman"/>
+            <w:sz w:val="24"/>
+            <w:szCs w:val="24"/>
+          </w:rPr>
+          <w:t>accumulation curves were computed</w:t>
+        </w:r>
+      </w:ins>
+      <w:r>
+        <w:rPr>
+          <w:rFonts w:ascii="Times New Roman" w:eastAsia="Times New Roman" w:hAnsi="Times New Roman" w:cs="Times New Roman"/>
+          <w:sz w:val="24"/>
+          <w:szCs w:val="24"/>
+        </w:rPr>
+        <w:t xml:space="preserve"> simultaneously </w:t>
+      </w:r>
+      <w:del w:id="105" w:author="Copyeditor" w:date="2026-08-06T00:00:00Z">
+        <w:r>
+          <w:rPr>
+            <w:rFonts w:ascii="Times New Roman" w:eastAsia="Times New Roman" w:hAnsi="Times New Roman" w:cs="Times New Roman"/>
+            <w:sz w:val="24"/>
+            <w:szCs w:val="24"/>
+          </w:rPr>
+          <w:delText xml:space="preserve">for all the cells in the Neotropics </w:delText>
+        </w:r>
+      </w:del>
+      <w:ins w:id="106" w:author="Copyeditor" w:date="2026-08-06T00:00:00Z">
+        <w:r>
+          <w:rPr>
+            <w:rFonts w:ascii="Times New Roman" w:eastAsia="Times New Roman" w:hAnsi="Times New Roman" w:cs="Times New Roman"/>
+            <w:sz w:val="24"/>
+            <w:szCs w:val="24"/>
+          </w:rPr>
+          <w:t xml:space="preserve">for all the cells in the Neotropics, </w:t>
+        </w:r>
+      </w:ins>
+      <w:del w:id="107" w:author="Maria Carmona-Higuita" w:date="2026-08-06T00:00:00Z">
+        <w:r>
+          <w:rPr>
+            <w:rFonts w:ascii="Times New Roman" w:hAnsi="Times New Roman" w:cs="Times New Roman"/>
+            <w:sz w:val="24"/>
+            <w:szCs w:val="24"/>
+          </w:rPr>
+          <w:delText>applying the exact estimator proposed by Ugland et al. (2003).</w:delText>
+        </w:r>
+      </w:del>
+      <w:ins w:id="108" w:author="Maria Carmona-Higuita" w:date="2026-08-06T00:00:00Z">
+        <w:r>
+          <w:rPr>
+            <w:rFonts w:ascii="Times New Roman" w:hAnsi="Times New Roman" w:cs="Times New Roman"/>
+            <w:sz w:val="24"/>
+            <w:szCs w:val="24"/>
+          </w:rPr>
+          <w:t xml:space="preserve">applying the exact analytical estimator proposed by Ugland et al. (2003). This estimator provides an exact solution for the expected species richness as a function of the number of samples, requiring no permutation tests or randomisation; each grid cell's accumulation curve is thus fully determined by the observed species-by-record matrix. </w:t>
+        </w:r>
+      </w:ins>
+      <w:r>
+        <w:rPr>
+          <w:rFonts w:ascii="Times New Roman" w:hAnsi="Times New Roman" w:cs="Times New Roman"/>
           <w:sz w:val="24"/>
           <w:szCs w:val="24"/>
         </w:rPr>
         <w:t xml:space="preserve"> </w:t>
       </w:r>
-      <w:r>
-        <w:rPr>
-          <w:rFonts w:ascii="Times New Roman" w:eastAsia="Times New Roman" w:hAnsi="Times New Roman" w:cs="Times New Roman"/>
-          <w:sz w:val="24"/>
-          <w:szCs w:val="24"/>
-        </w:rPr>
-        <w:t xml:space="preserve">simultaneously </w:t>
-      </w:r>
-      <w:del w:id="924" w:author="Copyeditor" w:date="2026-08-06T00:00:00Z">
-        <w:r>
-          <w:rPr>
-            <w:rFonts w:ascii="Times New Roman" w:eastAsia="Times New Roman" w:hAnsi="Times New Roman" w:cs="Times New Roman"/>
-            <w:sz w:val="24"/>
-            <w:szCs w:val="24"/>
-          </w:rPr>
-          <w:delText xml:space="preserve">for all the cells in the Neotropics </w:delText>
+      <w:del w:id="109" w:author="Copyeditor" w:date="2026-08-06T00:00:00Z">
+        <w:r>
+          <w:rPr>
+            <w:rFonts w:ascii="Times New Roman" w:hAnsi="Times New Roman" w:cs="Times New Roman"/>
+            <w:sz w:val="24"/>
+            <w:szCs w:val="24"/>
+          </w:rPr>
+          <w:delText>KnowBR estimates the three parameters</w:delText>
         </w:r>
       </w:del>
-      <w:ins w:id="925" w:author="Copyeditor" w:date="2026-08-06T00:00:00Z">
-        <w:r>
-          <w:rPr>
-            <w:rFonts w:ascii="Times New Roman" w:eastAsia="Times New Roman" w:hAnsi="Times New Roman" w:cs="Times New Roman"/>
-            <w:sz w:val="24"/>
-            <w:szCs w:val="24"/>
-          </w:rPr>
-          <w:t xml:space="preserve">for all the cells in the Neotropics, </w:t>
+      <w:ins w:id="110" w:author="Copyeditor" w:date="2026-08-06T00:00:00Z">
+        <w:r>
+          <w:rPr>
+            <w:rFonts w:ascii="Times New Roman" w:hAnsi="Times New Roman" w:cs="Times New Roman"/>
+            <w:sz w:val="24"/>
+            <w:szCs w:val="24"/>
+          </w:rPr>
+          <w:t>KnowBR estimates three parameters</w:t>
         </w:r>
       </w:ins>
-      <w:del w:id="33" w:author="Maria Carmona-Higuita" w:date="2026-08-06T00:00:00Z">
-        <w:r>
-          <w:rPr>
-            <w:rFonts w:ascii="Times New Roman" w:hAnsi="Times New Roman" w:cs="Times New Roman"/>
-            <w:sz w:val="24"/>
-            <w:szCs w:val="24"/>
-          </w:rPr>
-          <w:delText>applying the exact estimator proposed by Ugland et al. (2003).</w:delText>
+      <w:r>
+        <w:rPr>
+          <w:rFonts w:ascii="Times New Roman" w:hAnsi="Times New Roman" w:cs="Times New Roman"/>
+          <w:sz w:val="24"/>
+          <w:szCs w:val="24"/>
+        </w:rPr>
+        <w:t xml:space="preserve">: the final </w:t>
+      </w:r>
+      <w:r>
+        <w:rPr>
+          <w:rFonts w:ascii="Times New Roman" w:eastAsia="Times New Roman" w:hAnsi="Times New Roman" w:cs="Times New Roman"/>
+          <w:i/>
+          <w:sz w:val="24"/>
+          <w:szCs w:val="24"/>
+        </w:rPr>
+        <w:t>slope</w:t>
+      </w:r>
+      <w:r>
+        <w:rPr>
+          <w:rFonts w:ascii="Times New Roman" w:eastAsia="Times New Roman" w:hAnsi="Times New Roman" w:cs="Times New Roman"/>
+          <w:sz w:val="24"/>
+          <w:szCs w:val="24"/>
+        </w:rPr>
+        <w:t xml:space="preserve"> of the accumulation curve, the </w:t>
+      </w:r>
+      <w:r>
+        <w:rPr>
+          <w:rFonts w:ascii="Times New Roman" w:eastAsia="Times New Roman" w:hAnsi="Times New Roman" w:cs="Times New Roman"/>
+          <w:i/>
+          <w:sz w:val="24"/>
+          <w:szCs w:val="24"/>
+        </w:rPr>
+        <w:t>completeness</w:t>
+      </w:r>
+      <w:r>
+        <w:rPr>
+          <w:rFonts w:ascii="Times New Roman" w:eastAsia="Times New Roman" w:hAnsi="Times New Roman" w:cs="Times New Roman"/>
+          <w:sz w:val="24"/>
+          <w:szCs w:val="24"/>
+        </w:rPr>
+        <w:t xml:space="preserve">, and the </w:t>
+      </w:r>
+      <w:r>
+        <w:rPr>
+          <w:rFonts w:ascii="Times New Roman" w:eastAsia="Times New Roman" w:hAnsi="Times New Roman" w:cs="Times New Roman"/>
+          <w:i/>
+          <w:sz w:val="24"/>
+          <w:szCs w:val="24"/>
+        </w:rPr>
+        <w:t xml:space="preserve">ratio </w:t>
+      </w:r>
+      <w:r>
+        <w:rPr>
+          <w:rFonts w:ascii="Times New Roman" w:eastAsia="Times New Roman" w:hAnsi="Times New Roman" w:cs="Times New Roman"/>
+          <w:sz w:val="24"/>
+          <w:szCs w:val="24"/>
+        </w:rPr>
+        <w:t>between the number of database records and the number of species. Completeness values (i.e. the percentage of species that have been documented over the total predicted) were calculated after adjusting the accumulation curves to</w:t>
+      </w:r>
+      <w:commentRangeStart w:id="111"/>
+      <w:del w:id="112" w:author="Copyeditor" w:date="2026-08-06T00:00:00Z">
+        <w:r>
+          <w:rPr>
+            <w:rFonts w:ascii="Times New Roman" w:eastAsia="Times New Roman" w:hAnsi="Times New Roman" w:cs="Times New Roman"/>
+            <w:sz w:val="24"/>
+            <w:szCs w:val="24"/>
+          </w:rPr>
+          <w:delText>a ran exponential model</w:delText>
         </w:r>
       </w:del>
-      <w:ins w:id="34" w:author="Maria Carmona-Higuita" w:date="2026-08-06T00:00:00Z">
-        <w:r>
-          <w:rPr>
-            <w:rFonts w:ascii="Times New Roman" w:hAnsi="Times New Roman" w:cs="Times New Roman"/>
-            <w:sz w:val="24"/>
-            <w:szCs w:val="24"/>
-          </w:rPr>
-          <w:t xml:space="preserve">applying the exact analytical estimator proposed by Ugland et al. (2003). This estimator provides an exact solution for the expected species richness as a function of the number of samples, requiring no permutation tests or randomisation; each grid cell's accumulation curve is thus fully determined by the observed species-by-record matrix. </w:t>
+      <w:commentRangeEnd w:id="111"/>
+      <w:r>
+        <w:rPr>
+          <w:rStyle w:val="CommentReference"/>
+          <w:rFonts w:ascii="Times New Roman" w:eastAsia="Times New Roman" w:hAnsi="Times New Roman" w:cs="Times New Roman"/>
+          <w:sz w:val="24"/>
+          <w:szCs w:val="24"/>
+        </w:rPr>
+        <w:commentReference w:id="111"/>
+      </w:r>
+      <w:ins w:id="113" w:author="Copyeditor" w:date="2026-08-06T00:00:00Z">
+        <w:r>
+          <w:rPr>
+            <w:rFonts w:ascii="Times New Roman" w:eastAsia="Times New Roman" w:hAnsi="Times New Roman" w:cs="Times New Roman"/>
+            <w:sz w:val="24"/>
+            <w:szCs w:val="24"/>
+          </w:rPr>
+          <w:t>a rational model</w:t>
         </w:r>
       </w:ins>
       <w:r>
         <w:rPr>
-          <w:rFonts w:ascii="Times New Roman" w:hAnsi="Times New Roman" w:cs="Times New Roman"/>
-          <w:sz w:val="24"/>
-          <w:szCs w:val="24"/>
-        </w:rPr>
-        <w:t xml:space="preserve"> </w:t>
-      </w:r>
-      <w:del w:id="926" w:author="Copyeditor" w:date="2026-08-06T00:00:00Z">
-        <w:r>
-          <w:rPr>
-            <w:rFonts w:ascii="Times New Roman" w:hAnsi="Times New Roman" w:cs="Times New Roman"/>
-            <w:sz w:val="24"/>
-            <w:szCs w:val="24"/>
-          </w:rPr>
-          <w:delText xml:space="preserve">KnowBR estimates the three parameters</w:delText>
-        </w:r>
-      </w:del>
-      <w:ins w:id="927" w:author="Copyeditor" w:date="2026-08-06T00:00:00Z">
-        <w:r>
-          <w:rPr>
-            <w:rFonts w:ascii="Times New Roman" w:hAnsi="Times New Roman" w:cs="Times New Roman"/>
-            <w:sz w:val="24"/>
-            <w:szCs w:val="24"/>
-          </w:rPr>
-          <w:t xml:space="preserve">KnowBR estimates three parameters</w:t>
-        </w:r>
-      </w:ins>
-      <w:r>
-        <w:rPr>
-          <w:rFonts w:ascii="Times New Roman" w:hAnsi="Times New Roman" w:cs="Times New Roman"/>
-          <w:sz w:val="24"/>
-          <w:szCs w:val="24"/>
-        </w:rPr>
-        <w:t xml:space="preserve">: the final </w:t>
-      </w:r>
-      <w:r>
-        <w:rPr>
-          <w:rFonts w:ascii="Times New Roman" w:eastAsia="Times New Roman" w:hAnsi="Times New Roman" w:cs="Times New Roman"/>
-          <w:i/>
-          <w:sz w:val="24"/>
-          <w:szCs w:val="24"/>
-        </w:rPr>
-        <w:t>slope</w:t>
-      </w:r>
-      <w:r>
-        <w:rPr>
-          <w:rFonts w:ascii="Times New Roman" w:eastAsia="Times New Roman" w:hAnsi="Times New Roman" w:cs="Times New Roman"/>
-          <w:sz w:val="24"/>
-          <w:szCs w:val="24"/>
-        </w:rPr>
-        <w:t xml:space="preserve"> of the accumulation curve, the </w:t>
-      </w:r>
-      <w:r>
-        <w:rPr>
-          <w:rFonts w:ascii="Times New Roman" w:eastAsia="Times New Roman" w:hAnsi="Times New Roman" w:cs="Times New Roman"/>
-          <w:i/>
-          <w:sz w:val="24"/>
-          <w:szCs w:val="24"/>
-        </w:rPr>
-        <w:t>completeness</w:t>
-      </w:r>
-      <w:r>
-        <w:rPr>
-          <w:rFonts w:ascii="Times New Roman" w:eastAsia="Times New Roman" w:hAnsi="Times New Roman" w:cs="Times New Roman"/>
-          <w:sz w:val="24"/>
-          <w:szCs w:val="24"/>
-        </w:rPr>
-        <w:t xml:space="preserve">, and the </w:t>
-      </w:r>
-      <w:r>
-        <w:rPr>
-          <w:rFonts w:ascii="Times New Roman" w:eastAsia="Times New Roman" w:hAnsi="Times New Roman" w:cs="Times New Roman"/>
-          <w:i/>
-          <w:sz w:val="24"/>
-          <w:szCs w:val="24"/>
-        </w:rPr>
-        <w:t xml:space="preserve">ratio </w:t>
-      </w:r>
-      <w:r>
-        <w:rPr>
-          <w:rFonts w:ascii="Times New Roman" w:eastAsia="Times New Roman" w:hAnsi="Times New Roman" w:cs="Times New Roman"/>
-          <w:sz w:val="24"/>
-          <w:szCs w:val="24"/>
-        </w:rPr>
-        <w:t>
-          between the number of database records and the number of species. Completeness values (i.e. the percentage of species that have been documented over the total predicted) were calculated after adjusting the accumulation curves to 
-          <w:del w:id="960" w:author="Copyeditor" w:date="2026-08-06T00:00:00Z">
-            <w:r>
-              <w:rPr>
-                <w:rFonts w:ascii="Times New Roman" w:eastAsia="Times New Roman" w:hAnsi="Times New Roman" w:cs="Times New Roman"/>
-                <w:sz w:val="24"/>
-                <w:szCs w:val="24"/>
-              </w:rPr>
-              <w:delText xml:space="preserve">a ran exponential model</w:delText>
-            </w:r>
-          </w:del>
-          <w:ins w:id="961" w:author="Copyeditor" w:date="2026-08-06T00:00:00Z">
-            <w:r>
-              <w:rPr>
-                <w:rFonts w:ascii="Times New Roman" w:eastAsia="Times New Roman" w:hAnsi="Times New Roman" w:cs="Times New Roman"/>
-                <w:sz w:val="24"/>
-                <w:szCs w:val="24"/>
-              </w:rPr>
-              <w:t xml:space="preserve">a rational model</w:t>
-            </w:r>
-          </w:ins>
-           (Lobo et al. 2018).
-        </w:t>
+          <w:rFonts w:ascii="Times New Roman" w:eastAsia="Times New Roman" w:hAnsi="Times New Roman" w:cs="Times New Roman"/>
+          <w:sz w:val="24"/>
+          <w:szCs w:val="24"/>
+        </w:rPr>
+        <w:t xml:space="preserve"> (Lobo et al. 2018).</w:t>
       </w:r>
     </w:p>
     <w:p>
@@ -1816,7 +2626,7 @@
           <w:szCs w:val="24"/>
         </w:rPr>
       </w:pPr>
-      <w:del w:id="35" w:author="Maria Carmona-Higuita" w:date="2026-08-05T00:00:00Z">
+      <w:del w:id="114" w:author="Maria Carmona-Higuita" w:date="2026-08-05T00:00:00Z">
         <w:r>
           <w:rPr>
             <w:rFonts w:ascii="Times New Roman" w:eastAsia="Times New Roman" w:hAnsi="Times New Roman" w:cs="Times New Roman"/>
@@ -1826,14 +2636,18 @@
           <w:delText>To assess the taxonomic shortfall (Linnean Shortfall) we used as a proxy the slope of species accumulation curves as it represents the rate of new species discovery as sampling effort increases (Ugland et al., 2003; Lobo et al., 2018). This approach is based on the premise that the taxonomic shortfall highlights the discrepancy between the number of formally described species and the actual number of species present (Hortal et al., 2015). Grid cells were classified into quartiles based on their slope values: the first quartile represented the least sampled cells, while the fourth quartile included the best-sampled ones. Intermediate quartiles corresponded to fairly sampled areas, with a gradient of increasing sampling effort.</w:delText>
         </w:r>
       </w:del>
-      <w:ins w:id="36" w:author="Maria Carmona-Higuita" w:date="2026-08-05T00:00:00Z">
-        <w:r>
-          <w:rPr>
-            <w:rFonts w:ascii="Times New Roman" w:eastAsia="Times New Roman" w:hAnsi="Times New Roman" w:cs="Times New Roman"/>
-            <w:sz w:val="24"/>
-            <w:szCs w:val="24"/>
-          </w:rPr>
-          <w:t xml:space="preserve">To assess the Wallacean shortfall, we used three metrics derived from KnowBR: the slope of the species accumulation curve, the completeness of each cell inventory, and the ratio between the number of database records and the number of species (R/S ratio; Lobo et al., 2018). The slope reflects the current rate of species discovery; completeness estimates the proportion of the predicted species pool already documented; and the R/S ratio measures sampling intensity relative to species diversity (Ugland </w:t>
+      <w:commentRangeStart w:id="115"/>
+      <w:commentRangeStart w:id="116"/>
+      <w:commentRangeStart w:id="117"/>
+      <w:commentRangeStart w:id="118"/>
+      <w:ins w:id="119" w:author="Maria Carmona-Higuita" w:date="2026-08-05T00:00:00Z">
+        <w:r>
+          <w:rPr>
+            <w:rFonts w:ascii="Times New Roman" w:eastAsia="Times New Roman" w:hAnsi="Times New Roman" w:cs="Times New Roman"/>
+            <w:sz w:val="24"/>
+            <w:szCs w:val="24"/>
+          </w:rPr>
+          <w:t xml:space="preserve">To assess the Wallacean shortfall, we used three metrics derived from KnowBR: the slope of the species accumulation curve, the completeness of each cell inventory, and the ratio between the number of database records and </w:t>
         </w:r>
         <w:r>
           <w:rPr>
@@ -1842,9 +2656,49 @@
             <w:szCs w:val="24"/>
           </w:rPr>
           <w:lastRenderedPageBreak/>
-          <w:t>et al., 2003). Grid cells were classified as well-sampled (slope &lt; 0.02), fairly sampled (0.02 ≤ slope ≤ 0.3), or poorly sampled (slope &gt; 0.3).</w:t>
+          <w:t>the number of species (R/S ratio; Lobo et al., 2018). The slope reflects the current rate of species discovery; completeness estimates the proportion of the predicted species pool already documented; and the R/S ratio measures sampling intensity relative to species diversity (Ugland et al., 2003). Grid cells were classified as well-sampled (slope &lt; 0.02), fairly sampled (0.02 ≤ slope ≤ 0.3), or poorly sampled (slope &gt; 0.3).</w:t>
         </w:r>
       </w:ins>
+      <w:commentRangeEnd w:id="117"/>
+      <w:r>
+        <w:rPr>
+          <w:rStyle w:val="CommentReference"/>
+          <w:rFonts w:ascii="Times New Roman" w:eastAsia="Times New Roman" w:hAnsi="Times New Roman" w:cs="Times New Roman"/>
+          <w:sz w:val="24"/>
+          <w:szCs w:val="24"/>
+        </w:rPr>
+        <w:commentReference w:id="117"/>
+      </w:r>
+      <w:commentRangeEnd w:id="118"/>
+      <w:r>
+        <w:rPr>
+          <w:rStyle w:val="CommentReference"/>
+          <w:rFonts w:ascii="Times New Roman" w:eastAsia="Times New Roman" w:hAnsi="Times New Roman" w:cs="Times New Roman"/>
+          <w:sz w:val="24"/>
+          <w:szCs w:val="24"/>
+        </w:rPr>
+        <w:commentReference w:id="118"/>
+      </w:r>
+      <w:commentRangeEnd w:id="115"/>
+      <w:r>
+        <w:rPr>
+          <w:rStyle w:val="CommentReference"/>
+          <w:rFonts w:ascii="Times New Roman" w:eastAsia="Times New Roman" w:hAnsi="Times New Roman" w:cs="Times New Roman"/>
+          <w:sz w:val="24"/>
+          <w:szCs w:val="24"/>
+        </w:rPr>
+        <w:commentReference w:id="115"/>
+      </w:r>
+      <w:commentRangeEnd w:id="116"/>
+      <w:r>
+        <w:rPr>
+          <w:rStyle w:val="CommentReference"/>
+          <w:rFonts w:ascii="Times New Roman" w:eastAsia="Times New Roman" w:hAnsi="Times New Roman" w:cs="Times New Roman"/>
+          <w:sz w:val="24"/>
+          <w:szCs w:val="24"/>
+        </w:rPr>
+        <w:commentReference w:id="116"/>
+      </w:r>
     </w:p>
     <w:p>
       <w:pPr>
@@ -1856,7 +2710,7 @@
           <w:szCs w:val="24"/>
         </w:rPr>
       </w:pPr>
-      <w:del w:id="37" w:author="Maria Carmona-Higuita" w:date="2026-08-05T00:00:00Z">
+      <w:del w:id="120" w:author="Maria Carmona-Higuita" w:date="2026-08-05T00:00:00Z">
         <w:r>
           <w:rPr>
             <w:rFonts w:ascii="Times New Roman" w:eastAsia="Times New Roman" w:hAnsi="Times New Roman" w:cs="Times New Roman"/>
@@ -1917,7 +2771,7 @@
           <w:delText>between the number of database records and the number of species (R/S ratio). The default values used to distinguish well-sampled, and poorly-sampled cells or polygons were: slope &lt;0.02, completeness &gt;90% and R/S ratio &gt;15 for well-sampled spatial units, and slope &gt;0.3, completeness &lt;50% and R/S ratio &lt;3 for poorly-sampled spatial units, the cells in between these values are considered as fairly sampled.</w:delText>
         </w:r>
       </w:del>
-      <w:ins w:id="38" w:author="Maria Carmona-Higuita" w:date="2026-08-05T00:00:00Z">
+      <w:ins w:id="121" w:author="Maria Carmona-Higuita" w:date="2026-08-05T00:00:00Z">
         <w:r>
           <w:rPr>
             <w:rFonts w:ascii="Times New Roman" w:eastAsia="Times New Roman" w:hAnsi="Times New Roman" w:cs="Times New Roman"/>
@@ -1926,7 +2780,7 @@
           </w:rPr>
           <w:t xml:space="preserve">Cells were additionally classified using completeness and R/S ratio: well-sampled (completeness &amp;gt; 90% and R/S ratio &amp;gt; 15), poorly sampled (completeness &amp;lt; 50% and R/S ratio &amp;lt; 3), and fairly sampled otherwise. Although the three KnowBR metrics are theoretically distinct, they produced highly concordant cell rankings across all five families studied (Spearman ρ = 0.86–0.99 for all pairwise combinations; </w:t>
         </w:r>
-        <w:del w:id="39" w:author="Maria Carmona-Higuita" w:date="2026-08-05T00:00:00Z">
+        <w:del w:id="122" w:author="Maria Carmona-Higuita" w:date="2026-08-05T00:00:00Z">
           <w:r>
             <w:rPr>
               <w:rFonts w:ascii="Times New Roman" w:hAnsi="Times New Roman" w:cs="Times New Roman"/>
@@ -1945,7 +2799,7 @@
           <w:t>Supplementary Table S1</w:t>
         </w:r>
       </w:ins>
-      <w:del w:id="40" w:author="Maria Carmona-Higuita" w:date="2026-08-05T00:00:00Z">
+      <w:del w:id="123" w:author="Maria Carmona-Higuita" w:date="2026-08-05T00:00:00Z">
         <w:r>
           <w:rPr>
             <w:rFonts w:ascii="Times New Roman" w:eastAsia="Times New Roman" w:hAnsi="Times New Roman" w:cs="Times New Roman"/>
@@ -1998,14 +2852,23 @@
           <w:delText>between the number of database records and the number of species (R/S ratio). The default values used to distinguish well-sampled, and poorly-sampled cells or polygons were: slope &lt;0.02, completeness &gt;90% and R/S ratio &gt;15 for well-sampled spatial units, and slope &gt;0.3, completeness &lt;50% and R/S ratio &lt;3 for poorly-sampled spatial units, the cells in between these values are considered as fairly sampled.</w:delText>
         </w:r>
       </w:del>
-      <w:ins w:id="41" w:author="Maria Carmona-Higuita" w:date="2026-08-05T00:00:00Z">
-        <w:r>
-          <w:rPr>
-            <w:rFonts w:ascii="Times New Roman" w:eastAsia="Times New Roman" w:hAnsi="Times New Roman" w:cs="Times New Roman"/>
-            <w:sz w:val="24"/>
-            <w:szCs w:val="24"/>
-          </w:rPr>
-          <w:t>), confirming that they capture the same underlying signal of distributional knowledge gaps. We therefore treat the three metrics as convergent evidence of the Wallacean shortfall rather than independent measures.</w:t>
+      <w:ins w:id="124" w:author="Maria Carmona-Higuita" w:date="2026-08-05T00:00:00Z">
+        <w:r>
+          <w:rPr>
+            <w:rFonts w:ascii="Times New Roman" w:eastAsia="Times New Roman" w:hAnsi="Times New Roman" w:cs="Times New Roman"/>
+            <w:sz w:val="24"/>
+            <w:szCs w:val="24"/>
+          </w:rPr>
+          <w:t xml:space="preserve">), </w:t>
+        </w:r>
+        <w:r>
+          <w:rPr>
+            <w:rFonts w:ascii="Times New Roman" w:eastAsia="Times New Roman" w:hAnsi="Times New Roman" w:cs="Times New Roman"/>
+            <w:sz w:val="24"/>
+            <w:szCs w:val="24"/>
+          </w:rPr>
+          <w:lastRenderedPageBreak/>
+          <w:t>confirming that they capture the same underlying signal of distributional knowledge gaps. We therefore treat the three metrics as convergent evidence of the Wallacean shortfall rather than independent measures.</w:t>
         </w:r>
       </w:ins>
     </w:p>
@@ -2020,6 +2883,7 @@
           <w:szCs w:val="24"/>
         </w:rPr>
       </w:pPr>
+      <w:commentRangeStart w:id="125"/>
       <w:r>
         <w:rPr>
           <w:rFonts w:ascii="Times New Roman" w:eastAsia="Times New Roman" w:hAnsi="Times New Roman" w:cs="Times New Roman"/>
@@ -2027,10 +2891,19 @@
           <w:sz w:val="24"/>
           <w:szCs w:val="24"/>
         </w:rPr>
-        <w:lastRenderedPageBreak/>
         <w:t>All analyses were performed using a Lambert azimuthal equal-area projection, while visualization was reprojected to Behrman equal-area projection to avoid distortion far from the tropics. We removed poorly sampled grid cells containing less than 10 records overall for all analyses.</w:t>
       </w:r>
-      <w:ins w:id="42" w:author="Maria Carmona-Higuita" w:date="2026-08-05T00:00:00Z">
+      <w:commentRangeEnd w:id="125"/>
+      <w:r>
+        <w:rPr>
+          <w:rStyle w:val="CommentReference"/>
+          <w:rFonts w:ascii="Times New Roman" w:hAnsi="Times New Roman" w:cs="Times New Roman"/>
+          <w:sz w:val="24"/>
+          <w:szCs w:val="24"/>
+        </w:rPr>
+        <w:commentReference w:id="125"/>
+      </w:r>
+      <w:ins w:id="126" w:author="Maria Carmona-Higuita" w:date="2026-08-05T00:00:00Z">
         <w:r>
           <w:rPr>
             <w:rFonts w:ascii="Times New Roman" w:hAnsi="Times New Roman" w:cs="Times New Roman"/>
@@ -2045,8 +2918,6 @@
       <w:pPr>
         <w:pStyle w:val="Heading2"/>
       </w:pPr>
-      <w:bookmarkStart w:id="43" w:name="_heading=h.bz5tl8nx6kfi" w:colFirst="0" w:colLast="0"/>
-      <w:bookmarkEnd w:id="43"/>
       <w:r>
         <w:t>3. Spatial and family patterns of biodiversity shortfalls</w:t>
       </w:r>
@@ -2061,7 +2932,7 @@
           <w:szCs w:val="24"/>
         </w:rPr>
       </w:pPr>
-      <w:del w:id="44" w:author="Maria Carmona-Higuita" w:date="2026-08-06T00:00:00Z">
+      <w:del w:id="127" w:author="Maria Carmona-Higuita" w:date="2026-08-06T00:00:00Z">
         <w:r>
           <w:rPr>
             <w:rFonts w:ascii="Times New Roman" w:hAnsi="Times New Roman" w:cs="Times New Roman"/>
@@ -2071,7 +2942,7 @@
           <w:delText>We first examined the spatial distribution of occurrence records to identify potential biases in data availability across biogeographic provinces (as defined in Morrone et al., 2022).</w:delText>
         </w:r>
       </w:del>
-      <w:ins w:id="45" w:author="Maria Carmona-Higuita" w:date="2026-08-06T00:00:00Z">
+      <w:ins w:id="128" w:author="Maria Carmona-Higuita" w:date="2026-08-06T00:00:00Z">
         <w:r>
           <w:rPr>
             <w:rFonts w:ascii="Times New Roman" w:hAnsi="Times New Roman" w:cs="Times New Roman"/>
@@ -2080,7 +2951,7 @@
           </w:rPr>
           <w:t xml:space="preserve">We first examined the spatial distribution of occurrence records to identify potential biases in data availability across biogeographic provinces </w:t>
         </w:r>
-        <w:del w:id="46" w:author="Maria Carmona-Higuita" w:date="2026-08-06T00:00:00Z">
+        <w:del w:id="129" w:author="Maria Carmona-Higuita" w:date="2026-08-06T00:00:00Z">
           <w:r>
             <w:rPr>
               <w:rFonts w:ascii="Times New Roman" w:hAnsi="Times New Roman" w:cs="Times New Roman"/>
@@ -2107,6 +2978,7 @@
         </w:rPr>
         <w:t>, following the approach of Oliveira et al. (2016).</w:t>
       </w:r>
+      <w:commentRangeStart w:id="130"/>
       <w:r>
         <w:rPr>
           <w:rFonts w:ascii="Times New Roman" w:eastAsia="Times New Roman" w:hAnsi="Times New Roman" w:cs="Times New Roman"/>
@@ -2116,7 +2988,18 @@
         </w:rPr>
         <w:t xml:space="preserve"> We quantified the density of records per province and assessed whether data collection was skewed toward specific areas, for instance related to greater accessibility or higher research investment. We assessed spatial patterns of shortfalls by examining how </w:t>
       </w:r>
-      <w:del w:id="47" w:author="Maria Carmona-Higuita" w:date="2026-08-05T00:00:00Z">
+      <w:commentRangeEnd w:id="130"/>
+      <w:r>
+        <w:rPr>
+          <w:rStyle w:val="CommentReference"/>
+          <w:rFonts w:ascii="Times New Roman" w:eastAsia="Times New Roman" w:hAnsi="Times New Roman" w:cs="Times New Roman"/>
+          <w:color w:val="000000"/>
+          <w:sz w:val="24"/>
+          <w:szCs w:val="24"/>
+        </w:rPr>
+        <w:commentReference w:id="130"/>
+      </w:r>
+      <w:del w:id="131" w:author="Maria Carmona-Higuita" w:date="2026-08-05T00:00:00Z">
         <w:r>
           <w:rPr>
             <w:rFonts w:ascii="Times New Roman" w:eastAsia="Times New Roman" w:hAnsi="Times New Roman" w:cs="Times New Roman"/>
@@ -2127,7 +3010,7 @@
           <w:delText>both taxonomic and geographic shortfalls</w:delText>
         </w:r>
       </w:del>
-      <w:ins w:id="48" w:author="Maria Carmona-Higuita" w:date="2026-08-05T00:00:00Z">
+      <w:ins w:id="132" w:author="Maria Carmona-Higuita" w:date="2026-08-05T00:00:00Z">
         <w:r>
           <w:rPr>
             <w:rFonts w:ascii="Times New Roman" w:eastAsia="Times New Roman" w:hAnsi="Times New Roman" w:cs="Times New Roman"/>
@@ -2138,7 +3021,7 @@
           <w:t>the Wallacean shortfall</w:t>
         </w:r>
       </w:ins>
-      <w:del w:id="928" w:author="Copyeditor" w:date="2026-08-06T00:00:00Z">
+      <w:del w:id="133" w:author="Copyeditor" w:date="2026-08-06T00:00:00Z">
         <w:r>
           <w:rPr>
             <w:rFonts w:ascii="Times New Roman" w:eastAsia="Times New Roman" w:hAnsi="Times New Roman" w:cs="Times New Roman"/>
@@ -2149,7 +3032,7 @@
           <w:delText xml:space="preserve"> vary across different biogeographic provinces. We also describe</w:delText>
         </w:r>
       </w:del>
-      <w:ins w:id="929" w:author="Copyeditor" w:date="2026-08-06T00:00:00Z">
+      <w:ins w:id="134" w:author="Copyeditor" w:date="2026-08-06T00:00:00Z">
         <w:r>
           <w:rPr>
             <w:rFonts w:ascii="Times New Roman" w:eastAsia="Times New Roman" w:hAnsi="Times New Roman" w:cs="Times New Roman"/>
@@ -2157,7 +3040,17 @@
             <w:sz w:val="24"/>
             <w:szCs w:val="24"/>
           </w:rPr>
-          <w:t xml:space="preserve"> varies across different biogeographic provinces. We also described</w:t>
+          <w:t xml:space="preserve"> varies across different </w:t>
+        </w:r>
+        <w:r>
+          <w:rPr>
+            <w:rFonts w:ascii="Times New Roman" w:eastAsia="Times New Roman" w:hAnsi="Times New Roman" w:cs="Times New Roman"/>
+            <w:color w:val="000000"/>
+            <w:sz w:val="24"/>
+            <w:szCs w:val="24"/>
+          </w:rPr>
+          <w:lastRenderedPageBreak/>
+          <w:t>biogeographic provinces. We also described</w:t>
         </w:r>
       </w:ins>
       <w:r>
@@ -2169,7 +3062,7 @@
         </w:rPr>
         <w:t xml:space="preserve"> which families were most affected by </w:t>
       </w:r>
-      <w:del w:id="49" w:author="Maria Carmona-Higuita" w:date="2026-08-05T00:00:00Z">
+      <w:del w:id="135" w:author="Maria Carmona-Higuita" w:date="2026-08-05T00:00:00Z">
         <w:r>
           <w:rPr>
             <w:rFonts w:ascii="Times New Roman" w:eastAsia="Times New Roman" w:hAnsi="Times New Roman" w:cs="Times New Roman"/>
@@ -2180,7 +3073,7 @@
           <w:delText>taxonomic and geographic shortfalls</w:delText>
         </w:r>
       </w:del>
-      <w:ins w:id="50" w:author="Maria Carmona-Higuita" w:date="2026-08-05T00:00:00Z">
+      <w:ins w:id="136" w:author="Maria Carmona-Higuita" w:date="2026-08-05T00:00:00Z">
         <w:r>
           <w:rPr>
             <w:rFonts w:ascii="Times New Roman" w:eastAsia="Times New Roman" w:hAnsi="Times New Roman" w:cs="Times New Roman"/>
@@ -2205,9 +3098,7 @@
       <w:pPr>
         <w:pStyle w:val="Heading2"/>
       </w:pPr>
-      <w:bookmarkStart w:id="51" w:name="_heading=h.dw5mvlt9qlgy" w:colFirst="0" w:colLast="0"/>
-      <w:bookmarkEnd w:id="51"/>
-      <w:del w:id="52" w:author="Maria Carmona-Higuita" w:date="2026-08-06T00:00:00Z">
+      <w:del w:id="137" w:author="Maria Carmona-Higuita" w:date="2026-08-06T00:00:00Z">
         <w:r>
           <w:delText xml:space="preserve">4. Hotspots and coldspots </w:delText>
         </w:r>
@@ -2218,7 +3109,7 @@
           <w:delText>of biodiversity shortfalls</w:delText>
         </w:r>
       </w:del>
-      <w:ins w:id="53" w:author="Maria Carmona-Higuita" w:date="2026-08-06T00:00:00Z">
+      <w:ins w:id="138" w:author="Maria Carmona-Higuita" w:date="2026-08-06T00:00:00Z">
         <w:r>
           <w:t>4. Spatial clustering of sampling effort (Appendix S5)</w:t>
         </w:r>
@@ -2233,14 +3124,13 @@
           <w:szCs w:val="24"/>
         </w:rPr>
       </w:pPr>
-      <w:del w:id="54" w:author="Maria Carmona-Higuita" w:date="2026-08-06T00:00:00Z">
-        <w:r>
-          <w:rPr>
-            <w:rFonts w:ascii="Times New Roman" w:eastAsia="Times New Roman" w:hAnsi="Times New Roman" w:cs="Times New Roman"/>
-            <w:sz w:val="24"/>
-            <w:szCs w:val="24"/>
-          </w:rPr>
-          <w:lastRenderedPageBreak/>
+      <w:del w:id="139" w:author="Maria Carmona-Higuita" w:date="2026-08-06T00:00:00Z">
+        <w:r>
+          <w:rPr>
+            <w:rFonts w:ascii="Times New Roman" w:eastAsia="Times New Roman" w:hAnsi="Times New Roman" w:cs="Times New Roman"/>
+            <w:sz w:val="24"/>
+            <w:szCs w:val="24"/>
+          </w:rPr>
           <w:delText xml:space="preserve">We defined hotspots as spatial clustering of the biodiversity shortfall using the Getis-Ord Gi* statistic (Getis &amp; Ord, 1992, </w:delText>
         </w:r>
         <w:r>
@@ -2261,7 +3151,7 @@
           <w:delText xml:space="preserve">Ramírez‐Barahona et al. 2023), which allows the detection of a local concentration of high and low values ​​in neighboring grids, using a focal neighbourhood size of 75 km, as implemented in the SPDEP package (Bivand &amp; Wong, 2018).  </w:delText>
         </w:r>
       </w:del>
-      <w:ins w:id="55" w:author="Maria Carmona-Higuita" w:date="2026-08-05T00:00:00Z">
+      <w:ins w:id="140" w:author="Maria Carmona-Higuita" w:date="2026-08-05T00:00:00Z">
         <w:r>
           <w:rPr>
             <w:rFonts w:ascii="Times New Roman" w:eastAsia="Times New Roman" w:hAnsi="Times New Roman" w:cs="Times New Roman"/>
@@ -2271,7 +3161,7 @@
           <w:t xml:space="preserve">Prior to computing the Gi* statistic, completeness values were transformed to incompleteness (100 − completeness) and slope values were inverted (1 − slope), such that high Gi* values identify spatial clusters of greatest sampling deficiency. </w:t>
         </w:r>
       </w:ins>
-      <w:del w:id="56" w:author="Maria Carmona-Higuita" w:date="2026-08-06T00:00:00Z">
+      <w:del w:id="141" w:author="Maria Carmona-Higuita" w:date="2026-08-06T00:00:00Z">
         <w:r>
           <w:rPr>
             <w:rFonts w:ascii="Times New Roman" w:eastAsia="Times New Roman" w:hAnsi="Times New Roman" w:cs="Times New Roman"/>
@@ -2281,7 +3171,7 @@
           <w:delText>We classified the grids clustered as hotspots (Gi* &gt; 1.96) or coldspots (Gi* &lt; -1.96), with statistical significance at the 95% confidence level (based on the threshold suggested by Rossi &amp; Becker, 2019).</w:delText>
         </w:r>
       </w:del>
-      <w:ins w:id="57" w:author="Maria Carmona-Higuita" w:date="2026-08-06T00:00:00Z">
+      <w:ins w:id="142" w:author="Maria Carmona-Higuita" w:date="2026-08-06T00:00:00Z">
         <w:r>
           <w:rPr>
             <w:rFonts w:ascii="Times New Roman" w:hAnsi="Times New Roman" w:cs="Times New Roman"/>
@@ -2296,11 +3186,19 @@
       <w:pPr>
         <w:pStyle w:val="Heading2"/>
       </w:pPr>
-      <w:bookmarkStart w:id="58" w:name="_heading=h.6dzo04b2855h" w:colFirst="0" w:colLast="0"/>
-      <w:bookmarkEnd w:id="58"/>
+      <w:commentRangeStart w:id="143"/>
       <w:r>
         <w:t>5. Resolution and data processing</w:t>
       </w:r>
+      <w:commentRangeEnd w:id="143"/>
+      <w:r>
+        <w:rPr>
+          <w:rStyle w:val="CommentReference"/>
+          <w:sz w:val="24"/>
+          <w:szCs w:val="24"/>
+        </w:rPr>
+        <w:commentReference w:id="143"/>
+      </w:r>
     </w:p>
     <w:p>
       <w:pPr>
@@ -2311,32 +3209,65 @@
           <w:szCs w:val="24"/>
         </w:rPr>
       </w:pPr>
-      <w:r>
-        <w:rPr>
-          <w:rFonts w:ascii="Times New Roman" w:eastAsia="Times New Roman" w:hAnsi="Times New Roman" w:cs="Times New Roman"/>
-          <w:sz w:val="24"/>
-          <w:szCs w:val="24"/>
-        </w:rPr>
-        <w:t xml:space="preserve">While our analyses provide insights at the biogeographic province and continental level, finer-scale resolution (15 arc-minutes or 0.25°) is necessary for practical conservation decisions (Antonelli et al., 2023). Therefore, we also present the results at this finer resolution for more detailed insights (</w:t>
-      </w:r>
-      <w:del w:id="930" w:author="Copyeditor" w:date="2026-08-06T00:00:00Z">
-        <w:r>
-          <w:rPr>
-            <w:rFonts w:ascii="Times New Roman" w:eastAsia="Times New Roman" w:hAnsi="Times New Roman" w:cs="Times New Roman"/>
-            <w:sz w:val="24"/>
-            <w:szCs w:val="24"/>
-          </w:rPr>
-          <w:delText xml:space="preserve">see Supplementary Information A1</w:delText>
+      <w:commentRangeStart w:id="144"/>
+      <w:commentRangeStart w:id="145"/>
+      <w:commentRangeStart w:id="146"/>
+      <w:r>
+        <w:rPr>
+          <w:rFonts w:ascii="Times New Roman" w:eastAsia="Times New Roman" w:hAnsi="Times New Roman" w:cs="Times New Roman"/>
+          <w:sz w:val="24"/>
+          <w:szCs w:val="24"/>
+        </w:rPr>
+        <w:t>While our analyses provide insights at the biogeographic province and continental level, finer-scale resolution (15 arc-minutes or 0.25°) is necessary for practical conservation decisions (Antonelli et al., 2023). Therefore, we also present the results at this finer resolution for more detailed insights (</w:t>
+      </w:r>
+      <w:commentRangeEnd w:id="146"/>
+      <w:r>
+        <w:rPr>
+          <w:rStyle w:val="CommentReference"/>
+          <w:rFonts w:ascii="Times New Roman" w:eastAsia="Times New Roman" w:hAnsi="Times New Roman" w:cs="Times New Roman"/>
+          <w:sz w:val="24"/>
+          <w:szCs w:val="24"/>
+        </w:rPr>
+        <w:commentReference w:id="146"/>
+      </w:r>
+      <w:commentRangeEnd w:id="145"/>
+      <w:r>
+        <w:rPr>
+          <w:rStyle w:val="CommentReference"/>
+          <w:rFonts w:ascii="Times New Roman" w:eastAsia="Times New Roman" w:hAnsi="Times New Roman" w:cs="Times New Roman"/>
+          <w:sz w:val="24"/>
+          <w:szCs w:val="24"/>
+        </w:rPr>
+        <w:commentReference w:id="145"/>
+      </w:r>
+      <w:commentRangeEnd w:id="144"/>
+      <w:r>
+        <w:rPr>
+          <w:rStyle w:val="CommentReference"/>
+          <w:rFonts w:ascii="Times New Roman" w:eastAsia="Times New Roman" w:hAnsi="Times New Roman" w:cs="Times New Roman"/>
+          <w:sz w:val="24"/>
+          <w:szCs w:val="24"/>
+        </w:rPr>
+        <w:commentReference w:id="144"/>
+      </w:r>
+      <w:del w:id="147" w:author="Copyeditor" w:date="2026-08-06T00:00:00Z">
+        <w:r>
+          <w:rPr>
+            <w:rFonts w:ascii="Times New Roman" w:eastAsia="Times New Roman" w:hAnsi="Times New Roman" w:cs="Times New Roman"/>
+            <w:sz w:val="24"/>
+            <w:szCs w:val="24"/>
+          </w:rPr>
+          <w:delText>see Supplementary Information A1</w:delText>
         </w:r>
       </w:del>
-      <w:ins w:id="931" w:author="Copyeditor" w:date="2026-08-06T00:00:00Z">
-        <w:r>
-          <w:rPr>
-            <w:rFonts w:ascii="Times New Roman" w:eastAsia="Times New Roman" w:hAnsi="Times New Roman" w:cs="Times New Roman"/>
-            <w:sz w:val="24"/>
-            <w:szCs w:val="24"/>
-          </w:rPr>
-          <w:t xml:space="preserve">see Appendix S1, Supporting Information</w:t>
+      <w:ins w:id="148" w:author="Copyeditor" w:date="2026-08-06T00:00:00Z">
+        <w:r>
+          <w:rPr>
+            <w:rFonts w:ascii="Times New Roman" w:eastAsia="Times New Roman" w:hAnsi="Times New Roman" w:cs="Times New Roman"/>
+            <w:sz w:val="24"/>
+            <w:szCs w:val="24"/>
+          </w:rPr>
+          <w:t>see Appendix S1, Supporting Information</w:t>
         </w:r>
       </w:ins>
       <w:r>
@@ -2345,7 +3276,7 @@
           <w:sz w:val="24"/>
           <w:szCs w:val="24"/>
         </w:rPr>
-        <w:t xml:space="preserve">).</w:t>
+        <w:t>).</w:t>
       </w:r>
     </w:p>
     <w:p>
@@ -2364,6 +3295,7 @@
           <w:sz w:val="24"/>
           <w:szCs w:val="24"/>
         </w:rPr>
+        <w:lastRenderedPageBreak/>
         <w:t>We performed all analyses in R v.4.3.1 (R. Core Team, 2024), using the tidyverse package (Wickham et al., 2019) for data wrangling, sf (Pebesma, 2018), rgdal (Bivand et al., 2021), and raster (Hijmans, 2021) for spatial analyses, and ggplot2 for visualizations (Wickham, 2009).</w:t>
       </w:r>
     </w:p>
@@ -2371,10 +3303,7 @@
       <w:pPr>
         <w:pStyle w:val="Heading1"/>
       </w:pPr>
-      <w:bookmarkStart w:id="59" w:name="_heading=h.3j2qqm3" w:colFirst="0" w:colLast="0"/>
-      <w:bookmarkEnd w:id="59"/>
-      <w:r>
-        <w:lastRenderedPageBreak/>
+      <w:r>
         <w:t>RESULTS</w:t>
       </w:r>
     </w:p>
@@ -2382,8 +3311,6 @@
       <w:pPr>
         <w:pStyle w:val="Heading2"/>
       </w:pPr>
-      <w:bookmarkStart w:id="60" w:name="_heading=h.tkbudmd10rog" w:colFirst="0" w:colLast="0"/>
-      <w:bookmarkEnd w:id="60"/>
       <w:r>
         <w:t>1. Spatial patterns of biodiversity shortfalls</w:t>
       </w:r>
@@ -2410,9 +3337,36 @@
           <w:sz w:val="24"/>
           <w:szCs w:val="24"/>
         </w:rPr>
-        <w:t>We found that 51.8% of the Neotropical grid cells (n = 8,520) contain georeferenced information on VE occurrence, and 40.6% of VE species in the dataset have more than 10 records. The number of records per grid cell averaged 131 (sd = 725), with a median of 14, while each cell contained an average of 125 species (sd = 747), with a median of 46 species.</w:t>
-      </w:r>
-      <w:ins w:id="61" w:author="Maria Carmona-Higuita" w:date="2026-08-05T00:00:00Z">
+        <w:t xml:space="preserve">We found that 51.8% of the Neotropical grid cells (n = 8,520) contain georeferenced information on VE occurrence, and 40.6% of VE species in the dataset have more than 10 records. </w:t>
+      </w:r>
+      <w:commentRangeStart w:id="149"/>
+      <w:r>
+        <w:rPr>
+          <w:rFonts w:ascii="Times New Roman" w:eastAsia="Times New Roman" w:hAnsi="Times New Roman" w:cs="Times New Roman"/>
+          <w:sz w:val="24"/>
+          <w:szCs w:val="24"/>
+        </w:rPr>
+        <w:t>The number of records per grid cell averaged 131 (sd = 725), with a median of 14, while each cell contained an average of 125 species (sd = 747), with a median of 46 species</w:t>
+      </w:r>
+      <w:commentRangeEnd w:id="149"/>
+      <w:r>
+        <w:rPr>
+          <w:rStyle w:val="CommentReference"/>
+          <w:rFonts w:ascii="Times New Roman" w:eastAsia="Times New Roman" w:hAnsi="Times New Roman" w:cs="Times New Roman"/>
+          <w:sz w:val="24"/>
+          <w:szCs w:val="24"/>
+        </w:rPr>
+        <w:commentReference w:id="149"/>
+      </w:r>
+      <w:r>
+        <w:rPr>
+          <w:rFonts w:ascii="Times New Roman" w:eastAsia="Times New Roman" w:hAnsi="Times New Roman" w:cs="Times New Roman"/>
+          <w:sz w:val="24"/>
+          <w:szCs w:val="24"/>
+        </w:rPr>
+        <w:t>.</w:t>
+      </w:r>
+      <w:ins w:id="150" w:author="Maria Carmona-Higuita" w:date="2026-08-05T00:00:00Z">
         <w:r>
           <w:rPr>
             <w:rFonts w:ascii="Times New Roman" w:eastAsia="Times New Roman" w:hAnsi="Times New Roman" w:cs="Times New Roman"/>
@@ -2428,26 +3382,107 @@
           <w:sz w:val="24"/>
           <w:szCs w:val="24"/>
         </w:rPr>
-        <w:t xml:space="preserve"> Provinces with the highest average number of occurrences per grid cell were in Central America (Puntarenas-Chiriqui and Guatuso-Talamanca provinces with 539 and 507), followed by the south of Mexico (Trans-Mexican Volcanic Belt and Chiapas Highlands provinces with 280 and 156), the Andean region (Cauca and Paramo provinces with 279 and 215) and the Atlantic province (194). Conversely, provinces with low data availability include the Xingu-Tapajós (11) and Cerrado (15) in northwestern Brazil. Additionally, the Savanna province (Los Llanos, Venezuela, and Colombia) and the Southern Neotropics (Atacama, Cuyan, and Monte) </w:t>
-      </w:r>
-      <w:del w:id="932" w:author="Copyeditor" w:date="2026-08-06T00:00:00Z">
-        <w:r>
-          <w:rPr>
-            <w:rFonts w:ascii="Times New Roman" w:eastAsia="Times New Roman" w:hAnsi="Times New Roman" w:cs="Times New Roman"/>
-            <w:sz w:val="24"/>
-            <w:szCs w:val="24"/>
-          </w:rPr>
-          <w:delText xml:space="preserve">had the lower average</w:delText>
+        <w:t xml:space="preserve"> Provinces with the highest average number of occurrences per grid cell were in Central America (Puntarenas-Chiriqui and Guatuso-Talamanca provinces with 539 and </w:t>
+      </w:r>
+      <w:commentRangeStart w:id="151"/>
+      <w:r>
+        <w:rPr>
+          <w:rFonts w:ascii="Times New Roman" w:eastAsia="Times New Roman" w:hAnsi="Times New Roman" w:cs="Times New Roman"/>
+          <w:sz w:val="24"/>
+          <w:szCs w:val="24"/>
+        </w:rPr>
+        <w:t>507</w:t>
+      </w:r>
+      <w:commentRangeEnd w:id="151"/>
+      <w:r>
+        <w:rPr>
+          <w:rStyle w:val="CommentReference"/>
+          <w:rFonts w:ascii="Times New Roman" w:eastAsia="Times New Roman" w:hAnsi="Times New Roman" w:cs="Times New Roman"/>
+          <w:sz w:val="24"/>
+          <w:szCs w:val="24"/>
+        </w:rPr>
+        <w:commentReference w:id="151"/>
+      </w:r>
+      <w:r>
+        <w:rPr>
+          <w:rFonts w:ascii="Times New Roman" w:eastAsia="Times New Roman" w:hAnsi="Times New Roman" w:cs="Times New Roman"/>
+          <w:sz w:val="24"/>
+          <w:szCs w:val="24"/>
+        </w:rPr>
+        <w:t xml:space="preserve">), followed by the south of Mexico (Trans-Mexican Volcanic Belt and Chiapas Highlands provinces with 280 and </w:t>
+      </w:r>
+      <w:commentRangeStart w:id="152"/>
+      <w:r>
+        <w:rPr>
+          <w:rFonts w:ascii="Times New Roman" w:eastAsia="Times New Roman" w:hAnsi="Times New Roman" w:cs="Times New Roman"/>
+          <w:sz w:val="24"/>
+          <w:szCs w:val="24"/>
+        </w:rPr>
+        <w:t>156</w:t>
+      </w:r>
+      <w:commentRangeEnd w:id="152"/>
+      <w:r>
+        <w:rPr>
+          <w:rStyle w:val="CommentReference"/>
+          <w:rFonts w:ascii="Times New Roman" w:eastAsia="Times New Roman" w:hAnsi="Times New Roman" w:cs="Times New Roman"/>
+          <w:sz w:val="24"/>
+          <w:szCs w:val="24"/>
+        </w:rPr>
+        <w:commentReference w:id="152"/>
+      </w:r>
+      <w:r>
+        <w:rPr>
+          <w:rFonts w:ascii="Times New Roman" w:eastAsia="Times New Roman" w:hAnsi="Times New Roman" w:cs="Times New Roman"/>
+          <w:sz w:val="24"/>
+          <w:szCs w:val="24"/>
+        </w:rPr>
+        <w:t xml:space="preserve">), the Andean region (Cauca and Paramo provinces with 279 and </w:t>
+      </w:r>
+      <w:commentRangeStart w:id="153"/>
+      <w:r>
+        <w:rPr>
+          <w:rFonts w:ascii="Times New Roman" w:eastAsia="Times New Roman" w:hAnsi="Times New Roman" w:cs="Times New Roman"/>
+          <w:sz w:val="24"/>
+          <w:szCs w:val="24"/>
+        </w:rPr>
+        <w:t>215</w:t>
+      </w:r>
+      <w:commentRangeEnd w:id="153"/>
+      <w:r>
+        <w:rPr>
+          <w:rStyle w:val="CommentReference"/>
+          <w:rFonts w:ascii="Times New Roman" w:eastAsia="Times New Roman" w:hAnsi="Times New Roman" w:cs="Times New Roman"/>
+          <w:sz w:val="24"/>
+          <w:szCs w:val="24"/>
+        </w:rPr>
+        <w:commentReference w:id="153"/>
+      </w:r>
+      <w:r>
+        <w:rPr>
+          <w:rFonts w:ascii="Times New Roman" w:eastAsia="Times New Roman" w:hAnsi="Times New Roman" w:cs="Times New Roman"/>
+          <w:sz w:val="24"/>
+          <w:szCs w:val="24"/>
+        </w:rPr>
+        <w:t xml:space="preserve">) and the Atlantic province (194). Conversely, provinces with low data availability include the Xingu-Tapajós (11) and Cerrado (15) in northwestern Brazil. Additionally, the Savanna province (Los Llanos, Venezuela, and Colombia) and the Southern Neotropics (Atacama, Cuyan, and Monte) </w:t>
+      </w:r>
+      <w:del w:id="154" w:author="Copyeditor" w:date="2026-08-06T00:00:00Z">
+        <w:r>
+          <w:rPr>
+            <w:rFonts w:ascii="Times New Roman" w:eastAsia="Times New Roman" w:hAnsi="Times New Roman" w:cs="Times New Roman"/>
+            <w:sz w:val="24"/>
+            <w:szCs w:val="24"/>
+          </w:rPr>
+          <w:delText>had the lower average</w:delText>
         </w:r>
       </w:del>
-      <w:ins w:id="933" w:author="Copyeditor" w:date="2026-08-06T00:00:00Z">
-        <w:r>
-          <w:rPr>
-            <w:rFonts w:ascii="Times New Roman" w:eastAsia="Times New Roman" w:hAnsi="Times New Roman" w:cs="Times New Roman"/>
-            <w:sz w:val="24"/>
-            <w:szCs w:val="24"/>
-          </w:rPr>
-          <w:t xml:space="preserve">had the lowest average</w:t>
+      <w:ins w:id="155" w:author="Copyeditor" w:date="2026-08-06T00:00:00Z">
+        <w:r>
+          <w:rPr>
+            <w:rFonts w:ascii="Times New Roman" w:eastAsia="Times New Roman" w:hAnsi="Times New Roman" w:cs="Times New Roman"/>
+            <w:sz w:val="24"/>
+            <w:szCs w:val="24"/>
+          </w:rPr>
+          <w:t>had the lowest average</w:t>
         </w:r>
       </w:ins>
       <w:r>
@@ -2456,7 +3491,23 @@
           <w:sz w:val="24"/>
           <w:szCs w:val="24"/>
         </w:rPr>
-        <w:t xml:space="preserve"> number of occurrences per grid cell (&amp;lt; 10).</w:t>
+        <w:t xml:space="preserve"> number of occurrences per grid cell</w:t>
+      </w:r>
+      <w:r>
+        <w:rPr>
+          <w:rFonts w:ascii="Times New Roman" w:eastAsia="Times New Roman" w:hAnsi="Times New Roman" w:cs="Times New Roman"/>
+          <w:sz w:val="24"/>
+          <w:szCs w:val="24"/>
+        </w:rPr>
+        <w:t xml:space="preserve"> (less than 10)</w:t>
+      </w:r>
+      <w:r>
+        <w:rPr>
+          <w:rFonts w:ascii="Times New Roman" w:eastAsia="Times New Roman" w:hAnsi="Times New Roman" w:cs="Times New Roman"/>
+          <w:sz w:val="24"/>
+          <w:szCs w:val="24"/>
+        </w:rPr>
+        <w:t>.</w:t>
       </w:r>
     </w:p>
     <w:p>
@@ -2482,26 +3533,53 @@
           <w:sz w:val="24"/>
           <w:szCs w:val="24"/>
         </w:rPr>
-        <w:t xml:space="preserve">The areas with the highest species numbers generally overlapped with regions containing more occurrence records </w:t>
-      </w:r>
-      <w:del w:id="934" w:author="Copyeditor" w:date="2026-08-06T00:00:00Z">
-        <w:r>
-          <w:rPr>
-            <w:rFonts w:ascii="Times New Roman" w:eastAsia="Times New Roman" w:hAnsi="Times New Roman" w:cs="Times New Roman"/>
-            <w:sz w:val="24"/>
-            <w:szCs w:val="24"/>
-          </w:rPr>
-          <w:delText xml:space="preserve">(Figure 1) yet,</w:delText>
+        <w:lastRenderedPageBreak/>
+        <w:t>The areas with the highest species numbers generally overlapped with regions containing more occurrence records</w:t>
+      </w:r>
+      <w:r>
+        <w:rPr>
+          <w:rFonts w:ascii="Times New Roman" w:eastAsia="Times New Roman" w:hAnsi="Times New Roman" w:cs="Times New Roman"/>
+          <w:sz w:val="24"/>
+          <w:szCs w:val="24"/>
+        </w:rPr>
+        <w:t xml:space="preserve"> </w:t>
+      </w:r>
+      <w:ins w:id="156" w:author="Copyeditor" w:date="2026-08-06T00:00:00Z">
+        <w:r>
+          <w:rPr>
+            <w:rFonts w:ascii="Times New Roman" w:eastAsia="Times New Roman" w:hAnsi="Times New Roman" w:cs="Times New Roman"/>
+            <w:sz w:val="24"/>
+            <w:szCs w:val="24"/>
+          </w:rPr>
+          <w:t>(Figure 1), yet</w:t>
+        </w:r>
+      </w:ins>
+      <w:r>
+        <w:rPr>
+          <w:rFonts w:ascii="Times New Roman" w:eastAsia="Times New Roman" w:hAnsi="Times New Roman" w:cs="Times New Roman"/>
+          <w:sz w:val="24"/>
+          <w:szCs w:val="24"/>
+        </w:rPr>
+        <w:t xml:space="preserve"> high species richness did not always correlate with high data availability (</w:t>
+      </w:r>
+      <w:del w:id="157" w:author="Maria Carmona-Higuita" w:date="2026-08-05T00:00:00Z">
+        <w:r>
+          <w:rPr>
+            <w:rFonts w:ascii="Times New Roman" w:hAnsi="Times New Roman" w:cs="Times New Roman"/>
+            <w:sz w:val="24"/>
+            <w:szCs w:val="24"/>
+          </w:rPr>
+          <w:delText>Table TS1</w:delText>
         </w:r>
       </w:del>
-      <w:ins w:id="935" w:author="Copyeditor" w:date="2026-08-06T00:00:00Z">
-        <w:r>
-          <w:rPr>
-            <w:rFonts w:ascii="Times New Roman" w:eastAsia="Times New Roman" w:hAnsi="Times New Roman" w:cs="Times New Roman"/>
-            <w:sz w:val="24"/>
-            <w:szCs w:val="24"/>
-          </w:rPr>
-          <w:t xml:space="preserve">(Figure 1), yet</w:t>
+      <w:ins w:id="158" w:author="Maria Carmona-Higuita" w:date="2026-08-05T00:00:00Z">
+        <w:r>
+          <w:rPr>
+            <w:rFonts w:ascii="Times New Roman" w:hAnsi="Times New Roman" w:cs="Times New Roman"/>
+            <w:sz w:val="24"/>
+            <w:szCs w:val="24"/>
+          </w:rPr>
+          <w:t>Table S3</w:t>
         </w:r>
       </w:ins>
       <w:r>
@@ -2510,82 +3588,118 @@
           <w:sz w:val="24"/>
           <w:szCs w:val="24"/>
         </w:rPr>
-        <w:t xml:space="preserve"> high species richness did not always correlate with high data availability (</w:t>
-      </w:r>
-      <w:del w:id="62" w:author="Maria Carmona-Higuita" w:date="2026-08-05T00:00:00Z">
-        <w:r>
-          <w:rPr>
-            <w:rFonts w:ascii="Times New Roman" w:hAnsi="Times New Roman" w:cs="Times New Roman"/>
-            <w:sz w:val="24"/>
-            <w:szCs w:val="24"/>
-          </w:rPr>
-          <w:delText>Table TS1</w:delText>
+        <w:t xml:space="preserve">). </w:t>
+      </w:r>
+      <w:del w:id="159" w:author="Maria Carmona-Higuita" w:date="2026-08-05T00:00:00Z">
+        <w:r>
+          <w:rPr>
+            <w:rFonts w:ascii="Times New Roman" w:eastAsia="Times New Roman" w:hAnsi="Times New Roman" w:cs="Times New Roman"/>
+            <w:sz w:val="24"/>
+            <w:szCs w:val="24"/>
+          </w:rPr>
+          <w:delText xml:space="preserve">A major taxonomic shortfall was observed across the study region (Figure 2), with only 15.4% of grid cells considered well-sampled. In contrast, 76.2% of the grid cells were fairly sampled, while the remaining 8.3% of grid cells classified as poorly sampled. The highest taxonomic shortfalls </w:delText>
         </w:r>
       </w:del>
-      <w:ins w:id="63" w:author="Maria Carmona-Higuita" w:date="2026-08-05T00:00:00Z">
-        <w:r>
-          <w:rPr>
-            <w:rFonts w:ascii="Times New Roman" w:hAnsi="Times New Roman" w:cs="Times New Roman"/>
-            <w:sz w:val="24"/>
-            <w:szCs w:val="24"/>
-          </w:rPr>
-          <w:t>Table S3</w:t>
+      <w:ins w:id="160" w:author="Maria Carmona-Higuita" w:date="2026-08-05T00:00:00Z">
+        <w:r>
+          <w:rPr>
+            <w:rFonts w:ascii="Times New Roman" w:eastAsia="Times New Roman" w:hAnsi="Times New Roman" w:cs="Times New Roman"/>
+            <w:sz w:val="24"/>
+            <w:szCs w:val="24"/>
+          </w:rPr>
+          <w:t xml:space="preserve">Based on the slope-based proxy, 15.4% of grid cells were well-sampled, 76.2% were fairly sampled, and 8.3% were poorly sampled (Figure 2). The greatest sampling deficiencies were found in Mexico, with the Sierra Madre Oriental (26.7%) and Transmexican Volcanic Belt (33.1%) provinces exhibiting </w:t>
+        </w:r>
+        <w:commentRangeStart w:id="161"/>
+        <w:r>
+          <w:rPr>
+            <w:rFonts w:ascii="Times New Roman" w:eastAsia="Times New Roman" w:hAnsi="Times New Roman" w:cs="Times New Roman"/>
+            <w:sz w:val="24"/>
+            <w:szCs w:val="24"/>
+          </w:rPr>
+          <w:t xml:space="preserve">moderate </w:t>
         </w:r>
       </w:ins>
-      <w:r>
-        <w:rPr>
-          <w:rFonts w:ascii="Times New Roman" w:eastAsia="Times New Roman" w:hAnsi="Times New Roman" w:cs="Times New Roman"/>
-          <w:sz w:val="24"/>
-          <w:szCs w:val="24"/>
-        </w:rPr>
-        <w:t xml:space="preserve">). </w:t>
-      </w:r>
-      <w:del w:id="64" w:author="Maria Carmona-Higuita" w:date="2026-08-05T00:00:00Z">
-        <w:r>
-          <w:rPr>
-            <w:rFonts w:ascii="Times New Roman" w:eastAsia="Times New Roman" w:hAnsi="Times New Roman" w:cs="Times New Roman"/>
-            <w:sz w:val="24"/>
-            <w:szCs w:val="24"/>
-          </w:rPr>
-          <w:delText xml:space="preserve">A major taxonomic shortfall was observed across the study region (Figure 2), with only 15.4% of grid cells considered well-sampled. In contrast, 76.2% of the grid cells were fairly sampled, while the remaining 8.3% of grid cells classified as </w:delText>
-        </w:r>
-        <w:r>
-          <w:rPr>
-            <w:rFonts w:ascii="Times New Roman" w:eastAsia="Times New Roman" w:hAnsi="Times New Roman" w:cs="Times New Roman"/>
-            <w:sz w:val="24"/>
-            <w:szCs w:val="24"/>
-          </w:rPr>
-          <w:lastRenderedPageBreak/>
-          <w:delText xml:space="preserve">poorly sampled. The highest taxonomic shortfalls </w:delText>
-        </w:r>
-      </w:del>
-      <w:ins w:id="65" w:author="Maria Carmona-Higuita" w:date="2026-08-05T00:00:00Z">
-        <w:r>
-          <w:rPr>
-            <w:rFonts w:ascii="Times New Roman" w:eastAsia="Times New Roman" w:hAnsi="Times New Roman" w:cs="Times New Roman"/>
-            <w:sz w:val="24"/>
-            <w:szCs w:val="24"/>
-          </w:rPr>
-          <w:t xml:space="preserve">Based on the slope-based proxy, 15.4% of grid cells were well-sampled, 76.2% were fairly sampled, and 8.3% were poorly sampled (Figure 2). The greatest sampling deficiencies </w:t>
-        </w:r>
-        <w:r>
-          <w:rPr>
-            <w:rFonts w:ascii="Times New Roman" w:eastAsia="Times New Roman" w:hAnsi="Times New Roman" w:cs="Times New Roman"/>
-            <w:sz w:val="24"/>
-            <w:szCs w:val="24"/>
-          </w:rPr>
-          <w:t xml:space="preserve">were found in Mexico, with the Sierra Madre Oriental (26.7%) and Transmexican Volcanic Belt (33.1%) provinces exhibiting moderate shortfalls; as well as in the Caribbean and Central America, with Puerto Rico (56.5%), Guatuso-Talamanca (42.9%) and Puntarenas-Chiriqui (37.5%) provinces showing the most significant gaps. In South America, especially in Brazil, provinces such as Comechingones (50.0%), Chapada Diamantina (48.4%), Southern Espinhaco (25.8%), and Caatinga (22.9%) showed lower </w:t>
-        </w:r>
-        <w:del w:id="66" w:author="Maria Carmona-Higuita" w:date="2026-08-05T00:00:00Z">
+      <w:commentRangeEnd w:id="161"/>
+      <w:r>
+        <w:rPr>
+          <w:rStyle w:val="CommentReference"/>
+          <w:rFonts w:ascii="Times New Roman" w:eastAsia="Times New Roman" w:hAnsi="Times New Roman" w:cs="Times New Roman"/>
+          <w:sz w:val="24"/>
+          <w:szCs w:val="24"/>
+        </w:rPr>
+        <w:commentReference w:id="161"/>
+      </w:r>
+      <w:ins w:id="162" w:author="Maria Carmona-Higuita" w:date="2026-08-05T00:00:00Z">
+        <w:r>
+          <w:rPr>
+            <w:rFonts w:ascii="Times New Roman" w:eastAsia="Times New Roman" w:hAnsi="Times New Roman" w:cs="Times New Roman"/>
+            <w:sz w:val="24"/>
+            <w:szCs w:val="24"/>
+          </w:rPr>
+          <w:t xml:space="preserve">shortfalls; as well as in the Caribbean and Central America, with Puerto Rico (56.5%), Guatuso-Talamanca (42.9%) and Puntarenas-Chiriqui (37.5%) provinces showing the </w:t>
+        </w:r>
+        <w:commentRangeStart w:id="163"/>
+        <w:r>
+          <w:rPr>
+            <w:rFonts w:ascii="Times New Roman" w:eastAsia="Times New Roman" w:hAnsi="Times New Roman" w:cs="Times New Roman"/>
+            <w:sz w:val="24"/>
+            <w:szCs w:val="24"/>
+          </w:rPr>
+          <w:t>most significant gaps</w:t>
+        </w:r>
+      </w:ins>
+      <w:commentRangeEnd w:id="163"/>
+      <w:r>
+        <w:rPr>
+          <w:rStyle w:val="CommentReference"/>
+          <w:rFonts w:ascii="Times New Roman" w:eastAsia="Times New Roman" w:hAnsi="Times New Roman" w:cs="Times New Roman"/>
+          <w:sz w:val="24"/>
+          <w:szCs w:val="24"/>
+        </w:rPr>
+        <w:commentReference w:id="163"/>
+      </w:r>
+      <w:ins w:id="164" w:author="Maria Carmona-Higuita" w:date="2026-08-05T00:00:00Z">
+        <w:r>
+          <w:rPr>
+            <w:rFonts w:ascii="Times New Roman" w:eastAsia="Times New Roman" w:hAnsi="Times New Roman" w:cs="Times New Roman"/>
+            <w:sz w:val="24"/>
+            <w:szCs w:val="24"/>
+          </w:rPr>
+          <w:t xml:space="preserve">. In South America, especially in Brazil, provinces such as Comechingones (50.0%), Chapada Diamantina (48.4%), Southern Espinhaco (25.8%), and Caatinga (22.9%) showed lower </w:t>
+        </w:r>
+        <w:commentRangeStart w:id="165"/>
+        <w:del w:id="166" w:author="Maria Carmona-Higuita" w:date="2026-08-05T00:00:00Z">
           <w:r>
             <w:rPr>
               <w:rFonts w:ascii="Times New Roman" w:eastAsia="Times New Roman" w:hAnsi="Times New Roman" w:cs="Times New Roman"/>
               <w:sz w:val="24"/>
               <w:szCs w:val="24"/>
             </w:rPr>
-            <w:delText>taxonomic shortfalls</w:delText>
+            <w:delText xml:space="preserve">taxonomic </w:delText>
           </w:r>
         </w:del>
+      </w:ins>
+      <w:commentRangeEnd w:id="165"/>
+      <w:r>
+        <w:rPr>
+          <w:rStyle w:val="CommentReference"/>
+          <w:rFonts w:ascii="Times New Roman" w:eastAsia="Times New Roman" w:hAnsi="Times New Roman" w:cs="Times New Roman"/>
+          <w:sz w:val="24"/>
+          <w:szCs w:val="24"/>
+        </w:rPr>
+        <w:commentReference w:id="165"/>
+      </w:r>
+      <w:ins w:id="167" w:author="Maria Carmona-Higuita" w:date="2026-08-05T00:00:00Z">
+        <w:del w:id="168" w:author="Maria Carmona-Higuita" w:date="2026-08-05T00:00:00Z">
+          <w:r>
+            <w:rPr>
+              <w:rFonts w:ascii="Times New Roman" w:eastAsia="Times New Roman" w:hAnsi="Times New Roman" w:cs="Times New Roman"/>
+              <w:sz w:val="24"/>
+              <w:szCs w:val="24"/>
+            </w:rPr>
+            <w:delText>shortfalls</w:delText>
+          </w:r>
+        </w:del>
         <w:r>
           <w:rPr>
             <w:rFonts w:ascii="Times New Roman" w:eastAsia="Times New Roman" w:hAnsi="Times New Roman" w:cs="Times New Roman"/>
@@ -2595,7 +3709,7 @@
           <w:t>sampling deficiencies</w:t>
         </w:r>
       </w:ins>
-      <w:del w:id="67" w:author="Maria Carmona-Higuita" w:date="2026-08-05T00:00:00Z">
+      <w:del w:id="169" w:author="Maria Carmona-Higuita" w:date="2026-08-05T00:00:00Z">
         <w:r>
           <w:rPr>
             <w:rFonts w:ascii="Times New Roman" w:eastAsia="Times New Roman" w:hAnsi="Times New Roman" w:cs="Times New Roman"/>
@@ -2631,7 +3745,7 @@
           <w:szCs w:val="24"/>
         </w:rPr>
       </w:pPr>
-      <w:del w:id="68" w:author="Maria Carmona-Higuita" w:date="2026-08-05T00:00:00Z">
+      <w:del w:id="170" w:author="Maria Carmona-Higuita" w:date="2026-08-05T00:00:00Z">
         <w:r>
           <w:rPr>
             <w:rFonts w:ascii="Times New Roman" w:eastAsia="Times New Roman" w:hAnsi="Times New Roman" w:cs="Times New Roman"/>
@@ -2641,7 +3755,7 @@
           <w:delText>Geographic shortfalls were similarly widespread</w:delText>
         </w:r>
       </w:del>
-      <w:ins w:id="69" w:author="Maria Carmona-Higuita" w:date="2026-08-05T00:00:00Z">
+      <w:ins w:id="171" w:author="Maria Carmona-Higuita" w:date="2026-08-05T00:00:00Z">
         <w:r>
           <w:rPr>
             <w:rFonts w:ascii="Times New Roman" w:eastAsia="Times New Roman" w:hAnsi="Times New Roman" w:cs="Times New Roman"/>
@@ -2659,7 +3773,7 @@
         </w:rPr>
         <w:t xml:space="preserve"> </w:t>
       </w:r>
-      <w:del w:id="70" w:author="Maria Carmona-Higuita" w:date="2026-08-06T00:00:00Z">
+      <w:del w:id="172" w:author="Maria Carmona-Higuita" w:date="2026-08-06T00:00:00Z">
         <w:r>
           <w:rPr>
             <w:rFonts w:ascii="Times New Roman" w:hAnsi="Times New Roman" w:cs="Times New Roman"/>
@@ -2669,7 +3783,7 @@
           <w:delText>(Figure 3), with</w:delText>
         </w:r>
       </w:del>
-      <w:ins w:id="71" w:author="Maria Carmona-Higuita" w:date="2026-08-06T00:00:00Z">
+      <w:ins w:id="173" w:author="Maria Carmona-Higuita" w:date="2026-08-06T00:00:00Z">
         <w:r>
           <w:rPr>
             <w:rFonts w:ascii="Times New Roman" w:hAnsi="Times New Roman" w:cs="Times New Roman"/>
@@ -2687,24 +3801,24 @@
         </w:rPr>
         <w:t xml:space="preserve"> </w:t>
       </w:r>
-      <w:del w:id="936" w:author="Copyeditor" w:date="2026-08-06T00:00:00Z">
-        <w:r>
-          <w:rPr>
-            <w:rFonts w:ascii="Times New Roman" w:eastAsia="Times New Roman" w:hAnsi="Times New Roman" w:cs="Times New Roman"/>
-            <w:sz w:val="24"/>
-            <w:szCs w:val="24"/>
-          </w:rPr>
-          <w:delText xml:space="preserve">14 %</w:delText>
+      <w:del w:id="174" w:author="Copyeditor" w:date="2026-08-06T00:00:00Z">
+        <w:r>
+          <w:rPr>
+            <w:rFonts w:ascii="Times New Roman" w:eastAsia="Times New Roman" w:hAnsi="Times New Roman" w:cs="Times New Roman"/>
+            <w:sz w:val="24"/>
+            <w:szCs w:val="24"/>
+          </w:rPr>
+          <w:delText>14 %</w:delText>
         </w:r>
       </w:del>
-      <w:ins w:id="937" w:author="Copyeditor" w:date="2026-08-06T00:00:00Z">
-        <w:r>
-          <w:rPr>
-            <w:rFonts w:ascii="Times New Roman" w:eastAsia="Times New Roman" w:hAnsi="Times New Roman" w:cs="Times New Roman"/>
-            <w:sz w:val="24"/>
-            <w:szCs w:val="24"/>
-          </w:rPr>
-          <w:t xml:space="preserve">14%</w:t>
+      <w:ins w:id="175" w:author="Copyeditor" w:date="2026-08-06T00:00:00Z">
+        <w:r>
+          <w:rPr>
+            <w:rFonts w:ascii="Times New Roman" w:eastAsia="Times New Roman" w:hAnsi="Times New Roman" w:cs="Times New Roman"/>
+            <w:sz w:val="24"/>
+            <w:szCs w:val="24"/>
+          </w:rPr>
+          <w:t>14%</w:t>
         </w:r>
       </w:ins>
       <w:r>
@@ -2713,9 +3827,110 @@
           <w:sz w:val="24"/>
           <w:szCs w:val="24"/>
         </w:rPr>
-        <w:t xml:space="preserve"> of the grid cells categorized as poorly sampled and only 0.05% as well-sampled. Provinces such as Venezuelan, Puntarenas-Chiriqui, Cauca, Western Ecuador and Lesser Antilles provinces exhibited the largest deficits (over 20% poorly sampled grid cells). Provinces with the lowest values of poorly sampled grid cells for </w:t>
-      </w:r>
-      <w:del w:id="72" w:author="Maria Carmona-Higuita" w:date="2026-08-05T00:00:00Z">
+        <w:t xml:space="preserve"> of the grid cells categorized as poorly sampled and only 0.05% as well-sampled. Provinces such as Venezuelan, Puntarenas-Chiriqui, Cauca, Western Ecuador and Lesser </w:t>
+      </w:r>
+      <w:r>
+        <w:rPr>
+          <w:rFonts w:ascii="Times New Roman" w:eastAsia="Times New Roman" w:hAnsi="Times New Roman" w:cs="Times New Roman"/>
+          <w:sz w:val="24"/>
+          <w:szCs w:val="24"/>
+        </w:rPr>
+        <w:lastRenderedPageBreak/>
+        <w:t xml:space="preserve">Antilles provinces exhibited the largest </w:t>
+      </w:r>
+      <w:commentRangeStart w:id="176"/>
+      <w:r>
+        <w:rPr>
+          <w:rFonts w:ascii="Times New Roman" w:eastAsia="Times New Roman" w:hAnsi="Times New Roman" w:cs="Times New Roman"/>
+          <w:sz w:val="24"/>
+          <w:szCs w:val="24"/>
+        </w:rPr>
+        <w:t xml:space="preserve">deficits </w:t>
+      </w:r>
+      <w:commentRangeEnd w:id="176"/>
+      <w:r>
+        <w:rPr>
+          <w:rStyle w:val="CommentReference"/>
+          <w:rFonts w:ascii="Times New Roman" w:eastAsia="Times New Roman" w:hAnsi="Times New Roman" w:cs="Times New Roman"/>
+          <w:sz w:val="24"/>
+          <w:szCs w:val="24"/>
+        </w:rPr>
+        <w:commentReference w:id="176"/>
+      </w:r>
+      <w:r>
+        <w:rPr>
+          <w:rFonts w:ascii="Times New Roman" w:eastAsia="Times New Roman" w:hAnsi="Times New Roman" w:cs="Times New Roman"/>
+          <w:sz w:val="24"/>
+          <w:szCs w:val="24"/>
+        </w:rPr>
+        <w:t xml:space="preserve">(over </w:t>
+      </w:r>
+      <w:commentRangeStart w:id="177"/>
+      <w:r>
+        <w:rPr>
+          <w:rFonts w:ascii="Times New Roman" w:eastAsia="Times New Roman" w:hAnsi="Times New Roman" w:cs="Times New Roman"/>
+          <w:sz w:val="24"/>
+          <w:szCs w:val="24"/>
+        </w:rPr>
+        <w:t>20</w:t>
+      </w:r>
+      <w:commentRangeEnd w:id="177"/>
+      <w:r>
+        <w:rPr>
+          <w:rStyle w:val="CommentReference"/>
+          <w:rFonts w:ascii="Times New Roman" w:eastAsia="Times New Roman" w:hAnsi="Times New Roman" w:cs="Times New Roman"/>
+          <w:sz w:val="24"/>
+          <w:szCs w:val="24"/>
+        </w:rPr>
+        <w:commentReference w:id="177"/>
+      </w:r>
+      <w:r>
+        <w:rPr>
+          <w:rFonts w:ascii="Times New Roman" w:eastAsia="Times New Roman" w:hAnsi="Times New Roman" w:cs="Times New Roman"/>
+          <w:sz w:val="24"/>
+          <w:szCs w:val="24"/>
+        </w:rPr>
+        <w:t xml:space="preserve">% poorly sampled grid cells). Provinces with the </w:t>
+      </w:r>
+      <w:commentRangeStart w:id="178"/>
+      <w:commentRangeStart w:id="179"/>
+      <w:r>
+        <w:rPr>
+          <w:rFonts w:ascii="Times New Roman" w:eastAsia="Times New Roman" w:hAnsi="Times New Roman" w:cs="Times New Roman"/>
+          <w:sz w:val="24"/>
+          <w:szCs w:val="24"/>
+        </w:rPr>
+        <w:t xml:space="preserve">lowest values of poorly sampled grid cells </w:t>
+      </w:r>
+      <w:commentRangeEnd w:id="178"/>
+      <w:r>
+        <w:rPr>
+          <w:rStyle w:val="CommentReference"/>
+          <w:rFonts w:ascii="Times New Roman" w:eastAsia="Times New Roman" w:hAnsi="Times New Roman" w:cs="Times New Roman"/>
+          <w:sz w:val="24"/>
+          <w:szCs w:val="24"/>
+        </w:rPr>
+        <w:commentReference w:id="178"/>
+      </w:r>
+      <w:commentRangeEnd w:id="179"/>
+      <w:r>
+        <w:rPr>
+          <w:rStyle w:val="CommentReference"/>
+          <w:rFonts w:ascii="Times New Roman" w:eastAsia="Times New Roman" w:hAnsi="Times New Roman" w:cs="Times New Roman"/>
+          <w:sz w:val="24"/>
+          <w:szCs w:val="24"/>
+        </w:rPr>
+        <w:commentReference w:id="179"/>
+      </w:r>
+      <w:r>
+        <w:rPr>
+          <w:rFonts w:ascii="Times New Roman" w:eastAsia="Times New Roman" w:hAnsi="Times New Roman" w:cs="Times New Roman"/>
+          <w:sz w:val="24"/>
+          <w:szCs w:val="24"/>
+        </w:rPr>
+        <w:t xml:space="preserve">for </w:t>
+      </w:r>
+      <w:del w:id="180" w:author="Maria Carmona-Higuita" w:date="2026-08-05T00:00:00Z">
         <w:r>
           <w:rPr>
             <w:rFonts w:ascii="Times New Roman" w:eastAsia="Times New Roman" w:hAnsi="Times New Roman" w:cs="Times New Roman"/>
@@ -2725,7 +3940,7 @@
           <w:delText>geographic shortfall</w:delText>
         </w:r>
       </w:del>
-      <w:ins w:id="73" w:author="Maria Carmona-Higuita" w:date="2026-08-05T00:00:00Z">
+      <w:ins w:id="181" w:author="Maria Carmona-Higuita" w:date="2026-08-05T00:00:00Z">
         <w:r>
           <w:rPr>
             <w:rFonts w:ascii="Times New Roman" w:eastAsia="Times New Roman" w:hAnsi="Times New Roman" w:cs="Times New Roman"/>
@@ -2741,24 +3956,40 @@
           <w:sz w:val="24"/>
           <w:szCs w:val="24"/>
         </w:rPr>
-        <w:t xml:space="preserve"> were Southern Espinhaco, </w:t>
-      </w:r>
-      <w:r>
-        <w:rPr>
-          <w:rFonts w:ascii="Times New Roman" w:eastAsia="Times New Roman" w:hAnsi="Times New Roman" w:cs="Times New Roman"/>
-          <w:sz w:val="24"/>
-          <w:szCs w:val="24"/>
-        </w:rPr>
-        <w:lastRenderedPageBreak/>
-        <w:t>Cerrado, Transmexican Volcanic Belt, Sierra Madre Oriental and Caatinga provinces (&lt; 4%). Again provinces with the lowest number of species and records had 0% poorly sampled grid cells (Chapada Diamantina, Puerto Rico, Comechingones, Galapagos Islands and Atacama provinces).</w:t>
+        <w:t xml:space="preserve"> were Southern Espinhaco, Cerrado, Transmexican Volcanic Belt, Sierra Madre Oriental and Caatinga provinces (&lt; 4%). </w:t>
+      </w:r>
+      <w:commentRangeStart w:id="182"/>
+      <w:r>
+        <w:rPr>
+          <w:rFonts w:ascii="Times New Roman" w:eastAsia="Times New Roman" w:hAnsi="Times New Roman" w:cs="Times New Roman"/>
+          <w:sz w:val="24"/>
+          <w:szCs w:val="24"/>
+        </w:rPr>
+        <w:t xml:space="preserve">Again provinces with the lowest number of species and records had 0% poorly sampled grid cells </w:t>
+      </w:r>
+      <w:commentRangeEnd w:id="182"/>
+      <w:r>
+        <w:rPr>
+          <w:rStyle w:val="CommentReference"/>
+          <w:rFonts w:ascii="Times New Roman" w:eastAsia="Times New Roman" w:hAnsi="Times New Roman" w:cs="Times New Roman"/>
+          <w:sz w:val="24"/>
+          <w:szCs w:val="24"/>
+        </w:rPr>
+        <w:commentReference w:id="182"/>
+      </w:r>
+      <w:r>
+        <w:rPr>
+          <w:rFonts w:ascii="Times New Roman" w:eastAsia="Times New Roman" w:hAnsi="Times New Roman" w:cs="Times New Roman"/>
+          <w:sz w:val="24"/>
+          <w:szCs w:val="24"/>
+        </w:rPr>
+        <w:t>(Chapada Diamantina, Puerto Rico, Comechingones, Galapagos Islands and Atacama provinces).</w:t>
       </w:r>
     </w:p>
     <w:p>
       <w:pPr>
         <w:pStyle w:val="Heading2"/>
       </w:pPr>
-      <w:bookmarkStart w:id="74" w:name="_heading=h.xs0ptlap1tji" w:colFirst="0" w:colLast="0"/>
-      <w:bookmarkEnd w:id="74"/>
       <w:r>
         <w:t>2. Comparison of biodiversity shortfalls among families</w:t>
       </w:r>
@@ -2779,7 +4010,7 @@
           <w:szCs w:val="24"/>
         </w:rPr>
       </w:pPr>
-      <w:del w:id="75" w:author="Maria Carmona-Higuita" w:date="2026-08-06T00:00:00Z">
+      <w:del w:id="183" w:author="Maria Carmona-Higuita" w:date="2026-08-06T00:00:00Z">
         <w:r>
           <w:rPr>
             <w:rFonts w:ascii="Times New Roman" w:eastAsia="Times New Roman" w:hAnsi="Times New Roman" w:cs="Times New Roman"/>
@@ -2789,7 +4020,7 @@
           <w:delText xml:space="preserve">On average, the Orchidaceae family had an average of 140 species recorded per cell, while Bromeliaceae, Araceae, Piperaceae, and Polypodiaceae had much lower species numbers on average, ranging between 24 and 34 species per grid cell. </w:delText>
         </w:r>
       </w:del>
-      <w:del w:id="76" w:author="Maria Carmona-Higuita" w:date="2026-08-05T00:00:00Z">
+      <w:del w:id="184" w:author="Maria Carmona-Higuita" w:date="2026-08-05T00:00:00Z">
         <w:r>
           <w:rPr>
             <w:rFonts w:ascii="Times New Roman" w:eastAsia="Times New Roman" w:hAnsi="Times New Roman" w:cs="Times New Roman"/>
@@ -2799,7 +4030,7 @@
           <w:delText>Taxonomic shortfalls vary among families</w:delText>
         </w:r>
       </w:del>
-      <w:ins w:id="77" w:author="Maria Carmona-Higuita" w:date="2026-08-05T00:00:00Z">
+      <w:ins w:id="185" w:author="Maria Carmona-Higuita" w:date="2026-08-05T00:00:00Z">
         <w:r>
           <w:rPr>
             <w:rFonts w:ascii="Times New Roman" w:eastAsia="Times New Roman" w:hAnsi="Times New Roman" w:cs="Times New Roman"/>
@@ -2809,7 +4040,7 @@
           <w:t xml:space="preserve">Sampling completeness (slope-based proxy) varied among families. </w:t>
         </w:r>
       </w:ins>
-      <w:del w:id="78" w:author="Maria Carmona-Higuita" w:date="2026-08-06T00:00:00Z">
+      <w:del w:id="186" w:author="Maria Carmona-Higuita" w:date="2026-08-06T00:00:00Z">
         <w:r>
           <w:rPr>
             <w:rFonts w:ascii="Times New Roman" w:eastAsia="Times New Roman" w:hAnsi="Times New Roman" w:cs="Times New Roman"/>
@@ -2819,7 +4050,7 @@
           <w:delText xml:space="preserve">. Bromeliaceae (16.7%) and Araceae (16.6%) had the highest percentages of poorly sampled </w:delText>
         </w:r>
       </w:del>
-      <w:del w:id="79" w:author="Maria Carmona-Higuita" w:date="2026-08-05T00:00:00Z">
+      <w:del w:id="187" w:author="Maria Carmona-Higuita" w:date="2026-08-05T00:00:00Z">
         <w:r>
           <w:rPr>
             <w:rFonts w:ascii="Times New Roman" w:eastAsia="Times New Roman" w:hAnsi="Times New Roman" w:cs="Times New Roman"/>
@@ -2829,17 +4060,26 @@
           <w:delText>species</w:delText>
         </w:r>
       </w:del>
-      <w:del w:id="81" w:author="Maria Carmona-Higuita" w:date="2026-08-06T00:00:00Z">
-        <w:r>
-          <w:rPr>
-            <w:rFonts w:ascii="Times New Roman" w:eastAsia="Times New Roman" w:hAnsi="Times New Roman" w:cs="Times New Roman"/>
-            <w:sz w:val="24"/>
-            <w:szCs w:val="24"/>
-          </w:rPr>
-          <w:delText xml:space="preserve">, while Orchidaceae (3.8%) had the lowest, followed by Piperaceae (9.8%) and Polypodiaceae (12.4%). For well-sampled grid-cells </w:delText>
+      <w:del w:id="188" w:author="Maria Carmona-Higuita" w:date="2026-08-06T00:00:00Z">
+        <w:r>
+          <w:rPr>
+            <w:rFonts w:ascii="Times New Roman" w:eastAsia="Times New Roman" w:hAnsi="Times New Roman" w:cs="Times New Roman"/>
+            <w:sz w:val="24"/>
+            <w:szCs w:val="24"/>
+          </w:rPr>
+          <w:delText xml:space="preserve">, while Orchidaceae (3.8%) had the lowest, followed by Piperaceae (9.8%) and Polypodiaceae (12.4%). </w:delText>
+        </w:r>
+        <w:commentRangeStart w:id="189"/>
+        <w:r>
+          <w:rPr>
+            <w:rFonts w:ascii="Times New Roman" w:eastAsia="Times New Roman" w:hAnsi="Times New Roman" w:cs="Times New Roman"/>
+            <w:sz w:val="24"/>
+            <w:szCs w:val="24"/>
+          </w:rPr>
+          <w:delText xml:space="preserve">For well-sampled grid-cells </w:delText>
         </w:r>
       </w:del>
-      <w:del w:id="82" w:author="Maria Carmona-Higuita" w:date="2026-08-05T00:00:00Z">
+      <w:del w:id="190" w:author="Maria Carmona-Higuita" w:date="2026-08-05T00:00:00Z">
         <w:r>
           <w:rPr>
             <w:rFonts w:ascii="Times New Roman" w:eastAsia="Times New Roman" w:hAnsi="Times New Roman" w:cs="Times New Roman"/>
@@ -2849,24 +4089,82 @@
           <w:delText>in terms of taxonomic shortfall</w:delText>
         </w:r>
       </w:del>
-      <w:del w:id="84" w:author="Maria Carmona-Higuita" w:date="2026-08-06T00:00:00Z">
-        <w:r>
-          <w:rPr>
-            <w:rFonts w:ascii="Times New Roman" w:eastAsia="Times New Roman" w:hAnsi="Times New Roman" w:cs="Times New Roman"/>
-            <w:sz w:val="24"/>
-            <w:szCs w:val="24"/>
-          </w:rPr>
-          <w:delText>, Orchidaceae had the highest percentage (19.5%), followed by Polypodiaceae (8.7%), Piperaceae (6.2%), Bromeliaceae (5.7%), and Araceae (3.5%). Most grid cells across families remain in the fairly sampled category, ranging from 76.6% in Orchidaceae to 84% in Piperaceae, indicating moderate species discovery potential (Figure 2).</w:delText>
+      <w:del w:id="191" w:author="Maria Carmona-Higuita" w:date="2026-08-06T00:00:00Z">
+        <w:r>
+          <w:rPr>
+            <w:rFonts w:ascii="Times New Roman" w:eastAsia="Times New Roman" w:hAnsi="Times New Roman" w:cs="Times New Roman"/>
+            <w:sz w:val="24"/>
+            <w:szCs w:val="24"/>
+          </w:rPr>
+          <w:delText xml:space="preserve">, </w:delText>
         </w:r>
       </w:del>
-      <w:ins w:id="85" w:author="Maria Carmona-Higuita" w:date="2026-08-06T00:00:00Z">
+      <w:commentRangeEnd w:id="189"/>
+      <w:r>
+        <w:rPr>
+          <w:rStyle w:val="CommentReference"/>
+          <w:rFonts w:ascii="Times New Roman" w:eastAsia="Times New Roman" w:hAnsi="Times New Roman" w:cs="Times New Roman"/>
+          <w:sz w:val="24"/>
+          <w:szCs w:val="24"/>
+        </w:rPr>
+        <w:commentReference w:id="189"/>
+      </w:r>
+      <w:del w:id="192" w:author="Maria Carmona-Higuita" w:date="2026-08-06T00:00:00Z">
+        <w:r>
+          <w:rPr>
+            <w:rFonts w:ascii="Times New Roman" w:eastAsia="Times New Roman" w:hAnsi="Times New Roman" w:cs="Times New Roman"/>
+            <w:sz w:val="24"/>
+            <w:szCs w:val="24"/>
+          </w:rPr>
+          <w:delText xml:space="preserve">Orchidaceae had the highest percentage (19.5%), followed by Polypodiaceae (8.7%), Piperaceae (6.2%), Bromeliaceae (5.7%), and Araceae (3.5%). Most grid cells across families remain in the fairly sampled category, ranging from 76.6% in Orchidaceae to 84% in Piperaceae, indicating </w:delText>
+        </w:r>
+        <w:commentRangeStart w:id="193"/>
+        <w:r>
+          <w:rPr>
+            <w:rFonts w:ascii="Times New Roman" w:eastAsia="Times New Roman" w:hAnsi="Times New Roman" w:cs="Times New Roman"/>
+            <w:sz w:val="24"/>
+            <w:szCs w:val="24"/>
+          </w:rPr>
+          <w:delText xml:space="preserve">moderate species discovery potential </w:delText>
+        </w:r>
+      </w:del>
+      <w:commentRangeEnd w:id="193"/>
+      <w:r>
+        <w:rPr>
+          <w:rStyle w:val="CommentReference"/>
+          <w:rFonts w:ascii="Times New Roman" w:eastAsia="Times New Roman" w:hAnsi="Times New Roman" w:cs="Times New Roman"/>
+          <w:sz w:val="24"/>
+          <w:szCs w:val="24"/>
+        </w:rPr>
+        <w:commentReference w:id="193"/>
+      </w:r>
+      <w:del w:id="194" w:author="Maria Carmona-Higuita" w:date="2026-08-06T00:00:00Z">
+        <w:r>
+          <w:rPr>
+            <w:rFonts w:ascii="Times New Roman" w:eastAsia="Times New Roman" w:hAnsi="Times New Roman" w:cs="Times New Roman"/>
+            <w:sz w:val="24"/>
+            <w:szCs w:val="24"/>
+          </w:rPr>
+          <w:delText>(Figure 2).</w:delText>
+        </w:r>
+      </w:del>
+      <w:ins w:id="195" w:author="Maria Carmona-Higuita" w:date="2026-08-06T00:00:00Z">
         <w:r>
           <w:rPr>
             <w:rFonts w:ascii="Times New Roman" w:hAnsi="Times New Roman" w:cs="Times New Roman"/>
             <w:sz w:val="24"/>
             <w:szCs w:val="24"/>
           </w:rPr>
-          <w:t>Orchidaceae showed the highest mean species richness per grid cell (~140 species) and the highest proportion of well-sampled cells under the slope-based proxy (19.5%), while Bromeliaceae (16.7%) and Araceae (16.6%) had the highest proportions of poorly sampled cells. Most grid cells across all families remained in the fairly sampled category (76.6–84%; Figure 2).</w:t>
+          <w:t xml:space="preserve">Orchidaceae showed the highest mean species richness per grid cell (~140 species) and the highest proportion of well-sampled cells under the slope-based proxy (19.5%), while Bromeliaceae (16.7%) and Araceae (16.6%) had the highest proportions of </w:t>
+        </w:r>
+        <w:r>
+          <w:rPr>
+            <w:rFonts w:ascii="Times New Roman" w:hAnsi="Times New Roman" w:cs="Times New Roman"/>
+            <w:sz w:val="24"/>
+            <w:szCs w:val="24"/>
+          </w:rPr>
+          <w:lastRenderedPageBreak/>
+          <w:t>poorly sampled cells. Most grid cells across all families remained in the fairly sampled category (76.6–84%; Figure 2).</w:t>
         </w:r>
       </w:ins>
     </w:p>
@@ -2887,28 +4185,154 @@
           <w:szCs w:val="24"/>
         </w:rPr>
       </w:pPr>
-      <w:del w:id="86" w:author="Maria Carmona-Higuita" w:date="2026-08-05T00:00:00Z">
-        <w:r>
-          <w:rPr>
-            <w:rFonts w:ascii="Times New Roman" w:eastAsia="Times New Roman" w:hAnsi="Times New Roman" w:cs="Times New Roman"/>
-            <w:sz w:val="24"/>
-            <w:szCs w:val="24"/>
-          </w:rPr>
-          <w:lastRenderedPageBreak/>
+      <w:commentRangeStart w:id="196"/>
+      <w:del w:id="197" w:author="Maria Carmona-Higuita" w:date="2026-08-05T00:00:00Z">
+        <w:r>
+          <w:rPr>
+            <w:rFonts w:ascii="Times New Roman" w:eastAsia="Times New Roman" w:hAnsi="Times New Roman" w:cs="Times New Roman"/>
+            <w:sz w:val="24"/>
+            <w:szCs w:val="24"/>
+          </w:rPr>
           <w:delText>Regarding geographic shortfall</w:delText>
         </w:r>
       </w:del>
-      <w:del w:id="88" w:author="Maria Carmona-Higuita" w:date="2026-08-06T00:00:00Z">
-        <w:r>
-          <w:rPr>
-            <w:rFonts w:ascii="Times New Roman" w:eastAsia="Times New Roman" w:hAnsi="Times New Roman" w:cs="Times New Roman"/>
-            <w:sz w:val="24"/>
-            <w:szCs w:val="24"/>
-          </w:rPr>
-          <w:delText>, well-sampled cells were rare among families. Poorly-sampled grid cells were most frequent for Orchidaceae (17.6%) and least frequent for Araceae (2.4%), while Araceae and Bromeliaceae had the highest proportion of well-sampled grid cells (0.13%), while Orchidaceae had the lowest (0.03%). The proportion of fairly-sampled cells was generally high across all families, ranging from 82.4% for Orchidaceae to 97.5% for Araceae (Figures 3).</w:delText>
+      <w:commentRangeEnd w:id="196"/>
+      <w:r>
+        <w:rPr>
+          <w:rStyle w:val="CommentReference"/>
+          <w:rFonts w:ascii="Times New Roman" w:eastAsia="Times New Roman" w:hAnsi="Times New Roman" w:cs="Times New Roman"/>
+          <w:sz w:val="24"/>
+          <w:szCs w:val="24"/>
+        </w:rPr>
+        <w:commentReference w:id="196"/>
+      </w:r>
+      <w:del w:id="198" w:author="Maria Carmona-Higuita" w:date="2026-08-06T00:00:00Z">
+        <w:r>
+          <w:rPr>
+            <w:rFonts w:ascii="Times New Roman" w:eastAsia="Times New Roman" w:hAnsi="Times New Roman" w:cs="Times New Roman"/>
+            <w:sz w:val="24"/>
+            <w:szCs w:val="24"/>
+          </w:rPr>
+          <w:delText xml:space="preserve">, </w:delText>
+        </w:r>
+        <w:commentRangeStart w:id="199"/>
+        <w:r>
+          <w:rPr>
+            <w:rFonts w:ascii="Times New Roman" w:eastAsia="Times New Roman" w:hAnsi="Times New Roman" w:cs="Times New Roman"/>
+            <w:sz w:val="24"/>
+            <w:szCs w:val="24"/>
+          </w:rPr>
+          <w:delText>well-sampled cells were rare among families</w:delText>
         </w:r>
       </w:del>
-      <w:ins w:id="89" w:author="Maria Carmona-Higuita" w:date="2026-08-06T00:00:00Z">
+      <w:commentRangeEnd w:id="199"/>
+      <w:r>
+        <w:rPr>
+          <w:rStyle w:val="CommentReference"/>
+          <w:rFonts w:ascii="Times New Roman" w:eastAsia="Times New Roman" w:hAnsi="Times New Roman" w:cs="Times New Roman"/>
+          <w:sz w:val="24"/>
+          <w:szCs w:val="24"/>
+        </w:rPr>
+        <w:commentReference w:id="199"/>
+      </w:r>
+      <w:del w:id="200" w:author="Maria Carmona-Higuita" w:date="2026-08-06T00:00:00Z">
+        <w:r>
+          <w:rPr>
+            <w:rFonts w:ascii="Times New Roman" w:eastAsia="Times New Roman" w:hAnsi="Times New Roman" w:cs="Times New Roman"/>
+            <w:sz w:val="24"/>
+            <w:szCs w:val="24"/>
+          </w:rPr>
+          <w:delText xml:space="preserve">. Poorly-sampled grid cells were most frequent for Orchidaceae (17.6%) and least frequent for Araceae (2.4%), while </w:delText>
+        </w:r>
+        <w:commentRangeStart w:id="201"/>
+        <w:r>
+          <w:rPr>
+            <w:rFonts w:ascii="Times New Roman" w:eastAsia="Times New Roman" w:hAnsi="Times New Roman" w:cs="Times New Roman"/>
+            <w:sz w:val="24"/>
+            <w:szCs w:val="24"/>
+          </w:rPr>
+          <w:delText xml:space="preserve">Araceae </w:delText>
+        </w:r>
+      </w:del>
+      <w:commentRangeEnd w:id="201"/>
+      <w:r>
+        <w:rPr>
+          <w:rStyle w:val="CommentReference"/>
+          <w:rFonts w:ascii="Times New Roman" w:eastAsia="Times New Roman" w:hAnsi="Times New Roman" w:cs="Times New Roman"/>
+          <w:sz w:val="24"/>
+          <w:szCs w:val="24"/>
+        </w:rPr>
+        <w:commentReference w:id="201"/>
+      </w:r>
+      <w:del w:id="202" w:author="Maria Carmona-Higuita" w:date="2026-08-06T00:00:00Z">
+        <w:r>
+          <w:rPr>
+            <w:rFonts w:ascii="Times New Roman" w:eastAsia="Times New Roman" w:hAnsi="Times New Roman" w:cs="Times New Roman"/>
+            <w:sz w:val="24"/>
+            <w:szCs w:val="24"/>
+          </w:rPr>
+          <w:delText xml:space="preserve">and Bromeliaceae had the highest proportion of well-sampled grid cells (0.13%), while </w:delText>
+        </w:r>
+        <w:commentRangeStart w:id="203"/>
+        <w:r>
+          <w:rPr>
+            <w:rFonts w:ascii="Times New Roman" w:eastAsia="Times New Roman" w:hAnsi="Times New Roman" w:cs="Times New Roman"/>
+            <w:sz w:val="24"/>
+            <w:szCs w:val="24"/>
+          </w:rPr>
+          <w:delText xml:space="preserve">Orchidaceae had the lowest (0.03%). </w:delText>
+        </w:r>
+      </w:del>
+      <w:commentRangeEnd w:id="203"/>
+      <w:r>
+        <w:rPr>
+          <w:rStyle w:val="CommentReference"/>
+          <w:rFonts w:ascii="Times New Roman" w:eastAsia="Times New Roman" w:hAnsi="Times New Roman" w:cs="Times New Roman"/>
+          <w:sz w:val="24"/>
+          <w:szCs w:val="24"/>
+        </w:rPr>
+        <w:commentReference w:id="203"/>
+      </w:r>
+      <w:del w:id="204" w:author="Maria Carmona-Higuita" w:date="2026-08-06T00:00:00Z">
+        <w:r>
+          <w:rPr>
+            <w:rFonts w:ascii="Times New Roman" w:eastAsia="Times New Roman" w:hAnsi="Times New Roman" w:cs="Times New Roman"/>
+            <w:sz w:val="24"/>
+            <w:szCs w:val="24"/>
+          </w:rPr>
+          <w:delText xml:space="preserve">The proportion of fairly-sampled cells was generally high across all families, </w:delText>
+        </w:r>
+        <w:commentRangeStart w:id="205"/>
+        <w:r>
+          <w:rPr>
+            <w:rFonts w:ascii="Times New Roman" w:eastAsia="Times New Roman" w:hAnsi="Times New Roman" w:cs="Times New Roman"/>
+            <w:sz w:val="24"/>
+            <w:szCs w:val="24"/>
+          </w:rPr>
+          <w:delText xml:space="preserve">ranging from 82.4% for Orchidaceae to 97.5% for Araceae </w:delText>
+        </w:r>
+      </w:del>
+      <w:commentRangeEnd w:id="205"/>
+      <w:r>
+        <w:rPr>
+          <w:rStyle w:val="CommentReference"/>
+          <w:rFonts w:ascii="Times New Roman" w:eastAsia="Times New Roman" w:hAnsi="Times New Roman" w:cs="Times New Roman"/>
+          <w:sz w:val="24"/>
+          <w:szCs w:val="24"/>
+        </w:rPr>
+        <w:commentReference w:id="205"/>
+      </w:r>
+      <w:del w:id="206" w:author="Maria Carmona-Higuita" w:date="2026-08-06T00:00:00Z">
+        <w:r>
+          <w:rPr>
+            <w:rFonts w:ascii="Times New Roman" w:eastAsia="Times New Roman" w:hAnsi="Times New Roman" w:cs="Times New Roman"/>
+            <w:sz w:val="24"/>
+            <w:szCs w:val="24"/>
+          </w:rPr>
+          <w:delText>(Figures 3).</w:delText>
+        </w:r>
+      </w:del>
+      <w:ins w:id="207" w:author="Maria Carmona-Higuita" w:date="2026-08-06T00:00:00Z">
         <w:r>
           <w:rPr>
             <w:rFonts w:ascii="Times New Roman" w:hAnsi="Times New Roman" w:cs="Times New Roman"/>
@@ -2929,14 +4353,14 @@
           <w:szCs w:val="24"/>
         </w:rPr>
       </w:pPr>
-      <w:ins w:id="90" w:author="Maria Carmona-Higuita" w:date="2026-08-06T00:00:00Z">
+      <w:ins w:id="208" w:author="Maria Carmona-Higuita" w:date="2026-08-06T00:00:00Z">
         <w:r>
           <w:rPr>
             <w:rFonts w:ascii="Times New Roman" w:hAnsi="Times New Roman" w:cs="Times New Roman"/>
             <w:sz w:val="24"/>
             <w:szCs w:val="24"/>
           </w:rPr>
-          <w:t xml:space="preserve">A limitation of the data is its incomplete representation of the true biodiversity, as only about 25% of the records from Carmona-Higuita et al. (2023) passed the cleaning process, with many lacking geographic coordinates, which limits their use in spatial analyses. Moreover, 40% of the data comes from GBIF, a source known to contain inaccuracies (Zizka et al., 2020) that may result in overestimated species richness (Maldonado et al., 2015). While we made efforts to access as much unpublished data and grey literature as possible, digital accessibility remains a critical barrier, with over two-fifths of botanical resources remaining digitally undiscoverable (Nicolson et al., 2023), often due to structural inequalities in scientific research (de Lima et al., 2022). Additionally, explorations in undersampled regions are increasingly difficult due to high deforestation rates, which outpace the description of new species (Gasper et al., 2016). This situation underscores the need for data mobilization from regional and smaller herbaria, which often contain locally collected specimens absent from larger international collections (Delves et al., 2024; Haque et al., 2020). Investment in the curation and mobilization of herbarium </w:t>
+          <w:t xml:space="preserve">A limitation of the data is its incomplete representation of the true biodiversity, as only about 25% of the records from Carmona-Higuita et al. (2023) passed the cleaning process, with many lacking geographic coordinates, which limits their use in spatial analyses. Moreover, 40% of the data comes from GBIF, a source known to contain inaccuracies (Zizka et al., 2020) that may result in overestimated species richness (Maldonado et al., 2015). While we made efforts to access as much unpublished data and grey literature as possible, digital accessibility remains a critical barrier, with over two-fifths of botanical resources remaining digitally undiscoverable (Nicolson et al., 2023), often due to structural inequalities in scientific research (de Lima et al., 2022). Additionally, explorations in undersampled regions are increasingly difficult due to high deforestation rates, which outpace the description of new species (Gasper et al., 2016). This situation underscores the need for data mobilization from regional and smaller herbaria, which </w:t>
         </w:r>
         <w:r>
           <w:rPr>
@@ -2945,7 +4369,7 @@
             <w:szCs w:val="24"/>
           </w:rPr>
           <w:lastRenderedPageBreak/>
-          <w:t>specimens has proven more efficient than fieldwork in generating new data (Vargas et al., 2024). Enhancing the role of regional herbaria, botanical gardens, and local communities in conservation is a promising approach (Perez et al., 2019; Vitt et al., 2023). Collaborative initiatives, such as the Rede Brasileira de Herbários and the Colombian National Herbarium, have demonstrated how decentralized collections, when integrated into global databases like GBIF, can significantly expand our understanding of biodiversity (Heberling et al., 2021; Soberón &amp; Peterson, 2009).</w:t>
+          <w:t>often contain locally collected specimens absent from larger international collections (Delves et al., 2024; Haque et al., 2020). Investment in the curation and mobilization of herbarium specimens has proven more efficient than fieldwork in generating new data (Vargas et al., 2024). Enhancing the role of regional herbaria, botanical gardens, and local communities in conservation is a promising approach (Perez et al., 2019; Vitt et al., 2023). Collaborative initiatives, such as the Rede Brasileira de Herbários and the Colombian National Herbarium, have demonstrated how decentralized collections, when integrated into global databases like GBIF, can significantly expand our understanding of biodiversity (Heberling et al., 2021; Soberón &amp; Peterson, 2009).</w:t>
         </w:r>
       </w:ins>
     </w:p>
@@ -2953,9 +4377,7 @@
       <w:pPr>
         <w:pStyle w:val="Heading2"/>
       </w:pPr>
-      <w:bookmarkStart w:id="91" w:name="_heading=h.q8eq2z4703fm" w:colFirst="0" w:colLast="0"/>
-      <w:bookmarkEnd w:id="91"/>
-      <w:del w:id="92" w:author="Maria Carmona-Higuita" w:date="2026-08-06T00:00:00Z">
+      <w:del w:id="209" w:author="Maria Carmona-Higuita" w:date="2026-08-06T00:00:00Z">
         <w:r>
           <w:delText>3. Hot- and Coldspots of biodiversity shortfalls</w:delText>
         </w:r>
@@ -2979,26 +4401,85 @@
           <w:szCs w:val="24"/>
         </w:rPr>
       </w:pPr>
-      <w:del w:id="93" w:author="Maria Carmona-Higuita" w:date="2026-08-06T00:00:00Z">
+      <w:del w:id="210" w:author="Maria Carmona-Higuita" w:date="2026-08-06T00:00:00Z">
         <w:r>
           <w:rPr>
             <w:rFonts w:ascii="Times New Roman" w:hAnsi="Times New Roman" w:cs="Times New Roman"/>
             <w:sz w:val="24"/>
             <w:szCs w:val="24"/>
           </w:rPr>
-          <w:delText xml:space="preserve">Biodiversity shortfall hotspots are concentrated in several key regions, including the Mountainous Region of Mexico (with the Trans-Mexican Volcanic Belt, Balsas Basin, Veracruz, Sierra Madre del Sur, and Chiapas Highlands provinces), hotspots are found across diverse ecosystems such as the volcanic zones, semi-arid areas, and mountain ranges. In the Central American region (including the Pacific Lowlands, Guatuso-Talamanca, and Puntarenas-Chiriquí provinces), hotspots are located along the Pacific coastal strip and in mountainous regions of Costa Rica and western Panama. The Amazonian and surrounding region (including the Napo and Rondonia provinces) contains biodiversity-rich areas of the Ecuadorian Amazon, Colombia, Peru, Brazil, and Bolivia. In the Atlantic region of South America (including the Atlantic, Caatinga, Cerrado, and Chapada Diamantina provinces), hotspots span coastal ecosystems, semi-arid ecoregions, tropical savannas, and mountainous areas within the Cerrado. Finally, in the Southern Cone (including the Puna, Araucaria Forest, Chaco, Paranaense Forest, and Iberá Wetlands provinces), hotspots are found in high Andean regions, dry areas, Atlantic Forests, and </w:delText>
-        </w:r>
+          <w:delText xml:space="preserve">Biodiversity shortfall hotspots are concentrated in several key regions, including the Mountainous Region of Mexico (with the Trans-Mexican Volcanic Belt, Balsas Basin, Veracruz, Sierra Madre del Sur, and Chiapas Highlands provinces), hotspots are found across diverse ecosystems such as </w:delText>
+        </w:r>
+        <w:commentRangeStart w:id="211"/>
         <w:r>
           <w:rPr>
             <w:rFonts w:ascii="Times New Roman" w:hAnsi="Times New Roman" w:cs="Times New Roman"/>
             <w:sz w:val="24"/>
             <w:szCs w:val="24"/>
           </w:rPr>
+          <w:delText>the volcanic zones, semi-arid areas, and mountain ranges</w:delText>
+        </w:r>
+      </w:del>
+      <w:commentRangeEnd w:id="211"/>
+      <w:r>
+        <w:rPr>
+          <w:rStyle w:val="CommentReference"/>
+          <w:rFonts w:ascii="Times New Roman" w:hAnsi="Times New Roman" w:cs="Times New Roman"/>
+          <w:sz w:val="24"/>
+          <w:szCs w:val="24"/>
+        </w:rPr>
+        <w:commentReference w:id="211"/>
+      </w:r>
+      <w:del w:id="212" w:author="Maria Carmona-Higuita" w:date="2026-08-06T00:00:00Z">
+        <w:r>
+          <w:rPr>
+            <w:rFonts w:ascii="Times New Roman" w:hAnsi="Times New Roman" w:cs="Times New Roman"/>
+            <w:sz w:val="24"/>
+            <w:szCs w:val="24"/>
+          </w:rPr>
+          <w:delText xml:space="preserve">. In the Central American region (including the Pacific Lowlands, Guatuso-Talamanca, and Puntarenas-Chiriquí provinces), hotspots are located along the Pacific coastal strip and in mountainous regions of Costa Rica and western Panama. The Amazonian and surrounding region (including the Napo and Rondonia provinces) contains </w:delText>
+        </w:r>
+        <w:commentRangeStart w:id="213"/>
+        <w:r>
+          <w:rPr>
+            <w:rFonts w:ascii="Times New Roman" w:hAnsi="Times New Roman" w:cs="Times New Roman"/>
+            <w:sz w:val="24"/>
+            <w:szCs w:val="24"/>
+          </w:rPr>
+          <w:delText xml:space="preserve">biodiversity-rich </w:delText>
+        </w:r>
+      </w:del>
+      <w:commentRangeEnd w:id="213"/>
+      <w:r>
+        <w:rPr>
+          <w:rStyle w:val="CommentReference"/>
+          <w:rFonts w:ascii="Times New Roman" w:hAnsi="Times New Roman" w:cs="Times New Roman"/>
+          <w:sz w:val="24"/>
+          <w:szCs w:val="24"/>
+        </w:rPr>
+        <w:commentReference w:id="213"/>
+      </w:r>
+      <w:del w:id="214" w:author="Maria Carmona-Higuita" w:date="2026-08-06T00:00:00Z">
+        <w:r>
+          <w:rPr>
+            <w:rFonts w:ascii="Times New Roman" w:hAnsi="Times New Roman" w:cs="Times New Roman"/>
+            <w:sz w:val="24"/>
+            <w:szCs w:val="24"/>
+          </w:rPr>
+          <w:delText xml:space="preserve">areas of the Ecuadorian Amazon, Colombia, Peru, Brazil, and Bolivia. In the Atlantic region of South America (including the Atlantic, Caatinga, Cerrado, and Chapada Diamantina provinces), hotspots span coastal ecosystems, semi-arid ecoregions, tropical savannas, and mountainous areas within the Cerrado. Finally, in the </w:delText>
+        </w:r>
+        <w:r>
+          <w:rPr>
+            <w:rFonts w:ascii="Times New Roman" w:hAnsi="Times New Roman" w:cs="Times New Roman"/>
+            <w:sz w:val="24"/>
+            <w:szCs w:val="24"/>
+          </w:rPr>
           <w:lastRenderedPageBreak/>
-          <w:delText>wetlands stretching across Argentina, Bolivia, Brazil, Paraguay, and Chile (Figure 4).</w:delText>
+          <w:delText>Southern Cone (including the Puna, Araucaria Forest, Chaco, Paranaense Forest, and Iberá Wetlands provinces), hotspots are found in high Andean regions, dry areas, Atlantic Forests, and wetlands stretching across Argentina, Bolivia, Brazil, Paraguay, and Chile (Figure 4).</w:delText>
         </w:r>
       </w:del>
-      <w:ins w:id="94" w:author="Maria Carmona-Higuita" w:date="2026-08-06T00:00:00Z">
+      <w:commentRangeStart w:id="215"/>
+      <w:ins w:id="216" w:author="Maria Carmona-Higuita" w:date="2026-08-06T00:00:00Z">
         <w:r>
           <w:rPr>
             <w:rFonts w:ascii="Times New Roman" w:hAnsi="Times New Roman" w:cs="Times New Roman"/>
@@ -3008,16 +4489,55 @@
           <w:t>Spatial clustering of sampling effort (Gi* statistic) is presented in Appendix S5 (Supporting Information).</w:t>
         </w:r>
       </w:ins>
+      <w:commentRangeEnd w:id="215"/>
+      <w:r>
+        <w:rPr>
+          <w:rStyle w:val="CommentReference"/>
+          <w:rFonts w:ascii="Times New Roman" w:eastAsia="Times New Roman" w:hAnsi="Times New Roman" w:cs="Times New Roman"/>
+          <w:color w:val="000000"/>
+          <w:sz w:val="24"/>
+          <w:szCs w:val="24"/>
+        </w:rPr>
+        <w:commentReference w:id="215"/>
+      </w:r>
     </w:p>
     <w:p>
       <w:pPr>
         <w:pStyle w:val="Heading1"/>
       </w:pPr>
-      <w:bookmarkStart w:id="95" w:name="_heading=h.yr29fd5758yh" w:colFirst="0" w:colLast="0"/>
-      <w:bookmarkEnd w:id="95"/>
+      <w:commentRangeStart w:id="217"/>
+      <w:commentRangeStart w:id="218"/>
+      <w:commentRangeStart w:id="219"/>
       <w:r>
         <w:t>DISCUSSION</w:t>
       </w:r>
+      <w:commentRangeEnd w:id="219"/>
+      <w:r>
+        <w:rPr>
+          <w:rStyle w:val="CommentReference"/>
+          <w:sz w:val="24"/>
+          <w:szCs w:val="24"/>
+        </w:rPr>
+        <w:commentReference w:id="219"/>
+      </w:r>
+      <w:commentRangeEnd w:id="218"/>
+      <w:r>
+        <w:rPr>
+          <w:rStyle w:val="CommentReference"/>
+          <w:sz w:val="24"/>
+          <w:szCs w:val="24"/>
+        </w:rPr>
+        <w:commentReference w:id="218"/>
+      </w:r>
+      <w:commentRangeEnd w:id="217"/>
+      <w:r>
+        <w:rPr>
+          <w:rStyle w:val="CommentReference"/>
+          <w:sz w:val="24"/>
+          <w:szCs w:val="24"/>
+        </w:rPr>
+        <w:commentReference w:id="217"/>
+      </w:r>
     </w:p>
     <w:p>
       <w:pPr>
@@ -3028,15 +4548,34 @@
           <w:szCs w:val="24"/>
         </w:rPr>
       </w:pPr>
-      <w:r>
-        <w:rPr>
-          <w:rFonts w:ascii="Times New Roman" w:eastAsia="Times New Roman" w:hAnsi="Times New Roman" w:cs="Times New Roman"/>
-          <w:sz w:val="24"/>
-          <w:szCs w:val="24"/>
-        </w:rPr>
-        <w:t xml:space="preserve">This study documented the gaps in the available occurrence information of vascular epiphytes (VE) across the Neotropics, with </w:t>
-      </w:r>
-      <w:del w:id="96" w:author="Maria Carmona-Higuita" w:date="2026-08-05T00:00:00Z">
+      <w:commentRangeStart w:id="220"/>
+      <w:r>
+        <w:rPr>
+          <w:rFonts w:ascii="Times New Roman" w:eastAsia="Times New Roman" w:hAnsi="Times New Roman" w:cs="Times New Roman"/>
+          <w:sz w:val="24"/>
+          <w:szCs w:val="24"/>
+        </w:rPr>
+        <w:t xml:space="preserve">This </w:t>
+      </w:r>
+      <w:commentRangeEnd w:id="220"/>
+      <w:r>
+        <w:rPr>
+          <w:rStyle w:val="CommentReference"/>
+          <w:rFonts w:ascii="Times New Roman" w:eastAsia="Times New Roman" w:hAnsi="Times New Roman" w:cs="Times New Roman"/>
+          <w:sz w:val="24"/>
+          <w:szCs w:val="24"/>
+        </w:rPr>
+        <w:commentReference w:id="220"/>
+      </w:r>
+      <w:r>
+        <w:rPr>
+          <w:rFonts w:ascii="Times New Roman" w:eastAsia="Times New Roman" w:hAnsi="Times New Roman" w:cs="Times New Roman"/>
+          <w:sz w:val="24"/>
+          <w:szCs w:val="24"/>
+        </w:rPr>
+        <w:t xml:space="preserve">study documented the gaps in the available occurrence information of vascular epiphytes (VE) across the Neotropics, with </w:t>
+      </w:r>
+      <w:del w:id="221" w:author="Maria Carmona-Higuita" w:date="2026-08-05T00:00:00Z">
         <w:r>
           <w:rPr>
             <w:rFonts w:ascii="Times New Roman" w:eastAsia="Times New Roman" w:hAnsi="Times New Roman" w:cs="Times New Roman"/>
@@ -3046,7 +4585,7 @@
           <w:delText>both taxonomic and geographic gaps being widespread</w:delText>
         </w:r>
       </w:del>
-      <w:ins w:id="97" w:author="Maria Carmona-Higuita" w:date="2026-08-05T00:00:00Z">
+      <w:ins w:id="222" w:author="Maria Carmona-Higuita" w:date="2026-08-05T00:00:00Z">
         <w:r>
           <w:rPr>
             <w:rFonts w:ascii="Times New Roman" w:eastAsia="Times New Roman" w:hAnsi="Times New Roman" w:cs="Times New Roman"/>
@@ -3064,24 +4603,24 @@
         </w:rPr>
         <w:t xml:space="preserve">. </w:t>
       </w:r>
-      <w:del w:id="938" w:author="Copyeditor" w:date="2026-08-06T00:00:00Z">
-        <w:r>
-          <w:rPr>
-            <w:rFonts w:ascii="Times New Roman" w:eastAsia="Times New Roman" w:hAnsi="Times New Roman" w:cs="Times New Roman"/>
-            <w:sz w:val="24"/>
-            <w:szCs w:val="24"/>
-          </w:rPr>
-          <w:delText xml:space="preserve">WE found</w:delText>
+      <w:del w:id="223" w:author="Copyeditor" w:date="2026-08-06T00:00:00Z">
+        <w:r>
+          <w:rPr>
+            <w:rFonts w:ascii="Times New Roman" w:eastAsia="Times New Roman" w:hAnsi="Times New Roman" w:cs="Times New Roman"/>
+            <w:sz w:val="24"/>
+            <w:szCs w:val="24"/>
+          </w:rPr>
+          <w:delText>WE found</w:delText>
         </w:r>
       </w:del>
-      <w:ins w:id="939" w:author="Copyeditor" w:date="2026-08-06T00:00:00Z">
-        <w:r>
-          <w:rPr>
-            <w:rFonts w:ascii="Times New Roman" w:eastAsia="Times New Roman" w:hAnsi="Times New Roman" w:cs="Times New Roman"/>
-            <w:sz w:val="24"/>
-            <w:szCs w:val="24"/>
-          </w:rPr>
-          <w:t xml:space="preserve">We found</w:t>
+      <w:ins w:id="224" w:author="Copyeditor" w:date="2026-08-06T00:00:00Z">
+        <w:r>
+          <w:rPr>
+            <w:rFonts w:ascii="Times New Roman" w:eastAsia="Times New Roman" w:hAnsi="Times New Roman" w:cs="Times New Roman"/>
+            <w:sz w:val="24"/>
+            <w:szCs w:val="24"/>
+          </w:rPr>
+          <w:t>We found</w:t>
         </w:r>
       </w:ins>
       <w:r>
@@ -3092,7 +4631,7 @@
         </w:rPr>
         <w:t xml:space="preserve"> 51.8% of grid cells to contain georeferenced records, and 40.6% of species with more than 10 records in total, highlighting the need for data collection and mobilization. The results indicate the lowest number of records in key biodiversity regions, particularly in the Xingu-Tapajós and Cerrado provinces of Brazil, as well as in the Savanna province (Los Llanos) and the Southern Neotropics (Atacama, Cuyan, and Monte). </w:t>
       </w:r>
-      <w:del w:id="98" w:author="Maria Carmona-Higuita" w:date="2026-08-05T00:00:00Z">
+      <w:del w:id="225" w:author="Maria Carmona-Higuita" w:date="2026-08-05T00:00:00Z">
         <w:r>
           <w:rPr>
             <w:rFonts w:ascii="Times New Roman" w:eastAsia="Times New Roman" w:hAnsi="Times New Roman" w:cs="Times New Roman"/>
@@ -3102,7 +4641,7 @@
           <w:delText>Taxonomic shortfalls were most pronounced</w:delText>
         </w:r>
       </w:del>
-      <w:ins w:id="99" w:author="Maria Carmona-Higuita" w:date="2026-08-05T00:00:00Z">
+      <w:ins w:id="226" w:author="Maria Carmona-Higuita" w:date="2026-08-05T00:00:00Z">
         <w:r>
           <w:rPr>
             <w:rFonts w:ascii="Times New Roman" w:eastAsia="Times New Roman" w:hAnsi="Times New Roman" w:cs="Times New Roman"/>
@@ -3120,7 +4659,7 @@
         </w:rPr>
         <w:t xml:space="preserve"> in Mexico (Sierra Madre Oriental and Transmexican Volcanic Belt), the Caribbean and Central America (Puerto Rico, Guatuso-Talamanca, Puntarenas-Chiriquí), and parts of South America, including Comechingones, Chapada Diamantina, and the Cauca province in Colombia. </w:t>
       </w:r>
-      <w:del w:id="100" w:author="Maria Carmona-Higuita" w:date="2026-08-05T00:00:00Z">
+      <w:del w:id="227" w:author="Maria Carmona-Higuita" w:date="2026-08-05T00:00:00Z">
         <w:r>
           <w:rPr>
             <w:rFonts w:ascii="Times New Roman" w:eastAsia="Times New Roman" w:hAnsi="Times New Roman" w:cs="Times New Roman"/>
@@ -3130,7 +4669,7 @@
           <w:delText>Geographic shortfalls were widespread, with the largest deficits</w:delText>
         </w:r>
       </w:del>
-      <w:ins w:id="101" w:author="Maria Carmona-Higuita" w:date="2026-08-05T00:00:00Z">
+      <w:ins w:id="228" w:author="Maria Carmona-Higuita" w:date="2026-08-05T00:00:00Z">
         <w:r>
           <w:rPr>
             <w:rFonts w:ascii="Times New Roman" w:eastAsia="Times New Roman" w:hAnsi="Times New Roman" w:cs="Times New Roman"/>
@@ -3148,33 +4687,33 @@
         </w:rPr>
         <w:t xml:space="preserve"> in Venezuelan, Puntarenas-Chiriquí, Cauca, Western Ecuador, and Lesser Antilles provinces. </w:t>
       </w:r>
-      <w:del w:id="102" w:author="Maria Carmona-Higuita" w:date="2026-08-06T00:00:00Z">
+      <w:del w:id="229" w:author="Maria Carmona-Higuita" w:date="2026-08-06T00:00:00Z">
         <w:r>
           <w:rPr>
             <w:rFonts w:ascii="Times New Roman" w:hAnsi="Times New Roman" w:cs="Times New Roman"/>
             <w:sz w:val="24"/>
             <w:szCs w:val="24"/>
           </w:rPr>
-          <w:delText>Additionally, Caatinga, Atlantic Forest, and Araucaria Forest provinces emerged as hotspots of biodiversity shortfalls, showing significant data deficiencies despite their high species richness.</w:delText>
+          <w:delText xml:space="preserve">Additionally, Caatinga, Atlantic Forest, and Araucaria Forest provinces emerged as hotspots of biodiversity shortfalls, showing significant data </w:delText>
+        </w:r>
+        <w:r>
+          <w:rPr>
+            <w:rFonts w:ascii="Times New Roman" w:hAnsi="Times New Roman" w:cs="Times New Roman"/>
+            <w:sz w:val="24"/>
+            <w:szCs w:val="24"/>
+          </w:rPr>
+          <w:lastRenderedPageBreak/>
+          <w:delText>deficiencies despite their high species richness.</w:delText>
         </w:r>
       </w:del>
-      <w:ins w:id="103" w:author="Maria Carmona-Higuita" w:date="2026-08-06T00:00:00Z">
+      <w:ins w:id="230" w:author="Maria Carmona-Higuita" w:date="2026-08-06T00:00:00Z">
         <w:r>
           <w:rPr>
             <w:rFonts w:ascii="Times New Roman" w:hAnsi="Times New Roman" w:cs="Times New Roman"/>
             <w:sz w:val="24"/>
             <w:szCs w:val="24"/>
           </w:rPr>
-          <w:t xml:space="preserve">Additionally, Caatinga, Atlantic Forest, and Araucaria Forest </w:t>
-        </w:r>
-        <w:r>
-          <w:rPr>
-            <w:rFonts w:ascii="Times New Roman" w:hAnsi="Times New Roman" w:cs="Times New Roman"/>
-            <w:sz w:val="24"/>
-            <w:szCs w:val="24"/>
-          </w:rPr>
-          <w:lastRenderedPageBreak/>
-          <w:t>provinces show significant data deficiencies despite their high species richness, making them high-priority areas for targeted sampling efforts.</w:t>
+          <w:t>Additionally, Caatinga, Atlantic Forest, and Araucaria Forest provinces show significant data deficiencies despite their high species richness, making them high-priority areas for targeted sampling efforts.</w:t>
         </w:r>
       </w:ins>
     </w:p>
@@ -3188,14 +4727,110 @@
           <w:szCs w:val="24"/>
         </w:rPr>
       </w:pPr>
-      <w:del w:id="104" w:author="Maria Carmona-Higuita" w:date="2026-08-06T00:00:00Z">
-        <w:r>
-          <w:rPr>
-            <w:rFonts w:ascii="Times New Roman" w:eastAsia="Times New Roman" w:hAnsi="Times New Roman" w:cs="Times New Roman"/>
-            <w:sz w:val="24"/>
-            <w:szCs w:val="24"/>
-          </w:rPr>
-          <w:delText>A limitation of the data is its incomplete representation of the true biodiversity, as only about 25% of the records from Carmona-Higuita et al. (2023) passed the cleaning process, with many lacking geographic coordinates, which limits their use in spatial analyses. Moreover, 40% of the data comes from GBIF, a source known to contain inaccuracies (Zizka et al., 2020) that may result in overestimated species richness (Maldonado et al., 2015). While we made efforts to access as much unpublished data and grey literature as possible, digital accessibility remains a critical barrier, with over two-fifths of botanical resources remaining digitally undiscoverable (Nicolson et al., 2023), often due to structural inequalities in scientific research (de Lima et al., 2022). Additionally, explorations in undersampled regions are increasingly difficult due to high deforestation rates, which outpace the description of new species (Gasper et al., 2016). This situation underscores the need for data mobilization from regional and smaller herbaria, which often contain locally collected specimens absent from larger international collections (Delves et al., 2024; Haque et al., 2020). Investment in the curation and mobilization of herbarium specimens has proven more efficient than fieldwork in generating new data (Vargas et al., 2024). Enhancing the role of regional herbaria, botanical gardens, and local communities in conservation is a promising approach (Perez et al., 2019; Vitt et al., 2023). Collaborative initiatives, such as the Rede Brasileira de Herbários and the Colombian National Herbarium, have demonstrated how decentralized collections, when integrated into global databases like GBIF, can significantly expand our understanding of biodiversity (Heberling et al., 2021; Soberón &amp; Peterson, 2009).</w:delText>
+      <w:del w:id="231" w:author="Maria Carmona-Higuita" w:date="2026-08-06T00:00:00Z">
+        <w:r>
+          <w:rPr>
+            <w:rFonts w:ascii="Times New Roman" w:eastAsia="Times New Roman" w:hAnsi="Times New Roman" w:cs="Times New Roman"/>
+            <w:sz w:val="24"/>
+            <w:szCs w:val="24"/>
+          </w:rPr>
+          <w:delText>A limitation</w:delText>
+        </w:r>
+        <w:commentRangeStart w:id="232"/>
+        <w:r>
+          <w:rPr>
+            <w:rFonts w:ascii="Times New Roman" w:eastAsia="Times New Roman" w:hAnsi="Times New Roman" w:cs="Times New Roman"/>
+            <w:sz w:val="24"/>
+            <w:szCs w:val="24"/>
+          </w:rPr>
+          <w:delText xml:space="preserve"> of the data i</w:delText>
+        </w:r>
+      </w:del>
+      <w:commentRangeEnd w:id="232"/>
+      <w:r>
+        <w:rPr>
+          <w:rStyle w:val="CommentReference"/>
+          <w:rFonts w:ascii="Times New Roman" w:eastAsia="Times New Roman" w:hAnsi="Times New Roman" w:cs="Times New Roman"/>
+          <w:sz w:val="24"/>
+          <w:szCs w:val="24"/>
+        </w:rPr>
+        <w:commentReference w:id="232"/>
+      </w:r>
+      <w:del w:id="233" w:author="Maria Carmona-Higuita" w:date="2026-08-06T00:00:00Z">
+        <w:r>
+          <w:rPr>
+            <w:rFonts w:ascii="Times New Roman" w:eastAsia="Times New Roman" w:hAnsi="Times New Roman" w:cs="Times New Roman"/>
+            <w:sz w:val="24"/>
+            <w:szCs w:val="24"/>
+          </w:rPr>
+          <w:delText xml:space="preserve">s its incomplete representation of the true biodiversity, as only about 25% of the records from Carmona-Higuita et al. (2023) passed the cleaning process, with many lacking geographic coordinates, which limits their use in spatial analyses. </w:delText>
+        </w:r>
+        <w:commentRangeStart w:id="234"/>
+        <w:r>
+          <w:rPr>
+            <w:rFonts w:ascii="Times New Roman" w:eastAsia="Times New Roman" w:hAnsi="Times New Roman" w:cs="Times New Roman"/>
+            <w:sz w:val="24"/>
+            <w:szCs w:val="24"/>
+          </w:rPr>
+          <w:delText xml:space="preserve">Moreover, 40% of the data comes from GBIF, a source known to contain inaccuracies (Zizka et al., 2020) that may result in overestimated species richness (Maldonado et al., 2015). </w:delText>
+        </w:r>
+      </w:del>
+      <w:commentRangeEnd w:id="234"/>
+      <w:r>
+        <w:rPr>
+          <w:rStyle w:val="CommentReference"/>
+          <w:rFonts w:ascii="Times New Roman" w:eastAsia="Times New Roman" w:hAnsi="Times New Roman" w:cs="Times New Roman"/>
+          <w:sz w:val="24"/>
+          <w:szCs w:val="24"/>
+        </w:rPr>
+        <w:commentReference w:id="234"/>
+      </w:r>
+      <w:del w:id="235" w:author="Maria Carmona-Higuita" w:date="2026-08-06T00:00:00Z">
+        <w:r>
+          <w:rPr>
+            <w:rFonts w:ascii="Times New Roman" w:eastAsia="Times New Roman" w:hAnsi="Times New Roman" w:cs="Times New Roman"/>
+            <w:sz w:val="24"/>
+            <w:szCs w:val="24"/>
+          </w:rPr>
+          <w:delText xml:space="preserve">While we made efforts to access as much unpublished data and grey literature as possible, digital accessibility remains a critical barrier, with over two-fifths of botanical resources remaining digitally undiscoverable (Nicolson et al., 2023), often due to structural inequalities in scientific research (de Lima et al., 2022). Additionally, explorations in undersampled regions are increasingly difficult due to high deforestation rates, which outpace the description of new species (Gasper et al., 2016). This situation underscores the need for data mobilization from regional and smaller herbaria, which often contain locally collected specimens absent from larger international collections (Delves et al., 2024; Haque et al., 2020). Investment in the curation and mobilization of herbarium specimens has proven more efficient than fieldwork in generating new data (Vargas et al., 2024). Enhancing the role of regional herbaria, botanical gardens, and local communities in conservation is a promising approach (Perez et al., 2019; Vitt et al., 2023). Collaborative initiatives, such as the Rede Brasileira de Herbários and the Colombian National Herbarium, </w:delText>
+        </w:r>
+        <w:commentRangeStart w:id="236"/>
+        <w:r>
+          <w:rPr>
+            <w:rFonts w:ascii="Times New Roman" w:eastAsia="Times New Roman" w:hAnsi="Times New Roman" w:cs="Times New Roman"/>
+            <w:sz w:val="24"/>
+            <w:szCs w:val="24"/>
+          </w:rPr>
+          <w:delText xml:space="preserve">have demonstrated how </w:delText>
+        </w:r>
+      </w:del>
+      <w:commentRangeEnd w:id="236"/>
+      <w:r>
+        <w:rPr>
+          <w:rStyle w:val="CommentReference"/>
+          <w:rFonts w:ascii="Times New Roman" w:eastAsia="Times New Roman" w:hAnsi="Times New Roman" w:cs="Times New Roman"/>
+          <w:sz w:val="24"/>
+          <w:szCs w:val="24"/>
+        </w:rPr>
+        <w:commentReference w:id="236"/>
+      </w:r>
+      <w:del w:id="237" w:author="Maria Carmona-Higuita" w:date="2026-08-06T00:00:00Z">
+        <w:r>
+          <w:rPr>
+            <w:rFonts w:ascii="Times New Roman" w:eastAsia="Times New Roman" w:hAnsi="Times New Roman" w:cs="Times New Roman"/>
+            <w:sz w:val="24"/>
+            <w:szCs w:val="24"/>
+          </w:rPr>
+          <w:delText xml:space="preserve">decentralized collections, when integrated into global databases like </w:delText>
+        </w:r>
+        <w:r>
+          <w:rPr>
+            <w:rFonts w:ascii="Times New Roman" w:eastAsia="Times New Roman" w:hAnsi="Times New Roman" w:cs="Times New Roman"/>
+            <w:sz w:val="24"/>
+            <w:szCs w:val="24"/>
+          </w:rPr>
+          <w:lastRenderedPageBreak/>
+          <w:delText>GBIF, can significantly expand our understanding of biodiversity (Heberling et al., 2021; Soberón &amp; Peterson, 2009).</w:delText>
         </w:r>
       </w:del>
     </w:p>
@@ -3215,10 +4850,9 @@
           <w:sz w:val="24"/>
           <w:szCs w:val="24"/>
         </w:rPr>
-        <w:lastRenderedPageBreak/>
         <w:t xml:space="preserve">Regions with the highest occurrence of epiphytes, such as the Mexican Transition Zone, Cauca, Paramo, and </w:t>
       </w:r>
-      <w:del w:id="105" w:author="Maria Carmona-Higuita" w:date="2026-08-06T00:00:00Z">
+      <w:del w:id="238" w:author="Maria Carmona-Higuita" w:date="2026-08-06T00:00:00Z">
         <w:r>
           <w:rPr>
             <w:rFonts w:ascii="Times New Roman" w:hAnsi="Times New Roman" w:cs="Times New Roman"/>
@@ -3228,7 +4862,7 @@
           <w:delText>Atlantic Forest provinces together</w:delText>
         </w:r>
       </w:del>
-      <w:ins w:id="106" w:author="Maria Carmona-Higuita" w:date="2026-08-06T00:00:00Z">
+      <w:ins w:id="239" w:author="Maria Carmona-Higuita" w:date="2026-08-06T00:00:00Z">
         <w:r>
           <w:rPr>
             <w:rFonts w:ascii="Times New Roman" w:hAnsi="Times New Roman" w:cs="Times New Roman"/>
@@ -3244,25 +4878,73 @@
           <w:sz w:val="24"/>
           <w:szCs w:val="24"/>
         </w:rPr>
-        <w:t xml:space="preserve"> with the Mesoamerican Dominion, overlap with areas historically prioritized for botanical surveys. These regions have been better sampled and have higher species richness, as noted by previous studies (Araujo et al., 2022; Araujo &amp; Ramos, 2021; Ramírez‐Barahona et al., 2023). </w:t>
-      </w:r>
-      <w:del w:id="107" w:author="Maria Carmona-Higuita" w:date="2026-08-06T00:00:00Z">
+        <w:t xml:space="preserve"> with the Mesoamerican </w:t>
+      </w:r>
+      <w:commentRangeStart w:id="240"/>
+      <w:r>
+        <w:rPr>
+          <w:rFonts w:ascii="Times New Roman" w:hAnsi="Times New Roman" w:cs="Times New Roman"/>
+          <w:sz w:val="24"/>
+          <w:szCs w:val="24"/>
+        </w:rPr>
+        <w:t xml:space="preserve">Dominion, overlap with areas historically prioritized for botanical surveys. These regions have been better sampled and have higher species richness, as noted by previous studies (Araujo et al., 2022; Araujo &amp; Ramos, 2021; Ramírez‐Barahona et al., 2023). </w:t>
+      </w:r>
+      <w:commentRangeEnd w:id="240"/>
+      <w:r>
+        <w:rPr>
+          <w:rStyle w:val="CommentReference"/>
+          <w:rFonts w:ascii="Times New Roman" w:hAnsi="Times New Roman" w:cs="Times New Roman"/>
+          <w:sz w:val="24"/>
+          <w:szCs w:val="24"/>
+        </w:rPr>
+        <w:commentReference w:id="240"/>
+      </w:r>
+      <w:del w:id="241" w:author="Maria Carmona-Higuita" w:date="2026-08-06T00:00:00Z">
         <w:r>
           <w:rPr>
             <w:rFonts w:ascii="Times New Roman" w:hAnsi="Times New Roman" w:cs="Times New Roman"/>
             <w:sz w:val="24"/>
             <w:szCs w:val="24"/>
           </w:rPr>
-          <w:delText>This pattern highlights how historical research priorities and accessibility have skewed the knowledge of species distributions.</w:delText>
+          <w:delText xml:space="preserve">This pattern highlights how </w:delText>
+        </w:r>
+        <w:commentRangeStart w:id="242"/>
+        <w:r>
+          <w:rPr>
+            <w:rFonts w:ascii="Times New Roman" w:hAnsi="Times New Roman" w:cs="Times New Roman"/>
+            <w:sz w:val="24"/>
+            <w:szCs w:val="24"/>
+          </w:rPr>
+          <w:delText xml:space="preserve">historical research priorities </w:delText>
         </w:r>
       </w:del>
-      <w:ins w:id="108" w:author="Maria Carmona-Higuita" w:date="2026-08-06T00:00:00Z">
+      <w:commentRangeEnd w:id="242"/>
+      <w:r>
+        <w:rPr>
+          <w:rStyle w:val="CommentReference"/>
+          <w:rFonts w:ascii="Times New Roman" w:hAnsi="Times New Roman" w:cs="Times New Roman"/>
+          <w:sz w:val="24"/>
+          <w:szCs w:val="24"/>
+        </w:rPr>
+        <w:commentReference w:id="242"/>
+      </w:r>
+      <w:del w:id="243" w:author="Maria Carmona-Higuita" w:date="2026-08-06T00:00:00Z">
         <w:r>
           <w:rPr>
             <w:rFonts w:ascii="Times New Roman" w:hAnsi="Times New Roman" w:cs="Times New Roman"/>
             <w:sz w:val="24"/>
             <w:szCs w:val="24"/>
           </w:rPr>
+          <w:delText>and accessibility have skewed the knowledge of species distributions.</w:delText>
+        </w:r>
+      </w:del>
+      <w:ins w:id="244" w:author="Maria Carmona-Higuita" w:date="2026-08-06T00:00:00Z">
+        <w:r>
+          <w:rPr>
+            <w:rFonts w:ascii="Times New Roman" w:hAnsi="Times New Roman" w:cs="Times New Roman"/>
+            <w:sz w:val="24"/>
+            <w:szCs w:val="24"/>
+          </w:rPr>
           <w:t>This pattern highlights how historical research priorities and accessibility have skewed the knowledge of species distributions (Gentry &amp; Dodson, 1987; Meyer et al., 2016).</w:t>
         </w:r>
       </w:ins>
@@ -3274,7 +4956,7 @@
         </w:rPr>
         <w:t xml:space="preserve"> While tree and shrub inventories tend to be biased toward areas with greater accessibility, such as near roads, research stations, and protected areas (Feeley &amp; Silman, 2011; Tobler et al., 2007, Zizka et al., 2021), epiphyte data are further constrained by their canopy-dependent habit, and their three-dimensional distribution in the tree (Zotz, 2016), which makes their collection inherently more challenging than terrestrial species.</w:t>
       </w:r>
-      <w:ins w:id="205" w:author="Maria Carmona-Higuita" w:date="2026-08-06T00:00:00Z">
+      <w:ins w:id="245" w:author="Maria Carmona-Higuita" w:date="2026-08-06T00:00:00Z">
         <w:r>
           <w:rPr>
             <w:rFonts w:ascii="Times New Roman" w:eastAsia="Times New Roman" w:hAnsi="Times New Roman" w:cs="Times New Roman"/>
@@ -3295,32 +4977,51 @@
           <w:szCs w:val="24"/>
         </w:rPr>
       </w:pPr>
-      <w:r>
-        <w:rPr>
-          <w:rFonts w:ascii="Times New Roman" w:eastAsia="Times New Roman" w:hAnsi="Times New Roman" w:cs="Times New Roman"/>
-          <w:sz w:val="24"/>
-          <w:szCs w:val="24"/>
-        </w:rPr>
-        <w:t xml:space="preserve">Although most grid cells had moderate to good sampling completeness, these were often the ones with fewer records. This is likely due to the overall scarcity of data. </w:t>
-      </w:r>
-      <w:del w:id="940" w:author="Copyeditor" w:date="2026-08-06T00:00:00Z">
-        <w:r>
-          <w:rPr>
-            <w:rFonts w:ascii="Times New Roman" w:eastAsia="Times New Roman" w:hAnsi="Times New Roman" w:cs="Times New Roman"/>
-            <w:sz w:val="24"/>
-            <w:szCs w:val="24"/>
-          </w:rPr>
-          <w:delText xml:space="preserve">Gaps in data persist in particular in regions</w:delText>
+      <w:commentRangeStart w:id="246"/>
+      <w:r>
+        <w:rPr>
+          <w:rFonts w:ascii="Times New Roman" w:eastAsia="Times New Roman" w:hAnsi="Times New Roman" w:cs="Times New Roman"/>
+          <w:sz w:val="24"/>
+          <w:szCs w:val="24"/>
+        </w:rPr>
+        <w:t>Although most grid cells had moderate to good sampling completeness, these were often the ones with fewer records</w:t>
+      </w:r>
+      <w:commentRangeEnd w:id="246"/>
+      <w:r>
+        <w:rPr>
+          <w:rStyle w:val="CommentReference"/>
+          <w:rFonts w:ascii="Times New Roman" w:eastAsia="Times New Roman" w:hAnsi="Times New Roman" w:cs="Times New Roman"/>
+          <w:sz w:val="24"/>
+          <w:szCs w:val="24"/>
+        </w:rPr>
+        <w:commentReference w:id="246"/>
+      </w:r>
+      <w:r>
+        <w:rPr>
+          <w:rFonts w:ascii="Times New Roman" w:eastAsia="Times New Roman" w:hAnsi="Times New Roman" w:cs="Times New Roman"/>
+          <w:sz w:val="24"/>
+          <w:szCs w:val="24"/>
+        </w:rPr>
+        <w:t xml:space="preserve">. This is likely due to the overall scarcity of data. </w:t>
+      </w:r>
+      <w:del w:id="247" w:author="Copyeditor" w:date="2026-08-06T00:00:00Z">
+        <w:r>
+          <w:rPr>
+            <w:rFonts w:ascii="Times New Roman" w:eastAsia="Times New Roman" w:hAnsi="Times New Roman" w:cs="Times New Roman"/>
+            <w:sz w:val="24"/>
+            <w:szCs w:val="24"/>
+          </w:rPr>
+          <w:delText>Gaps in data persist in particular in regions</w:delText>
         </w:r>
       </w:del>
-      <w:ins w:id="941" w:author="Copyeditor" w:date="2026-08-06T00:00:00Z">
-        <w:r>
-          <w:rPr>
-            <w:rFonts w:ascii="Times New Roman" w:eastAsia="Times New Roman" w:hAnsi="Times New Roman" w:cs="Times New Roman"/>
-            <w:sz w:val="24"/>
-            <w:szCs w:val="24"/>
-          </w:rPr>
-          <w:t xml:space="preserve">Data gaps persist particularly in regions</w:t>
+      <w:ins w:id="248" w:author="Copyeditor" w:date="2026-08-06T00:00:00Z">
+        <w:r>
+          <w:rPr>
+            <w:rFonts w:ascii="Times New Roman" w:eastAsia="Times New Roman" w:hAnsi="Times New Roman" w:cs="Times New Roman"/>
+            <w:sz w:val="24"/>
+            <w:szCs w:val="24"/>
+          </w:rPr>
+          <w:t>Data gaps persist particularly in regions</w:t>
         </w:r>
       </w:ins>
       <w:r>
@@ -3329,26 +5030,62 @@
           <w:sz w:val="24"/>
           <w:szCs w:val="24"/>
         </w:rPr>
-        <w:t xml:space="preserve"> where fragmented habitats and limited infrastructure impede data collection (Roy et al., 2017; Sobral-Souza et al., 2021), such as the Xingu-Tapajós and Cerrado in northwestern Brazil, the Savanna province (Los Llanos, Venezuela and Colombia), and the Southern Neotropics (Atacama, Cuyan, and Monte). Similarly, the ruggedness of some regions limits sampling, </w:t>
-      </w:r>
-      <w:del w:id="942" w:author="Copyeditor" w:date="2026-08-06T00:00:00Z">
-        <w:r>
-          <w:rPr>
-            <w:rFonts w:ascii="Times New Roman" w:eastAsia="Times New Roman" w:hAnsi="Times New Roman" w:cs="Times New Roman"/>
-            <w:sz w:val="24"/>
-            <w:szCs w:val="24"/>
-          </w:rPr>
-          <w:delText xml:space="preserve">as, for instance in the Madeira</w:delText>
+        <w:t xml:space="preserve"> </w:t>
+      </w:r>
+      <w:commentRangeStart w:id="249"/>
+      <w:r>
+        <w:rPr>
+          <w:rFonts w:ascii="Times New Roman" w:eastAsia="Times New Roman" w:hAnsi="Times New Roman" w:cs="Times New Roman"/>
+          <w:sz w:val="24"/>
+          <w:szCs w:val="24"/>
+        </w:rPr>
+        <w:t>where fragmented habitats and limited infrastructure impede data collection</w:t>
+      </w:r>
+      <w:commentRangeEnd w:id="249"/>
+      <w:r>
+        <w:rPr>
+          <w:rStyle w:val="CommentReference"/>
+          <w:rFonts w:ascii="Times New Roman" w:eastAsia="Times New Roman" w:hAnsi="Times New Roman" w:cs="Times New Roman"/>
+          <w:sz w:val="24"/>
+          <w:szCs w:val="24"/>
+        </w:rPr>
+        <w:commentReference w:id="249"/>
+      </w:r>
+      <w:r>
+        <w:rPr>
+          <w:rFonts w:ascii="Times New Roman" w:eastAsia="Times New Roman" w:hAnsi="Times New Roman" w:cs="Times New Roman"/>
+          <w:sz w:val="24"/>
+          <w:szCs w:val="24"/>
+        </w:rPr>
+        <w:t xml:space="preserve"> (Roy et al., 2017; Sobral-Souza et al., 2021), such </w:t>
+      </w:r>
+      <w:r>
+        <w:rPr>
+          <w:rFonts w:ascii="Times New Roman" w:eastAsia="Times New Roman" w:hAnsi="Times New Roman" w:cs="Times New Roman"/>
+          <w:sz w:val="24"/>
+          <w:szCs w:val="24"/>
+        </w:rPr>
+        <w:lastRenderedPageBreak/>
+        <w:t xml:space="preserve">as the Xingu-Tapajós and Cerrado in northwestern Brazil, the Savanna province (Los Llanos, Venezuela and Colombia), and the Southern Neotropics (Atacama, Cuyan, and Monte). Similarly, the ruggedness of some regions limits sampling, </w:t>
+      </w:r>
+      <w:del w:id="250" w:author="Copyeditor" w:date="2026-08-06T00:00:00Z">
+        <w:r>
+          <w:rPr>
+            <w:rFonts w:ascii="Times New Roman" w:eastAsia="Times New Roman" w:hAnsi="Times New Roman" w:cs="Times New Roman"/>
+            <w:sz w:val="24"/>
+            <w:szCs w:val="24"/>
+          </w:rPr>
+          <w:delText>as, for instance in the Madeira</w:delText>
         </w:r>
       </w:del>
-      <w:ins w:id="943" w:author="Copyeditor" w:date="2026-08-06T00:00:00Z">
-        <w:r>
-          <w:rPr>
-            <w:rFonts w:ascii="Times New Roman" w:eastAsia="Times New Roman" w:hAnsi="Times New Roman" w:cs="Times New Roman"/>
-            <w:sz w:val="24"/>
-            <w:szCs w:val="24"/>
-          </w:rPr>
-          <w:t xml:space="preserve">as in the Madeira</w:t>
+      <w:ins w:id="251" w:author="Copyeditor" w:date="2026-08-06T00:00:00Z">
+        <w:r>
+          <w:rPr>
+            <w:rFonts w:ascii="Times New Roman" w:eastAsia="Times New Roman" w:hAnsi="Times New Roman" w:cs="Times New Roman"/>
+            <w:sz w:val="24"/>
+            <w:szCs w:val="24"/>
+          </w:rPr>
+          <w:t>as in the Madeira</w:t>
         </w:r>
       </w:ins>
       <w:r>
@@ -3357,18 +5094,9 @@
           <w:sz w:val="24"/>
           <w:szCs w:val="24"/>
         </w:rPr>
-        <w:t xml:space="preserve">, Xingu, and Tapajós basins within Amazonia, which have been pointed out as difficult for data collection before (Oliveira et al., 2016; Quaresma et al., 2022; Stropp et al., 2016). This area, part of Brazil's "Arc of Deforestation," has </w:t>
-      </w:r>
-      <w:r>
-        <w:rPr>
-          <w:rFonts w:ascii="Times New Roman" w:eastAsia="Times New Roman" w:hAnsi="Times New Roman" w:cs="Times New Roman"/>
-          <w:sz w:val="24"/>
-          <w:szCs w:val="24"/>
-        </w:rPr>
-        <w:lastRenderedPageBreak/>
-        <w:t xml:space="preserve">experienced extensive deforestation, rendering prior records obsolete and exacerbating knowledge gaps (Escribano et al., 2016). In addition, the impact of deforestation has discouraged further botanical expeditions (Stropp et al., 2020) and contributed to the loss of species. Similarly, regions such as the Cerrado, Caatinga, and Imeri exhibit </w:t>
-      </w:r>
-      <w:del w:id="109" w:author="Maria Carmona-Higuita" w:date="2026-08-05T00:00:00Z">
+        <w:t xml:space="preserve">, Xingu, and Tapajós basins within Amazonia, which have been pointed out as difficult for data collection before (Oliveira et al., 2016; Quaresma et al., 2022; Stropp et al., 2016). This area, part of Brazil's "Arc of Deforestation," has experienced extensive deforestation, rendering prior records obsolete and exacerbating knowledge gaps (Escribano et al., 2016). In addition, the impact of deforestation has discouraged further botanical expeditions (Stropp et al., 2020) and contributed to the loss of species. Similarly, regions such as the Cerrado, Caatinga, and Imeri exhibit </w:t>
+      </w:r>
+      <w:del w:id="252" w:author="Maria Carmona-Higuita" w:date="2026-08-05T00:00:00Z">
         <w:r>
           <w:rPr>
             <w:rFonts w:ascii="Times New Roman" w:eastAsia="Times New Roman" w:hAnsi="Times New Roman" w:cs="Times New Roman"/>
@@ -3378,7 +5106,7 @@
           <w:delText>both taxonomic and geographic gaps in data</w:delText>
         </w:r>
       </w:del>
-      <w:ins w:id="110" w:author="Maria Carmona-Higuita" w:date="2026-08-05T00:00:00Z">
+      <w:ins w:id="253" w:author="Maria Carmona-Higuita" w:date="2026-08-05T00:00:00Z">
         <w:r>
           <w:rPr>
             <w:rFonts w:ascii="Times New Roman" w:eastAsia="Times New Roman" w:hAnsi="Times New Roman" w:cs="Times New Roman"/>
@@ -3394,7 +5122,34 @@
           <w:sz w:val="24"/>
           <w:szCs w:val="24"/>
         </w:rPr>
-        <w:t>, underscoring the logistical challenges and uneven resource allocation that have been documented in previous studies on other plant groups (Hopkins, 2019). This lack of comprehensive data not only affects biodiversity modelling but also undermines conservation efforts, as regions with high potential richness but low documentation are less likely to be prioritized for protection (Feeley, 2015).</w:t>
+        <w:t xml:space="preserve">, underscoring the logistical challenges and uneven resource allocation that have been documented in previous studies on other plant groups (Hopkins, 2019). This lack of comprehensive data not only affects biodiversity modelling but also undermines conservation efforts, as regions with high potential richness but low documentation are less likely to be prioritized for protection (Feeley, </w:t>
+      </w:r>
+      <w:commentRangeStart w:id="254"/>
+      <w:r>
+        <w:rPr>
+          <w:rFonts w:ascii="Times New Roman" w:eastAsia="Times New Roman" w:hAnsi="Times New Roman" w:cs="Times New Roman"/>
+          <w:sz w:val="24"/>
+          <w:szCs w:val="24"/>
+        </w:rPr>
+        <w:t>2015</w:t>
+      </w:r>
+      <w:commentRangeEnd w:id="254"/>
+      <w:r>
+        <w:rPr>
+          <w:rStyle w:val="CommentReference"/>
+          <w:rFonts w:ascii="Times New Roman" w:eastAsia="Times New Roman" w:hAnsi="Times New Roman" w:cs="Times New Roman"/>
+          <w:sz w:val="24"/>
+          <w:szCs w:val="24"/>
+        </w:rPr>
+        <w:commentReference w:id="254"/>
+      </w:r>
+      <w:r>
+        <w:rPr>
+          <w:rFonts w:ascii="Times New Roman" w:eastAsia="Times New Roman" w:hAnsi="Times New Roman" w:cs="Times New Roman"/>
+          <w:sz w:val="24"/>
+          <w:szCs w:val="24"/>
+        </w:rPr>
+        <w:t>).</w:t>
       </w:r>
     </w:p>
     <w:p>
@@ -3407,15 +5162,34 @@
           <w:szCs w:val="24"/>
         </w:rPr>
       </w:pPr>
-      <w:r>
-        <w:rPr>
-          <w:rFonts w:ascii="Times New Roman" w:eastAsia="Times New Roman" w:hAnsi="Times New Roman" w:cs="Times New Roman"/>
-          <w:sz w:val="24"/>
-          <w:szCs w:val="24"/>
-        </w:rPr>
-        <w:t xml:space="preserve">In terms of sampling quality among the studied epiphyte families, Araceae and Bromeliaceae had the highest </w:t>
-      </w:r>
-      <w:del w:id="111" w:author="Maria Carmona-Higuita" w:date="2026-08-05T00:00:00Z">
+      <w:commentRangeStart w:id="255"/>
+      <w:r>
+        <w:rPr>
+          <w:rFonts w:ascii="Times New Roman" w:eastAsia="Times New Roman" w:hAnsi="Times New Roman" w:cs="Times New Roman"/>
+          <w:sz w:val="24"/>
+          <w:szCs w:val="24"/>
+        </w:rPr>
+        <w:t>In terms of sampling quality among the studied epiphyte families, Araceae and Bromeliaceae</w:t>
+      </w:r>
+      <w:commentRangeEnd w:id="255"/>
+      <w:r>
+        <w:rPr>
+          <w:rStyle w:val="CommentReference"/>
+          <w:rFonts w:ascii="Times New Roman" w:eastAsia="Times New Roman" w:hAnsi="Times New Roman" w:cs="Times New Roman"/>
+          <w:sz w:val="24"/>
+          <w:szCs w:val="24"/>
+        </w:rPr>
+        <w:commentReference w:id="255"/>
+      </w:r>
+      <w:r>
+        <w:rPr>
+          <w:rFonts w:ascii="Times New Roman" w:eastAsia="Times New Roman" w:hAnsi="Times New Roman" w:cs="Times New Roman"/>
+          <w:sz w:val="24"/>
+          <w:szCs w:val="24"/>
+        </w:rPr>
+        <w:t xml:space="preserve"> had the highest </w:t>
+      </w:r>
+      <w:del w:id="256" w:author="Maria Carmona-Higuita" w:date="2026-08-05T00:00:00Z">
         <w:r>
           <w:rPr>
             <w:rFonts w:ascii="Times New Roman" w:eastAsia="Times New Roman" w:hAnsi="Times New Roman" w:cs="Times New Roman"/>
@@ -3425,7 +5199,7 @@
           <w:delText>taxonomic shortfall</w:delText>
         </w:r>
       </w:del>
-      <w:ins w:id="112" w:author="Maria Carmona-Higuita" w:date="2026-08-05T00:00:00Z">
+      <w:ins w:id="257" w:author="Maria Carmona-Higuita" w:date="2026-08-05T00:00:00Z">
         <w:r>
           <w:rPr>
             <w:rFonts w:ascii="Times New Roman" w:eastAsia="Times New Roman" w:hAnsi="Times New Roman" w:cs="Times New Roman"/>
@@ -3441,9 +5215,36 @@
           <w:sz w:val="24"/>
           <w:szCs w:val="24"/>
         </w:rPr>
-        <w:t xml:space="preserve"> and Orchidaceae had the highest proportion of poorly-sampled grid cells for the </w:t>
-      </w:r>
-      <w:del w:id="113" w:author="Maria Carmona-Higuita" w:date="2026-08-05T00:00:00Z">
+        <w:t xml:space="preserve"> and Orchidaceae had the highest </w:t>
+      </w:r>
+      <w:commentRangeStart w:id="258"/>
+      <w:r>
+        <w:rPr>
+          <w:rFonts w:ascii="Times New Roman" w:eastAsia="Times New Roman" w:hAnsi="Times New Roman" w:cs="Times New Roman"/>
+          <w:sz w:val="24"/>
+          <w:szCs w:val="24"/>
+        </w:rPr>
+        <w:t xml:space="preserve">proportion of poorly-sampled grid cells </w:t>
+      </w:r>
+      <w:commentRangeEnd w:id="258"/>
+      <w:r>
+        <w:rPr>
+          <w:rStyle w:val="CommentReference"/>
+          <w:rFonts w:ascii="Times New Roman" w:eastAsia="Times New Roman" w:hAnsi="Times New Roman" w:cs="Times New Roman"/>
+          <w:sz w:val="24"/>
+          <w:szCs w:val="24"/>
+        </w:rPr>
+        <w:commentReference w:id="258"/>
+      </w:r>
+      <w:r>
+        <w:rPr>
+          <w:rFonts w:ascii="Times New Roman" w:eastAsia="Times New Roman" w:hAnsi="Times New Roman" w:cs="Times New Roman"/>
+          <w:sz w:val="24"/>
+          <w:szCs w:val="24"/>
+        </w:rPr>
+        <w:t xml:space="preserve">for the </w:t>
+      </w:r>
+      <w:del w:id="259" w:author="Maria Carmona-Higuita" w:date="2026-08-05T00:00:00Z">
         <w:r>
           <w:rPr>
             <w:rFonts w:ascii="Times New Roman" w:eastAsia="Times New Roman" w:hAnsi="Times New Roman" w:cs="Times New Roman"/>
@@ -3453,7 +5254,7 @@
           <w:delText>geographic shortfall</w:delText>
         </w:r>
       </w:del>
-      <w:ins w:id="114" w:author="Maria Carmona-Higuita" w:date="2026-08-05T00:00:00Z">
+      <w:ins w:id="260" w:author="Maria Carmona-Higuita" w:date="2026-08-05T00:00:00Z">
         <w:r>
           <w:rPr>
             <w:rFonts w:ascii="Times New Roman" w:eastAsia="Times New Roman" w:hAnsi="Times New Roman" w:cs="Times New Roman"/>
@@ -3469,72 +5270,257 @@
           <w:sz w:val="24"/>
           <w:szCs w:val="24"/>
         </w:rPr>
-        <w:t xml:space="preserve">
-          , indicating a marked difference in how well these families are represented across the studied grid cells. 
-          <w:ins w:id="206" w:author="Maria Carmona-Higuita" w:date="2026-08-06T00:00:00Z">
-            <w:r>
-              <w:rPr>
-                <w:rFonts w:ascii="Times New Roman" w:eastAsia="Times New Roman" w:hAnsi="Times New Roman" w:cs="Times New Roman"/>
-                <w:sz w:val="24"/>
-                <w:szCs w:val="24"/>
-              </w:rPr>
-              <w:t xml:space="preserve">The pronounced shortfall in Orchidaceae may reflect the high proportion of rare, narrow-ranged species within this family (Svahnström et al., 2025; Vitt et al., 2023): with the greatest epiphytic species richness globally, Orchidaceae also harbours many species of restricted range and low local abundance, making them systematically harder to detect at the grid-cell scale. </w:t>
-            </w:r>
-          </w:ins>
-          <w:del w:id="964" w:author="Copyeditor" w:date="2026-08-06T00:00:00Z">
-            <w:r>
-              <w:rPr>
-                <w:rFonts w:ascii="Times New Roman" w:eastAsia="Times New Roman" w:hAnsi="Times New Roman" w:cs="Times New Roman"/>
-                <w:sz w:val="24"/>
-                <w:szCs w:val="24"/>
-              </w:rPr>
-              <w:delText xml:space="preserve">This suggests that less represented families appear to be well sampled on average, but the overall taxonomic information available for Orchidaceae is broader, which could be advantageous for understanding its distribution and diversity across a larger spatial extent.</w:delText>
-            </w:r>
-          </w:del>
-          <w:ins w:id="965" w:author="Copyeditor" w:date="2026-08-06T00:00:00Z">
-            <w:r>
-              <w:rPr>
-                <w:rFonts w:ascii="Times New Roman" w:eastAsia="Times New Roman" w:hAnsi="Times New Roman" w:cs="Times New Roman"/>
-                <w:sz w:val="24"/>
-                <w:szCs w:val="24"/>
-              </w:rPr>
-              <w:t xml:space="preserve">The apparent paradox — that Orchidaceae, the best-documented epiphyte family, shows the lowest completeness — reflects its extraordinary species richness: despite having more occurrence records in absolute terms, the gap between recorded and predicted species remains largest in Orchidaceae.</w:t>
-            </w:r>
-          </w:ins>
-           The amount of information is particularly high in the charismatic and better represented families such as Orchidaceae and Bromeliaceae, largely due to focused collections (Garcillán &amp; Ezcurra, 2011; ter Steege et al., 2016) and the higher rate of description of new species (Cheek et al., 2020; Luján et al., 2023), nevertheless it frequently has a complex taxonomy (e.g., new name combinations; Schellenberger Costa et al., 2023). Although some epiphyte species grow to large sizes, many are very small and go unnoticed in un-directed 
-        </w:t>
-      </w:r>
-      <w:r>
-        <w:rPr>
-          <w:rFonts w:ascii="Times New Roman" w:eastAsia="Times New Roman" w:hAnsi="Times New Roman" w:cs="Times New Roman"/>
-          <w:sz w:val="24"/>
-          <w:szCs w:val="24"/>
-        </w:rPr>
-        <w:lastRenderedPageBreak/>
-        <w:t xml:space="preserve">
-          sampling campaigns (Zotz, 2016). This pattern is especially pronounced in the Neotropics, where high species richness and complex taxonomy contribute to prolonged time lags in species description. For instance, the central Andes (southern Ecuador, Peru, western Bolivia, and northern and central Argentina and Chile) exhibit the longest time lags, while Chocó (western Colombia) has the shortest (Luján et al., 2023). In comparison with other life forms, trees for example also experience taxonomic shortfalls, nevertheless, these are particularly pronounced in epiphytes (Araujo et al., 2022; Araujo &amp; Ramos, 2021) due to the prevalence of cryptic species, high phenotypic plasticity, and reliance on specialists for accurate identification (
-          <w:del w:id="952" w:author="Copyeditor" w:date="2026-08-06T00:00:00Z">
-            <w:r>
-              <w:rPr>
-                <w:rFonts w:ascii="Times New Roman" w:eastAsia="Times New Roman" w:hAnsi="Times New Roman" w:cs="Times New Roman"/>
-                <w:sz w:val="24"/>
-                <w:szCs w:val="24"/>
-              </w:rPr>
-              <w:delText xml:space="preserve">Lees et al., 2020; Leite et al., 2013; Marin et al., 2008; Zotz, 2016</w:delText>
-            </w:r>
-          </w:del>
-          <w:ins w:id="953" w:author="Copyeditor" w:date="2026-08-06T00:00:00Z">
-            <w:r>
-              <w:rPr>
-                <w:rFonts w:ascii="Times New Roman" w:eastAsia="Times New Roman" w:hAnsi="Times New Roman" w:cs="Times New Roman"/>
-                <w:sz w:val="24"/>
-                <w:szCs w:val="24"/>
-              </w:rPr>
-              <w:t xml:space="preserve">Marin et al., 2008; Mendieta-Leiva &amp; Zotz, 2015; Zotz, 2016</w:t>
-            </w:r>
-          </w:ins>
-          ). While trees and shrubs also suffer taxonomic uncertainties, especially in diverse families like Lauraceae and Myrtaceae (Meyer et al., 2016), epiphytes—particularly Orchidaceae—experience some of the highest rates of misidentifications and synonymization due to their intricate floral morphology and complex reproductive strategies (Freudenstein &amp; Chase, 2015). 
-        </w:t>
+        <w:t xml:space="preserve">, indicating a marked difference in how well these families are represented across the studied grid cells. </w:t>
+      </w:r>
+      <w:ins w:id="261" w:author="Maria Carmona-Higuita" w:date="2026-08-06T00:00:00Z">
+        <w:r>
+          <w:rPr>
+            <w:rFonts w:ascii="Times New Roman" w:eastAsia="Times New Roman" w:hAnsi="Times New Roman" w:cs="Times New Roman"/>
+            <w:sz w:val="24"/>
+            <w:szCs w:val="24"/>
+          </w:rPr>
+          <w:t xml:space="preserve">The pronounced shortfall in Orchidaceae may reflect the high proportion of rare, narrow-ranged species within this family (Svahnström et al., 2025; Vitt et al., 2023): with the greatest epiphytic species richness globally, Orchidaceae </w:t>
+        </w:r>
+        <w:r>
+          <w:rPr>
+            <w:rFonts w:ascii="Times New Roman" w:eastAsia="Times New Roman" w:hAnsi="Times New Roman" w:cs="Times New Roman"/>
+            <w:sz w:val="24"/>
+            <w:szCs w:val="24"/>
+          </w:rPr>
+          <w:lastRenderedPageBreak/>
+          <w:t>also harbours many species of restricted range and low local abundance, making them systematically harder to detect at the grid-cell scale</w:t>
+        </w:r>
+        <w:commentRangeStart w:id="262"/>
+        <w:r>
+          <w:rPr>
+            <w:rFonts w:ascii="Times New Roman" w:eastAsia="Times New Roman" w:hAnsi="Times New Roman" w:cs="Times New Roman"/>
+            <w:sz w:val="24"/>
+            <w:szCs w:val="24"/>
+          </w:rPr>
+          <w:t xml:space="preserve">. </w:t>
+        </w:r>
+      </w:ins>
+      <w:del w:id="263" w:author="Copyeditor" w:date="2026-08-06T00:00:00Z">
+        <w:r>
+          <w:rPr>
+            <w:rFonts w:ascii="Times New Roman" w:eastAsia="Times New Roman" w:hAnsi="Times New Roman" w:cs="Times New Roman"/>
+            <w:sz w:val="24"/>
+            <w:szCs w:val="24"/>
+          </w:rPr>
+          <w:delText>This suggests that less represented families appear to be well sampled on average</w:delText>
+        </w:r>
+      </w:del>
+      <w:commentRangeEnd w:id="262"/>
+      <w:r>
+        <w:rPr>
+          <w:rStyle w:val="CommentReference"/>
+          <w:rFonts w:ascii="Times New Roman" w:eastAsia="Times New Roman" w:hAnsi="Times New Roman" w:cs="Times New Roman"/>
+          <w:sz w:val="24"/>
+          <w:szCs w:val="24"/>
+        </w:rPr>
+        <w:commentReference w:id="262"/>
+      </w:r>
+      <w:del w:id="264" w:author="Copyeditor" w:date="2026-08-06T00:00:00Z">
+        <w:r>
+          <w:rPr>
+            <w:rFonts w:ascii="Times New Roman" w:eastAsia="Times New Roman" w:hAnsi="Times New Roman" w:cs="Times New Roman"/>
+            <w:sz w:val="24"/>
+            <w:szCs w:val="24"/>
+          </w:rPr>
+          <w:delText xml:space="preserve">, but the overall taxonomic information available for Orchidaceae is broader, which could be advantageous for understanding its distribution and diversity across a larger spatial </w:delText>
+        </w:r>
+        <w:commentRangeStart w:id="265"/>
+        <w:r>
+          <w:rPr>
+            <w:rFonts w:ascii="Times New Roman" w:eastAsia="Times New Roman" w:hAnsi="Times New Roman" w:cs="Times New Roman"/>
+            <w:sz w:val="24"/>
+            <w:szCs w:val="24"/>
+          </w:rPr>
+          <w:delText>extent</w:delText>
+        </w:r>
+      </w:del>
+      <w:commentRangeEnd w:id="265"/>
+      <w:r>
+        <w:rPr>
+          <w:rStyle w:val="CommentReference"/>
+          <w:rFonts w:ascii="Times New Roman" w:eastAsia="Times New Roman" w:hAnsi="Times New Roman" w:cs="Times New Roman"/>
+          <w:sz w:val="24"/>
+          <w:szCs w:val="24"/>
+        </w:rPr>
+        <w:commentReference w:id="265"/>
+      </w:r>
+      <w:del w:id="266" w:author="Copyeditor" w:date="2026-08-06T00:00:00Z">
+        <w:r>
+          <w:rPr>
+            <w:rFonts w:ascii="Times New Roman" w:eastAsia="Times New Roman" w:hAnsi="Times New Roman" w:cs="Times New Roman"/>
+            <w:sz w:val="24"/>
+            <w:szCs w:val="24"/>
+          </w:rPr>
+          <w:delText>.</w:delText>
+        </w:r>
+      </w:del>
+      <w:ins w:id="267" w:author="Copyeditor" w:date="2026-08-06T00:00:00Z">
+        <w:r>
+          <w:rPr>
+            <w:rFonts w:ascii="Times New Roman" w:eastAsia="Times New Roman" w:hAnsi="Times New Roman" w:cs="Times New Roman"/>
+            <w:sz w:val="24"/>
+            <w:szCs w:val="24"/>
+          </w:rPr>
+          <w:t>The apparent paradox — that Orchidaceae, the best-documented epiphyte family, shows the lowest completeness — reflects its extraordinary species richness: despite having more occurrence records in absolute terms, the gap between recorded and predicted species remains largest in Orchidaceae.</w:t>
+        </w:r>
+      </w:ins>
+      <w:r>
+        <w:rPr>
+          <w:rFonts w:ascii="Times New Roman" w:eastAsia="Times New Roman" w:hAnsi="Times New Roman" w:cs="Times New Roman"/>
+          <w:sz w:val="24"/>
+          <w:szCs w:val="24"/>
+        </w:rPr>
+        <w:t xml:space="preserve"> The amount of information is particularly high in the charismatic and better represented families such as Orchidaceae and Bromeliaceae, largely due to focused collections (Garcillán &amp; Ezcurra, 2011; ter Steege et al., 2016) and the higher rate of description of new species (Cheek et al., 2020; Luján et al., 2023), nevertheless it frequently has a </w:t>
+      </w:r>
+      <w:commentRangeStart w:id="268"/>
+      <w:r>
+        <w:rPr>
+          <w:rFonts w:ascii="Times New Roman" w:eastAsia="Times New Roman" w:hAnsi="Times New Roman" w:cs="Times New Roman"/>
+          <w:sz w:val="24"/>
+          <w:szCs w:val="24"/>
+        </w:rPr>
+        <w:t xml:space="preserve">complex taxonomy </w:t>
+      </w:r>
+      <w:commentRangeEnd w:id="268"/>
+      <w:r>
+        <w:rPr>
+          <w:rStyle w:val="CommentReference"/>
+          <w:rFonts w:ascii="Times New Roman" w:eastAsia="Times New Roman" w:hAnsi="Times New Roman" w:cs="Times New Roman"/>
+          <w:sz w:val="24"/>
+          <w:szCs w:val="24"/>
+        </w:rPr>
+        <w:commentReference w:id="268"/>
+      </w:r>
+      <w:r>
+        <w:rPr>
+          <w:rFonts w:ascii="Times New Roman" w:eastAsia="Times New Roman" w:hAnsi="Times New Roman" w:cs="Times New Roman"/>
+          <w:sz w:val="24"/>
+          <w:szCs w:val="24"/>
+        </w:rPr>
+        <w:t xml:space="preserve">(e.g., new name combinations; Schellenberger Costa et al., 2023). </w:t>
+      </w:r>
+      <w:commentRangeStart w:id="269"/>
+      <w:r>
+        <w:rPr>
+          <w:rFonts w:ascii="Times New Roman" w:eastAsia="Times New Roman" w:hAnsi="Times New Roman" w:cs="Times New Roman"/>
+          <w:sz w:val="24"/>
+          <w:szCs w:val="24"/>
+        </w:rPr>
+        <w:t xml:space="preserve">Although some epiphyte species grow to large sizes, many are very small and go unnoticed in un-directed sampling campaigns </w:t>
+      </w:r>
+      <w:commentRangeEnd w:id="269"/>
+      <w:r>
+        <w:rPr>
+          <w:rStyle w:val="CommentReference"/>
+          <w:rFonts w:ascii="Times New Roman" w:eastAsia="Times New Roman" w:hAnsi="Times New Roman" w:cs="Times New Roman"/>
+          <w:sz w:val="24"/>
+          <w:szCs w:val="24"/>
+        </w:rPr>
+        <w:commentReference w:id="269"/>
+      </w:r>
+      <w:r>
+        <w:rPr>
+          <w:rFonts w:ascii="Times New Roman" w:eastAsia="Times New Roman" w:hAnsi="Times New Roman" w:cs="Times New Roman"/>
+          <w:sz w:val="24"/>
+          <w:szCs w:val="24"/>
+        </w:rPr>
+        <w:t xml:space="preserve">(Zotz, 2016). </w:t>
+      </w:r>
+      <w:commentRangeStart w:id="270"/>
+      <w:r>
+        <w:rPr>
+          <w:rFonts w:ascii="Times New Roman" w:eastAsia="Times New Roman" w:hAnsi="Times New Roman" w:cs="Times New Roman"/>
+          <w:sz w:val="24"/>
+          <w:szCs w:val="24"/>
+        </w:rPr>
+        <w:t>This pattern is especially pronounced in the Neotropics, where high species richness and complex taxonomy contribute to prolonged time lags in species descriptio</w:t>
+      </w:r>
+      <w:commentRangeEnd w:id="270"/>
+      <w:r>
+        <w:rPr>
+          <w:rStyle w:val="CommentReference"/>
+          <w:rFonts w:ascii="Times New Roman" w:eastAsia="Times New Roman" w:hAnsi="Times New Roman" w:cs="Times New Roman"/>
+          <w:sz w:val="24"/>
+          <w:szCs w:val="24"/>
+        </w:rPr>
+        <w:commentReference w:id="270"/>
+      </w:r>
+      <w:r>
+        <w:rPr>
+          <w:rFonts w:ascii="Times New Roman" w:eastAsia="Times New Roman" w:hAnsi="Times New Roman" w:cs="Times New Roman"/>
+          <w:sz w:val="24"/>
+          <w:szCs w:val="24"/>
+        </w:rPr>
+        <w:t>n. For instance, the central Andes (southern Ecuador, Peru, western Bolivia, and northern and central Argentina and Chile) exhibit the longest time lags, while Chocó (western Colombia) has the shortest (Luján et al., 2023). In comparison with other life forms, trees for example also experience taxonomic shortfalls, nevertheless, these are particularly pronounced in epiphytes (Araujo et al., 2022; Araujo &amp; Ramos, 2021) due to the prevalence of cryptic species, high phenotypic plasticity, and reliance on specialists for accurate identification (</w:t>
+      </w:r>
+      <w:del w:id="271" w:author="Copyeditor" w:date="2026-08-06T00:00:00Z">
+        <w:r>
+          <w:rPr>
+            <w:rFonts w:ascii="Times New Roman" w:eastAsia="Times New Roman" w:hAnsi="Times New Roman" w:cs="Times New Roman"/>
+            <w:sz w:val="24"/>
+            <w:szCs w:val="24"/>
+          </w:rPr>
+          <w:delText>Lees et al., 2020; Leite et al., 2013; Marin et al., 2008; Zotz, 2016</w:delText>
+        </w:r>
+      </w:del>
+      <w:ins w:id="272" w:author="Copyeditor" w:date="2026-08-06T00:00:00Z">
+        <w:r>
+          <w:rPr>
+            <w:rFonts w:ascii="Times New Roman" w:eastAsia="Times New Roman" w:hAnsi="Times New Roman" w:cs="Times New Roman"/>
+            <w:sz w:val="24"/>
+            <w:szCs w:val="24"/>
+          </w:rPr>
+          <w:t>Marin et al., 2008; Mendieta-</w:t>
+        </w:r>
+        <w:r>
+          <w:rPr>
+            <w:rFonts w:ascii="Times New Roman" w:eastAsia="Times New Roman" w:hAnsi="Times New Roman" w:cs="Times New Roman"/>
+            <w:sz w:val="24"/>
+            <w:szCs w:val="24"/>
+          </w:rPr>
+          <w:lastRenderedPageBreak/>
+          <w:t>Leiva &amp; Zotz, 2015; Zotz, 2016</w:t>
+        </w:r>
+      </w:ins>
+      <w:r>
+        <w:rPr>
+          <w:rFonts w:ascii="Times New Roman" w:eastAsia="Times New Roman" w:hAnsi="Times New Roman" w:cs="Times New Roman"/>
+          <w:sz w:val="24"/>
+          <w:szCs w:val="24"/>
+        </w:rPr>
+        <w:t xml:space="preserve">). While trees and shrubs also suffer taxonomic uncertainties, especially in diverse families like Lauraceae and Myrtaceae (Meyer et al., 2016), epiphytes—particularly Orchidaceae—experience some of the highest rates of misidentifications and synonymization due to their intricate floral morphology and complex reproductive strategies (Freudenstein &amp; Chase, </w:t>
+      </w:r>
+      <w:commentRangeStart w:id="273"/>
+      <w:r>
+        <w:rPr>
+          <w:rFonts w:ascii="Times New Roman" w:eastAsia="Times New Roman" w:hAnsi="Times New Roman" w:cs="Times New Roman"/>
+          <w:sz w:val="24"/>
+          <w:szCs w:val="24"/>
+        </w:rPr>
+        <w:t>2015</w:t>
+      </w:r>
+      <w:commentRangeEnd w:id="273"/>
+      <w:r>
+        <w:rPr>
+          <w:rStyle w:val="CommentReference"/>
+          <w:rFonts w:ascii="Times New Roman" w:eastAsia="Times New Roman" w:hAnsi="Times New Roman" w:cs="Times New Roman"/>
+          <w:sz w:val="24"/>
+          <w:szCs w:val="24"/>
+        </w:rPr>
+        <w:commentReference w:id="273"/>
+      </w:r>
+      <w:r>
+        <w:rPr>
+          <w:rFonts w:ascii="Times New Roman" w:eastAsia="Times New Roman" w:hAnsi="Times New Roman" w:cs="Times New Roman"/>
+          <w:sz w:val="24"/>
+          <w:szCs w:val="24"/>
+        </w:rPr>
+        <w:t xml:space="preserve">). </w:t>
       </w:r>
     </w:p>
     <w:p>
@@ -3547,14 +5533,14 @@
           <w:szCs w:val="24"/>
         </w:rPr>
       </w:pPr>
-      <w:ins w:id="115" w:author="Maria Carmona-Higuita" w:date="2026-08-05T00:00:00Z">
-        <w:r>
-          <w:rPr>
-            <w:rFonts w:ascii="Times New Roman" w:eastAsia="Times New Roman" w:hAnsi="Times New Roman" w:cs="Times New Roman"/>
-            <w:sz w:val="24"/>
-            <w:szCs w:val="24"/>
-          </w:rPr>
-          <w:t>To contextualise the magnitude of epiphyte data deficits, our results can be compared with recent assessments of tree inventory completeness, which represent a better-sampled plant growth form. Chanachai et al. (2024) assessed global tree species inventory completeness using the Chao1 estimator (C = observed/estimated species richness) for 100 × 100 km sampling units, finding that globally only 18% of sampling units are well-surveyed (C ≥ 0.80), with the lowest completeness concentrated in South America, central Africa and Southeast Asia, and the highest number of unrecorded tree species estimated for tropical South America. Despite methodological differences in spatial resolution and estimators that preclude direct quantitative comparison, the pattern is consistent with our findings: the Neotropics represent one of the most severely under-</w:t>
+      <w:ins w:id="274" w:author="Maria Carmona-Higuita" w:date="2026-08-05T00:00:00Z">
+        <w:r>
+          <w:rPr>
+            <w:rFonts w:ascii="Times New Roman" w:eastAsia="Times New Roman" w:hAnsi="Times New Roman" w:cs="Times New Roman"/>
+            <w:sz w:val="24"/>
+            <w:szCs w:val="24"/>
+          </w:rPr>
+          <w:t xml:space="preserve">To contextualise the magnitude of epiphyte data deficits, our results can be compared with recent assessments of tree inventory completeness, which represent a better-sampled plant growth form. Chanachai et al. (2024) assessed global tree species inventory completeness using the Chao1 estimator (C = observed/estimated species richness) for 100 × 100 km sampling units, finding that globally only 18% of sampling units are well-surveyed (C ≥ 0.80), with the lowest completeness concentrated in South America, central Africa and Southeast Asia, and the highest number of unrecorded tree species estimated for tropical South America. Despite methodological differences in spatial resolution and estimators that preclude direct quantitative comparison, the pattern is consistent with our findings: the Neotropics represent one of the most severely under-documented regions globally even for trees, and our results indicate that vascular epiphytes face even greater data deficits — with only 1.1% of 30 arc-minute cells well-sampled using the slope-based proxy, compared to 18% of 100 km cells for trees globally. This gap is consistent with the known under-representation of epiphytes in botanical collections: epiphytic plants are systematically less collected than trees because they require specialised techniques, are absent from standard vegetation plots, and remain taxonomically challenging across most families (Gentry &amp; Dodson, 1987; Mendieta-Leiva et al., 2020; Ramos et al., 2019, 2024). These converging lines of evidence underscore the urgency of targeted epiphyte surveys across tropical </w:t>
         </w:r>
         <w:r>
           <w:rPr>
@@ -3563,10 +5549,10 @@
             <w:szCs w:val="24"/>
           </w:rPr>
           <w:lastRenderedPageBreak/>
-          <w:t>documented regions globally even for trees, and our results indicate that vascular epiphytes face even greater data deficits — with only 1.1% of 30 arc-minute cells well-sampled using the slope-based proxy, compared to 18% of 100 km cells for trees globally. This gap is consistent with the known under-representation of epiphytes in botanical collections: epiphytic plants are systematically less collected than trees because they require specialised techniques, are absent from standard vegetation plots, and remain taxonomically challenging across most families (Gentry &amp; Dodson, 1987; Mendieta-Leiva et al., 2020; Ramos et al., 2019, 2024). These converging lines of evidence underscore the urgency of targeted epiphyte surveys across tropical South America, where high species diversity, low sampling completeness, and accelerating habitat loss create conditions of both high discovery potential and diminishing sampling opportunity (Chanachai et al., 2024).</w:t>
+          <w:t>South America, where high species diversity, low sampling completeness, and accelerating habitat loss create conditions of both high discovery potential and diminishing sampling opportunity (Chanachai et al., 2024).</w:t>
         </w:r>
       </w:ins>
-      <w:ins w:id="207" w:author="Maria Carmona-Higuita" w:date="2026-08-06T00:00:00Z">
+      <w:ins w:id="275" w:author="Maria Carmona-Higuita" w:date="2026-08-06T00:00:00Z">
         <w:r>
           <w:rPr>
             <w:rFonts w:ascii="Times New Roman" w:eastAsia="Times New Roman" w:hAnsi="Times New Roman" w:cs="Times New Roman"/>
@@ -3595,23 +5581,44 @@
         </w:rPr>
         <w:t xml:space="preserve">Furthermore, </w:t>
       </w:r>
-      <w:del w:id="116" w:author="Maria Carmona-Higuita" w:date="2026-08-06T00:00:00Z">
+      <w:commentRangeStart w:id="276"/>
+      <w:del w:id="277" w:author="Maria Carmona-Higuita" w:date="2026-08-06T00:00:00Z">
         <w:r>
           <w:rPr>
             <w:rFonts w:ascii="Times New Roman" w:hAnsi="Times New Roman" w:cs="Times New Roman"/>
             <w:sz w:val="24"/>
             <w:szCs w:val="24"/>
           </w:rPr>
-          <w:delText>epiphytes are disproportionately underrepresented in large repositories, as many collections prioritize more accessible growth forms (Gentry &amp; Dodson, 1987; Prance et al., 2000).</w:delText>
+          <w:delText xml:space="preserve">epiphytes are disproportionately underrepresented in large repositories, as many collections prioritize more accessible growth forms </w:delText>
         </w:r>
       </w:del>
-      <w:ins w:id="117" w:author="Maria Carmona-Higuita" w:date="2026-08-06T00:00:00Z">
+      <w:commentRangeEnd w:id="276"/>
+      <w:r>
+        <w:rPr>
+          <w:rStyle w:val="CommentReference"/>
+          <w:rFonts w:ascii="Times New Roman" w:hAnsi="Times New Roman" w:cs="Times New Roman"/>
+          <w:sz w:val="24"/>
+          <w:szCs w:val="24"/>
+        </w:rPr>
+        <w:commentReference w:id="276"/>
+      </w:r>
+      <w:del w:id="278" w:author="Maria Carmona-Higuita" w:date="2026-08-06T00:00:00Z">
         <w:r>
           <w:rPr>
             <w:rFonts w:ascii="Times New Roman" w:hAnsi="Times New Roman" w:cs="Times New Roman"/>
             <w:sz w:val="24"/>
             <w:szCs w:val="24"/>
           </w:rPr>
+          <w:delText>(Gentry &amp; Dodson, 1987; Prance et al., 2000).</w:delText>
+        </w:r>
+      </w:del>
+      <w:ins w:id="279" w:author="Maria Carmona-Higuita" w:date="2026-08-06T00:00:00Z">
+        <w:r>
+          <w:rPr>
+            <w:rFonts w:ascii="Times New Roman" w:hAnsi="Times New Roman" w:cs="Times New Roman"/>
+            <w:sz w:val="24"/>
+            <w:szCs w:val="24"/>
+          </w:rPr>
           <w:t>tropical plant inventories remain far from complete (Prance et al., 2000), and epiphytes are among the most species-rich yet logistically challenging growth forms to collect, contributing to their underrepresentation in botanical databases (Gentry &amp; Dodson, 1987).</w:t>
         </w:r>
       </w:ins>
@@ -3621,28 +5628,76 @@
           <w:sz w:val="24"/>
           <w:szCs w:val="24"/>
         </w:rPr>
-        <w:t xml:space="preserve"> These patterns underscore the need for more accurate representation and targeted surveys to ensure a more comprehensive understanding of Neotropical plant diversity. </w:t>
-      </w:r>
-      <w:del w:id="118" w:author="Maria Carmona-Higuita" w:date="2026-08-06T00:00:00Z">
+        <w:t xml:space="preserve"> </w:t>
+      </w:r>
+      <w:commentRangeStart w:id="280"/>
+      <w:r>
+        <w:rPr>
+          <w:rFonts w:ascii="Times New Roman" w:hAnsi="Times New Roman" w:cs="Times New Roman"/>
+          <w:sz w:val="24"/>
+          <w:szCs w:val="24"/>
+        </w:rPr>
+        <w:t>These patterns underscore the need for more accurate representation and targeted surveys to ensure a more comprehensive understanding of Neotropical plant diversity</w:t>
+      </w:r>
+      <w:commentRangeEnd w:id="280"/>
+      <w:r>
+        <w:rPr>
+          <w:rStyle w:val="CommentReference"/>
+          <w:rFonts w:ascii="Times New Roman" w:hAnsi="Times New Roman" w:cs="Times New Roman"/>
+          <w:sz w:val="24"/>
+          <w:szCs w:val="24"/>
+        </w:rPr>
+        <w:commentReference w:id="280"/>
+      </w:r>
+      <w:r>
+        <w:rPr>
+          <w:rFonts w:ascii="Times New Roman" w:hAnsi="Times New Roman" w:cs="Times New Roman"/>
+          <w:sz w:val="24"/>
+          <w:szCs w:val="24"/>
+        </w:rPr>
+        <w:t xml:space="preserve">. </w:t>
+      </w:r>
+      <w:commentRangeStart w:id="281"/>
+      <w:del w:id="282" w:author="Maria Carmona-Higuita" w:date="2026-08-06T00:00:00Z">
         <w:r>
           <w:rPr>
             <w:rFonts w:ascii="Times New Roman" w:hAnsi="Times New Roman" w:cs="Times New Roman"/>
             <w:sz w:val="24"/>
             <w:szCs w:val="24"/>
           </w:rPr>
-          <w:delText xml:space="preserve">The persistent knowledge gaps in epiphyte diversity and distribution, exacerbated by a lack of trained taxonomists and local researchers, underscore the urgent need for investments in botanical education, capacity building, and collaborations between taxonomists, field botanists, and conservationists while emphasizing the importance of broadening sampling efforts to other epiphyte families and integrating </w:delText>
-        </w:r>
+          <w:delText>The persistent knowledge gaps in epiphyte diversity and distribution, exacerbated by a lack of trained taxonomists and local researchers, underscore the urgent need for investments in botanical education, capacity building, and collaborations between taxonomists, field botanists, and conservationists while emphasizing the importance of broadening sampling efforts to other epiphyte families and integrating phylogenetic diversity</w:delText>
+        </w:r>
+      </w:del>
+      <w:commentRangeEnd w:id="281"/>
+      <w:r>
+        <w:rPr>
+          <w:rStyle w:val="CommentReference"/>
+          <w:rFonts w:ascii="Times New Roman" w:hAnsi="Times New Roman" w:cs="Times New Roman"/>
+          <w:sz w:val="24"/>
+          <w:szCs w:val="24"/>
+        </w:rPr>
+        <w:commentReference w:id="281"/>
+      </w:r>
+      <w:del w:id="283" w:author="Maria Carmona-Higuita" w:date="2026-08-06T00:00:00Z">
         <w:r>
           <w:rPr>
             <w:rFonts w:ascii="Times New Roman" w:hAnsi="Times New Roman" w:cs="Times New Roman"/>
             <w:sz w:val="24"/>
             <w:szCs w:val="24"/>
           </w:rPr>
+          <w:delText xml:space="preserve"> (as it is more evenly distributed across space and biomes than species </w:delText>
+        </w:r>
+        <w:r>
+          <w:rPr>
+            <w:rFonts w:ascii="Times New Roman" w:hAnsi="Times New Roman" w:cs="Times New Roman"/>
+            <w:sz w:val="24"/>
+            <w:szCs w:val="24"/>
+          </w:rPr>
           <w:lastRenderedPageBreak/>
-          <w:delText>phylogenetic diversity (as it is more evenly distributed across space and biomes than species richness alone; Tietje et al., 2023) into conservation planning across global biodiversity hotspots.</w:delText>
+          <w:delText>richness alone; Tietje et al., 2023) into conservation planning across global biodiversity hotspots.</w:delText>
         </w:r>
       </w:del>
-      <w:ins w:id="119" w:author="Maria Carmona-Higuita" w:date="2026-08-06T00:00:00Z">
+      <w:ins w:id="284" w:author="Maria Carmona-Higuita" w:date="2026-08-06T00:00:00Z">
         <w:r>
           <w:rPr>
             <w:rFonts w:ascii="Times New Roman" w:hAnsi="Times New Roman" w:cs="Times New Roman"/>
@@ -3663,7 +5718,7 @@
           <w:szCs w:val="24"/>
         </w:rPr>
       </w:pPr>
-      <w:del w:id="120" w:author="Maria Carmona-Higuita" w:date="2026-08-06T00:00:00Z">
+      <w:del w:id="285" w:author="Maria Carmona-Higuita" w:date="2026-08-06T00:00:00Z">
         <w:r>
           <w:rPr>
             <w:rFonts w:ascii="Times New Roman" w:eastAsia="Times New Roman" w:hAnsi="Times New Roman" w:cs="Times New Roman"/>
@@ -3673,7 +5728,7 @@
           <w:delText xml:space="preserve">Hotspots can draw the attention of managers and decision-makers to areas of both high conservation importance and high vulnerability (Schröter et al., 2017). In the current study, </w:delText>
         </w:r>
       </w:del>
-      <w:del w:id="121" w:author="Maria Carmona-Higuita" w:date="2026-08-05T00:00:00Z">
+      <w:del w:id="286" w:author="Maria Carmona-Higuita" w:date="2026-08-05T00:00:00Z">
         <w:r>
           <w:rPr>
             <w:rFonts w:ascii="Times New Roman" w:eastAsia="Times New Roman" w:hAnsi="Times New Roman" w:cs="Times New Roman"/>
@@ -3683,24 +5738,140 @@
           <w:delText>taxonomic and geographic shortfalls</w:delText>
         </w:r>
       </w:del>
-      <w:del w:id="122" w:author="Maria Carmona-Higuita" w:date="2026-08-06T00:00:00Z">
-        <w:r>
-          <w:rPr>
-            <w:rFonts w:ascii="Times New Roman" w:eastAsia="Times New Roman" w:hAnsi="Times New Roman" w:cs="Times New Roman"/>
-            <w:sz w:val="24"/>
-            <w:szCs w:val="24"/>
-          </w:rPr>
-          <w:delText xml:space="preserve"> in hotspot and coldspot analyses resulted in a scattered distribution across the studied families in the Neotropics, complicating the interpretation of general diversity and distribution patterns of VE. This issue has conservation implications, as species with small ranges and/or population sizes are less likely to be encountered in the wild (and thus less likely to be described) and are more likely to be threatened (Brown et al., 2023; Gaston, 2003). VE, in particular, has been described as having a high number of endemics (approximately 21%) and a high extinction risk (1 out of 6 species; Carmona-Higuita et al., 2023, 2025). However, insufficient records and low species completeness may lead to misclassification, where taxa with limited data might be erroneously considered as either widely distributed or highly restricted.</w:delText>
+      <w:del w:id="287" w:author="Maria Carmona-Higuita" w:date="2026-08-06T00:00:00Z">
+        <w:r>
+          <w:rPr>
+            <w:rFonts w:ascii="Times New Roman" w:eastAsia="Times New Roman" w:hAnsi="Times New Roman" w:cs="Times New Roman"/>
+            <w:sz w:val="24"/>
+            <w:szCs w:val="24"/>
+          </w:rPr>
+          <w:delText xml:space="preserve"> in hotspot and coldspot analyses resulted in a scattered distribution across the studied families in the Neotropics, </w:delText>
+        </w:r>
+        <w:commentRangeStart w:id="288"/>
+        <w:r>
+          <w:rPr>
+            <w:rFonts w:ascii="Times New Roman" w:eastAsia="Times New Roman" w:hAnsi="Times New Roman" w:cs="Times New Roman"/>
+            <w:sz w:val="24"/>
+            <w:szCs w:val="24"/>
+          </w:rPr>
+          <w:delText>complicating the interpretation of general diversity and distribution patterns of VE</w:delText>
         </w:r>
       </w:del>
-      <w:ins w:id="123" w:author="Maria Carmona-Higuita" w:date="2026-08-06T00:00:00Z">
+      <w:commentRangeEnd w:id="288"/>
+      <w:r>
+        <w:rPr>
+          <w:rStyle w:val="CommentReference"/>
+          <w:rFonts w:ascii="Times New Roman" w:eastAsia="Times New Roman" w:hAnsi="Times New Roman" w:cs="Times New Roman"/>
+          <w:sz w:val="24"/>
+          <w:szCs w:val="24"/>
+        </w:rPr>
+        <w:commentReference w:id="288"/>
+      </w:r>
+      <w:del w:id="289" w:author="Maria Carmona-Higuita" w:date="2026-08-06T00:00:00Z">
+        <w:r>
+          <w:rPr>
+            <w:rFonts w:ascii="Times New Roman" w:eastAsia="Times New Roman" w:hAnsi="Times New Roman" w:cs="Times New Roman"/>
+            <w:sz w:val="24"/>
+            <w:szCs w:val="24"/>
+          </w:rPr>
+          <w:delText xml:space="preserve">. </w:delText>
+        </w:r>
+        <w:commentRangeStart w:id="290"/>
+        <w:r>
+          <w:rPr>
+            <w:rFonts w:ascii="Times New Roman" w:eastAsia="Times New Roman" w:hAnsi="Times New Roman" w:cs="Times New Roman"/>
+            <w:sz w:val="24"/>
+            <w:szCs w:val="24"/>
+          </w:rPr>
+          <w:delText xml:space="preserve">This issue has conservation implications, as species with small ranges and/or population sizes are less likely to be encountered in the wild (and thus less likely to be described) and are more likely to be threatened </w:delText>
+        </w:r>
+      </w:del>
+      <w:commentRangeEnd w:id="290"/>
+      <w:r>
+        <w:rPr>
+          <w:rStyle w:val="CommentReference"/>
+          <w:rFonts w:ascii="Times New Roman" w:eastAsia="Times New Roman" w:hAnsi="Times New Roman" w:cs="Times New Roman"/>
+          <w:sz w:val="24"/>
+          <w:szCs w:val="24"/>
+        </w:rPr>
+        <w:commentReference w:id="290"/>
+      </w:r>
+      <w:del w:id="291" w:author="Maria Carmona-Higuita" w:date="2026-08-06T00:00:00Z">
+        <w:r>
+          <w:rPr>
+            <w:rFonts w:ascii="Times New Roman" w:eastAsia="Times New Roman" w:hAnsi="Times New Roman" w:cs="Times New Roman"/>
+            <w:sz w:val="24"/>
+            <w:szCs w:val="24"/>
+          </w:rPr>
+          <w:delText>(Brown et al., 2023; Gaston, 2003</w:delText>
+        </w:r>
+        <w:commentRangeStart w:id="292"/>
+        <w:r>
+          <w:rPr>
+            <w:rFonts w:ascii="Times New Roman" w:eastAsia="Times New Roman" w:hAnsi="Times New Roman" w:cs="Times New Roman"/>
+            <w:sz w:val="24"/>
+            <w:szCs w:val="24"/>
+          </w:rPr>
+          <w:delText xml:space="preserve">). VE, in particular, has been described as having a high number of endemics </w:delText>
+        </w:r>
+      </w:del>
+      <w:commentRangeEnd w:id="292"/>
+      <w:r>
+        <w:rPr>
+          <w:rStyle w:val="CommentReference"/>
+          <w:rFonts w:ascii="Times New Roman" w:eastAsia="Times New Roman" w:hAnsi="Times New Roman" w:cs="Times New Roman"/>
+          <w:sz w:val="24"/>
+          <w:szCs w:val="24"/>
+        </w:rPr>
+        <w:commentReference w:id="292"/>
+      </w:r>
+      <w:del w:id="293" w:author="Maria Carmona-Higuita" w:date="2026-08-06T00:00:00Z">
+        <w:r>
+          <w:rPr>
+            <w:rFonts w:ascii="Times New Roman" w:eastAsia="Times New Roman" w:hAnsi="Times New Roman" w:cs="Times New Roman"/>
+            <w:sz w:val="24"/>
+            <w:szCs w:val="24"/>
+          </w:rPr>
+          <w:delText xml:space="preserve">(approximately 21%) and a high extinction risk (1 out of 6 species; Carmona-Higuita et al., 2023, 2025). </w:delText>
+        </w:r>
+        <w:commentRangeStart w:id="294"/>
+        <w:r>
+          <w:rPr>
+            <w:rFonts w:ascii="Times New Roman" w:eastAsia="Times New Roman" w:hAnsi="Times New Roman" w:cs="Times New Roman"/>
+            <w:sz w:val="24"/>
+            <w:szCs w:val="24"/>
+          </w:rPr>
+          <w:delText>However, insufficient records and low species completeness may lead to misclassification, where taxa with limited data might be erroneously considered as either widely distributed or highly restricted</w:delText>
+        </w:r>
+      </w:del>
+      <w:commentRangeEnd w:id="294"/>
+      <w:r>
+        <w:rPr>
+          <w:rStyle w:val="CommentReference"/>
+          <w:rFonts w:ascii="Times New Roman" w:eastAsia="Times New Roman" w:hAnsi="Times New Roman" w:cs="Times New Roman"/>
+          <w:sz w:val="24"/>
+          <w:szCs w:val="24"/>
+        </w:rPr>
+        <w:commentReference w:id="294"/>
+      </w:r>
+      <w:del w:id="295" w:author="Maria Carmona-Higuita" w:date="2026-08-06T00:00:00Z">
+        <w:r>
+          <w:rPr>
+            <w:rFonts w:ascii="Times New Roman" w:eastAsia="Times New Roman" w:hAnsi="Times New Roman" w:cs="Times New Roman"/>
+            <w:sz w:val="24"/>
+            <w:szCs w:val="24"/>
+          </w:rPr>
+          <w:delText>.</w:delText>
+        </w:r>
+      </w:del>
+      <w:ins w:id="296" w:author="Maria Carmona-Higuita" w:date="2026-08-06T00:00:00Z">
         <w:r>
           <w:rPr>
             <w:rFonts w:ascii="Times New Roman" w:hAnsi="Times New Roman" w:cs="Times New Roman"/>
             <w:sz w:val="24"/>
             <w:szCs w:val="24"/>
           </w:rPr>
-          <w:t xml:space="preserve">The spatial clustering analysis (Gi* statistic; Appendix S5 in Supporting Information) identified concentrations of well-sampled grid cells in parts of Mexico, </w:t>
+          <w:t xml:space="preserve">The spatial clustering analysis (Gi* statistic; Appendix S5 in Supporting Information) identified concentrations of well-sampled grid cells in parts of Mexico, Central America, the Amazonian region, and the Atlantic Forest of Brazil. These clusters reflect </w:t>
         </w:r>
         <w:r>
           <w:rPr>
@@ -3709,10 +5880,8 @@
             <w:szCs w:val="24"/>
           </w:rPr>
           <w:lastRenderedPageBreak/>
-          <w:t>Central America, the Amazonian region, and the Atlantic Forest of Brazil. These clusters reflect historical patterns of botanical sampling effort — where research infrastructure, accessibility, and longstanding herbaria have facilitated data accumulation — rather than areas of greatest biodiversity importance. The true priorities for future sampling correspond to the grid cells that remain entirely unsampled (white areas in Figures 1 and 2), representing vast areas across the Neotropics where no occurrence data exist for any of the five focal families. VE, with a high proportion of endemic (approx. 21%) and threatened species (1 in 6; Carmona-Higuita et al., 2023, 2025), is particularly vulnerable to the consequences of these knowledge gaps for conservation planning.</w:t>
-        </w:r>
-      </w:ins>
-      <w:ins w:id="208" w:author="Maria Carmona-Higuita" w:date="2026-08-06T00:00:00Z">
+          <w:t>historical patterns of botanical sampling effort — where research infrastructure, accessibility, and longstanding herbaria have facilitated data accumulation — rather than areas of greatest biodiversity importance. The true priorities for future sampling correspond to the grid cells that remain entirely unsampled (white areas in Figures 1 and 2), representing vast areas across the Neotropics where no occurrence data exist for any of the five focal families. VE, with a high proportion of endemic (approx. 21%) and threatened species (1 in 6; Carmona-Higuita et al., 2023, 2025), is particularly vulnerable to the consequences of these knowledge gaps for conservation planning.</w:t>
+        </w:r>
         <w:r>
           <w:rPr>
             <w:rFonts w:ascii="Times New Roman" w:eastAsia="Times New Roman" w:hAnsi="Times New Roman" w:cs="Times New Roman"/>
@@ -3733,16 +5902,36 @@
           <w:szCs w:val="24"/>
         </w:rPr>
       </w:pPr>
-      <w:ins w:id="124" w:author="Maria Carmona-Higuita" w:date="2026-08-06T00:00:00Z">
+      <w:commentRangeStart w:id="297"/>
+      <w:ins w:id="298" w:author="Maria Carmona-Higuita" w:date="2026-08-06T00:00:00Z">
         <w:r>
           <w:rPr>
             <w:rFonts w:ascii="Times New Roman" w:hAnsi="Times New Roman" w:cs="Times New Roman"/>
             <w:sz w:val="24"/>
             <w:szCs w:val="24"/>
           </w:rPr>
-          <w:t>Several limitations of this study warrant acknowledgement. First, our analyses rely on data accessed primarily through large online repositories (GBIF and EpIG-DB), which are known to contain georeferencing errors and taxonomic inconsistencies (Maldonado et al., 2015; Zizka et al., 2020); we addressed these through the taxonomic backbone and duplicate removal described in the Methods, but residual error cannot be excluded. Second, the 30 arc-minute resolution (~55 km at equator) represents a necessary trade-off between data availability and spatial detail; finer-scale analyses, while desirable, would leave most grid cells with insufficient records for KnowBR estimation. Third, our focus on the five most species-rich families, while providing broad taxonomic coverage, excludes other epiphyte lineages (e.g., many fern families, Cactaceae, Gesneriaceae) that may have distinct sampling patterns. Finally, our analyses quantify the Wallacean shortfall specifically; the Linnean shortfall — unknown species yet to be described — remains unaddressed and may be particularly severe in poorly sampled regions of Amazonia and the Andes (Cheek et al., 2020).</w:t>
+          <w:t xml:space="preserve">Several limitations of this study warrant acknowledgement. First, our analyses rely on data accessed primarily through large online repositories (GBIF and EpIG-DB), which are known to contain georeferencing errors and taxonomic inconsistencies (Maldonado et al., 2015; Zizka et al., 2020); we addressed these through the taxonomic backbone and duplicate removal described in the Methods, but residual error cannot be excluded. Second, the 30 arc-minute resolution (~55 km at equator) represents a necessary trade-off between data availability and spatial detail; finer-scale analyses, while desirable, would leave most grid cells with insufficient records for KnowBR estimation. Third, our focus on the five most species-rich families, while providing broad taxonomic coverage, excludes other epiphyte lineages (e.g., many fern families, Cactaceae, Gesneriaceae) that may have distinct sampling patterns. Finally, our analyses quantify the Wallacean shortfall specifically; the Linnean shortfall — unknown species yet to be </w:t>
+        </w:r>
+        <w:r>
+          <w:rPr>
+            <w:rFonts w:ascii="Times New Roman" w:hAnsi="Times New Roman" w:cs="Times New Roman"/>
+            <w:sz w:val="24"/>
+            <w:szCs w:val="24"/>
+          </w:rPr>
+          <w:lastRenderedPageBreak/>
+          <w:t>described — remains unaddressed and may be particularly severe in poorly sampled regions of Amazonia and the Andes (Cheek et al., 2020).</w:t>
         </w:r>
       </w:ins>
+      <w:commentRangeEnd w:id="297"/>
+      <w:r>
+        <w:rPr>
+          <w:rStyle w:val="CommentReference"/>
+          <w:rFonts w:ascii="Times New Roman" w:eastAsia="Times New Roman" w:hAnsi="Times New Roman" w:cs="Times New Roman"/>
+          <w:sz w:val="24"/>
+          <w:szCs w:val="24"/>
+        </w:rPr>
+        <w:commentReference w:id="297"/>
+      </w:r>
     </w:p>
     <w:p>
       <w:pPr>
@@ -3755,6 +5944,7 @@
           <w:szCs w:val="24"/>
         </w:rPr>
       </w:pPr>
+      <w:commentRangeStart w:id="299"/>
       <w:r>
         <w:rPr>
           <w:rFonts w:ascii="Times New Roman" w:eastAsia="Times New Roman" w:hAnsi="Times New Roman" w:cs="Times New Roman"/>
@@ -3762,10 +5952,9 @@
           <w:sz w:val="24"/>
           <w:szCs w:val="24"/>
         </w:rPr>
-        <w:lastRenderedPageBreak/>
         <w:t xml:space="preserve">Effective biodiversity conservation relies on the availability of high-quality, comprehensive biodiversity data. Our study provides a quantitative assessment of </w:t>
       </w:r>
-      <w:del w:id="125" w:author="Maria Carmona-Higuita" w:date="2026-08-05T00:00:00Z">
+      <w:del w:id="300" w:author="Maria Carmona-Higuita" w:date="2026-08-05T00:00:00Z">
         <w:r>
           <w:rPr>
             <w:rFonts w:ascii="Times New Roman" w:eastAsia="Times New Roman" w:hAnsi="Times New Roman" w:cs="Times New Roman"/>
@@ -3776,7 +5965,7 @@
           <w:delText>taxonomic and geographic shortfalls</w:delText>
         </w:r>
       </w:del>
-      <w:ins w:id="126" w:author="Maria Carmona-Higuita" w:date="2026-08-05T00:00:00Z">
+      <w:ins w:id="301" w:author="Maria Carmona-Higuita" w:date="2026-08-05T00:00:00Z">
         <w:r>
           <w:rPr>
             <w:rFonts w:ascii="Times New Roman" w:eastAsia="Times New Roman" w:hAnsi="Times New Roman" w:cs="Times New Roman"/>
@@ -3794,40 +5983,89 @@
           <w:sz w:val="24"/>
           <w:szCs w:val="24"/>
         </w:rPr>
-        <w:t xml:space="preserve">
-           in epiphytic vascular plants, identifying priority areas and families that require further sampling efforts. We found severe under-sampling within key biodiversity regions either with a low number of records (Amazonia, Savannas and Southern Arid Zones), or for the biodiversity shortfalls (Mesoamerica and the Caribbean, Andes and Sub-Andean Regions and Eastern South American Forests), which limits our ability to accurately assess epiphyte diversity. Addressing these shortfalls is essential for improving biodiversity databases and ensuring that conservation strategies are based on accurate and representative data. Expanding targeted field explorations in under-sampled regions, including and describing shortfalls in other families, alongside the curation and mobilization of herbarium specimens, will be crucial to enhancing data completeness. Moreover, strengthening collaborative efforts among herbaria and research institutions will provide a more spatially balanced and taxonomically comprehensive picture of Neotropical epiphyte diversity. 
-          <w:ins w:id="209" w:author="Maria Carmona-Higuita" w:date="2026-08-06T00:00:00Z">
-            <w:r>
-              <w:rPr>
-                <w:rFonts w:ascii="Times New Roman" w:eastAsia="Times New Roman" w:hAnsi="Times New Roman" w:cs="Times New Roman"/>
-                <w:sz w:val="24"/>
-                <w:szCs w:val="24"/>
-              </w:rPr>
-              <w:t xml:space="preserve">Given that approximately half of angiosperm epiphyte species globally are rare with small range sizes (Svahnström et al., 2025), and that conservation prioritization for this group is still nascent (Vitt et al., 2023), addressing these data shortfalls is not merely a scientific priority — it is a prerequisite for effective conservation action. </w:t>
-            </w:r>
-          </w:ins>
-          <w:del w:id="966" w:author="Copyeditor" w:date="2026-08-06T00:00:00Z">
-            <w:r>
-              <w:rPr>
-                <w:rFonts w:ascii="Times New Roman" w:eastAsia="Times New Roman" w:hAnsi="Times New Roman" w:cs="Times New Roman"/>
-                <w:sz w:val="24"/>
-                <w:szCs w:val="24"/>
-              </w:rPr>
-              <w:delText xml:space="preserve">Such proactive approaches will enable better-informed conservation assessments and facilitate long-term studies on biodiversity responses to anthropogenic pressures.</w:delText>
-            </w:r>
-          </w:del>
-          <w:ins w:id="967" w:author="Copyeditor" w:date="2026-08-06T00:00:00Z">
-            <w:r>
-              <w:rPr>
-                <w:rFonts w:ascii="Times New Roman" w:eastAsia="Times New Roman" w:hAnsi="Times New Roman" w:cs="Times New Roman"/>
-                <w:sz w:val="24"/>
-                <w:szCs w:val="24"/>
-              </w:rPr>
-              <w:t xml:space="preserve">Such proactive approaches will enable more reliable conservation assessments and long-term monitoring of epiphyte responses to habitat loss and climate change.</w:t>
-            </w:r>
-          </w:ins>
-        </w:t>
-      </w:r>
+        <w:t xml:space="preserve"> in epiphytic vascular plants, identifying priority areas and families that require further sampling efforts. We found severe under-sampling within key biodiversity regions either with a low number of records (Amazonia, Savannas and Southern Arid Zones), or for the biodiversity shortfalls (Mesoamerica and the Caribbean, Andes and Sub-Andean Regions and Eastern South American Forests), which limits our ability to accurately assess epiphyte diversity</w:t>
+      </w:r>
+      <w:commentRangeEnd w:id="299"/>
+      <w:r>
+        <w:rPr>
+          <w:rStyle w:val="CommentReference"/>
+          <w:rFonts w:ascii="Times New Roman" w:eastAsia="Times New Roman" w:hAnsi="Times New Roman" w:cs="Times New Roman"/>
+          <w:color w:val="000000"/>
+          <w:sz w:val="24"/>
+          <w:szCs w:val="24"/>
+        </w:rPr>
+        <w:commentReference w:id="299"/>
+      </w:r>
+      <w:commentRangeStart w:id="302"/>
+      <w:r>
+        <w:rPr>
+          <w:rFonts w:ascii="Times New Roman" w:eastAsia="Times New Roman" w:hAnsi="Times New Roman" w:cs="Times New Roman"/>
+          <w:color w:val="000000"/>
+          <w:sz w:val="24"/>
+          <w:szCs w:val="24"/>
+        </w:rPr>
+        <w:t xml:space="preserve">. Addressing these shortfalls is essential for improving biodiversity databases and ensuring that conservation strategies are based on accurate and representative data. Expanding targeted field explorations in under-sampled regions, including and describing shortfalls in other families, alongside the curation and mobilization of herbarium specimens, will be crucial to enhancing data completeness. Moreover, strengthening collaborative efforts among herbaria and research institutions will provide a more spatially balanced and taxonomically comprehensive picture of Neotropical epiphyte diversity. </w:t>
+      </w:r>
+      <w:commentRangeEnd w:id="302"/>
+      <w:r>
+        <w:rPr>
+          <w:rStyle w:val="CommentReference"/>
+          <w:rFonts w:ascii="Times New Roman" w:eastAsia="Times New Roman" w:hAnsi="Times New Roman" w:cs="Times New Roman"/>
+          <w:sz w:val="24"/>
+          <w:szCs w:val="24"/>
+        </w:rPr>
+        <w:commentReference w:id="302"/>
+      </w:r>
+      <w:ins w:id="303" w:author="Maria Carmona-Higuita" w:date="2026-08-06T00:00:00Z">
+        <w:r>
+          <w:rPr>
+            <w:rFonts w:ascii="Times New Roman" w:eastAsia="Times New Roman" w:hAnsi="Times New Roman" w:cs="Times New Roman"/>
+            <w:sz w:val="24"/>
+            <w:szCs w:val="24"/>
+          </w:rPr>
+          <w:t xml:space="preserve">Given that approximately half of angiosperm epiphyte species globally are rare with small range sizes (Svahnström et al., 2025), and that conservation prioritization for this group is still nascent (Vitt et al., 2023), addressing these data shortfalls is not merely a scientific priority — it is a prerequisite for effective conservation action. </w:t>
+        </w:r>
+      </w:ins>
+      <w:commentRangeStart w:id="304"/>
+      <w:del w:id="305" w:author="Copyeditor" w:date="2026-08-06T00:00:00Z">
+        <w:r>
+          <w:rPr>
+            <w:rFonts w:ascii="Times New Roman" w:eastAsia="Times New Roman" w:hAnsi="Times New Roman" w:cs="Times New Roman"/>
+            <w:sz w:val="24"/>
+            <w:szCs w:val="24"/>
+          </w:rPr>
+          <w:delText xml:space="preserve">Such proactive approaches will enable better-informed conservation assessments and facilitate long-term studies on biodiversity responses to anthropogenic </w:delText>
+        </w:r>
+        <w:r>
+          <w:rPr>
+            <w:rFonts w:ascii="Times New Roman" w:eastAsia="Times New Roman" w:hAnsi="Times New Roman" w:cs="Times New Roman"/>
+            <w:sz w:val="24"/>
+            <w:szCs w:val="24"/>
+          </w:rPr>
+          <w:lastRenderedPageBreak/>
+          <w:delText>pressures.</w:delText>
+        </w:r>
+      </w:del>
+      <w:commentRangeEnd w:id="304"/>
+      <w:r>
+        <w:rPr>
+          <w:rStyle w:val="CommentReference"/>
+          <w:rFonts w:ascii="Times New Roman" w:eastAsia="Times New Roman" w:hAnsi="Times New Roman" w:cs="Times New Roman"/>
+          <w:sz w:val="24"/>
+          <w:szCs w:val="24"/>
+        </w:rPr>
+        <w:commentReference w:id="304"/>
+      </w:r>
+      <w:ins w:id="306" w:author="Copyeditor" w:date="2026-08-06T00:00:00Z">
+        <w:r>
+          <w:rPr>
+            <w:rFonts w:ascii="Times New Roman" w:eastAsia="Times New Roman" w:hAnsi="Times New Roman" w:cs="Times New Roman"/>
+            <w:sz w:val="24"/>
+            <w:szCs w:val="24"/>
+          </w:rPr>
+          <w:t>Such proactive approaches will enable more reliable conservation assessments and long-term monitoring of epiphyte responses to habitat loss and climate change.</w:t>
+        </w:r>
+      </w:ins>
       <w:r>
         <w:rPr>
           <w:rFonts w:ascii="Times New Roman" w:hAnsi="Times New Roman" w:cs="Times New Roman"/>
@@ -3842,8 +6080,6 @@
         <w:pStyle w:val="Heading1"/>
         <w:jc w:val="left"/>
       </w:pPr>
-      <w:bookmarkStart w:id="127" w:name="_heading=h.feu3oztpcn7d" w:colFirst="0" w:colLast="0"/>
-      <w:bookmarkEnd w:id="127"/>
       <w:r>
         <w:lastRenderedPageBreak/>
         <w:t>Figures</w:t>
@@ -3875,30 +6111,35 @@
               <w:sz w:val="24"/>
               <w:szCs w:val="24"/>
             </w:rPr>
-            <w:t xml:space="preserve">
-              Figure 1. Geographic distribution of epiphyte species records for the five most diverse epiphyte families in the Neotropics at a grid cell resolution of ≈ 55 km at the equator. The bivariate map shows species richness (x-axis) and number of occurrence records (y-axis) per grid cell, 
-              <w:del w:id="962" w:author="Copyeditor" w:date="2026-08-06T00:00:00Z">
-                <w:r>
-                  <w:rPr>
-                    <w:rFonts w:ascii="Times New Roman" w:eastAsia="Times New Roman" w:hAnsi="Times New Roman" w:cs="Times New Roman"/>
-                    <w:sz w:val="24"/>
-                    <w:szCs w:val="24"/>
-                  </w:rPr>
-                  <w:delText xml:space="preserve">with values categorized into quartiles</w:delText>
-                </w:r>
-              </w:del>
-              <w:ins w:id="963" w:author="Copyeditor" w:date="2026-08-06T00:00:00Z">
-                <w:r>
-                  <w:rPr>
-                    <w:rFonts w:ascii="Times New Roman" w:eastAsia="Times New Roman" w:hAnsi="Times New Roman" w:cs="Times New Roman"/>
-                    <w:sz w:val="24"/>
-                    <w:szCs w:val="24"/>
-                  </w:rPr>
-                  <w:t xml:space="preserve">with each axis divided into four equal-frequency classes for visualization</w:t>
-                </w:r>
-              </w:ins>
-              . Data were compiled from Carmona-Higuita et al., 2023 and mapped using the Behrmann projection. White cells indicate areas with no recorded occurrences. Areas with high record density generally coincide with high species richness, particularly in the Andes, Central America, and the Atlantic Forest, while some regions (e.g., the Amazon Basin) show relatively high species numbers with fewer records, suggesting potential under-sampling. 
-            </w:t>
+            <w:t xml:space="preserve">Figure 1. Geographic distribution of epiphyte species records for the five most diverse epiphyte families in the Neotropics at a grid cell resolution of ≈ 55 km at the equator. The bivariate map shows species richness (x-axis) and number of occurrence records (y-axis) per grid cell, </w:t>
+          </w:r>
+          <w:del w:id="307" w:author="Copyeditor" w:date="2026-08-06T00:00:00Z">
+            <w:r>
+              <w:rPr>
+                <w:rFonts w:ascii="Times New Roman" w:eastAsia="Times New Roman" w:hAnsi="Times New Roman" w:cs="Times New Roman"/>
+                <w:sz w:val="24"/>
+                <w:szCs w:val="24"/>
+              </w:rPr>
+              <w:delText>with values categorized into quartiles</w:delText>
+            </w:r>
+          </w:del>
+          <w:ins w:id="308" w:author="Copyeditor" w:date="2026-08-06T00:00:00Z">
+            <w:r>
+              <w:rPr>
+                <w:rFonts w:ascii="Times New Roman" w:eastAsia="Times New Roman" w:hAnsi="Times New Roman" w:cs="Times New Roman"/>
+                <w:sz w:val="24"/>
+                <w:szCs w:val="24"/>
+              </w:rPr>
+              <w:t>with each axis divided into four equal-frequency classes for visualization</w:t>
+            </w:r>
+          </w:ins>
+          <w:r>
+            <w:rPr>
+              <w:rFonts w:ascii="Times New Roman" w:eastAsia="Arial Unicode MS" w:hAnsi="Times New Roman" w:cs="Times New Roman"/>
+              <w:sz w:val="24"/>
+              <w:szCs w:val="24"/>
+            </w:rPr>
+            <w:t xml:space="preserve">. Data were compiled from Carmona-Higuita et al., 2023 and mapped using the Behrmann projection. White cells indicate areas with no recorded occurrences. Areas with high record density generally coincide with high species richness, particularly in the Andes, Central America, and the Atlantic Forest, while some regions (e.g., the Amazon Basin) show relatively high species numbers with fewer records, suggesting potential under-sampling. </w:t>
           </w:r>
         </w:sdtContent>
       </w:sdt>
@@ -3919,6 +6160,7 @@
           <w:sz w:val="24"/>
           <w:szCs w:val="24"/>
         </w:rPr>
+        <w:lastRenderedPageBreak/>
         <w:drawing>
           <wp:inline distT="114300" distB="114300" distL="114300" distR="114300" wp14:anchorId="6E2D6DB4" wp14:editId="5FD67B37">
             <wp:extent cx="4814888" cy="4369382"/>
@@ -3933,7 +6175,7 @@
                     <pic:cNvPicPr preferRelativeResize="0"/>
                   </pic:nvPicPr>
                   <pic:blipFill>
-                    <a:blip r:embed="rId8"/>
+                    <a:blip r:embed="rId12"/>
                     <a:srcRect/>
                     <a:stretch>
                       <a:fillRect/>
@@ -3982,7 +6224,7 @@
         <w:lastRenderedPageBreak/>
         <w:t xml:space="preserve">Figure 2. </w:t>
       </w:r>
-      <w:del w:id="128" w:author="Maria Carmona-Higuita" w:date="2026-08-05T00:00:00Z">
+      <w:del w:id="309" w:author="Maria Carmona-Higuita" w:date="2026-08-05T00:00:00Z">
         <w:r>
           <w:rPr>
             <w:rFonts w:ascii="Times New Roman" w:hAnsi="Times New Roman" w:cs="Times New Roman"/>
@@ -3992,7 +6234,7 @@
           <w:delText>Taxonomic shortfalls</w:delText>
         </w:r>
       </w:del>
-      <w:ins w:id="129" w:author="Maria Carmona-Higuita" w:date="2026-08-05T00:00:00Z">
+      <w:ins w:id="310" w:author="Maria Carmona-Higuita" w:date="2026-08-05T00:00:00Z">
         <w:r>
           <w:rPr>
             <w:rFonts w:ascii="Times New Roman" w:hAnsi="Times New Roman" w:cs="Times New Roman"/>
@@ -4010,7 +6252,7 @@
         </w:rPr>
         <w:t xml:space="preserve"> for the five most diverse epiphyte families in the Neotropics. The maps show the geographic distribution of </w:t>
       </w:r>
-      <w:del w:id="130" w:author="Maria Carmona-Higuita" w:date="2026-08-05T00:00:00Z">
+      <w:del w:id="311" w:author="Maria Carmona-Higuita" w:date="2026-08-05T00:00:00Z">
         <w:r>
           <w:rPr>
             <w:rFonts w:ascii="Times New Roman" w:hAnsi="Times New Roman" w:cs="Times New Roman"/>
@@ -4020,7 +6262,7 @@
           <w:delText>taxonomic shortfalls</w:delText>
         </w:r>
       </w:del>
-      <w:ins w:id="131" w:author="Maria Carmona-Higuita" w:date="2026-08-05T00:00:00Z">
+      <w:ins w:id="312" w:author="Maria Carmona-Higuita" w:date="2026-08-05T00:00:00Z">
         <w:r>
           <w:rPr>
             <w:rFonts w:ascii="Times New Roman" w:hAnsi="Times New Roman" w:cs="Times New Roman"/>
@@ -4055,7 +6297,8 @@
         </w:rPr>
         <w:t xml:space="preserve">estimated with KnowBR, at a grid cell resolution of ≈ 55 km at the equator. Colors represent the </w:t>
       </w:r>
-      <w:del w:id="132" w:author="Maria Carmona-Higuita" w:date="2026-08-05T00:00:00Z">
+      <w:commentRangeStart w:id="313"/>
+      <w:del w:id="314" w:author="Maria Carmona-Higuita" w:date="2026-08-05T00:00:00Z">
         <w:r>
           <w:rPr>
             <w:rFonts w:ascii="Times New Roman" w:hAnsi="Times New Roman" w:cs="Times New Roman"/>
@@ -4065,7 +6308,7 @@
           <w:delText>degree sampling completeness, categorized into quartiles: low (red, 2.1 – 53.6), middle low (light orange, 53.7</w:delText>
         </w:r>
       </w:del>
-      <w:del w:id="944" w:author="Copyeditor" w:date="2026-08-06T00:00:00Z">
+      <w:del w:id="315" w:author="Copyeditor" w:date="2026-08-06T00:00:00Z">
         <w:r>
           <w:rPr>
             <w:rFonts w:ascii="Times New Roman" w:hAnsi="Times New Roman" w:cs="Times New Roman"/>
@@ -4075,7 +6318,17 @@
           <w:delText xml:space="preserve"> – 77.1), middle high (light green, 77.2 – 92.9), and high (light blue, 93 – 116</w:delText>
         </w:r>
       </w:del>
-      <w:del w:id="133" w:author="Maria Carmona-Higuita" w:date="2026-08-05T00:00:00Z">
+      <w:commentRangeEnd w:id="313"/>
+      <w:r>
+        <w:rPr>
+          <w:rStyle w:val="CommentReference"/>
+          <w:rFonts w:ascii="Times New Roman" w:hAnsi="Times New Roman" w:cs="Times New Roman"/>
+          <w:sz w:val="24"/>
+          <w:szCs w:val="24"/>
+        </w:rPr>
+        <w:commentReference w:id="313"/>
+      </w:r>
+      <w:del w:id="316" w:author="Maria Carmona-Higuita" w:date="2026-08-05T00:00:00Z">
         <w:r>
           <w:rPr>
             <w:rFonts w:ascii="Times New Roman" w:hAnsi="Times New Roman" w:cs="Times New Roman"/>
@@ -4085,7 +6338,7 @@
           <w:delText xml:space="preserve"> ).</w:delText>
         </w:r>
       </w:del>
-      <w:ins w:id="134" w:author="Maria Carmona-Higuita" w:date="2026-08-05T00:00:00Z">
+      <w:ins w:id="317" w:author="Maria Carmona-Higuita" w:date="2026-08-05T00:00:00Z">
         <w:r>
           <w:rPr>
             <w:rFonts w:ascii="Times New Roman" w:hAnsi="Times New Roman" w:cs="Times New Roman"/>
@@ -4103,7 +6356,7 @@
         </w:rPr>
         <w:t xml:space="preserve">Slope was mapped using the Behrmann projection, and smaller islands were excluded for visualization purposes. The total map includes all five families (Araceae, Bromeliaceae, Orchidaceae, Piperaceae, and Polypodiaceae), while individual panels show their specific sampling patterns. Well-sampled regions were </w:t>
       </w:r>
-      <w:del w:id="135" w:author="Maria Carmona-Higuita" w:date="2026-08-05T00:00:00Z">
+      <w:del w:id="318" w:author="Maria Carmona-Higuita" w:date="2026-08-05T00:00:00Z">
         <w:r>
           <w:rPr>
             <w:rFonts w:ascii="Times New Roman" w:hAnsi="Times New Roman" w:cs="Times New Roman"/>
@@ -4113,7 +6366,7 @@
           <w:delText>rare located</w:delText>
         </w:r>
       </w:del>
-      <w:ins w:id="136" w:author="Maria Carmona-Higuita" w:date="2026-08-05T00:00:00Z">
+      <w:ins w:id="319" w:author="Maria Carmona-Higuita" w:date="2026-08-05T00:00:00Z">
         <w:r>
           <w:rPr>
             <w:rFonts w:ascii="Times New Roman" w:hAnsi="Times New Roman" w:cs="Times New Roman"/>
@@ -4123,7 +6376,7 @@
           <w:t>rare, located</w:t>
         </w:r>
       </w:ins>
-      <w:del w:id="137" w:author="Maria Carmona-Higuita" w:date="2026-08-05T00:00:00Z">
+      <w:del w:id="320" w:author="Maria Carmona-Higuita" w:date="2026-08-05T00:00:00Z">
         <w:r>
           <w:rPr>
             <w:rFonts w:ascii="Times New Roman" w:hAnsi="Times New Roman" w:cs="Times New Roman"/>
@@ -4133,7 +6386,7 @@
           <w:delText xml:space="preserve"> mainly in in </w:delText>
         </w:r>
       </w:del>
-      <w:ins w:id="138" w:author="Maria Carmona-Higuita" w:date="2026-08-05T00:00:00Z">
+      <w:ins w:id="321" w:author="Maria Carmona-Higuita" w:date="2026-08-05T00:00:00Z">
         <w:r>
           <w:rPr>
             <w:rFonts w:ascii="Times New Roman" w:hAnsi="Times New Roman" w:cs="Times New Roman"/>
@@ -4151,7 +6404,7 @@
         </w:rPr>
         <w:t xml:space="preserve">Central America (Mexico: particularly in the states of Veracruz and Chiapas), Costa Rica, some Caribbean islands, and the Brazilian Atlantic region; whereas most areas in the Neotropics remain poorly sampled, </w:t>
       </w:r>
-      <w:del w:id="139" w:author="Maria Carmona-Higuita" w:date="2026-08-05T00:00:00Z">
+      <w:del w:id="322" w:author="Maria Carmona-Higuita" w:date="2026-08-05T00:00:00Z">
         <w:r>
           <w:rPr>
             <w:rFonts w:ascii="Times New Roman" w:hAnsi="Times New Roman" w:cs="Times New Roman"/>
@@ -4161,7 +6414,7 @@
           <w:delText>suggesting gaps in taxonomic knowledge.</w:delText>
         </w:r>
       </w:del>
-      <w:ins w:id="140" w:author="Maria Carmona-Higuita" w:date="2026-08-05T00:00:00Z">
+      <w:ins w:id="323" w:author="Maria Carmona-Higuita" w:date="2026-08-05T00:00:00Z">
         <w:r>
           <w:rPr>
             <w:rFonts w:ascii="Times New Roman" w:hAnsi="Times New Roman" w:cs="Times New Roman"/>
@@ -4181,6 +6434,7 @@
           <w:szCs w:val="24"/>
         </w:rPr>
       </w:pPr>
+      <w:commentRangeStart w:id="324"/>
       <w:r>
         <w:rPr>
           <w:rFonts w:ascii="Times New Roman" w:hAnsi="Times New Roman" w:cs="Times New Roman"/>
@@ -4203,7 +6457,7 @@
                     <pic:cNvPicPr preferRelativeResize="0"/>
                   </pic:nvPicPr>
                   <pic:blipFill>
-                    <a:blip r:embed="rId9"/>
+                    <a:blip r:embed="rId13"/>
                     <a:srcRect/>
                     <a:stretch>
                       <a:fillRect/>
@@ -4225,6 +6479,16 @@
           </wp:inline>
         </w:drawing>
       </w:r>
+      <w:commentRangeEnd w:id="324"/>
+      <w:r>
+        <w:rPr>
+          <w:rStyle w:val="CommentReference"/>
+          <w:rFonts w:ascii="Times New Roman" w:hAnsi="Times New Roman" w:cs="Times New Roman"/>
+          <w:sz w:val="24"/>
+          <w:szCs w:val="24"/>
+        </w:rPr>
+        <w:commentReference w:id="324"/>
+      </w:r>
     </w:p>
     <w:p>
       <w:pPr>
@@ -4254,7 +6518,7 @@
             </w:rPr>
             <w:t xml:space="preserve">Figure 3. </w:t>
           </w:r>
-          <w:del w:id="141" w:author="Maria Carmona-Higuita" w:date="2026-08-05T00:00:00Z">
+          <w:del w:id="325" w:author="Maria Carmona-Higuita" w:date="2026-08-05T00:00:00Z">
             <w:r>
               <w:rPr>
                 <w:rFonts w:ascii="Times New Roman" w:eastAsia="Arial Unicode MS" w:hAnsi="Times New Roman" w:cs="Times New Roman"/>
@@ -4264,7 +6528,7 @@
               <w:delText>Geographic shortfalls</w:delText>
             </w:r>
           </w:del>
-          <w:ins w:id="142" w:author="Maria Carmona-Higuita" w:date="2026-08-05T00:00:00Z">
+          <w:ins w:id="326" w:author="Maria Carmona-Higuita" w:date="2026-08-05T00:00:00Z">
             <w:r>
               <w:rPr>
                 <w:rFonts w:ascii="Times New Roman" w:eastAsia="Arial Unicode MS" w:hAnsi="Times New Roman" w:cs="Times New Roman"/>
@@ -4282,7 +6546,7 @@
             </w:rPr>
             <w:t xml:space="preserve"> for the five most diverse epiphyte families in the Neotropics. The maps display the geographic distribution of </w:t>
           </w:r>
-          <w:del w:id="143" w:author="Maria Carmona-Higuita" w:date="2026-08-05T00:00:00Z">
+          <w:del w:id="327" w:author="Maria Carmona-Higuita" w:date="2026-08-05T00:00:00Z">
             <w:r>
               <w:rPr>
                 <w:rFonts w:ascii="Times New Roman" w:eastAsia="Arial Unicode MS" w:hAnsi="Times New Roman" w:cs="Times New Roman"/>
@@ -4292,7 +6556,7 @@
               <w:delText>geographic shortfalls</w:delText>
             </w:r>
           </w:del>
-          <w:ins w:id="144" w:author="Maria Carmona-Higuita" w:date="2026-08-05T00:00:00Z">
+          <w:ins w:id="328" w:author="Maria Carmona-Higuita" w:date="2026-08-05T00:00:00Z">
             <w:r>
               <w:rPr>
                 <w:rFonts w:ascii="Times New Roman" w:eastAsia="Arial Unicode MS" w:hAnsi="Times New Roman" w:cs="Times New Roman"/>
@@ -4308,9 +6572,18 @@
               <w:sz w:val="24"/>
               <w:szCs w:val="24"/>
             </w:rPr>
-            <w:t xml:space="preserve"> for epiphytes, assessed using KnowBR at a grid cell resolution of  ≈ 55 km at the equator. Colors indicate the level of </w:t>
+            <w:t xml:space="preserve"> for epiphytes, assessed using KnowBR at a grid cell resolution of  ≈ 55 km at the equator. </w:t>
           </w:r>
-          <w:del w:id="145" w:author="Maria Carmona-Higuita" w:date="2026-08-05T00:00:00Z">
+          <w:commentRangeStart w:id="329"/>
+          <w:r>
+            <w:rPr>
+              <w:rFonts w:ascii="Times New Roman" w:eastAsia="Arial Unicode MS" w:hAnsi="Times New Roman" w:cs="Times New Roman"/>
+              <w:sz w:val="24"/>
+              <w:szCs w:val="24"/>
+            </w:rPr>
+            <w:t xml:space="preserve">Colors indicate the level of </w:t>
+          </w:r>
+          <w:del w:id="330" w:author="Maria Carmona-Higuita" w:date="2026-08-05T00:00:00Z">
             <w:r>
               <w:rPr>
                 <w:rFonts w:ascii="Times New Roman" w:eastAsia="Arial Unicode MS" w:hAnsi="Times New Roman" w:cs="Times New Roman"/>
@@ -4320,7 +6593,7 @@
               <w:delText>geographic samp</w:delText>
             </w:r>
           </w:del>
-          <w:ins w:id="146" w:author="Maria Carmona-Higuita" w:date="2026-08-05T00:00:00Z">
+          <w:ins w:id="331" w:author="Maria Carmona-Higuita" w:date="2026-08-05T00:00:00Z">
             <w:r>
               <w:rPr>
                 <w:rFonts w:ascii="Times New Roman" w:eastAsia="Arial Unicode MS" w:hAnsi="Times New Roman" w:cs="Times New Roman"/>
@@ -4336,7 +6609,25 @@
               <w:sz w:val="24"/>
               <w:szCs w:val="24"/>
             </w:rPr>
-            <w:t xml:space="preserve">ling: well-sampled (cyan, slope &lt; 0.02, completeness &gt; 90%, R/S ratio &gt; 15), fairly sampled (light green, intermediate values), and poorly sampled (red, slope &gt; 0.3, completeness &lt; 50%, R/S ratio &lt; 3). The total map represents all families combined, while individual panels show patterns for Araceae, Bromeliaceae, Orchidaceae, Piperaceae, and Polypodiaceae. The Behrmann projection was used, and smaller islands were excluded for visualization. The results highlight that most areas in the Neotropics remain poorly sampled. </w:t>
+            <w:t xml:space="preserve">ling: well-sampled (cyan, slope &lt; 0.02, completeness &gt; 90%, R/S ratio &gt; 15), fairly sampled (light green, intermediate values), and poorly sampled (red, slope &gt; 0.3, completeness &lt; 50%, R/S ratio &lt; 3). </w:t>
+          </w:r>
+          <w:commentRangeEnd w:id="329"/>
+          <w:r>
+            <w:rPr>
+              <w:rStyle w:val="CommentReference"/>
+              <w:rFonts w:ascii="Times New Roman" w:eastAsia="Arial Unicode MS" w:hAnsi="Times New Roman" w:cs="Times New Roman"/>
+              <w:sz w:val="24"/>
+              <w:szCs w:val="24"/>
+            </w:rPr>
+            <w:commentReference w:id="329"/>
+          </w:r>
+          <w:r>
+            <w:rPr>
+              <w:rFonts w:ascii="Times New Roman" w:eastAsia="Arial Unicode MS" w:hAnsi="Times New Roman" w:cs="Times New Roman"/>
+              <w:sz w:val="24"/>
+              <w:szCs w:val="24"/>
+            </w:rPr>
+            <w:t xml:space="preserve">The total map represents all families combined, while individual panels show patterns for Araceae, Bromeliaceae, Orchidaceae, Piperaceae, and Polypodiaceae. The Behrmann projection was used, and smaller islands were excluded for visualization. The results highlight that most areas in the Neotropics remain poorly sampled. </w:t>
           </w:r>
         </w:sdtContent>
       </w:sdt>
@@ -4353,7 +6644,10 @@
       </w:pPr>
       <w:r>
         <w:rPr>
+          <w:rFonts w:ascii="Times New Roman" w:hAnsi="Times New Roman" w:cs="Times New Roman"/>
           <w:noProof/>
+          <w:sz w:val="24"/>
+          <w:szCs w:val="24"/>
         </w:rPr>
         <w:lastRenderedPageBreak/>
         <w:drawing>
@@ -4374,7 +6668,7 @@
                     </pic:cNvPicPr>
                   </pic:nvPicPr>
                   <pic:blipFill>
-                    <a:blip r:embed="rId10" cstate="print">
+                    <a:blip r:embed="rId14" cstate="print">
                       <a:extLst>
                         <a:ext uri="{28A0092B-C50C-407E-A947-70E740481C1C}">
                           <a14:useLocalDpi xmlns:a14="http://schemas.microsoft.com/office/drawing/2010/main" val="0"/>
@@ -4410,14 +6704,14 @@
       <w:pPr>
         <w:jc w:val="left"/>
         <w:rPr>
-          <w:ins w:id="147" w:author="Maria Carmona-Higuita" w:date="2026-08-06T00:00:00Z"/>
+          <w:ins w:id="332" w:author="Maria Carmona-Higuita" w:date="2026-08-06T00:00:00Z"/>
           <w:rFonts w:ascii="Times New Roman" w:hAnsi="Times New Roman" w:cs="Times New Roman"/>
           <w:color w:val="000000"/>
           <w:sz w:val="24"/>
           <w:szCs w:val="24"/>
         </w:rPr>
       </w:pPr>
-      <w:ins w:id="148" w:author="Maria Carmona-Higuita" w:date="2026-08-06T00:00:00Z">
+      <w:ins w:id="333" w:author="Maria Carmona-Higuita" w:date="2026-08-06T00:00:00Z">
         <w:r>
           <w:rPr>
             <w:rFonts w:ascii="Times New Roman" w:hAnsi="Times New Roman" w:cs="Times New Roman"/>
@@ -4425,6 +6719,16 @@
             <w:szCs w:val="24"/>
           </w:rPr>
           <w:t>Figure 4. Biogeographic provinces of the Neotropics as defined by Morrone et al. (2022), used as the spatial framework for regional comparisons of Wallacean shortfall patterns. Province boundaries were used to summarize the distribution of well-sampled, fairly sampled, and poorly sampled grid cells across regions.</w:t>
+        </w:r>
+      </w:ins>
+      <w:ins w:id="334" w:author="Maria Carmona-Higuita" w:date="2026-08-07T00:00:00Z">
+        <w:r>
+          <w:rPr>
+            <w:rFonts w:ascii="Times New Roman" w:hAnsi="Times New Roman" w:cs="Times New Roman"/>
+            <w:sz w:val="24"/>
+            <w:szCs w:val="24"/>
+          </w:rPr>
+          <w:t xml:space="preserve"> Maps are displayed in Mollweide equal-area projection.</w:t>
         </w:r>
       </w:ins>
     </w:p>
@@ -4461,7 +6765,7 @@
                     <pic:cNvPicPr preferRelativeResize="0"/>
                   </pic:nvPicPr>
                   <pic:blipFill>
-                    <a:blip r:embed="rId11"/>
+                    <a:blip r:embed="rId15"/>
                     <a:srcRect/>
                     <a:stretch>
                       <a:fillRect/>
@@ -4501,6 +6805,83 @@
           <w:szCs w:val="24"/>
         </w:rPr>
       </w:pPr>
+      <w:ins w:id="335" w:author="Maria Carmona-Higuita" w:date="2026-08-06T00:00:00Z">
+        <w:r>
+          <w:rPr>
+            <w:rFonts w:ascii="Times New Roman" w:hAnsi="Times New Roman" w:cs="Times New Roman"/>
+            <w:sz w:val="24"/>
+            <w:szCs w:val="24"/>
+          </w:rPr>
+          <w:lastRenderedPageBreak/>
+          <w:t>Appendix S5, Figure S5.1. Spatial clustering of inventory completeness for the five most diverse vascular epiphyte families in the Neotropics. Grid cells were classified using the Getis-Ord Gi* statistic as areas of high sampling concentration (red: Gi* &gt; 1.96) or low sampling concentration (blue: Gi* &lt; -1.96; 95% confidence level). Analyses used presence records from Carmona-Higuita et al. (2023) at 30 arc-minute resolution (~55 km at equator; Behrmann projection). These clusters reflect historical concentration of botanical survey effort, not priority areas for future sampling; the latter are the completely unsampled cells (white in Figures 1 and 2 of the main text).</w:t>
+        </w:r>
+      </w:ins>
+    </w:p>
+    <w:p>
+      <w:pPr>
+        <w:jc w:val="left"/>
+        <w:rPr>
+          <w:rFonts w:ascii="Times New Roman" w:hAnsi="Times New Roman" w:cs="Times New Roman"/>
+          <w:sz w:val="24"/>
+          <w:szCs w:val="24"/>
+        </w:rPr>
+      </w:pPr>
+      <w:del w:id="336" w:author="Reviewer" w:date="2026-08-07T15:33:00Z" w16du:dateUtc="2026-08-07T13:33:00Z">
+        <w:r>
+          <w:rPr>
+            <w:rFonts w:ascii="Times New Roman" w:hAnsi="Times New Roman" w:cs="Times New Roman"/>
+            <w:noProof/>
+            <w:sz w:val="24"/>
+            <w:szCs w:val="24"/>
+          </w:rPr>
+          <w:drawing>
+            <wp:inline distT="114300" distB="114300" distL="114300" distR="114300" wp14:anchorId="2FFB7828" wp14:editId="5D766165">
+              <wp:extent cx="4586288" cy="4388792"/>
+              <wp:effectExtent l="0" t="0" r="0" b="0"/>
+              <wp:docPr id="2118463918" name="image3.png"/>
+              <wp:cNvGraphicFramePr/>
+              <a:graphic xmlns:a="http://schemas.openxmlformats.org/drawingml/2006/main">
+                <a:graphicData uri="http://schemas.openxmlformats.org/drawingml/2006/picture">
+                  <pic:pic xmlns:pic="http://schemas.openxmlformats.org/drawingml/2006/picture">
+                    <pic:nvPicPr>
+                      <pic:cNvPr id="0" name="image3.png"/>
+                      <pic:cNvPicPr preferRelativeResize="0"/>
+                    </pic:nvPicPr>
+                    <pic:blipFill>
+                      <a:blip r:embed="rId16"/>
+                      <a:srcRect l="50320" t="7619" b="8929"/>
+                      <a:stretch>
+                        <a:fillRect/>
+                      </a:stretch>
+                    </pic:blipFill>
+                    <pic:spPr>
+                      <a:xfrm>
+                        <a:off x="0" y="0"/>
+                        <a:ext cx="4586288" cy="4388792"/>
+                      </a:xfrm>
+                      <a:prstGeom prst="rect">
+                        <a:avLst/>
+                      </a:prstGeom>
+                      <a:ln/>
+                    </pic:spPr>
+                  </pic:pic>
+                </a:graphicData>
+              </a:graphic>
+            </wp:inline>
+          </w:drawing>
+        </w:r>
+      </w:del>
+    </w:p>
+    <w:p>
+      <w:pPr>
+        <w:jc w:val="left"/>
+        <w:rPr>
+          <w:rFonts w:ascii="Times New Roman" w:eastAsia="Times New Roman" w:hAnsi="Times New Roman" w:cs="Times New Roman"/>
+          <w:b/>
+          <w:sz w:val="24"/>
+          <w:szCs w:val="24"/>
+        </w:rPr>
+      </w:pPr>
       <w:sdt>
         <w:sdtPr>
           <w:rPr>
@@ -4512,18 +6893,37 @@
           <w:id w:val="-1858110032"/>
         </w:sdtPr>
         <w:sdtContent>
-          <w:del w:id="149" w:author="Maria Carmona-Higuita" w:date="2026-08-06T00:00:00Z">
+          <w:del w:id="337" w:author="Maria Carmona-Higuita" w:date="2026-08-06T00:00:00Z">
             <w:r>
               <w:rPr>
                 <w:rFonts w:ascii="Times New Roman" w:eastAsia="Arial Unicode MS" w:hAnsi="Times New Roman" w:cs="Times New Roman"/>
                 <w:sz w:val="24"/>
                 <w:szCs w:val="24"/>
               </w:rPr>
-              <w:delText>Figure 4. Hotspots and coldspots for the taxonomic and geographic shortfall</w:delText>
+              <w:delText xml:space="preserve">Figure 4. Hotspots and coldspots for the </w:delText>
+            </w:r>
+            <w:commentRangeStart w:id="338"/>
+            <w:r>
+              <w:rPr>
+                <w:rFonts w:ascii="Times New Roman" w:eastAsia="Arial Unicode MS" w:hAnsi="Times New Roman" w:cs="Times New Roman"/>
+                <w:sz w:val="24"/>
+                <w:szCs w:val="24"/>
+              </w:rPr>
+              <w:delText>taxonomic and geographic shortfall</w:delText>
             </w:r>
           </w:del>
-          <w:ins w:id="150" w:author="Maria Carmona-Higuita" w:date="2026-08-05T00:00:00Z">
-            <w:del w:id="151" w:author="Maria Carmona-Higuita" w:date="2026-08-06T00:00:00Z">
+          <w:commentRangeEnd w:id="338"/>
+          <w:r>
+            <w:rPr>
+              <w:rStyle w:val="CommentReference"/>
+              <w:rFonts w:ascii="Times New Roman" w:eastAsia="Arial Unicode MS" w:hAnsi="Times New Roman" w:cs="Times New Roman"/>
+              <w:sz w:val="24"/>
+              <w:szCs w:val="24"/>
+            </w:rPr>
+            <w:commentReference w:id="338"/>
+          </w:r>
+          <w:ins w:id="339" w:author="Maria Carmona-Higuita" w:date="2026-08-05T00:00:00Z">
+            <w:del w:id="340" w:author="Maria Carmona-Higuita" w:date="2026-08-06T00:00:00Z">
               <w:r>
                 <w:rPr>
                   <w:rFonts w:ascii="Times New Roman" w:eastAsia="Arial Unicode MS" w:hAnsi="Times New Roman" w:cs="Times New Roman"/>
@@ -4534,7 +6934,7 @@
               </w:r>
             </w:del>
           </w:ins>
-          <w:del w:id="152" w:author="Maria Carmona-Higuita" w:date="2026-08-06T00:00:00Z">
+          <w:del w:id="341" w:author="Maria Carmona-Higuita" w:date="2026-08-06T00:00:00Z">
             <w:r>
               <w:rPr>
                 <w:rFonts w:ascii="Times New Roman" w:eastAsia="Arial Unicode MS" w:hAnsi="Times New Roman" w:cs="Times New Roman"/>
@@ -4544,8 +6944,8 @@
               <w:delText xml:space="preserve"> of the five most diverse epiphyte families in the Neotropics. The map shows spatial clustering patterns of geographic shortfall</w:delText>
             </w:r>
           </w:del>
-          <w:ins w:id="153" w:author="Maria Carmona-Higuita" w:date="2026-08-05T00:00:00Z">
-            <w:del w:id="154" w:author="Maria Carmona-Higuita" w:date="2026-08-06T00:00:00Z">
+          <w:ins w:id="342" w:author="Maria Carmona-Higuita" w:date="2026-08-05T00:00:00Z">
+            <w:del w:id="343" w:author="Maria Carmona-Higuita" w:date="2026-08-06T00:00:00Z">
               <w:r>
                 <w:rPr>
                   <w:rFonts w:ascii="Times New Roman" w:eastAsia="Arial Unicode MS" w:hAnsi="Times New Roman" w:cs="Times New Roman"/>
@@ -4556,7 +6956,7 @@
               </w:r>
             </w:del>
           </w:ins>
-          <w:del w:id="155" w:author="Maria Carmona-Higuita" w:date="2026-08-06T00:00:00Z">
+          <w:del w:id="344" w:author="Maria Carmona-Higuita" w:date="2026-08-06T00:00:00Z">
             <w:r>
               <w:rPr>
                 <w:rFonts w:ascii="Times New Roman" w:eastAsia="Arial Unicode MS" w:hAnsi="Times New Roman" w:cs="Times New Roman"/>
@@ -4568,71 +6968,6 @@
           </w:del>
         </w:sdtContent>
       </w:sdt>
-      <w:ins w:id="156" w:author="Maria Carmona-Higuita" w:date="2026-08-06T00:00:00Z">
-        <w:r>
-          <w:rPr>
-            <w:rFonts w:ascii="Times New Roman" w:hAnsi="Times New Roman" w:cs="Times New Roman"/>
-            <w:sz w:val="24"/>
-            <w:szCs w:val="24"/>
-          </w:rPr>
-          <w:t>Appendix S5, Figure S5.1. Spatial clustering of inventory completeness for the five most diverse vascular epiphyte families in the Neotropics. Grid cells were classified using the Getis-Ord Gi* statistic as areas of high sampling concentration (red: Gi* &gt; 1.96) or low sampling concentration (blue: Gi* &lt; -1.96; 95% confidence level). Analyses used presence records from Carmona-Higuita et al. (2023) at 30 arc-minute resolution (~55 km at equator; Behrmann projection). These clusters reflect historical concentration of botanical survey effort, not priority areas for future sampling; the latter are the completely unsampled cells (white in Figures 1 and 2 of the main text).</w:t>
-        </w:r>
-      </w:ins>
-    </w:p>
-    <w:p>
-      <w:pPr>
-        <w:jc w:val="left"/>
-        <w:rPr>
-          <w:rFonts w:ascii="Times New Roman" w:eastAsia="Times New Roman" w:hAnsi="Times New Roman" w:cs="Times New Roman"/>
-          <w:b/>
-          <w:sz w:val="24"/>
-          <w:szCs w:val="24"/>
-        </w:rPr>
-      </w:pPr>
-      <w:r>
-        <w:rPr>
-          <w:rFonts w:ascii="Times New Roman" w:hAnsi="Times New Roman" w:cs="Times New Roman"/>
-          <w:noProof/>
-          <w:sz w:val="24"/>
-          <w:szCs w:val="24"/>
-        </w:rPr>
-        <w:lastRenderedPageBreak/>
-        <w:drawing>
-          <wp:inline distT="114300" distB="114300" distL="114300" distR="114300" wp14:anchorId="2FFB7828" wp14:editId="5D3D55B2">
-            <wp:extent cx="4586288" cy="4388792"/>
-            <wp:effectExtent l="0" t="0" r="0" b="0"/>
-            <wp:docPr id="2118463918" name="image3.png"/>
-            <wp:cNvGraphicFramePr/>
-            <a:graphic xmlns:a="http://schemas.openxmlformats.org/drawingml/2006/main">
-              <a:graphicData uri="http://schemas.openxmlformats.org/drawingml/2006/picture">
-                <pic:pic xmlns:pic="http://schemas.openxmlformats.org/drawingml/2006/picture">
-                  <pic:nvPicPr>
-                    <pic:cNvPr id="0" name="image3.png"/>
-                    <pic:cNvPicPr preferRelativeResize="0"/>
-                  </pic:nvPicPr>
-                  <pic:blipFill>
-                    <a:blip r:embed="rId12"/>
-                    <a:srcRect l="50320" t="7619" b="8929"/>
-                    <a:stretch>
-                      <a:fillRect/>
-                    </a:stretch>
-                  </pic:blipFill>
-                  <pic:spPr>
-                    <a:xfrm>
-                      <a:off x="0" y="0"/>
-                      <a:ext cx="4586288" cy="4388792"/>
-                    </a:xfrm>
-                    <a:prstGeom prst="rect">
-                      <a:avLst/>
-                    </a:prstGeom>
-                    <a:ln/>
-                  </pic:spPr>
-                </pic:pic>
-              </a:graphicData>
-            </a:graphic>
-          </wp:inline>
-        </w:drawing>
-      </w:r>
       <w:r>
         <w:rPr>
           <w:rFonts w:ascii="Times New Roman" w:hAnsi="Times New Roman" w:cs="Times New Roman"/>
@@ -4647,8 +6982,6 @@
         <w:pStyle w:val="Heading1"/>
         <w:jc w:val="left"/>
       </w:pPr>
-      <w:bookmarkStart w:id="157" w:name="_heading=h.rz9mckps6v7s" w:colFirst="0" w:colLast="0"/>
-      <w:bookmarkEnd w:id="157"/>
       <w:r>
         <w:lastRenderedPageBreak/>
         <w:t>ACKNOWLEDGEMENTS</w:t>
@@ -4800,8 +7133,6 @@
         <w:pStyle w:val="Heading1"/>
         <w:jc w:val="left"/>
       </w:pPr>
-      <w:bookmarkStart w:id="158" w:name="_heading=h.r7zstown65g5" w:colFirst="0" w:colLast="0"/>
-      <w:bookmarkEnd w:id="158"/>
       <w:r>
         <w:lastRenderedPageBreak/>
         <w:t>REFERENCES</w:t>
@@ -5656,7 +7987,7 @@
         </w:rPr>
         <w:t xml:space="preserve">. </w:t>
       </w:r>
-      <w:hyperlink r:id="rId13">
+      <w:hyperlink r:id="rId17">
         <w:r>
           <w:rPr>
             <w:rFonts w:ascii="Times New Roman" w:eastAsia="Times New Roman" w:hAnsi="Times New Roman" w:cs="Times New Roman"/>
@@ -7111,13 +9442,13 @@
         <w:spacing w:after="0"/>
         <w:ind w:left="720" w:hanging="720"/>
         <w:rPr>
-          <w:ins w:id="200" w:author="Maria Carmona-Higuita" w:date="2026-08-06T00:00:00Z"/>
-          <w:rFonts w:ascii="Times New Roman" w:eastAsia="Times New Roman" w:hAnsi="Times New Roman" w:cs="Times New Roman"/>
-          <w:sz w:val="24"/>
-          <w:szCs w:val="24"/>
-        </w:rPr>
-      </w:pPr>
-      <w:ins w:id="201" w:author="Maria Carmona-Higuita" w:date="2026-08-06T00:00:00Z">
+          <w:ins w:id="345" w:author="Maria Carmona-Higuita" w:date="2026-08-06T00:00:00Z"/>
+          <w:rFonts w:ascii="Times New Roman" w:eastAsia="Times New Roman" w:hAnsi="Times New Roman" w:cs="Times New Roman"/>
+          <w:sz w:val="24"/>
+          <w:szCs w:val="24"/>
+        </w:rPr>
+      </w:pPr>
+      <w:ins w:id="346" w:author="Maria Carmona-Higuita" w:date="2026-08-06T00:00:00Z">
         <w:r>
           <w:rPr>
             <w:rFonts w:ascii="Times New Roman" w:eastAsia="Times New Roman" w:hAnsi="Times New Roman" w:cs="Times New Roman"/>
@@ -7133,15 +9464,15 @@
             <w:sz w:val="24"/>
             <w:szCs w:val="24"/>
           </w:rPr>
-          <w:t xml:space="preserve">Global Ecology and Biogeography</w:t>
-        </w:r>
-        <w:r>
-          <w:rPr>
-            <w:rFonts w:ascii="Times New Roman" w:eastAsia="Times New Roman" w:hAnsi="Times New Roman" w:cs="Times New Roman"/>
-            <w:sz w:val="24"/>
-            <w:szCs w:val="24"/>
-          </w:rPr>
-          <w:t xml:space="preserve">, 32, 1607–1617. https://doi.org/10.1111/geb.13718</w:t>
+          <w:t>Global Ecology and Biogeography</w:t>
+        </w:r>
+        <w:r>
+          <w:rPr>
+            <w:rFonts w:ascii="Times New Roman" w:eastAsia="Times New Roman" w:hAnsi="Times New Roman" w:cs="Times New Roman"/>
+            <w:sz w:val="24"/>
+            <w:szCs w:val="24"/>
+          </w:rPr>
+          <w:t>, 32, 1607–1617. https://doi.org/10.1111/geb.13718</w:t>
         </w:r>
       </w:ins>
     </w:p>
@@ -7169,6 +9500,7 @@
           <w:sz w:val="24"/>
           <w:szCs w:val="24"/>
         </w:rPr>
+        <w:lastRenderedPageBreak/>
         <w:t xml:space="preserve">Leite, G. A., Pinheiro, R. T., Marcelino, D. G., Figueira, J. E. C., &amp; Delabie, J. H. C. (2013). Foraging Behavior of Kaempfer’s Woodpecker ( </w:t>
       </w:r>
       <w:r>
@@ -7251,7 +9583,6 @@
           <w:szCs w:val="24"/>
           <w:lang w:val="es-ES"/>
         </w:rPr>
-        <w:lastRenderedPageBreak/>
         <w:t xml:space="preserve">Lobo, J. M., Hortal, J., Yela, J. L., Millán, A., Sánchez-Fernández, D., García-Roselló, E., González-Dacosta, J., Heine, J., González-Vilas, L., &amp; Guisande, C. (2018). </w:t>
       </w:r>
       <w:r>
@@ -7485,6 +9816,7 @@
           <w:sz w:val="24"/>
           <w:szCs w:val="24"/>
         </w:rPr>
+        <w:lastRenderedPageBreak/>
         <w:t xml:space="preserve">Marin, A. C., Wolf, J. H. D., Oostermeijer, J. G. B., &amp; den Nijs, J. C. M. (2008). Establishment of Epiphytic Bromeliads in Successional Tropical Premontane Forests in Costa Rica. </w:t>
       </w:r>
       <w:r>
@@ -7545,7 +9877,6 @@
           <w:sz w:val="24"/>
           <w:szCs w:val="24"/>
         </w:rPr>
-        <w:lastRenderedPageBreak/>
         <w:t xml:space="preserve">Mendieta-Leiva, G., Ramos, F. N., Elias, J. P. C., Zotz, G., Acuña-Tarazona, M., Alvim, F. S., Barbosa, D. E. F., Basílio, G. A., Batke, S. P., Benavides, A. M., Blum, C. T., Boelter, C. R., Brancalion, P. H. S., Carmona, M. J., Carvalho, L. P., de la Rosa-Manzano, E., Einzmann, H. J. R., Fernández, M., Furtado, S. G., … Jiménez-Alfaro, B. (2020). EpIG-DB: A database of vascular epiphyte assemblages in the Neotropics. </w:t>
       </w:r>
       <w:r>
@@ -7810,7 +10141,16 @@
           <w:sz w:val="24"/>
           <w:szCs w:val="24"/>
         </w:rPr>
-        <w:t xml:space="preserve">Biogeographic regionalization of the Neotropical region: New map and shapefile. </w:t>
+        <w:t xml:space="preserve">Biogeographic regionalization of the Neotropical region: New map and </w:t>
+      </w:r>
+      <w:r>
+        <w:rPr>
+          <w:rFonts w:ascii="Times New Roman" w:eastAsia="Times New Roman" w:hAnsi="Times New Roman" w:cs="Times New Roman"/>
+          <w:sz w:val="24"/>
+          <w:szCs w:val="24"/>
+        </w:rPr>
+        <w:lastRenderedPageBreak/>
+        <w:t xml:space="preserve">shapefile. </w:t>
       </w:r>
       <w:r>
         <w:rPr>
@@ -7874,7 +10214,6 @@
           <w:sz w:val="24"/>
           <w:szCs w:val="24"/>
         </w:rPr>
-        <w:lastRenderedPageBreak/>
         <w:t xml:space="preserve">Nicolson, N., Trekels, M., Groom, Q. J., Knapp, S., &amp; Paton, A. J. (2023). Global access to nomenclatural botanical resources: Evaluating open access availability. </w:t>
       </w:r>
       <w:r>
@@ -8192,6 +10531,7 @@
           <w:sz w:val="24"/>
           <w:szCs w:val="24"/>
         </w:rPr>
+        <w:lastRenderedPageBreak/>
         <w:t xml:space="preserve">Perez, T. M., Valverde-Barrantes, O., Bravo, C., Taylor, T. C., Fadrique, B., Hogan, J. A., Pardo, C. J., Stroud, J. T., Baraloto, C., &amp; Feeley, K. J. (2019). Botanic gardens are an untapped resource for studying the functional ecology of tropical plants. </w:t>
       </w:r>
       <w:r>
@@ -8201,17 +10541,7 @@
           <w:sz w:val="24"/>
           <w:szCs w:val="24"/>
         </w:rPr>
-        <w:t xml:space="preserve">Philosophical Transactions </w:t>
-      </w:r>
-      <w:r>
-        <w:rPr>
-          <w:rFonts w:ascii="Times New Roman" w:eastAsia="Times New Roman" w:hAnsi="Times New Roman" w:cs="Times New Roman"/>
-          <w:i/>
-          <w:sz w:val="24"/>
-          <w:szCs w:val="24"/>
-        </w:rPr>
-        <w:lastRenderedPageBreak/>
-        <w:t>of the Royal Society B: Biological Sciences</w:t>
+        <w:t>Philosophical Transactions of the Royal Society B: Biological Sciences</w:t>
       </w:r>
       <w:r>
         <w:rPr>
@@ -8500,6 +10830,7 @@
           <w:szCs w:val="24"/>
           <w:lang w:val="es-ES"/>
         </w:rPr>
+        <w:lastRenderedPageBreak/>
         <w:t xml:space="preserve">Ramos, F. N., De Araujo, M. L., Da Silva Assis, I., Basilio, G. A., Barbosa, D. E. F., Correa, T. A., Delgado, C. N., Furtado, S. G., Marquez, G., Soares, J. S., Yañez, A., Silva, S. M., Neto, L. M., &amp; Elias, J. P. C. (2024). </w:t>
       </w:r>
       <w:r>
@@ -8508,16 +10839,7 @@
           <w:sz w:val="24"/>
           <w:szCs w:val="24"/>
         </w:rPr>
-        <w:t xml:space="preserve">Vascular epiphytes of the South America Dry </w:t>
-      </w:r>
-      <w:r>
-        <w:rPr>
-          <w:rFonts w:ascii="Times New Roman" w:eastAsia="Times New Roman" w:hAnsi="Times New Roman" w:cs="Times New Roman"/>
-          <w:sz w:val="24"/>
-          <w:szCs w:val="24"/>
-        </w:rPr>
-        <w:lastRenderedPageBreak/>
-        <w:t xml:space="preserve">Diagonal: Characterising their occurrence and richness in this neglected region. </w:t>
+        <w:t xml:space="preserve">Vascular epiphytes of the South America Dry Diagonal: Characterising their occurrence and richness in this neglected region. </w:t>
       </w:r>
       <w:r>
         <w:rPr>
@@ -8801,7 +11123,6 @@
           <w:sz w:val="24"/>
           <w:szCs w:val="24"/>
         </w:rPr>
-        <w:lastRenderedPageBreak/>
         <w:t xml:space="preserve">Roy, M., Vasco‐Palacios, A., Geml, J., Buyck, B., Delgat, L., Giachini, A., Grebenc, T., Harrower, E., Kuhar, F., Magnago, A., Rinaldi, A. C., Schimann, H., Selosse, M., Sulzbacher, M. A., Wartchow, F., &amp; Neves, M. (2017). The (re)discovery of ectomycorrhizal symbioses in Neotropical ecosystems sketched in Florianópolis. </w:t>
       </w:r>
       <w:r>
@@ -9056,16 +11377,8 @@
           <w:sz w:val="24"/>
           <w:szCs w:val="24"/>
         </w:rPr>
-        <w:t xml:space="preserve">Soberón, J., &amp; Peterson, A. T. (2009). Monitoring Biodiversity Loss with Primary Species-occurrence Data: Toward National-level Indicators for the 2010 Target of the Convention </w:t>
-      </w:r>
-      <w:r>
-        <w:rPr>
-          <w:rFonts w:ascii="Times New Roman" w:eastAsia="Times New Roman" w:hAnsi="Times New Roman" w:cs="Times New Roman"/>
-          <w:sz w:val="24"/>
-          <w:szCs w:val="24"/>
-        </w:rPr>
         <w:lastRenderedPageBreak/>
-        <w:t xml:space="preserve">on Biological Diversity. </w:t>
+        <w:t xml:space="preserve">Soberón, J., &amp; Peterson, A. T. (2009). Monitoring Biodiversity Loss with Primary Species-occurrence Data: Toward National-level Indicators for the 2010 Target of the Convention on Biological Diversity. </w:t>
       </w:r>
       <w:r>
         <w:rPr>
@@ -9294,13 +11607,13 @@
         <w:spacing w:after="0"/>
         <w:ind w:left="720" w:hanging="720"/>
         <w:rPr>
-          <w:ins w:id="202" w:author="Maria Carmona-Higuita" w:date="2026-08-06T00:00:00Z"/>
-          <w:rFonts w:ascii="Times New Roman" w:eastAsia="Times New Roman" w:hAnsi="Times New Roman" w:cs="Times New Roman"/>
-          <w:sz w:val="24"/>
-          <w:szCs w:val="24"/>
-        </w:rPr>
-      </w:pPr>
-      <w:ins w:id="203" w:author="Maria Carmona-Higuita" w:date="2026-08-06T00:00:00Z">
+          <w:ins w:id="347" w:author="Maria Carmona-Higuita" w:date="2026-08-06T00:00:00Z"/>
+          <w:rFonts w:ascii="Times New Roman" w:eastAsia="Times New Roman" w:hAnsi="Times New Roman" w:cs="Times New Roman"/>
+          <w:sz w:val="24"/>
+          <w:szCs w:val="24"/>
+        </w:rPr>
+      </w:pPr>
+      <w:ins w:id="348" w:author="Maria Carmona-Higuita" w:date="2026-08-06T00:00:00Z">
         <w:r>
           <w:rPr>
             <w:rFonts w:ascii="Times New Roman" w:eastAsia="Times New Roman" w:hAnsi="Times New Roman" w:cs="Times New Roman"/>
@@ -9316,15 +11629,15 @@
             <w:sz w:val="24"/>
             <w:szCs w:val="24"/>
           </w:rPr>
-          <w:t xml:space="preserve">Nature Plants</w:t>
-        </w:r>
-        <w:r>
-          <w:rPr>
-            <w:rFonts w:ascii="Times New Roman" w:eastAsia="Times New Roman" w:hAnsi="Times New Roman" w:cs="Times New Roman"/>
-            <w:sz w:val="24"/>
-            <w:szCs w:val="24"/>
-          </w:rPr>
-          <w:t xml:space="preserve">. https://doi.org/10.1038/s41477-025-02022-9</w:t>
+          <w:t>Nature Plants</w:t>
+        </w:r>
+        <w:r>
+          <w:rPr>
+            <w:rFonts w:ascii="Times New Roman" w:eastAsia="Times New Roman" w:hAnsi="Times New Roman" w:cs="Times New Roman"/>
+            <w:sz w:val="24"/>
+            <w:szCs w:val="24"/>
+          </w:rPr>
+          <w:t>. https://doi.org/10.1038/s41477-025-02022-9</w:t>
         </w:r>
       </w:ins>
     </w:p>
@@ -9351,8 +11664,25 @@
           <w:rFonts w:ascii="Times New Roman" w:eastAsia="Times New Roman" w:hAnsi="Times New Roman" w:cs="Times New Roman"/>
           <w:sz w:val="24"/>
           <w:szCs w:val="24"/>
-        </w:rPr>
-        <w:t xml:space="preserve">Taylor, A., Weigelt, P., Denelle, P., Cai, L., &amp; Kreft, H. (2023). The contribution of plant life and growth forms to global gradients of vascular plant diversity. </w:t>
+          <w:lang w:val="de-DE"/>
+          <w:rPrChange w:id="349" w:author="Maria Judith Carmona Higuita" w:date="2026-08-07T10:37:00Z" w16du:dateUtc="2026-08-07T08:37:00Z">
+            <w:rPr>
+              <w:rFonts w:ascii="Times New Roman" w:eastAsia="Times New Roman" w:hAnsi="Times New Roman" w:cs="Times New Roman"/>
+              <w:sz w:val="24"/>
+              <w:szCs w:val="24"/>
+            </w:rPr>
+          </w:rPrChange>
+        </w:rPr>
+        <w:lastRenderedPageBreak/>
+        <w:t xml:space="preserve">Taylor, A., Weigelt, P., Denelle, P., Cai, L., &amp; Kreft, H. (2023). </w:t>
+      </w:r>
+      <w:r>
+        <w:rPr>
+          <w:rFonts w:ascii="Times New Roman" w:eastAsia="Times New Roman" w:hAnsi="Times New Roman" w:cs="Times New Roman"/>
+          <w:sz w:val="24"/>
+          <w:szCs w:val="24"/>
+        </w:rPr>
+        <w:t xml:space="preserve">The contribution of plant life and growth forms to global gradients of vascular plant diversity. </w:t>
       </w:r>
       <w:r>
         <w:rPr>
@@ -9466,7 +11796,6 @@
           <w:sz w:val="24"/>
           <w:szCs w:val="24"/>
         </w:rPr>
-        <w:lastRenderedPageBreak/>
         <w:t xml:space="preserve">ter Steege, H., Vaessen, R. W., Cárdenas-López, D., Sabatier, D., Antonelli, A., De Oliveira, S. M., Pitman, N. C. A., Jørgensen, P. M., &amp; Salomão, R. P. (2016). The discovery of the Amazonian tree flora with an updated checklist of all known tree taxa. </w:t>
       </w:r>
       <w:r>
@@ -9707,7 +12036,16 @@
           <w:sz w:val="24"/>
           <w:szCs w:val="24"/>
         </w:rPr>
-        <w:t xml:space="preserve">Vargas, C. A., Bottin, M., Särkinen, T., Richardson, J. E., Raz, L., Garzon-Lopez, C. X., &amp; Sanchez, A. (2022). Environmental and geographical biases in plant specimen data from the Colombian Andes. </w:t>
+        <w:t xml:space="preserve">Vargas, C. A., Bottin, M., Särkinen, T., Richardson, J. E., Raz, L., Garzon-Lopez, C. X., &amp; Sanchez, A. (2022). Environmental and geographical biases in plant specimen data from </w:t>
+      </w:r>
+      <w:r>
+        <w:rPr>
+          <w:rFonts w:ascii="Times New Roman" w:eastAsia="Times New Roman" w:hAnsi="Times New Roman" w:cs="Times New Roman"/>
+          <w:sz w:val="24"/>
+          <w:szCs w:val="24"/>
+        </w:rPr>
+        <w:lastRenderedPageBreak/>
+        <w:t xml:space="preserve">the Colombian Andes. </w:t>
       </w:r>
       <w:r>
         <w:rPr>
@@ -9827,7 +12165,6 @@
           <w:sz w:val="24"/>
           <w:szCs w:val="24"/>
         </w:rPr>
-        <w:lastRenderedPageBreak/>
         <w:t xml:space="preserve">Wickham, H. (2009). </w:t>
       </w:r>
       <w:r>
@@ -10190,7 +12527,6 @@
           <w:szCs w:val="24"/>
           <w:lang w:val="de-DE"/>
         </w:rPr>
-        <w:lastRenderedPageBreak/>
         <w:t xml:space="preserve">Zotz, G., Weigelt, P., Kessler, M., Kreft, H., &amp; Taylor, A. (2021). </w:t>
       </w:r>
       <w:r>
@@ -10237,8 +12573,8 @@
       </w:r>
     </w:p>
     <w:sectPr>
-      <w:headerReference w:type="default" r:id="rId14"/>
-      <w:footerReference w:type="default" r:id="rId15"/>
+      <w:headerReference w:type="default" r:id="rId18"/>
+      <w:footerReference w:type="default" r:id="rId19"/>
       <w:pgSz w:w="12240" w:h="15840"/>
       <w:pgMar w:top="1440" w:right="1440" w:bottom="1440" w:left="1440" w:header="720" w:footer="720" w:gutter="0"/>
       <w:lnNumType w:countBy="1" w:restart="continuous"/>
@@ -10247,6 +12583,2149 @@
     </w:sectPr>
   </w:body>
 </w:document>
+</file>
+
+<file path=word/comments.xml><?xml version="1.0" encoding="utf-8"?>
+<w:comments xmlns:wpc="http://schemas.microsoft.com/office/word/2010/wordprocessingCanvas" xmlns:cx="http://schemas.microsoft.com/office/drawing/2014/chartex" xmlns:cx1="http://schemas.microsoft.com/office/drawing/2015/9/8/chartex" xmlns:cx2="http://schemas.microsoft.com/office/drawing/2015/10/21/chartex" xmlns:cx3="http://schemas.microsoft.com/office/drawing/2016/5/9/chartex" xmlns:cx4="http://schemas.microsoft.com/office/drawing/2016/5/10/chartex" xmlns:cx5="http://schemas.microsoft.com/office/drawing/2016/5/11/chartex" xmlns:cx6="http://schemas.microsoft.com/office/drawing/2016/5/12/chartex" xmlns:cx7="http://schemas.microsoft.com/office/drawing/2016/5/13/chartex" xmlns:cx8="http://schemas.microsoft.com/office/drawing/2016/5/14/chartex" xmlns:mc="http://schemas.openxmlformats.org/markup-compatibility/2006" xmlns:aink="http://schemas.microsoft.com/office/drawing/2016/ink" xmlns:am3d="http://schemas.microsoft.com/office/drawing/2017/model3d" xmlns:o="urn:schemas-microsoft-com:office:office" xmlns:oel="http://schemas.microsoft.com/office/2019/extlst" xmlns:r="http://schemas.openxmlformats.org/officeDocument/2006/relationships" xmlns:m="http://schemas.openxmlformats.org/officeDocument/2006/math" xmlns:v="urn:schemas-microsoft-com:vml" xmlns:wp14="http://schemas.microsoft.com/office/word/2010/wordprocessingDrawing" xmlns:wp="http://schemas.openxmlformats.org/drawingml/2006/wordprocessingDrawing" xmlns:w10="urn:schemas-microsoft-com:office:word" xmlns:w="http://schemas.openxmlformats.org/wordprocessingml/2006/main" xmlns:w14="http://schemas.microsoft.com/office/word/2010/wordml" xmlns:w15="http://schemas.microsoft.com/office/word/2012/wordml" xmlns:w16cei="http://schemas.microsoft.com/office/word/2026/wordml/cei" xmlns:w16cex="http://schemas.microsoft.com/office/word/2018/wordml/cex" xmlns:w16cid="http://schemas.microsoft.com/office/word/2016/wordml/cid" xmlns:w16="http://schemas.microsoft.com/office/word/2018/wordml" xmlns:w16du="http://schemas.microsoft.com/office/word/2023/wordml/word16du" xmlns:w16sdtdh="http://schemas.microsoft.com/office/word/2020/wordml/sdtdatahash" xmlns:w16sdtfl="http://schemas.microsoft.com/office/word/2024/wordml/sdtformatlock" xmlns:w16se="http://schemas.microsoft.com/office/word/2015/wordml/symex" xmlns:wpg="http://schemas.microsoft.com/office/word/2010/wordprocessingGroup" xmlns:wpi="http://schemas.microsoft.com/office/word/2010/wordprocessingInk" xmlns:wne="http://schemas.microsoft.com/office/word/2006/wordml" xmlns:wps="http://schemas.microsoft.com/office/word/2010/wordprocessingShape" mc:Ignorable="w14 w15 w16se w16cid w16 w16cex w16sdtdh w16sdtfl w16du wp14">
+  <w:comment w:id="3" w:author="Reviewer" w:date="2025-06-01T00:00:00Z" w:initials="R">
+    <w:p>
+      <w:r>
+        <w:rPr>
+          <w:rStyle w:val="CommentReference"/>
+        </w:rPr>
+        <w:annotationRef/>
+      </w:r>
+      <w:r>
+        <w:t>[p.4] "VE"</w:t>
+      </w:r>
+    </w:p>
+  </w:comment>
+  <w:comment w:id="2" w:author="Reviewer" w:date="2025-06-01T00:00:00Z" w:initials="R">
+    <w:p>
+      <w:r>
+        <w:rPr>
+          <w:rStyle w:val="CommentReference"/>
+        </w:rPr>
+        <w:annotationRef/>
+      </w:r>
+      <w:r>
+        <w:t>[p.4] "VE"</w:t>
+      </w:r>
+    </w:p>
+  </w:comment>
+  <w:comment w:id="1" w:author="Reviewer" w:date="2025-06-01T00:00:00Z" w:initials="R">
+    <w:p>
+      <w:r>
+        <w:rPr>
+          <w:rStyle w:val="CommentReference"/>
+        </w:rPr>
+        <w:annotationRef/>
+      </w:r>
+      <w:r>
+        <w:t>[p.4] "(VE)" -- According to the Author guidelines: https://onlinelibrary.wiley.com/page/journal/17447429/homepage/forauthors.html#abstract "Do not use abbreviations in the abstract."</w:t>
+      </w:r>
+    </w:p>
+  </w:comment>
+  <w:comment w:id="7" w:author="Reviewer" w:date="2026-08-07T14:38:00Z" w:initials="R">
+    <w:p>
+      <w:pPr>
+        <w:pStyle w:val="CommentText"/>
+        <w:jc w:val="left"/>
+      </w:pPr>
+      <w:r>
+        <w:rPr>
+          <w:rStyle w:val="CommentReference"/>
+        </w:rPr>
+        <w:annotationRef/>
+      </w:r>
+      <w:r>
+        <w:rPr>
+          <w:color w:val="000000"/>
+        </w:rPr>
+        <w:t>This is not true, just a quick search with the term on Google Scholar and you will see that it is a well-studied topic.</w:t>
+      </w:r>
+    </w:p>
+  </w:comment>
+  <w:comment w:id="9" w:author="Reviewer" w:date="2026-08-07T14:36:00Z" w:initials="R">
+    <w:p>
+      <w:pPr>
+        <w:pStyle w:val="CommentText"/>
+        <w:jc w:val="left"/>
+        <w:rPr>
+          <w:highlight w:val="none"/>
+        </w:rPr>
+      </w:pPr>
+      <w:r>
+        <w:rPr>
+          <w:rStyle w:val="CommentReference"/>
+        </w:rPr>
+        <w:annotationRef/>
+      </w:r>
+      <w:r>
+        <w:rPr>
+          <w:color w:val="000000"/>
+        </w:rPr>
+        <w:t>According to the Author guidelines: https://onlinelibrary.wiley.com/page/journal/17447429/homepage/forauthors.html#abstract</w:t>
+      </w:r>
+    </w:p>
+    <w:p>
+      <w:pPr>
+        <w:pStyle w:val="CommentText"/>
+        <w:jc w:val="left"/>
+        <w:rPr>
+          <w:highlight w:val="none"/>
+        </w:rPr>
+      </w:pPr>
+    </w:p>
+    <w:p>
+      <w:pPr>
+        <w:pStyle w:val="CommentText"/>
+        <w:jc w:val="left"/>
+      </w:pPr>
+      <w:r>
+        <w:rPr>
+          <w:color w:val="000000"/>
+        </w:rPr>
+        <w:t>"Do not use abbreviations in the abstract."</w:t>
+      </w:r>
+    </w:p>
+  </w:comment>
+  <w:comment w:id="20" w:author="Reviewer" w:date="2026-08-07T14:38:00Z" w:initials="R">
+    <w:p>
+      <w:pPr>
+        <w:pStyle w:val="CommentText"/>
+        <w:jc w:val="left"/>
+      </w:pPr>
+      <w:r>
+        <w:rPr>
+          <w:rStyle w:val="CommentReference"/>
+        </w:rPr>
+        <w:annotationRef/>
+      </w:r>
+      <w:r>
+        <w:rPr>
+          <w:color w:val="000000"/>
+        </w:rPr>
+        <w:t>Where do these records come from?</w:t>
+      </w:r>
+    </w:p>
+  </w:comment>
+  <w:comment w:id="18" w:author="Reviewer" w:date="2025-06-01T00:00:00Z" w:initials="R">
+    <w:p>
+      <w:r>
+        <w:rPr>
+          <w:rStyle w:val="CommentReference"/>
+        </w:rPr>
+        <w:annotationRef/>
+      </w:r>
+      <w:r>
+        <w:t>[p.15] "w O richness." -- This paragraph is very long; it's merely a summary of the results and contains no discussion. I suggest deleting it.</w:t>
+      </w:r>
+    </w:p>
+  </w:comment>
+  <w:comment w:id="17" w:author="Reviewer" w:date="2025-06-01T00:00:00Z" w:initials="R">
+    <w:p>
+      <w:r>
+        <w:rPr>
+          <w:rStyle w:val="CommentReference"/>
+        </w:rPr>
+        <w:annotationRef/>
+      </w:r>
+      <w:r>
+        <w:t>[p.7] "database" -- Okay, and how was this database obtained, how was it created, what were the criteria?</w:t>
+      </w:r>
+    </w:p>
+  </w:comment>
+  <w:comment w:id="25" w:author="Reviewer" w:date="2026-08-07T14:39:00Z" w:initials="R">
+    <w:p>
+      <w:pPr>
+        <w:pStyle w:val="CommentText"/>
+        <w:jc w:val="left"/>
+      </w:pPr>
+      <w:r>
+        <w:rPr>
+          <w:rStyle w:val="CommentReference"/>
+        </w:rPr>
+        <w:annotationRef/>
+      </w:r>
+      <w:r>
+        <w:rPr>
+          <w:color w:val="000000"/>
+        </w:rPr>
+        <w:t>what does "well-sampled" mean?</w:t>
+      </w:r>
+    </w:p>
+  </w:comment>
+  <w:comment w:id="32" w:author="Reviewer" w:date="2026-08-07T14:40:00Z" w:initials="R">
+    <w:p>
+      <w:pPr>
+        <w:pStyle w:val="CommentText"/>
+        <w:jc w:val="left"/>
+      </w:pPr>
+      <w:r>
+        <w:rPr>
+          <w:rStyle w:val="CommentReference"/>
+        </w:rPr>
+        <w:annotationRef/>
+      </w:r>
+      <w:r>
+        <w:rPr>
+          <w:color w:val="000000"/>
+        </w:rPr>
+        <w:t>How does this differ from the geographical?</w:t>
+      </w:r>
+    </w:p>
+  </w:comment>
+  <w:comment w:id="33" w:author="Reviewer" w:date="2026-08-07T14:40:00Z" w:initials="R">
+    <w:p>
+      <w:pPr>
+        <w:pStyle w:val="CommentText"/>
+        <w:jc w:val="left"/>
+      </w:pPr>
+      <w:r>
+        <w:rPr>
+          <w:rStyle w:val="CommentReference"/>
+        </w:rPr>
+        <w:annotationRef/>
+      </w:r>
+      <w:r>
+        <w:rPr>
+          <w:color w:val="000000"/>
+        </w:rPr>
+        <w:t>see previous comment</w:t>
+      </w:r>
+    </w:p>
+  </w:comment>
+  <w:comment w:id="35" w:author="Reviewer" w:date="2026-08-07T14:41:00Z" w:initials="R">
+    <w:p>
+      <w:pPr>
+        <w:pStyle w:val="CommentText"/>
+        <w:jc w:val="left"/>
+      </w:pPr>
+      <w:r>
+        <w:rPr>
+          <w:rStyle w:val="CommentReference"/>
+        </w:rPr>
+        <w:annotationRef/>
+      </w:r>
+      <w:r>
+        <w:rPr>
+          <w:color w:val="000000"/>
+        </w:rPr>
+        <w:t>patterns?</w:t>
+      </w:r>
+    </w:p>
+  </w:comment>
+  <w:comment w:id="37" w:author="Reviewer" w:date="2026-08-07T14:42:00Z" w:initials="R">
+    <w:p>
+      <w:pPr>
+        <w:pStyle w:val="CommentText"/>
+        <w:jc w:val="left"/>
+      </w:pPr>
+      <w:r>
+        <w:rPr>
+          <w:rStyle w:val="CommentReference"/>
+        </w:rPr>
+        <w:annotationRef/>
+      </w:r>
+      <w:r>
+        <w:rPr>
+          <w:color w:val="000000"/>
+        </w:rPr>
+        <w:t>why?</w:t>
+      </w:r>
+    </w:p>
+  </w:comment>
+  <w:comment w:id="41" w:author="Reviewer" w:date="2026-08-07T14:43:00Z" w:initials="R">
+    <w:p>
+      <w:pPr>
+        <w:pStyle w:val="CommentText"/>
+        <w:jc w:val="left"/>
+      </w:pPr>
+      <w:r>
+        <w:rPr>
+          <w:rStyle w:val="CommentReference"/>
+        </w:rPr>
+        <w:annotationRef/>
+      </w:r>
+      <w:r>
+        <w:rPr>
+          <w:color w:val="000000"/>
+        </w:rPr>
+        <w:t>how?</w:t>
+      </w:r>
+    </w:p>
+  </w:comment>
+  <w:comment w:id="47" w:author="Reviewer" w:date="2026-08-07T14:43:00Z" w:initials="R">
+    <w:p>
+      <w:pPr>
+        <w:pStyle w:val="CommentText"/>
+        <w:jc w:val="left"/>
+      </w:pPr>
+      <w:r>
+        <w:rPr>
+          <w:rStyle w:val="CommentReference"/>
+        </w:rPr>
+        <w:annotationRef/>
+      </w:r>
+      <w:r>
+        <w:rPr>
+          <w:color w:val="000000"/>
+        </w:rPr>
+        <w:t>The cited article does not deal with animals</w:t>
+      </w:r>
+    </w:p>
+  </w:comment>
+  <w:comment w:id="48" w:author="Reviewer" w:date="2026-08-07T14:48:00Z" w:initials="R">
+    <w:p>
+      <w:pPr>
+        <w:pStyle w:val="CommentText"/>
+        <w:jc w:val="left"/>
+      </w:pPr>
+      <w:r>
+        <w:rPr>
+          <w:rStyle w:val="CommentReference"/>
+        </w:rPr>
+        <w:annotationRef/>
+      </w:r>
+      <w:r>
+        <w:rPr>
+          <w:color w:val="000000"/>
+        </w:rPr>
+        <w:t>Leap of ideas</w:t>
+      </w:r>
+    </w:p>
+  </w:comment>
+  <w:comment w:id="52" w:author="Reviewer" w:date="2026-08-07T14:49:00Z" w:initials="R">
+    <w:p>
+      <w:pPr>
+        <w:pStyle w:val="CommentText"/>
+        <w:jc w:val="left"/>
+      </w:pPr>
+      <w:r>
+        <w:rPr>
+          <w:rStyle w:val="CommentReference"/>
+        </w:rPr>
+        <w:annotationRef/>
+      </w:r>
+      <w:r>
+        <w:rPr>
+          <w:color w:val="000000"/>
+        </w:rPr>
+        <w:t>?</w:t>
+      </w:r>
+    </w:p>
+  </w:comment>
+  <w:comment w:id="62" w:author="Reviewer" w:date="2026-08-07T14:50:00Z" w:initials="R">
+    <w:p>
+      <w:pPr>
+        <w:pStyle w:val="CommentText"/>
+        <w:jc w:val="left"/>
+      </w:pPr>
+      <w:r>
+        <w:rPr>
+          <w:rStyle w:val="CommentReference"/>
+        </w:rPr>
+        <w:annotationRef/>
+      </w:r>
+      <w:r>
+        <w:t>This should be better defined in the introduction; the difference between the two terms is not entirely clear.</w:t>
+      </w:r>
+    </w:p>
+  </w:comment>
+  <w:comment w:id="65" w:author="Reviewer" w:date="2026-08-07T14:50:00Z" w:initials="R">
+    <w:p>
+      <w:pPr>
+        <w:pStyle w:val="CommentText"/>
+        <w:jc w:val="left"/>
+      </w:pPr>
+      <w:r>
+        <w:rPr>
+          <w:rStyle w:val="CommentReference"/>
+        </w:rPr>
+        <w:annotationRef/>
+      </w:r>
+      <w:r>
+        <w:rPr>
+          <w:color w:val="000000"/>
+        </w:rPr>
+        <w:t>Wouldn't this be just geographic? It's not clear why they also include taxonomic aspects here.</w:t>
+      </w:r>
+    </w:p>
+  </w:comment>
+  <w:comment w:id="69" w:author="Reviewer" w:date="2026-08-07T14:50:00Z" w:initials="R">
+    <w:p>
+      <w:pPr>
+        <w:pStyle w:val="CommentText"/>
+        <w:jc w:val="left"/>
+      </w:pPr>
+      <w:r>
+        <w:rPr>
+          <w:rStyle w:val="CommentReference"/>
+        </w:rPr>
+        <w:annotationRef/>
+      </w:r>
+      <w:r>
+        <w:rPr>
+          <w:color w:val="000000"/>
+        </w:rPr>
+        <w:t>Wouldn't this be just taxonomic? It's not clear why they include geographic here. In general, all these terms, which are the most important in the article, are unclear. The authors should make sure to clarify them in the introduction.</w:t>
+      </w:r>
+    </w:p>
+  </w:comment>
+  <w:comment w:id="75" w:author="Reviewer" w:date="2026-08-07T14:51:00Z" w:initials="R">
+    <w:p>
+      <w:pPr>
+        <w:pStyle w:val="CommentText"/>
+        <w:jc w:val="left"/>
+      </w:pPr>
+      <w:r>
+        <w:rPr>
+          <w:rStyle w:val="CommentReference"/>
+        </w:rPr>
+        <w:annotationRef/>
+      </w:r>
+      <w:r>
+        <w:rPr>
+          <w:color w:val="000000"/>
+        </w:rPr>
+        <w:t>This term hasn't been defined; it's very confusing; everything seems mixed up in the terminology.</w:t>
+      </w:r>
+    </w:p>
+  </w:comment>
+  <w:comment w:id="78" w:author="Reviewer" w:date="2026-08-07T14:51:00Z" w:initials="R">
+    <w:p>
+      <w:pPr>
+        <w:pStyle w:val="CommentText"/>
+        <w:jc w:val="left"/>
+      </w:pPr>
+      <w:r>
+        <w:rPr>
+          <w:rStyle w:val="CommentReference"/>
+        </w:rPr>
+        <w:annotationRef/>
+      </w:r>
+      <w:r>
+        <w:rPr>
+          <w:color w:val="000000"/>
+        </w:rPr>
+        <w:t>The same</w:t>
+      </w:r>
+    </w:p>
+  </w:comment>
+  <w:comment w:id="83" w:author="Reviewer" w:date="2026-08-07T14:51:00Z" w:initials="R">
+    <w:p>
+      <w:pPr>
+        <w:pStyle w:val="CommentText"/>
+        <w:jc w:val="left"/>
+      </w:pPr>
+      <w:r>
+        <w:rPr>
+          <w:rStyle w:val="CommentReference"/>
+        </w:rPr>
+        <w:annotationRef/>
+      </w:r>
+      <w:r>
+        <w:rPr>
+          <w:color w:val="000000"/>
+        </w:rPr>
+        <w:t>Okay, and how was this database obtained, how was it created, what were the criteria?</w:t>
+      </w:r>
+    </w:p>
+  </w:comment>
+  <w:comment w:id="86" w:author="Reviewer" w:date="2026-08-07T14:51:00Z" w:initials="R">
+    <w:p>
+      <w:pPr>
+        <w:pStyle w:val="CommentText"/>
+        <w:jc w:val="left"/>
+      </w:pPr>
+      <w:r>
+        <w:rPr>
+          <w:rStyle w:val="CommentReference"/>
+        </w:rPr>
+        <w:annotationRef/>
+      </w:r>
+      <w:r>
+        <w:rPr>
+          <w:color w:val="000000"/>
+        </w:rPr>
+        <w:t>why?</w:t>
+      </w:r>
+    </w:p>
+  </w:comment>
+  <w:comment w:id="91" w:author="Reviewer" w:date="2026-08-07T14:52:00Z" w:initials="R">
+    <w:p>
+      <w:pPr>
+        <w:pStyle w:val="CommentText"/>
+        <w:jc w:val="left"/>
+      </w:pPr>
+      <w:r>
+        <w:rPr>
+          <w:rStyle w:val="CommentReference"/>
+        </w:rPr>
+        <w:annotationRef/>
+      </w:r>
+      <w:r>
+        <w:rPr>
+          <w:color w:val="000000"/>
+        </w:rPr>
+        <w:t>The reader doesn't need to review another article; everything should be clear in this section.</w:t>
+      </w:r>
+    </w:p>
+  </w:comment>
+  <w:comment w:id="93" w:author="Reviewer" w:date="2026-08-07T15:04:00Z" w:initials="R">
+    <w:p>
+      <w:pPr>
+        <w:pStyle w:val="CommentText"/>
+        <w:jc w:val="left"/>
+      </w:pPr>
+      <w:r>
+        <w:rPr>
+          <w:rStyle w:val="CommentReference"/>
+        </w:rPr>
+        <w:annotationRef/>
+      </w:r>
+      <w:r>
+        <w:rPr>
+          <w:color w:val="000000"/>
+        </w:rPr>
+        <w:t>at what resolution?</w:t>
+      </w:r>
+    </w:p>
+  </w:comment>
+  <w:comment w:id="96" w:author="Reviewer" w:date="2026-08-07T15:04:00Z" w:initials="R">
+    <w:p>
+      <w:pPr>
+        <w:pStyle w:val="CommentText"/>
+        <w:jc w:val="left"/>
+      </w:pPr>
+      <w:r>
+        <w:rPr>
+          <w:rStyle w:val="CommentReference"/>
+        </w:rPr>
+        <w:annotationRef/>
+      </w:r>
+      <w:r>
+        <w:rPr>
+          <w:color w:val="000000"/>
+        </w:rPr>
+        <w:t>Does this term exist?</w:t>
+      </w:r>
+    </w:p>
+  </w:comment>
+  <w:comment w:id="100" w:author="Reviewer" w:date="2026-08-07T15:05:00Z" w:initials="R">
+    <w:p>
+      <w:pPr>
+        <w:pStyle w:val="CommentText"/>
+        <w:jc w:val="left"/>
+      </w:pPr>
+      <w:r>
+        <w:rPr>
+          <w:rStyle w:val="CommentReference"/>
+        </w:rPr>
+        <w:annotationRef/>
+      </w:r>
+      <w:r>
+        <w:rPr>
+          <w:color w:val="000000"/>
+        </w:rPr>
+        <w:t>Why did they choose this resolution?</w:t>
+      </w:r>
+    </w:p>
+  </w:comment>
+  <w:comment w:id="111" w:author="Reviewer" w:date="2025-06-01T00:00:00Z" w:initials="R">
+    <w:p>
+      <w:pPr>
+        <w:pStyle w:val="CommentText"/>
+        <w:jc w:val="left"/>
+      </w:pPr>
+      <w:r>
+        <w:rPr>
+          <w:rStyle w:val="CommentReference"/>
+        </w:rPr>
+        <w:annotationRef/>
+      </w:r>
+      <w:r>
+        <w:rPr>
+          <w:lang w:val="en-US"/>
+        </w:rPr>
+        <w:t>?</w:t>
+      </w:r>
+    </w:p>
+  </w:comment>
+  <w:comment w:id="117" w:author="Reviewer" w:date="2025-06-01T00:00:00Z" w:initials="R">
+    <w:p>
+      <w:pPr>
+        <w:pStyle w:val="CommentText"/>
+        <w:jc w:val="left"/>
+      </w:pPr>
+      <w:r>
+        <w:rPr>
+          <w:rStyle w:val="CommentReference"/>
+        </w:rPr>
+        <w:annotationRef/>
+      </w:r>
+      <w:r>
+        <w:rPr>
+          <w:lang w:val="en-US"/>
+        </w:rPr>
+        <w:t>Weren't you talking about biodiversity shortfall hotspots?</w:t>
+      </w:r>
+    </w:p>
+  </w:comment>
+  <w:comment w:id="118" w:author="Reviewer" w:date="2026-08-07T15:06:00Z" w:initials="R">
+    <w:p>
+      <w:pPr>
+        <w:pStyle w:val="CommentText"/>
+        <w:jc w:val="left"/>
+      </w:pPr>
+      <w:r>
+        <w:rPr>
+          <w:rStyle w:val="CommentReference"/>
+        </w:rPr>
+        <w:annotationRef/>
+      </w:r>
+      <w:r>
+        <w:rPr>
+          <w:color w:val="000000"/>
+        </w:rPr>
+        <w:t>This section is unclear. Furthermore, why were these thresholds chosen? What is their theoretical basis?</w:t>
+      </w:r>
+    </w:p>
+  </w:comment>
+  <w:comment w:id="115" w:author="Reviewer" w:date="2025-06-01T00:00:00Z" w:initials="R">
+    <w:p>
+      <w:pPr>
+        <w:pStyle w:val="CommentText"/>
+        <w:jc w:val="left"/>
+      </w:pPr>
+      <w:r>
+        <w:rPr>
+          <w:rStyle w:val="CommentReference"/>
+        </w:rPr>
+        <w:annotationRef/>
+      </w:r>
+      <w:r>
+        <w:rPr>
+          <w:lang w:val="en-US"/>
+        </w:rPr>
+        <w:t>what does "well-sampled" mean?</w:t>
+      </w:r>
+    </w:p>
+  </w:comment>
+  <w:comment w:id="116" w:author="Reviewer" w:date="2026-08-07T15:06:00Z" w:initials="R">
+    <w:p>
+      <w:pPr>
+        <w:pStyle w:val="CommentText"/>
+        <w:jc w:val="left"/>
+      </w:pPr>
+      <w:r>
+        <w:rPr>
+          <w:rStyle w:val="CommentReference"/>
+        </w:rPr>
+        <w:annotationRef/>
+      </w:r>
+      <w:r>
+        <w:rPr>
+          <w:color w:val="000000"/>
+        </w:rPr>
+        <w:t>It's not clear. Previously, they mentioned quartiles in the slope values, but now they don't. They're using thresholds that don't have valid criteria. Please clarify.</w:t>
+      </w:r>
+    </w:p>
+  </w:comment>
+  <w:comment w:id="125" w:author="Reviewer" w:date="2025-06-01T00:00:00Z" w:initials="R">
+    <w:p>
+      <w:pPr>
+        <w:pStyle w:val="CommentText"/>
+        <w:jc w:val="left"/>
+      </w:pPr>
+      <w:r>
+        <w:rPr>
+          <w:rStyle w:val="CommentReference"/>
+        </w:rPr>
+        <w:annotationRef/>
+      </w:r>
+      <w:r>
+        <w:rPr>
+          <w:lang w:val="en-US"/>
+        </w:rPr>
+        <w:t>Why? How did they arrive at that value (10 records)?</w:t>
+      </w:r>
+    </w:p>
+  </w:comment>
+  <w:comment w:id="130" w:author="Reviewer" w:date="2025-06-01T00:00:00Z" w:initials="R">
+    <w:p>
+      <w:pPr>
+        <w:pStyle w:val="CommentText"/>
+        <w:jc w:val="left"/>
+      </w:pPr>
+      <w:r>
+        <w:rPr>
+          <w:rStyle w:val="CommentReference"/>
+        </w:rPr>
+        <w:annotationRef/>
+      </w:r>
+      <w:r>
+        <w:rPr>
+          <w:lang w:val="en-US"/>
+        </w:rPr>
+        <w:t xml:space="preserve"> How did they calculate this? What were the variables?</w:t>
+      </w:r>
+    </w:p>
+  </w:comment>
+  <w:comment w:id="143" w:author="Reviewer" w:date="2025-06-01T00:00:00Z" w:initials="R">
+    <w:p>
+      <w:pPr>
+        <w:pStyle w:val="CommentText"/>
+        <w:jc w:val="left"/>
+      </w:pPr>
+      <w:r>
+        <w:rPr>
+          <w:rStyle w:val="CommentReference"/>
+        </w:rPr>
+        <w:annotationRef/>
+      </w:r>
+      <w:r>
+        <w:rPr>
+          <w:lang w:val="en-US"/>
+        </w:rPr>
+        <w:t xml:space="preserve"> These paragraphs can be combined into a single paragraph. Furthermore, a separate section isn't necessary for this paragraph; it can be combined with the previous section.</w:t>
+      </w:r>
+    </w:p>
+  </w:comment>
+  <w:comment w:id="146" w:author="Reviewer" w:date="2025-06-01T00:00:00Z" w:initials="R">
+    <w:p>
+      <w:pPr>
+        <w:pStyle w:val="CommentText"/>
+        <w:jc w:val="left"/>
+      </w:pPr>
+      <w:r>
+        <w:rPr>
+          <w:rStyle w:val="CommentReference"/>
+        </w:rPr>
+        <w:annotationRef/>
+      </w:r>
+      <w:r>
+        <w:rPr>
+          <w:lang w:val="en-US"/>
+        </w:rPr>
+        <w:t>Why not leave everything at this resolution? I'm referring to results and patterns, etc. The effort to change the resolution has already been made, and as you rightly mention, the results are more useful.</w:t>
+      </w:r>
+    </w:p>
+  </w:comment>
+  <w:comment w:id="145" w:author="Reviewer" w:date="2025-06-01T00:00:00Z" w:initials="R">
+    <w:p>
+      <w:pPr>
+        <w:pStyle w:val="CommentText"/>
+        <w:jc w:val="left"/>
+      </w:pPr>
+      <w:r>
+        <w:rPr>
+          <w:rStyle w:val="CommentReference"/>
+        </w:rPr>
+        <w:annotationRef/>
+      </w:r>
+      <w:r>
+        <w:rPr>
+          <w:lang w:val="en-US"/>
+        </w:rPr>
+        <w:t>- Why this resolution? It doesn't seem as fine, it's still coarse.</w:t>
+      </w:r>
+    </w:p>
+  </w:comment>
+  <w:comment w:id="144" w:author="Reviewer" w:date="2025-06-01T00:00:00Z" w:initials="R">
+    <w:p>
+      <w:pPr>
+        <w:pStyle w:val="CommentText"/>
+        <w:jc w:val="left"/>
+      </w:pPr>
+      <w:r>
+        <w:rPr>
+          <w:rStyle w:val="CommentReference"/>
+        </w:rPr>
+        <w:annotationRef/>
+      </w:r>
+      <w:r>
+        <w:rPr>
+          <w:lang w:val="en-US"/>
+        </w:rPr>
+        <w:t xml:space="preserve"> "insights" -- change the term</w:t>
+      </w:r>
+    </w:p>
+  </w:comment>
+  <w:comment w:id="149" w:author="Reviewer" w:date="2026-08-07T15:12:00Z" w:initials="R">
+    <w:p>
+      <w:pPr>
+        <w:pStyle w:val="CommentText"/>
+        <w:jc w:val="left"/>
+      </w:pPr>
+      <w:r>
+        <w:rPr>
+          <w:rStyle w:val="CommentReference"/>
+        </w:rPr>
+        <w:annotationRef/>
+      </w:r>
+      <w:r>
+        <w:rPr>
+          <w:color w:val="000000"/>
+        </w:rPr>
+        <w:t>include the range</w:t>
+      </w:r>
+    </w:p>
+  </w:comment>
+  <w:comment w:id="151" w:author="Reviewer" w:date="2026-08-07T15:12:00Z" w:initials="R">
+    <w:p>
+      <w:pPr>
+        <w:pStyle w:val="CommentText"/>
+        <w:jc w:val="left"/>
+      </w:pPr>
+      <w:r>
+        <w:rPr>
+          <w:rStyle w:val="CommentReference"/>
+        </w:rPr>
+        <w:annotationRef/>
+      </w:r>
+      <w:r>
+        <w:rPr>
+          <w:color w:val="000000"/>
+        </w:rPr>
+        <w:t>records</w:t>
+      </w:r>
+    </w:p>
+  </w:comment>
+  <w:comment w:id="152" w:author="Reviewer" w:date="2026-08-07T15:12:00Z" w:initials="R">
+    <w:p>
+      <w:pPr>
+        <w:pStyle w:val="CommentText"/>
+        <w:jc w:val="left"/>
+      </w:pPr>
+      <w:r>
+        <w:rPr>
+          <w:rStyle w:val="CommentReference"/>
+        </w:rPr>
+        <w:annotationRef/>
+      </w:r>
+      <w:r>
+        <w:rPr>
+          <w:color w:val="000000"/>
+        </w:rPr>
+        <w:t>records</w:t>
+      </w:r>
+    </w:p>
+  </w:comment>
+  <w:comment w:id="153" w:author="Reviewer" w:date="2026-08-07T15:12:00Z" w:initials="R">
+    <w:p>
+      <w:pPr>
+        <w:pStyle w:val="CommentText"/>
+        <w:jc w:val="left"/>
+      </w:pPr>
+      <w:r>
+        <w:rPr>
+          <w:rStyle w:val="CommentReference"/>
+        </w:rPr>
+        <w:annotationRef/>
+      </w:r>
+      <w:r>
+        <w:rPr>
+          <w:color w:val="000000"/>
+        </w:rPr>
+        <w:t>Records ans so on</w:t>
+      </w:r>
+    </w:p>
+  </w:comment>
+  <w:comment w:id="161" w:author="Reviewer" w:date="2026-08-07T15:14:00Z" w:initials="R">
+    <w:p>
+      <w:pPr>
+        <w:pStyle w:val="CommentText"/>
+        <w:jc w:val="left"/>
+      </w:pPr>
+      <w:r>
+        <w:rPr>
+          <w:rStyle w:val="CommentReference"/>
+        </w:rPr>
+        <w:annotationRef/>
+      </w:r>
+      <w:r>
+        <w:rPr>
+          <w:color w:val="000000"/>
+        </w:rPr>
+        <w:t>But before that you mentioned that they were the ones with the biggest shortfalls. Clarify</w:t>
+      </w:r>
+    </w:p>
+  </w:comment>
+  <w:comment w:id="163" w:author="Reviewer" w:date="2026-08-07T15:14:00Z" w:initials="R">
+    <w:p>
+      <w:pPr>
+        <w:pStyle w:val="CommentText"/>
+        <w:jc w:val="left"/>
+      </w:pPr>
+      <w:r>
+        <w:rPr>
+          <w:rStyle w:val="CommentReference"/>
+        </w:rPr>
+        <w:annotationRef/>
+      </w:r>
+      <w:r>
+        <w:rPr>
+          <w:color w:val="000000"/>
+        </w:rPr>
+        <w:t>How do you test for significance? There's none of this in methods.</w:t>
+      </w:r>
+    </w:p>
+  </w:comment>
+  <w:comment w:id="165" w:author="Reviewer" w:date="2026-08-07T15:14:00Z" w:initials="R">
+    <w:p>
+      <w:pPr>
+        <w:pStyle w:val="CommentText"/>
+        <w:jc w:val="left"/>
+      </w:pPr>
+      <w:r>
+        <w:rPr>
+          <w:rStyle w:val="CommentReference"/>
+        </w:rPr>
+        <w:annotationRef/>
+      </w:r>
+      <w:r>
+        <w:rPr>
+          <w:color w:val="000000"/>
+        </w:rPr>
+        <w:t>But you're talking about the sites with the biggest taxonomic gaps, right? It is confuse</w:t>
+      </w:r>
+    </w:p>
+  </w:comment>
+  <w:comment w:id="176" w:author="Reviewer" w:date="2026-08-07T15:15:00Z" w:initials="R">
+    <w:p>
+      <w:pPr>
+        <w:pStyle w:val="CommentText"/>
+        <w:jc w:val="left"/>
+      </w:pPr>
+      <w:r>
+        <w:rPr>
+          <w:rStyle w:val="CommentReference"/>
+        </w:rPr>
+        <w:annotationRef/>
+      </w:r>
+      <w:r>
+        <w:rPr>
+          <w:color w:val="000000"/>
+        </w:rPr>
+        <w:t>shortfall?</w:t>
+      </w:r>
+    </w:p>
+  </w:comment>
+  <w:comment w:id="177" w:author="Reviewer" w:date="2026-08-07T15:16:00Z" w:initials="R">
+    <w:p>
+      <w:pPr>
+        <w:pStyle w:val="CommentText"/>
+        <w:jc w:val="left"/>
+      </w:pPr>
+      <w:r>
+        <w:rPr>
+          <w:rStyle w:val="CommentReference"/>
+        </w:rPr>
+        <w:annotationRef/>
+      </w:r>
+      <w:r>
+        <w:rPr>
+          <w:color w:val="000000"/>
+        </w:rPr>
+        <w:t>with respect to what?</w:t>
+      </w:r>
+    </w:p>
+  </w:comment>
+  <w:comment w:id="178" w:author="Reviewer" w:date="2026-08-07T15:16:00Z" w:initials="R">
+    <w:p>
+      <w:pPr>
+        <w:pStyle w:val="CommentText"/>
+        <w:jc w:val="left"/>
+      </w:pPr>
+      <w:r>
+        <w:rPr>
+          <w:rStyle w:val="CommentReference"/>
+        </w:rPr>
+        <w:annotationRef/>
+      </w:r>
+      <w:r>
+        <w:rPr>
+          <w:color w:val="000000"/>
+        </w:rPr>
+        <w:t>This is confusing, make it more direct.</w:t>
+      </w:r>
+    </w:p>
+  </w:comment>
+  <w:comment w:id="179" w:author="Reviewer" w:date="2026-08-07T15:16:00Z" w:initials="R">
+    <w:p>
+      <w:pPr>
+        <w:pStyle w:val="CommentText"/>
+        <w:jc w:val="left"/>
+      </w:pPr>
+      <w:r>
+        <w:rPr>
+          <w:rStyle w:val="CommentReference"/>
+        </w:rPr>
+        <w:annotationRef/>
+      </w:r>
+      <w:r>
+        <w:rPr>
+          <w:color w:val="000000"/>
+        </w:rPr>
+        <w:t>Better use: The provinces with the greatest geographic shortfall due to poor sampling were ...</w:t>
+      </w:r>
+    </w:p>
+  </w:comment>
+  <w:comment w:id="182" w:author="Reviewer" w:date="2026-08-07T15:16:00Z" w:initials="R">
+    <w:p>
+      <w:pPr>
+        <w:pStyle w:val="CommentText"/>
+        <w:jc w:val="left"/>
+      </w:pPr>
+      <w:r>
+        <w:rPr>
+          <w:rStyle w:val="CommentReference"/>
+        </w:rPr>
+        <w:annotationRef/>
+      </w:r>
+      <w:r>
+        <w:rPr>
+          <w:color w:val="000000"/>
+        </w:rPr>
+        <w:t>again this is confuse</w:t>
+      </w:r>
+    </w:p>
+  </w:comment>
+  <w:comment w:id="189" w:author="Reviewer" w:date="2026-08-07T15:17:00Z" w:initials="R">
+    <w:p>
+      <w:pPr>
+        <w:pStyle w:val="CommentText"/>
+        <w:jc w:val="left"/>
+      </w:pPr>
+      <w:r>
+        <w:rPr>
+          <w:rStyle w:val="CommentReference"/>
+        </w:rPr>
+        <w:annotationRef/>
+      </w:r>
+      <w:r>
+        <w:rPr>
+          <w:color w:val="000000"/>
+        </w:rPr>
+        <w:t>this is also confuse.</w:t>
+      </w:r>
+    </w:p>
+  </w:comment>
+  <w:comment w:id="193" w:author="Reviewer" w:date="2026-08-07T15:18:00Z" w:initials="R">
+    <w:p>
+      <w:pPr>
+        <w:pStyle w:val="CommentText"/>
+        <w:jc w:val="left"/>
+      </w:pPr>
+      <w:r>
+        <w:rPr>
+          <w:rStyle w:val="CommentReference"/>
+        </w:rPr>
+        <w:annotationRef/>
+      </w:r>
+      <w:r>
+        <w:rPr>
+          <w:color w:val="000000"/>
+        </w:rPr>
+        <w:t>this is confuse. How can you know that?</w:t>
+      </w:r>
+    </w:p>
+  </w:comment>
+  <w:comment w:id="196" w:author="Reviewer" w:date="2026-08-07T15:19:00Z" w:initials="R">
+    <w:p>
+      <w:pPr>
+        <w:pStyle w:val="CommentText"/>
+        <w:jc w:val="left"/>
+      </w:pPr>
+      <w:r>
+        <w:rPr>
+          <w:rStyle w:val="CommentReference"/>
+        </w:rPr>
+        <w:annotationRef/>
+      </w:r>
+      <w:r>
+        <w:rPr>
+          <w:color w:val="000000"/>
+          <w:lang w:val="en-US"/>
+        </w:rPr>
+        <w:t>All this paragraph  should be rewriten. It is confuse.</w:t>
+      </w:r>
+    </w:p>
+  </w:comment>
+  <w:comment w:id="199" w:author="Reviewer" w:date="2026-08-07T15:19:00Z" w:initials="R">
+    <w:p>
+      <w:pPr>
+        <w:pStyle w:val="CommentText"/>
+        <w:jc w:val="left"/>
+      </w:pPr>
+      <w:r>
+        <w:rPr>
+          <w:rStyle w:val="CommentReference"/>
+        </w:rPr>
+        <w:annotationRef/>
+      </w:r>
+      <w:r>
+        <w:rPr>
+          <w:color w:val="000000"/>
+        </w:rPr>
+        <w:t>This sentence is confusing and incomplete.</w:t>
+      </w:r>
+    </w:p>
+  </w:comment>
+  <w:comment w:id="201" w:author="Reviewer" w:date="2026-08-07T15:20:00Z" w:initials="R">
+    <w:p>
+      <w:pPr>
+        <w:pStyle w:val="CommentText"/>
+        <w:jc w:val="left"/>
+      </w:pPr>
+      <w:r>
+        <w:rPr>
+          <w:rStyle w:val="CommentReference"/>
+        </w:rPr>
+        <w:annotationRef/>
+      </w:r>
+      <w:r>
+        <w:rPr>
+          <w:color w:val="000000"/>
+        </w:rPr>
+        <w:t>Again this is confuse. How can Araceae had 2.4 % poorly sampled grid cells and then 0.13 % of well-sampled grid cells?</w:t>
+      </w:r>
+    </w:p>
+  </w:comment>
+  <w:comment w:id="203" w:author="Reviewer" w:date="2026-08-07T15:20:00Z" w:initials="R">
+    <w:p>
+      <w:pPr>
+        <w:pStyle w:val="CommentText"/>
+        <w:jc w:val="left"/>
+      </w:pPr>
+      <w:r>
+        <w:rPr>
+          <w:rStyle w:val="CommentReference"/>
+        </w:rPr>
+        <w:annotationRef/>
+      </w:r>
+      <w:r>
+        <w:rPr>
+          <w:color w:val="000000"/>
+        </w:rPr>
+        <w:t>This is confuse</w:t>
+      </w:r>
+    </w:p>
+  </w:comment>
+  <w:comment w:id="205" w:author="Reviewer" w:date="2026-08-07T15:20:00Z" w:initials="R">
+    <w:p>
+      <w:pPr>
+        <w:pStyle w:val="CommentText"/>
+        <w:jc w:val="left"/>
+      </w:pPr>
+      <w:r>
+        <w:rPr>
+          <w:rStyle w:val="CommentReference"/>
+        </w:rPr>
+        <w:annotationRef/>
+      </w:r>
+      <w:r>
+        <w:rPr>
+          <w:color w:val="000000"/>
+        </w:rPr>
+        <w:t>but before you gave different numbers.</w:t>
+      </w:r>
+    </w:p>
+  </w:comment>
+  <w:comment w:id="211" w:author="Reviewer" w:date="2026-08-07T15:21:00Z" w:initials="R">
+    <w:p>
+      <w:pPr>
+        <w:pStyle w:val="CommentText"/>
+        <w:jc w:val="left"/>
+      </w:pPr>
+      <w:r>
+        <w:rPr>
+          <w:rStyle w:val="CommentReference"/>
+        </w:rPr>
+        <w:annotationRef/>
+      </w:r>
+      <w:r>
+        <w:rPr>
+          <w:color w:val="000000"/>
+        </w:rPr>
+        <w:t>how did you measure that? There is no information in methods</w:t>
+      </w:r>
+    </w:p>
+  </w:comment>
+  <w:comment w:id="213" w:author="Reviewer" w:date="2026-08-07T15:22:00Z" w:initials="R">
+    <w:p>
+      <w:pPr>
+        <w:pStyle w:val="CommentText"/>
+        <w:jc w:val="left"/>
+      </w:pPr>
+      <w:r>
+        <w:rPr>
+          <w:rStyle w:val="CommentReference"/>
+        </w:rPr>
+        <w:annotationRef/>
+      </w:r>
+      <w:r>
+        <w:rPr>
+          <w:color w:val="000000"/>
+        </w:rPr>
+        <w:t>Weren't you talking about biodiversity shortfall hotspots?</w:t>
+      </w:r>
+    </w:p>
+  </w:comment>
+  <w:comment w:id="215" w:author="Reviewer" w:date="2025-06-01T00:00:00Z" w:initials="R">
+    <w:p>
+      <w:r>
+        <w:rPr>
+          <w:rStyle w:val="CommentReference"/>
+        </w:rPr>
+        <w:annotationRef/>
+      </w:r>
+      <w:r>
+        <w:t>[p.14] "Pe volcanic zones, semi-arid areas, and mountain ranges" -- how did you measure that? There is no information in methods</w:t>
+      </w:r>
+    </w:p>
+  </w:comment>
+  <w:comment w:id="219" w:author="Reviewer" w:date="2025-06-01T00:00:00Z" w:initials="R">
+    <w:p>
+      <w:r>
+        <w:rPr>
+          <w:rStyle w:val="CommentReference"/>
+        </w:rPr>
+        <w:annotationRef/>
+      </w:r>
+      <w:r>
+        <w:t>[p.18] -- What is this? I don't know what they're referring to. This whole paragraph is very confusing and speculative.</w:t>
+      </w:r>
+    </w:p>
+  </w:comment>
+  <w:comment w:id="218" w:author="Reviewer" w:date="2025-06-01T00:00:00Z" w:initials="R">
+    <w:p>
+      <w:r>
+        <w:rPr>
+          <w:rStyle w:val="CommentReference"/>
+        </w:rPr>
+        <w:annotationRef/>
+      </w:r>
+      <w:r>
+        <w:t>[p.18] -- avoid subjective terms</w:t>
+      </w:r>
+    </w:p>
+  </w:comment>
+  <w:comment w:id="217" w:author="Reviewer" w:date="2025-06-01T00:00:00Z" w:initials="R">
+    <w:p>
+      <w:r>
+        <w:rPr>
+          <w:rStyle w:val="CommentReference"/>
+        </w:rPr>
+        <w:annotationRef/>
+      </w:r>
+      <w:r>
+        <w:t>[p.18] -- What is complex taxonomy?</w:t>
+      </w:r>
+    </w:p>
+  </w:comment>
+  <w:comment w:id="220" w:author="Reviewer" w:date="2026-08-07T15:22:00Z" w:initials="R">
+    <w:p>
+      <w:pPr>
+        <w:pStyle w:val="CommentText"/>
+        <w:jc w:val="left"/>
+      </w:pPr>
+      <w:r>
+        <w:rPr>
+          <w:rStyle w:val="CommentReference"/>
+        </w:rPr>
+        <w:annotationRef/>
+      </w:r>
+      <w:r>
+        <w:rPr>
+          <w:color w:val="000000"/>
+        </w:rPr>
+        <w:t>This paragraph is very long; it's merely a summary of the results and contains no discussion. I suggest deleting it.</w:t>
+      </w:r>
+    </w:p>
+  </w:comment>
+  <w:comment w:id="232" w:author="Reviewer" w:date="2026-08-07T15:23:00Z" w:initials="R">
+    <w:p>
+      <w:pPr>
+        <w:pStyle w:val="CommentText"/>
+        <w:jc w:val="left"/>
+      </w:pPr>
+      <w:r>
+        <w:rPr>
+          <w:rStyle w:val="CommentReference"/>
+        </w:rPr>
+        <w:annotationRef/>
+      </w:r>
+      <w:r>
+        <w:rPr>
+          <w:color w:val="000000"/>
+        </w:rPr>
+        <w:t>your data?</w:t>
+      </w:r>
+    </w:p>
+  </w:comment>
+  <w:comment w:id="234" w:author="Reviewer" w:date="2026-08-07T15:23:00Z" w:initials="R">
+    <w:p>
+      <w:pPr>
+        <w:pStyle w:val="CommentText"/>
+        <w:jc w:val="left"/>
+      </w:pPr>
+      <w:r>
+        <w:rPr>
+          <w:rStyle w:val="CommentReference"/>
+        </w:rPr>
+        <w:annotationRef/>
+      </w:r>
+      <w:r>
+        <w:rPr>
+          <w:color w:val="000000"/>
+        </w:rPr>
+        <w:t>So if it's so bad, why did you use it? Not everything about that database is negative, and it can't be black and white. Please discuss this further.</w:t>
+      </w:r>
+    </w:p>
+  </w:comment>
+  <w:comment w:id="236" w:author="Reviewer" w:date="2026-08-07T15:23:00Z" w:initials="R">
+    <w:p>
+      <w:pPr>
+        <w:pStyle w:val="CommentText"/>
+        <w:jc w:val="left"/>
+      </w:pPr>
+      <w:r>
+        <w:rPr>
+          <w:rStyle w:val="CommentReference"/>
+        </w:rPr>
+        <w:annotationRef/>
+      </w:r>
+      <w:r>
+        <w:rPr>
+          <w:color w:val="000000"/>
+        </w:rPr>
+        <w:t>So not everything is bad with that database.</w:t>
+      </w:r>
+    </w:p>
+  </w:comment>
+  <w:comment w:id="240" w:author="Reviewer" w:date="2025-06-01T00:00:00Z" w:initials="R">
+    <w:p>
+      <w:r>
+        <w:rPr>
+          <w:rStyle w:val="CommentReference"/>
+        </w:rPr>
+        <w:annotationRef/>
+      </w:r>
+      <w:r>
+        <w:t>[p.16] "O historically prioritized for botanical surveys" -- why?</w:t>
+      </w:r>
+    </w:p>
+  </w:comment>
+  <w:comment w:id="242" w:author="Reviewer" w:date="2026-08-07T15:24:00Z" w:initials="R">
+    <w:p>
+      <w:pPr>
+        <w:pStyle w:val="CommentText"/>
+        <w:jc w:val="left"/>
+      </w:pPr>
+      <w:r>
+        <w:rPr>
+          <w:rStyle w:val="CommentReference"/>
+        </w:rPr>
+        <w:annotationRef/>
+      </w:r>
+      <w:r>
+        <w:rPr>
+          <w:color w:val="000000"/>
+        </w:rPr>
+        <w:t>why?</w:t>
+      </w:r>
+    </w:p>
+  </w:comment>
+  <w:comment w:id="246" w:author="Reviewer" w:date="2026-08-07T15:24:00Z" w:initials="R">
+    <w:p>
+      <w:pPr>
+        <w:pStyle w:val="CommentText"/>
+        <w:jc w:val="left"/>
+      </w:pPr>
+      <w:r>
+        <w:rPr>
+          <w:rStyle w:val="CommentReference"/>
+        </w:rPr>
+        <w:annotationRef/>
+      </w:r>
+      <w:r>
+        <w:rPr>
+          <w:color w:val="000000"/>
+        </w:rPr>
+        <w:t>How can this be possible? This is confusing.</w:t>
+      </w:r>
+    </w:p>
+  </w:comment>
+  <w:comment w:id="249" w:author="Reviewer" w:date="2026-08-07T15:24:00Z" w:initials="R">
+    <w:p>
+      <w:pPr>
+        <w:pStyle w:val="CommentText"/>
+        <w:jc w:val="left"/>
+      </w:pPr>
+      <w:r>
+        <w:rPr>
+          <w:rStyle w:val="CommentReference"/>
+        </w:rPr>
+        <w:annotationRef/>
+      </w:r>
+      <w:r>
+        <w:rPr>
+          <w:color w:val="000000"/>
+        </w:rPr>
+        <w:t>Again, are these two factors the only factors limiting data collection? They should delve deeper into this topic and not make it so simplistic.</w:t>
+      </w:r>
+    </w:p>
+  </w:comment>
+  <w:comment w:id="254" w:author="Reviewer" w:date="2026-08-07T15:25:00Z" w:initials="R">
+    <w:p>
+      <w:pPr>
+        <w:pStyle w:val="CommentText"/>
+        <w:jc w:val="left"/>
+      </w:pPr>
+      <w:r>
+        <w:rPr>
+          <w:rStyle w:val="CommentReference"/>
+        </w:rPr>
+        <w:annotationRef/>
+      </w:r>
+      <w:r>
+        <w:rPr>
+          <w:color w:val="000000"/>
+        </w:rPr>
+        <w:t>This paragraph is central to the discussion of the article, but it fails to present the patterns, causes, and explanations of this phenomenon.</w:t>
+      </w:r>
+    </w:p>
+  </w:comment>
+  <w:comment w:id="255" w:author="Reviewer" w:date="2026-08-07T15:25:00Z" w:initials="R">
+    <w:p>
+      <w:pPr>
+        <w:pStyle w:val="CommentText"/>
+        <w:jc w:val="left"/>
+      </w:pPr>
+      <w:r>
+        <w:rPr>
+          <w:rStyle w:val="CommentReference"/>
+        </w:rPr>
+        <w:annotationRef/>
+      </w:r>
+      <w:r>
+        <w:rPr>
+          <w:color w:val="000000"/>
+        </w:rPr>
+        <w:t>So far I understand the pattern. The way they presented the results is very confusing.</w:t>
+      </w:r>
+    </w:p>
+  </w:comment>
+  <w:comment w:id="258" w:author="Reviewer" w:date="2026-08-07T15:25:00Z" w:initials="R">
+    <w:p>
+      <w:pPr>
+        <w:pStyle w:val="CommentText"/>
+        <w:jc w:val="left"/>
+      </w:pPr>
+      <w:r>
+        <w:rPr>
+          <w:rStyle w:val="CommentReference"/>
+        </w:rPr>
+        <w:annotationRef/>
+      </w:r>
+      <w:r>
+        <w:rPr>
+          <w:color w:val="000000"/>
+        </w:rPr>
+        <w:t>this term is very cofunsing. Please, use more simple and direct terms.</w:t>
+      </w:r>
+    </w:p>
+  </w:comment>
+  <w:comment w:id="262" w:author="Reviewer" w:date="2026-08-07T15:26:00Z" w:initials="R">
+    <w:p>
+      <w:pPr>
+        <w:pStyle w:val="CommentText"/>
+        <w:jc w:val="left"/>
+      </w:pPr>
+      <w:r>
+        <w:rPr>
+          <w:rStyle w:val="CommentReference"/>
+        </w:rPr>
+        <w:annotationRef/>
+      </w:r>
+      <w:r>
+        <w:rPr>
+          <w:color w:val="000000"/>
+        </w:rPr>
+        <w:t>?</w:t>
+      </w:r>
+    </w:p>
+  </w:comment>
+  <w:comment w:id="265" w:author="Reviewer" w:date="2026-08-07T15:26:00Z" w:initials="R">
+    <w:p>
+      <w:pPr>
+        <w:pStyle w:val="CommentText"/>
+        <w:jc w:val="left"/>
+      </w:pPr>
+      <w:r>
+        <w:rPr>
+          <w:rStyle w:val="CommentReference"/>
+        </w:rPr>
+        <w:annotationRef/>
+      </w:r>
+      <w:r>
+        <w:rPr>
+          <w:color w:val="000000"/>
+        </w:rPr>
+        <w:t>references</w:t>
+      </w:r>
+    </w:p>
+  </w:comment>
+  <w:comment w:id="268" w:author="Reviewer" w:date="2026-08-07T15:27:00Z" w:initials="R">
+    <w:p>
+      <w:pPr>
+        <w:pStyle w:val="CommentText"/>
+        <w:jc w:val="left"/>
+      </w:pPr>
+      <w:r>
+        <w:rPr>
+          <w:rStyle w:val="CommentReference"/>
+        </w:rPr>
+        <w:annotationRef/>
+      </w:r>
+      <w:r>
+        <w:rPr>
+          <w:color w:val="000000"/>
+        </w:rPr>
+        <w:t>This is subjective. This can be said of many groups.</w:t>
+      </w:r>
+    </w:p>
+  </w:comment>
+  <w:comment w:id="269" w:author="Reviewer" w:date="2026-08-07T15:27:00Z" w:initials="R">
+    <w:p>
+      <w:pPr>
+        <w:pStyle w:val="CommentText"/>
+        <w:jc w:val="left"/>
+      </w:pPr>
+      <w:r>
+        <w:rPr>
+          <w:rStyle w:val="CommentReference"/>
+        </w:rPr>
+        <w:annotationRef/>
+      </w:r>
+      <w:r>
+        <w:rPr>
+          <w:color w:val="000000"/>
+        </w:rPr>
+        <w:t>This is another topic that has nothing to do with the above.</w:t>
+      </w:r>
+    </w:p>
+  </w:comment>
+  <w:comment w:id="270" w:author="Reviewer" w:date="2026-08-07T15:27:00Z" w:initials="R">
+    <w:p>
+      <w:pPr>
+        <w:pStyle w:val="CommentText"/>
+        <w:jc w:val="left"/>
+      </w:pPr>
+      <w:r>
+        <w:rPr>
+          <w:rStyle w:val="CommentReference"/>
+        </w:rPr>
+        <w:annotationRef/>
+      </w:r>
+      <w:r>
+        <w:rPr>
+          <w:color w:val="000000"/>
+        </w:rPr>
+        <w:t>This is valid for any taxonomic group.</w:t>
+      </w:r>
+    </w:p>
+  </w:comment>
+  <w:comment w:id="273" w:author="Reviewer" w:date="2026-08-07T15:28:00Z" w:initials="R">
+    <w:p>
+      <w:pPr>
+        <w:pStyle w:val="CommentText"/>
+        <w:jc w:val="left"/>
+      </w:pPr>
+      <w:r>
+        <w:rPr>
+          <w:rStyle w:val="CommentReference"/>
+        </w:rPr>
+        <w:annotationRef/>
+      </w:r>
+      <w:r>
+        <w:rPr>
+          <w:color w:val="000000"/>
+        </w:rPr>
+        <w:t>This entire paragraph is very confusing. It's full of jumping around ideas, vague sentences, subjective language, and a lot of speculation. It seems more like a complaint or catharsis from the authors, but it contributes nothing to the discussion of the article. I suggest deleting it.</w:t>
+      </w:r>
+    </w:p>
+  </w:comment>
+  <w:comment w:id="276" w:author="Reviewer" w:date="2026-08-07T15:28:00Z" w:initials="R">
+    <w:p>
+      <w:pPr>
+        <w:pStyle w:val="CommentText"/>
+        <w:jc w:val="left"/>
+      </w:pPr>
+      <w:r>
+        <w:rPr>
+          <w:rStyle w:val="CommentReference"/>
+        </w:rPr>
+        <w:annotationRef/>
+      </w:r>
+      <w:r>
+        <w:rPr>
+          <w:color w:val="000000"/>
+        </w:rPr>
+        <w:t>Again, all of this applies to almost all taxonomic groups. How can they prove it? The references they cite are 25 or more years old.</w:t>
+      </w:r>
+    </w:p>
+  </w:comment>
+  <w:comment w:id="280" w:author="Reviewer" w:date="2026-08-07T15:28:00Z" w:initials="R">
+    <w:p>
+      <w:pPr>
+        <w:pStyle w:val="CommentText"/>
+        <w:jc w:val="left"/>
+      </w:pPr>
+      <w:r>
+        <w:rPr>
+          <w:rStyle w:val="CommentReference"/>
+        </w:rPr>
+        <w:annotationRef/>
+      </w:r>
+      <w:r>
+        <w:rPr>
+          <w:color w:val="000000"/>
+        </w:rPr>
+        <w:t>This is interesting, and you could have discussed it better. Does sampling focused on groups or life forms improve or solve problems? Is it more difficult? Are there pros or cons?</w:t>
+      </w:r>
+    </w:p>
+  </w:comment>
+  <w:comment w:id="281" w:author="Reviewer" w:date="2026-08-07T15:29:00Z" w:initials="R">
+    <w:p>
+      <w:pPr>
+        <w:pStyle w:val="CommentText"/>
+        <w:jc w:val="left"/>
+      </w:pPr>
+      <w:r>
+        <w:rPr>
+          <w:rStyle w:val="CommentReference"/>
+        </w:rPr>
+        <w:annotationRef/>
+      </w:r>
+      <w:r>
+        <w:rPr>
+          <w:color w:val="000000"/>
+        </w:rPr>
+        <w:t>Like the previous paragraph, it sounds more like a request, complaint, or claim. But not an argument.</w:t>
+      </w:r>
+    </w:p>
+  </w:comment>
+  <w:comment w:id="288" w:author="Reviewer" w:date="2026-08-07T15:29:00Z" w:initials="R">
+    <w:p>
+      <w:pPr>
+        <w:pStyle w:val="CommentText"/>
+        <w:jc w:val="left"/>
+      </w:pPr>
+      <w:r>
+        <w:rPr>
+          <w:rStyle w:val="CommentReference"/>
+        </w:rPr>
+        <w:annotationRef/>
+      </w:r>
+      <w:r>
+        <w:rPr>
+          <w:color w:val="000000"/>
+        </w:rPr>
+        <w:t>True, but it also helps focus or prioritize efforts. Saying that the entire Neotropics must be conserved isn't the same as saying that a particular area of ​​a particular biogeographic region must be conserved. The authors should discuss this further.</w:t>
+      </w:r>
+    </w:p>
+  </w:comment>
+  <w:comment w:id="290" w:author="Reviewer" w:date="2026-08-07T15:29:00Z" w:initials="R">
+    <w:p>
+      <w:pPr>
+        <w:pStyle w:val="CommentText"/>
+        <w:jc w:val="left"/>
+      </w:pPr>
+      <w:r>
+        <w:rPr>
+          <w:rStyle w:val="CommentReference"/>
+        </w:rPr>
+        <w:annotationRef/>
+      </w:r>
+      <w:r>
+        <w:rPr>
+          <w:color w:val="000000"/>
+        </w:rPr>
+        <w:t>Why does this pattern occur? What's the theory behind it? More discussion.</w:t>
+      </w:r>
+    </w:p>
+  </w:comment>
+  <w:comment w:id="292" w:author="Reviewer" w:date="2026-08-07T15:30:00Z" w:initials="R">
+    <w:p>
+      <w:pPr>
+        <w:pStyle w:val="CommentText"/>
+        <w:jc w:val="left"/>
+      </w:pPr>
+      <w:r>
+        <w:rPr>
+          <w:rStyle w:val="CommentReference"/>
+        </w:rPr>
+        <w:annotationRef/>
+      </w:r>
+      <w:r>
+        <w:rPr>
+          <w:color w:val="000000"/>
+        </w:rPr>
+        <w:t>Same comment: Why does this pattern occur? What's the theory behind it? More discussion.</w:t>
+      </w:r>
+    </w:p>
+  </w:comment>
+  <w:comment w:id="294" w:author="Reviewer" w:date="2026-08-07T15:30:00Z" w:initials="R">
+    <w:p>
+      <w:pPr>
+        <w:pStyle w:val="CommentText"/>
+        <w:jc w:val="left"/>
+      </w:pPr>
+      <w:r>
+        <w:rPr>
+          <w:rStyle w:val="CommentReference"/>
+        </w:rPr>
+        <w:annotationRef/>
+      </w:r>
+      <w:r>
+        <w:rPr>
+          <w:color w:val="000000"/>
+        </w:rPr>
+        <w:t>Okay, but what's the discussion here? What studies support this? What's the theory? Or are you just speculating?</w:t>
+      </w:r>
+    </w:p>
+  </w:comment>
+  <w:comment w:id="297" w:author="Reviewer" w:date="2025-06-01T00:00:00Z" w:initials="R">
+    <w:p>
+      <w:r>
+        <w:rPr>
+          <w:rStyle w:val="CommentReference"/>
+        </w:rPr>
+        <w:annotationRef/>
+      </w:r>
+      <w:r>
+        <w:t>[p.22] -- Use more contrasting colors, the patterns are not clearly visible</w:t>
+      </w:r>
+    </w:p>
+  </w:comment>
+  <w:comment w:id="299" w:author="Reviewer" w:date="2026-08-07T15:31:00Z" w:initials="R">
+    <w:p>
+      <w:pPr>
+        <w:pStyle w:val="CommentText"/>
+        <w:jc w:val="left"/>
+      </w:pPr>
+      <w:r>
+        <w:rPr>
+          <w:rStyle w:val="CommentReference"/>
+        </w:rPr>
+        <w:annotationRef/>
+      </w:r>
+      <w:r>
+        <w:rPr>
+          <w:color w:val="000000"/>
+        </w:rPr>
+        <w:t>Again, this is a mere summary of results and there's no discussion. It can be deleted.</w:t>
+      </w:r>
+    </w:p>
+  </w:comment>
+  <w:comment w:id="302" w:author="Reviewer" w:date="2026-08-07T15:31:00Z" w:initials="R">
+    <w:p>
+      <w:pPr>
+        <w:pStyle w:val="CommentText"/>
+        <w:jc w:val="left"/>
+      </w:pPr>
+      <w:r>
+        <w:rPr>
+          <w:rStyle w:val="CommentReference"/>
+        </w:rPr>
+        <w:annotationRef/>
+      </w:r>
+      <w:r>
+        <w:rPr>
+          <w:color w:val="000000"/>
+        </w:rPr>
+        <w:t>It seems more like a conclusion than a discussion.</w:t>
+      </w:r>
+    </w:p>
+  </w:comment>
+  <w:comment w:id="304" w:author="Reviewer" w:date="2025-06-01T00:00:00Z" w:initials="R">
+    <w:p>
+      <w:pPr>
+        <w:pStyle w:val="CommentText"/>
+        <w:jc w:val="left"/>
+      </w:pPr>
+      <w:r>
+        <w:rPr>
+          <w:rStyle w:val="CommentReference"/>
+        </w:rPr>
+        <w:annotationRef/>
+      </w:r>
+      <w:r>
+        <w:rPr>
+          <w:lang w:val="en-US"/>
+        </w:rPr>
+        <w:t xml:space="preserve"> There isn't a single reference in this paragraph. It seems to be all speculation. There's so much literature on this subject.</w:t>
+      </w:r>
+    </w:p>
+  </w:comment>
+  <w:comment w:id="313" w:author="Reviewer" w:date="2025-06-01T00:00:00Z" w:initials="R">
+    <w:p>
+      <w:pPr>
+        <w:pStyle w:val="CommentText"/>
+        <w:jc w:val="left"/>
+      </w:pPr>
+      <w:r>
+        <w:rPr>
+          <w:rStyle w:val="CommentReference"/>
+        </w:rPr>
+        <w:annotationRef/>
+      </w:r>
+      <w:r>
+        <w:rPr>
+          <w:lang w:val="en-US"/>
+        </w:rPr>
+        <w:t>The colors should be the other way around; it's confusing.</w:t>
+      </w:r>
+    </w:p>
+  </w:comment>
+  <w:comment w:id="324" w:author="Reviewer" w:date="2025-06-01T00:00:00Z" w:initials="R">
+    <w:p>
+      <w:r>
+        <w:rPr>
+          <w:rStyle w:val="CommentReference"/>
+        </w:rPr>
+        <w:annotationRef/>
+      </w:r>
+      <w:r>
+        <w:t>[p.50] -- Remove the gray outline around pixels.</w:t>
+      </w:r>
+    </w:p>
+  </w:comment>
+  <w:comment w:id="329" w:author="Reviewer" w:date="2026-08-07T15:33:00Z" w:initials="R">
+    <w:p>
+      <w:pPr>
+        <w:pStyle w:val="CommentText"/>
+        <w:jc w:val="left"/>
+      </w:pPr>
+      <w:r>
+        <w:rPr>
+          <w:rStyle w:val="CommentReference"/>
+        </w:rPr>
+        <w:annotationRef/>
+      </w:r>
+      <w:r>
+        <w:rPr>
+          <w:color w:val="000000"/>
+        </w:rPr>
+        <w:t>The same</w:t>
+      </w:r>
+    </w:p>
+  </w:comment>
+  <w:comment w:id="338" w:author="Reviewer" w:date="2026-08-07T15:34:00Z" w:initials="R">
+    <w:p>
+      <w:pPr>
+        <w:pStyle w:val="CommentText"/>
+        <w:jc w:val="left"/>
+      </w:pPr>
+      <w:r>
+        <w:rPr>
+          <w:rStyle w:val="CommentReference"/>
+        </w:rPr>
+        <w:annotationRef/>
+      </w:r>
+      <w:r>
+        <w:rPr>
+          <w:color w:val="000000"/>
+        </w:rPr>
+        <w:t>How can both patterns be measured at the same time?</w:t>
+      </w:r>
+    </w:p>
+  </w:comment>
+</w:comments>
+</file>
+
+<file path=word/commentsExtended.xml><?xml version="1.0" encoding="utf-8"?>
+<w15:commentsEx xmlns:wpc="http://schemas.microsoft.com/office/word/2010/wordprocessingCanvas" xmlns:cx="http://schemas.microsoft.com/office/drawing/2014/chartex" xmlns:cx1="http://schemas.microsoft.com/office/drawing/2015/9/8/chartex" xmlns:cx2="http://schemas.microsoft.com/office/drawing/2015/10/21/chartex" xmlns:cx3="http://schemas.microsoft.com/office/drawing/2016/5/9/chartex" xmlns:cx4="http://schemas.microsoft.com/office/drawing/2016/5/10/chartex" xmlns:cx5="http://schemas.microsoft.com/office/drawing/2016/5/11/chartex" xmlns:cx6="http://schemas.microsoft.com/office/drawing/2016/5/12/chartex" xmlns:cx7="http://schemas.microsoft.com/office/drawing/2016/5/13/chartex" xmlns:cx8="http://schemas.microsoft.com/office/drawing/2016/5/14/chartex" xmlns:mc="http://schemas.openxmlformats.org/markup-compatibility/2006" xmlns:aink="http://schemas.microsoft.com/office/drawing/2016/ink" xmlns:am3d="http://schemas.microsoft.com/office/drawing/2017/model3d" xmlns:o="urn:schemas-microsoft-com:office:office" xmlns:oel="http://schemas.microsoft.com/office/2019/extlst" xmlns:r="http://schemas.openxmlformats.org/officeDocument/2006/relationships" xmlns:m="http://schemas.openxmlformats.org/officeDocument/2006/math" xmlns:v="urn:schemas-microsoft-com:vml" xmlns:wp14="http://schemas.microsoft.com/office/word/2010/wordprocessingDrawing" xmlns:wp="http://schemas.openxmlformats.org/drawingml/2006/wordprocessingDrawing" xmlns:w10="urn:schemas-microsoft-com:office:word" xmlns:w="http://schemas.openxmlformats.org/wordprocessingml/2006/main" xmlns:w14="http://schemas.microsoft.com/office/word/2010/wordml" xmlns:w15="http://schemas.microsoft.com/office/word/2012/wordml" xmlns:w16cei="http://schemas.microsoft.com/office/word/2026/wordml/cei" xmlns:w16cex="http://schemas.microsoft.com/office/word/2018/wordml/cex" xmlns:w16cid="http://schemas.microsoft.com/office/word/2016/wordml/cid" xmlns:w16="http://schemas.microsoft.com/office/word/2018/wordml" xmlns:w16du="http://schemas.microsoft.com/office/word/2023/wordml/word16du" xmlns:w16sdtdh="http://schemas.microsoft.com/office/word/2020/wordml/sdtdatahash" xmlns:w16sdtfl="http://schemas.microsoft.com/office/word/2024/wordml/sdtformatlock" xmlns:w16se="http://schemas.microsoft.com/office/word/2015/wordml/symex" xmlns:wpg="http://schemas.microsoft.com/office/word/2010/wordprocessingGroup" xmlns:wpi="http://schemas.microsoft.com/office/word/2010/wordprocessingInk" xmlns:wne="http://schemas.microsoft.com/office/word/2006/wordml" xmlns:wps="http://schemas.microsoft.com/office/word/2010/wordprocessingShape" mc:Ignorable="w14 w15 w16se w16cid w16 w16cex w16sdtdh w16sdtfl w16du wp14">
+  <w15:commentEx w15:paraId="4DED64B3" w15:done="0"/>
+  <w15:commentEx w15:paraId="7A3492B7" w15:done="0"/>
+  <w15:commentEx w15:paraId="4DE8E20B" w15:done="0"/>
+  <w15:commentEx w15:paraId="617362DC" w15:done="0"/>
+  <w15:commentEx w15:paraId="17781283" w15:done="0"/>
+  <w15:commentEx w15:paraId="3A80CB80" w15:done="0"/>
+  <w15:commentEx w15:paraId="04EC1D07" w15:done="0"/>
+  <w15:commentEx w15:paraId="014685DD" w15:done="0"/>
+  <w15:commentEx w15:paraId="35726E60" w15:done="0"/>
+  <w15:commentEx w15:paraId="66841D9C" w15:done="0"/>
+  <w15:commentEx w15:paraId="27E6448E" w15:done="0"/>
+  <w15:commentEx w15:paraId="33BE0E9B" w15:done="0"/>
+  <w15:commentEx w15:paraId="0681D77E" w15:done="0"/>
+  <w15:commentEx w15:paraId="3E18E27F" w15:done="0"/>
+  <w15:commentEx w15:paraId="6CAA590E" w15:done="0"/>
+  <w15:commentEx w15:paraId="31308BE4" w15:done="0"/>
+  <w15:commentEx w15:paraId="4A1190FB" w15:done="0"/>
+  <w15:commentEx w15:paraId="7D36F0FC" w15:done="0"/>
+  <w15:commentEx w15:paraId="3E3183A6" w15:done="0"/>
+  <w15:commentEx w15:paraId="60712093" w15:done="0"/>
+  <w15:commentEx w15:paraId="47B5AE41" w15:done="0"/>
+  <w15:commentEx w15:paraId="54388AFF" w15:done="0"/>
+  <w15:commentEx w15:paraId="4692032C" w15:done="0"/>
+  <w15:commentEx w15:paraId="3D7B8F42" w15:done="0"/>
+  <w15:commentEx w15:paraId="2681D774" w15:done="0"/>
+  <w15:commentEx w15:paraId="6162097F" w15:done="0"/>
+  <w15:commentEx w15:paraId="6086655D" w15:done="0"/>
+  <w15:commentEx w15:paraId="5A7E0C71" w15:done="0"/>
+  <w15:commentEx w15:paraId="27766560" w15:done="0"/>
+  <w15:commentEx w15:paraId="1D701B61" w15:done="0"/>
+  <w15:commentEx w15:paraId="15CAD405" w15:paraIdParent="1D701B61" w15:done="0"/>
+  <w15:commentEx w15:paraId="3D817E3F" w15:done="0"/>
+  <w15:commentEx w15:paraId="65FDC398" w15:paraIdParent="3D817E3F" w15:done="0"/>
+  <w15:commentEx w15:paraId="4818433F" w15:done="0"/>
+  <w15:commentEx w15:paraId="65D89A9B" w15:done="0"/>
+  <w15:commentEx w15:paraId="41B01A87" w15:done="0"/>
+  <w15:commentEx w15:paraId="7DD2417E" w15:done="0"/>
+  <w15:commentEx w15:paraId="5CBDF0F8" w15:done="0"/>
+  <w15:commentEx w15:paraId="1BF68E4D" w15:done="0"/>
+  <w15:commentEx w15:paraId="4419D7CB" w15:done="0"/>
+  <w15:commentEx w15:paraId="79925425" w15:done="0"/>
+  <w15:commentEx w15:paraId="0F21D9DD" w15:done="0"/>
+  <w15:commentEx w15:paraId="1A103D09" w15:done="0"/>
+  <w15:commentEx w15:paraId="2F84CB3A" w15:done="0"/>
+  <w15:commentEx w15:paraId="436C0768" w15:done="0"/>
+  <w15:commentEx w15:paraId="531311D5" w15:done="0"/>
+  <w15:commentEx w15:paraId="4FED78F7" w15:done="0"/>
+  <w15:commentEx w15:paraId="60556599" w15:done="0"/>
+  <w15:commentEx w15:paraId="27F2A9ED" w15:done="0"/>
+  <w15:commentEx w15:paraId="5DF1A0E2" w15:paraIdParent="27F2A9ED" w15:done="0"/>
+  <w15:commentEx w15:paraId="0674E331" w15:done="0"/>
+  <w15:commentEx w15:paraId="74666D0D" w15:done="0"/>
+  <w15:commentEx w15:paraId="6EB5A571" w15:done="0"/>
+  <w15:commentEx w15:paraId="5DDD26B9" w15:done="0"/>
+  <w15:commentEx w15:paraId="6E29498B" w15:done="0"/>
+  <w15:commentEx w15:paraId="6B35363F" w15:done="0"/>
+  <w15:commentEx w15:paraId="7A5A23F7" w15:done="0"/>
+  <w15:commentEx w15:paraId="39B8DA82" w15:done="0"/>
+  <w15:commentEx w15:paraId="201DDA3C" w15:done="0"/>
+  <w15:commentEx w15:paraId="49EA0910" w15:done="0"/>
+  <w15:commentEx w15:paraId="72649D9D" w15:done="0"/>
+  <w15:commentEx w15:paraId="4FD08CB4" w15:done="0"/>
+  <w15:commentEx w15:paraId="5B32FEA5" w15:done="0"/>
+  <w15:commentEx w15:paraId="6F744975" w15:done="0"/>
+  <w15:commentEx w15:paraId="42A5D2EC" w15:done="0"/>
+  <w15:commentEx w15:paraId="362BE764" w15:done="0"/>
+  <w15:commentEx w15:paraId="45C042CD" w15:done="0"/>
+  <w15:commentEx w15:paraId="0A51CECB" w15:done="0"/>
+  <w15:commentEx w15:paraId="32AD486C" w15:done="0"/>
+  <w15:commentEx w15:paraId="039A67F9" w15:done="0"/>
+  <w15:commentEx w15:paraId="21D6D35C" w15:done="0"/>
+  <w15:commentEx w15:paraId="67318F57" w15:done="0"/>
+  <w15:commentEx w15:paraId="74C6CA9C" w15:done="0"/>
+  <w15:commentEx w15:paraId="01C2C246" w15:done="0"/>
+  <w15:commentEx w15:paraId="6A73E435" w15:done="0"/>
+  <w15:commentEx w15:paraId="700D7861" w15:done="0"/>
+  <w15:commentEx w15:paraId="77CDB34D" w15:done="0"/>
+  <w15:commentEx w15:paraId="691EDC43" w15:done="0"/>
+  <w15:commentEx w15:paraId="71C612E7" w15:done="0"/>
+  <w15:commentEx w15:paraId="3CB8792B" w15:done="0"/>
+  <w15:commentEx w15:paraId="088C86F8" w15:done="0"/>
+  <w15:commentEx w15:paraId="764E0CA8" w15:done="0"/>
+  <w15:commentEx w15:paraId="1552CB44" w15:done="0"/>
+  <w15:commentEx w15:paraId="378C5F8E" w15:done="0"/>
+  <w15:commentEx w15:paraId="424EE571" w15:done="0"/>
+  <w15:commentEx w15:paraId="4A330060" w15:done="0"/>
+  <w15:commentEx w15:paraId="1E568ABC" w15:done="0"/>
+  <w15:commentEx w15:paraId="73B36B07" w15:done="0"/>
+  <w15:commentEx w15:paraId="2B2EC32E" w15:done="0"/>
+  <w15:commentEx w15:paraId="763B9E30" w15:done="0"/>
+  <w15:commentEx w15:paraId="7CEB8060" w15:done="0"/>
+  <w15:commentEx w15:paraId="4C71D0E0" w15:done="0"/>
+  <w15:commentEx w15:paraId="3C028358" w15:done="0"/>
+  <w15:commentEx w15:paraId="0E0FB326" w15:done="0"/>
+  <w15:commentEx w15:paraId="2B84A56A" w15:done="0"/>
+  <w15:commentEx w15:paraId="47952020" w15:done="0"/>
+</w15:commentsEx>
+</file>
+
+<file path=word/commentsExtensible.xml><?xml version="1.0" encoding="utf-8"?>
+<w16cex:commentsExtensible xmlns:wpc="http://schemas.microsoft.com/office/word/2010/wordprocessingCanvas" xmlns:cx="http://schemas.microsoft.com/office/drawing/2014/chartex" xmlns:cx1="http://schemas.microsoft.com/office/drawing/2015/9/8/chartex" xmlns:cx2="http://schemas.microsoft.com/office/drawing/2015/10/21/chartex" xmlns:cx3="http://schemas.microsoft.com/office/drawing/2016/5/9/chartex" xmlns:cx4="http://schemas.microsoft.com/office/drawing/2016/5/10/chartex" xmlns:cx5="http://schemas.microsoft.com/office/drawing/2016/5/11/chartex" xmlns:cx6="http://schemas.microsoft.com/office/drawing/2016/5/12/chartex" xmlns:cx7="http://schemas.microsoft.com/office/drawing/2016/5/13/chartex" xmlns:cx8="http://schemas.microsoft.com/office/drawing/2016/5/14/chartex" xmlns:cr="http://schemas.microsoft.com/office/comments/2020/reactions" xmlns:mc="http://schemas.openxmlformats.org/markup-compatibility/2006" xmlns:aink="http://schemas.microsoft.com/office/drawing/2016/ink" xmlns:am3d="http://schemas.microsoft.com/office/drawing/2017/model3d" xmlns:o="urn:schemas-microsoft-com:office:office" xmlns:oel="http://schemas.microsoft.com/office/2019/extlst" xmlns:r="http://schemas.openxmlformats.org/officeDocument/2006/relationships" xmlns:m="http://schemas.openxmlformats.org/officeDocument/2006/math" xmlns:v="urn:schemas-microsoft-com:vml" xmlns:wp14="http://schemas.microsoft.com/office/word/2010/wordprocessingDrawing" xmlns:wp="http://schemas.openxmlformats.org/drawingml/2006/wordprocessingDrawing" xmlns:w10="urn:schemas-microsoft-com:office:word" xmlns:w="http://schemas.openxmlformats.org/wordprocessingml/2006/main" xmlns:w14="http://schemas.microsoft.com/office/word/2010/wordml" xmlns:w15="http://schemas.microsoft.com/office/word/2012/wordml" xmlns:w16cei="http://schemas.microsoft.com/office/word/2026/wordml/cei" xmlns:w16cex="http://schemas.microsoft.com/office/word/2018/wordml/cex" xmlns:w16cid="http://schemas.microsoft.com/office/word/2016/wordml/cid" xmlns:w16="http://schemas.microsoft.com/office/word/2018/wordml" xmlns:w16du="http://schemas.microsoft.com/office/word/2023/wordml/word16du" xmlns:w16sdtdh="http://schemas.microsoft.com/office/word/2020/wordml/sdtdatahash" xmlns:w16sdtfl="http://schemas.microsoft.com/office/word/2024/wordml/sdtformatlock" xmlns:w16se="http://schemas.microsoft.com/office/word/2015/wordml/symex" xmlns:wpg="http://schemas.microsoft.com/office/word/2010/wordprocessingGroup" xmlns:wpi="http://schemas.microsoft.com/office/word/2010/wordprocessingInk" xmlns:wne="http://schemas.microsoft.com/office/word/2006/wordml" xmlns:wps="http://schemas.microsoft.com/office/word/2010/wordprocessingShape" mc:Ignorable="w14 w15 w16se w16cid w16 w16cex w16sdtdh w16sdtfl cr w16du wp14">
+  <w16cex:commentExtensible w16cex:durableId="4B05D3AA" w16cex:dateUtc="2026-08-07T12:38:00Z"/>
+  <w16cex:commentExtensible w16cex:durableId="37F7F7F5" w16cex:dateUtc="2026-08-07T12:36:00Z"/>
+  <w16cex:commentExtensible w16cex:durableId="3B55018D" w16cex:dateUtc="2026-08-07T12:38:00Z"/>
+  <w16cex:commentExtensible w16cex:durableId="0CE4B625" w16cex:dateUtc="2026-08-07T12:39:00Z"/>
+  <w16cex:commentExtensible w16cex:durableId="071F810C" w16cex:dateUtc="2026-08-07T12:40:00Z"/>
+  <w16cex:commentExtensible w16cex:durableId="2384FA85" w16cex:dateUtc="2026-08-07T12:40:00Z"/>
+  <w16cex:commentExtensible w16cex:durableId="74E9DB2F" w16cex:dateUtc="2026-08-07T12:41:00Z"/>
+  <w16cex:commentExtensible w16cex:durableId="42694952" w16cex:dateUtc="2026-08-07T12:42:00Z"/>
+  <w16cex:commentExtensible w16cex:durableId="74AF0BDB" w16cex:dateUtc="2026-08-07T12:43:00Z"/>
+  <w16cex:commentExtensible w16cex:durableId="2EEBB709" w16cex:dateUtc="2026-08-07T12:43:00Z"/>
+  <w16cex:commentExtensible w16cex:durableId="76539AC3" w16cex:dateUtc="2026-08-07T12:48:00Z"/>
+  <w16cex:commentExtensible w16cex:durableId="6DC89E6C" w16cex:dateUtc="2026-08-07T12:49:00Z"/>
+  <w16cex:commentExtensible w16cex:durableId="3824CBD0" w16cex:dateUtc="2026-08-07T12:50:00Z"/>
+  <w16cex:commentExtensible w16cex:durableId="760C500F" w16cex:dateUtc="2026-08-07T12:50:00Z"/>
+  <w16cex:commentExtensible w16cex:durableId="40F251D0" w16cex:dateUtc="2026-08-07T12:50:00Z"/>
+  <w16cex:commentExtensible w16cex:durableId="1F2C8BA6" w16cex:dateUtc="2026-08-07T12:51:00Z"/>
+  <w16cex:commentExtensible w16cex:durableId="464EAA1E" w16cex:dateUtc="2026-08-07T12:51:00Z"/>
+  <w16cex:commentExtensible w16cex:durableId="02531122" w16cex:dateUtc="2026-08-07T12:51:00Z"/>
+  <w16cex:commentExtensible w16cex:durableId="5715F5F5" w16cex:dateUtc="2026-08-07T12:51:00Z"/>
+  <w16cex:commentExtensible w16cex:durableId="6B0459F2" w16cex:dateUtc="2026-08-07T12:52:00Z"/>
+  <w16cex:commentExtensible w16cex:durableId="3AC6C81B" w16cex:dateUtc="2026-08-07T13:04:00Z"/>
+  <w16cex:commentExtensible w16cex:durableId="788B2075" w16cex:dateUtc="2026-08-07T13:04:00Z"/>
+  <w16cex:commentExtensible w16cex:durableId="63D10ACC" w16cex:dateUtc="2026-08-07T13:05:00Z"/>
+  <w16cex:commentExtensible w16cex:durableId="7B2E2301" w16cex:dateUtc="2026-08-07T13:06:00Z"/>
+  <w16cex:commentExtensible w16cex:durableId="23D0251E" w16cex:dateUtc="2026-08-07T13:06:00Z"/>
+  <w16cex:commentExtensible w16cex:durableId="5E3E4CE0" w16cex:dateUtc="2026-08-07T13:12:00Z"/>
+  <w16cex:commentExtensible w16cex:durableId="4974F746" w16cex:dateUtc="2026-08-07T13:12:00Z"/>
+  <w16cex:commentExtensible w16cex:durableId="277D7DA2" w16cex:dateUtc="2026-08-07T13:12:00Z"/>
+  <w16cex:commentExtensible w16cex:durableId="66AE0E0D" w16cex:dateUtc="2026-08-07T13:12:00Z"/>
+  <w16cex:commentExtensible w16cex:durableId="25261B1B" w16cex:dateUtc="2026-08-07T13:14:00Z"/>
+  <w16cex:commentExtensible w16cex:durableId="0BCFF7B5" w16cex:dateUtc="2026-08-07T13:14:00Z"/>
+  <w16cex:commentExtensible w16cex:durableId="013A641C" w16cex:dateUtc="2026-08-07T13:14:00Z"/>
+  <w16cex:commentExtensible w16cex:durableId="1C2751D4" w16cex:dateUtc="2026-08-07T13:15:00Z"/>
+  <w16cex:commentExtensible w16cex:durableId="3977B415" w16cex:dateUtc="2026-08-07T13:16:00Z"/>
+  <w16cex:commentExtensible w16cex:durableId="747305B4" w16cex:dateUtc="2026-08-07T13:16:00Z"/>
+  <w16cex:commentExtensible w16cex:durableId="3D95D4DD" w16cex:dateUtc="2026-08-07T13:16:00Z"/>
+  <w16cex:commentExtensible w16cex:durableId="3499FD41" w16cex:dateUtc="2026-08-07T13:16:00Z"/>
+  <w16cex:commentExtensible w16cex:durableId="7ECD5CD4" w16cex:dateUtc="2026-08-07T13:17:00Z"/>
+  <w16cex:commentExtensible w16cex:durableId="0BC3F1F3" w16cex:dateUtc="2026-08-07T13:18:00Z"/>
+  <w16cex:commentExtensible w16cex:durableId="6D1DC214" w16cex:dateUtc="2026-08-07T13:19:00Z"/>
+  <w16cex:commentExtensible w16cex:durableId="643EEAC7" w16cex:dateUtc="2026-08-07T13:19:00Z"/>
+  <w16cex:commentExtensible w16cex:durableId="5CDEF962" w16cex:dateUtc="2026-08-07T13:20:00Z"/>
+  <w16cex:commentExtensible w16cex:durableId="1F3D77A2" w16cex:dateUtc="2026-08-07T13:20:00Z"/>
+  <w16cex:commentExtensible w16cex:durableId="72072065" w16cex:dateUtc="2026-08-07T13:20:00Z"/>
+  <w16cex:commentExtensible w16cex:durableId="1D2D27F3" w16cex:dateUtc="2026-08-07T13:21:00Z"/>
+  <w16cex:commentExtensible w16cex:durableId="40FE5759" w16cex:dateUtc="2026-08-07T13:22:00Z"/>
+  <w16cex:commentExtensible w16cex:durableId="26B425C6" w16cex:dateUtc="2026-08-07T13:22:00Z"/>
+  <w16cex:commentExtensible w16cex:durableId="121DC5F2" w16cex:dateUtc="2026-08-07T13:23:00Z"/>
+  <w16cex:commentExtensible w16cex:durableId="496203B1" w16cex:dateUtc="2026-08-07T13:23:00Z"/>
+  <w16cex:commentExtensible w16cex:durableId="2FBC0298" w16cex:dateUtc="2026-08-07T13:23:00Z"/>
+  <w16cex:commentExtensible w16cex:durableId="7DAE6EE9" w16cex:dateUtc="2026-08-07T13:24:00Z"/>
+  <w16cex:commentExtensible w16cex:durableId="1E5D1BF1" w16cex:dateUtc="2026-08-07T13:24:00Z"/>
+  <w16cex:commentExtensible w16cex:durableId="617E073D" w16cex:dateUtc="2026-08-07T13:24:00Z"/>
+  <w16cex:commentExtensible w16cex:durableId="05A4752E" w16cex:dateUtc="2026-08-07T13:25:00Z"/>
+  <w16cex:commentExtensible w16cex:durableId="48F76250" w16cex:dateUtc="2026-08-07T13:25:00Z"/>
+  <w16cex:commentExtensible w16cex:durableId="510B5B7B" w16cex:dateUtc="2026-08-07T13:25:00Z"/>
+  <w16cex:commentExtensible w16cex:durableId="49DB3694" w16cex:dateUtc="2026-08-07T13:26:00Z"/>
+  <w16cex:commentExtensible w16cex:durableId="4F135135" w16cex:dateUtc="2026-08-07T13:26:00Z"/>
+  <w16cex:commentExtensible w16cex:durableId="080AB59A" w16cex:dateUtc="2026-08-07T13:27:00Z"/>
+  <w16cex:commentExtensible w16cex:durableId="74BFFF19" w16cex:dateUtc="2026-08-07T13:27:00Z"/>
+  <w16cex:commentExtensible w16cex:durableId="6ED493B5" w16cex:dateUtc="2026-08-07T13:27:00Z"/>
+  <w16cex:commentExtensible w16cex:durableId="5D0AE05F" w16cex:dateUtc="2026-08-07T13:28:00Z"/>
+  <w16cex:commentExtensible w16cex:durableId="37D0161F" w16cex:dateUtc="2026-08-07T13:28:00Z"/>
+  <w16cex:commentExtensible w16cex:durableId="04CC2866" w16cex:dateUtc="2026-08-07T13:28:00Z"/>
+  <w16cex:commentExtensible w16cex:durableId="4925C575" w16cex:dateUtc="2026-08-07T13:29:00Z"/>
+  <w16cex:commentExtensible w16cex:durableId="7A134D3B" w16cex:dateUtc="2026-08-07T13:29:00Z"/>
+  <w16cex:commentExtensible w16cex:durableId="4B157755" w16cex:dateUtc="2026-08-07T13:29:00Z"/>
+  <w16cex:commentExtensible w16cex:durableId="5E1313DF" w16cex:dateUtc="2026-08-07T13:30:00Z"/>
+  <w16cex:commentExtensible w16cex:durableId="42EC171C" w16cex:dateUtc="2026-08-07T13:30:00Z"/>
+  <w16cex:commentExtensible w16cex:durableId="5454A138" w16cex:dateUtc="2026-08-07T13:31:00Z"/>
+  <w16cex:commentExtensible w16cex:durableId="6DC73D8A" w16cex:dateUtc="2026-08-07T13:31:00Z"/>
+  <w16cex:commentExtensible w16cex:durableId="057104F1" w16cex:dateUtc="2026-08-07T13:33:00Z"/>
+  <w16cex:commentExtensible w16cex:durableId="1DBDA293" w16cex:dateUtc="2026-08-07T13:34:00Z"/>
+</w16cex:commentsExtensible>
+</file>
+
+<file path=word/commentsIds.xml><?xml version="1.0" encoding="utf-8"?>
+<w16cid:commentsIds xmlns:wpc="http://schemas.microsoft.com/office/word/2010/wordprocessingCanvas" xmlns:cx="http://schemas.microsoft.com/office/drawing/2014/chartex" xmlns:cx1="http://schemas.microsoft.com/office/drawing/2015/9/8/chartex" xmlns:cx2="http://schemas.microsoft.com/office/drawing/2015/10/21/chartex" xmlns:cx3="http://schemas.microsoft.com/office/drawing/2016/5/9/chartex" xmlns:cx4="http://schemas.microsoft.com/office/drawing/2016/5/10/chartex" xmlns:cx5="http://schemas.microsoft.com/office/drawing/2016/5/11/chartex" xmlns:cx6="http://schemas.microsoft.com/office/drawing/2016/5/12/chartex" xmlns:cx7="http://schemas.microsoft.com/office/drawing/2016/5/13/chartex" xmlns:cx8="http://schemas.microsoft.com/office/drawing/2016/5/14/chartex" xmlns:mc="http://schemas.openxmlformats.org/markup-compatibility/2006" xmlns:aink="http://schemas.microsoft.com/office/drawing/2016/ink" xmlns:am3d="http://schemas.microsoft.com/office/drawing/2017/model3d" xmlns:o="urn:schemas-microsoft-com:office:office" xmlns:oel="http://schemas.microsoft.com/office/2019/extlst" xmlns:r="http://schemas.openxmlformats.org/officeDocument/2006/relationships" xmlns:m="http://schemas.openxmlformats.org/officeDocument/2006/math" xmlns:v="urn:schemas-microsoft-com:vml" xmlns:wp14="http://schemas.microsoft.com/office/word/2010/wordprocessingDrawing" xmlns:wp="http://schemas.openxmlformats.org/drawingml/2006/wordprocessingDrawing" xmlns:w10="urn:schemas-microsoft-com:office:word" xmlns:w="http://schemas.openxmlformats.org/wordprocessingml/2006/main" xmlns:w14="http://schemas.microsoft.com/office/word/2010/wordml" xmlns:w15="http://schemas.microsoft.com/office/word/2012/wordml" xmlns:w16cei="http://schemas.microsoft.com/office/word/2026/wordml/cei" xmlns:w16cex="http://schemas.microsoft.com/office/word/2018/wordml/cex" xmlns:w16cid="http://schemas.microsoft.com/office/word/2016/wordml/cid" xmlns:w16="http://schemas.microsoft.com/office/word/2018/wordml" xmlns:w16du="http://schemas.microsoft.com/office/word/2023/wordml/word16du" xmlns:w16sdtdh="http://schemas.microsoft.com/office/word/2020/wordml/sdtdatahash" xmlns:w16sdtfl="http://schemas.microsoft.com/office/word/2024/wordml/sdtformatlock" xmlns:w16se="http://schemas.microsoft.com/office/word/2015/wordml/symex" xmlns:wpg="http://schemas.microsoft.com/office/word/2010/wordprocessingGroup" xmlns:wpi="http://schemas.microsoft.com/office/word/2010/wordprocessingInk" xmlns:wne="http://schemas.microsoft.com/office/word/2006/wordml" xmlns:wps="http://schemas.microsoft.com/office/word/2010/wordprocessingShape" mc:Ignorable="w14 w15 w16se w16cid w16 w16cex w16sdtdh w16sdtfl w16du wp14">
+  <w16cid:commentId w16cid:paraId="4DED64B3" w16cid:durableId="4DED64B3"/>
+  <w16cid:commentId w16cid:paraId="7A3492B7" w16cid:durableId="7A3492B7"/>
+  <w16cid:commentId w16cid:paraId="4DE8E20B" w16cid:durableId="4DE8E20B"/>
+  <w16cid:commentId w16cid:paraId="617362DC" w16cid:durableId="4B05D3AA"/>
+  <w16cid:commentId w16cid:paraId="17781283" w16cid:durableId="37F7F7F5"/>
+  <w16cid:commentId w16cid:paraId="3A80CB80" w16cid:durableId="3B55018D"/>
+  <w16cid:commentId w16cid:paraId="04EC1D07" w16cid:durableId="04EC1D07"/>
+  <w16cid:commentId w16cid:paraId="014685DD" w16cid:durableId="014685DD"/>
+  <w16cid:commentId w16cid:paraId="35726E60" w16cid:durableId="0CE4B625"/>
+  <w16cid:commentId w16cid:paraId="66841D9C" w16cid:durableId="071F810C"/>
+  <w16cid:commentId w16cid:paraId="27E6448E" w16cid:durableId="2384FA85"/>
+  <w16cid:commentId w16cid:paraId="33BE0E9B" w16cid:durableId="74E9DB2F"/>
+  <w16cid:commentId w16cid:paraId="0681D77E" w16cid:durableId="42694952"/>
+  <w16cid:commentId w16cid:paraId="3E18E27F" w16cid:durableId="74AF0BDB"/>
+  <w16cid:commentId w16cid:paraId="6CAA590E" w16cid:durableId="2EEBB709"/>
+  <w16cid:commentId w16cid:paraId="31308BE4" w16cid:durableId="76539AC3"/>
+  <w16cid:commentId w16cid:paraId="4A1190FB" w16cid:durableId="6DC89E6C"/>
+  <w16cid:commentId w16cid:paraId="7D36F0FC" w16cid:durableId="3824CBD0"/>
+  <w16cid:commentId w16cid:paraId="3E3183A6" w16cid:durableId="760C500F"/>
+  <w16cid:commentId w16cid:paraId="60712093" w16cid:durableId="40F251D0"/>
+  <w16cid:commentId w16cid:paraId="47B5AE41" w16cid:durableId="1F2C8BA6"/>
+  <w16cid:commentId w16cid:paraId="54388AFF" w16cid:durableId="464EAA1E"/>
+  <w16cid:commentId w16cid:paraId="4692032C" w16cid:durableId="02531122"/>
+  <w16cid:commentId w16cid:paraId="3D7B8F42" w16cid:durableId="5715F5F5"/>
+  <w16cid:commentId w16cid:paraId="2681D774" w16cid:durableId="6B0459F2"/>
+  <w16cid:commentId w16cid:paraId="6162097F" w16cid:durableId="3AC6C81B"/>
+  <w16cid:commentId w16cid:paraId="6086655D" w16cid:durableId="788B2075"/>
+  <w16cid:commentId w16cid:paraId="5A7E0C71" w16cid:durableId="63D10ACC"/>
+  <w16cid:commentId w16cid:paraId="27766560" w16cid:durableId="27766560"/>
+  <w16cid:commentId w16cid:paraId="1D701B61" w16cid:durableId="1D701B61"/>
+  <w16cid:commentId w16cid:paraId="15CAD405" w16cid:durableId="7B2E2301"/>
+  <w16cid:commentId w16cid:paraId="3D817E3F" w16cid:durableId="3D817E3F"/>
+  <w16cid:commentId w16cid:paraId="65FDC398" w16cid:durableId="23D0251E"/>
+  <w16cid:commentId w16cid:paraId="4818433F" w16cid:durableId="4818433F"/>
+  <w16cid:commentId w16cid:paraId="65D89A9B" w16cid:durableId="65D89A9B"/>
+  <w16cid:commentId w16cid:paraId="41B01A87" w16cid:durableId="41B01A87"/>
+  <w16cid:commentId w16cid:paraId="7DD2417E" w16cid:durableId="7DD2417E"/>
+  <w16cid:commentId w16cid:paraId="5CBDF0F8" w16cid:durableId="5CBDF0F8"/>
+  <w16cid:commentId w16cid:paraId="1BF68E4D" w16cid:durableId="1BF68E4D"/>
+  <w16cid:commentId w16cid:paraId="4419D7CB" w16cid:durableId="5E3E4CE0"/>
+  <w16cid:commentId w16cid:paraId="79925425" w16cid:durableId="4974F746"/>
+  <w16cid:commentId w16cid:paraId="0F21D9DD" w16cid:durableId="277D7DA2"/>
+  <w16cid:commentId w16cid:paraId="1A103D09" w16cid:durableId="66AE0E0D"/>
+  <w16cid:commentId w16cid:paraId="2F84CB3A" w16cid:durableId="25261B1B"/>
+  <w16cid:commentId w16cid:paraId="436C0768" w16cid:durableId="0BCFF7B5"/>
+  <w16cid:commentId w16cid:paraId="531311D5" w16cid:durableId="013A641C"/>
+  <w16cid:commentId w16cid:paraId="4FED78F7" w16cid:durableId="1C2751D4"/>
+  <w16cid:commentId w16cid:paraId="60556599" w16cid:durableId="3977B415"/>
+  <w16cid:commentId w16cid:paraId="27F2A9ED" w16cid:durableId="747305B4"/>
+  <w16cid:commentId w16cid:paraId="5DF1A0E2" w16cid:durableId="3D95D4DD"/>
+  <w16cid:commentId w16cid:paraId="0674E331" w16cid:durableId="3499FD41"/>
+  <w16cid:commentId w16cid:paraId="74666D0D" w16cid:durableId="7ECD5CD4"/>
+  <w16cid:commentId w16cid:paraId="6EB5A571" w16cid:durableId="0BC3F1F3"/>
+  <w16cid:commentId w16cid:paraId="5DDD26B9" w16cid:durableId="6D1DC214"/>
+  <w16cid:commentId w16cid:paraId="6E29498B" w16cid:durableId="643EEAC7"/>
+  <w16cid:commentId w16cid:paraId="6B35363F" w16cid:durableId="5CDEF962"/>
+  <w16cid:commentId w16cid:paraId="7A5A23F7" w16cid:durableId="1F3D77A2"/>
+  <w16cid:commentId w16cid:paraId="39B8DA82" w16cid:durableId="72072065"/>
+  <w16cid:commentId w16cid:paraId="201DDA3C" w16cid:durableId="1D2D27F3"/>
+  <w16cid:commentId w16cid:paraId="49EA0910" w16cid:durableId="40FE5759"/>
+  <w16cid:commentId w16cid:paraId="72649D9D" w16cid:durableId="72649D9D"/>
+  <w16cid:commentId w16cid:paraId="4FD08CB4" w16cid:durableId="4FD08CB4"/>
+  <w16cid:commentId w16cid:paraId="5B32FEA5" w16cid:durableId="5B32FEA5"/>
+  <w16cid:commentId w16cid:paraId="6F744975" w16cid:durableId="6F744975"/>
+  <w16cid:commentId w16cid:paraId="42A5D2EC" w16cid:durableId="26B425C6"/>
+  <w16cid:commentId w16cid:paraId="362BE764" w16cid:durableId="121DC5F2"/>
+  <w16cid:commentId w16cid:paraId="45C042CD" w16cid:durableId="496203B1"/>
+  <w16cid:commentId w16cid:paraId="0A51CECB" w16cid:durableId="2FBC0298"/>
+  <w16cid:commentId w16cid:paraId="32AD486C" w16cid:durableId="32AD486C"/>
+  <w16cid:commentId w16cid:paraId="039A67F9" w16cid:durableId="7DAE6EE9"/>
+  <w16cid:commentId w16cid:paraId="21D6D35C" w16cid:durableId="1E5D1BF1"/>
+  <w16cid:commentId w16cid:paraId="67318F57" w16cid:durableId="617E073D"/>
+  <w16cid:commentId w16cid:paraId="74C6CA9C" w16cid:durableId="05A4752E"/>
+  <w16cid:commentId w16cid:paraId="01C2C246" w16cid:durableId="48F76250"/>
+  <w16cid:commentId w16cid:paraId="6A73E435" w16cid:durableId="510B5B7B"/>
+  <w16cid:commentId w16cid:paraId="700D7861" w16cid:durableId="49DB3694"/>
+  <w16cid:commentId w16cid:paraId="77CDB34D" w16cid:durableId="4F135135"/>
+  <w16cid:commentId w16cid:paraId="691EDC43" w16cid:durableId="080AB59A"/>
+  <w16cid:commentId w16cid:paraId="71C612E7" w16cid:durableId="74BFFF19"/>
+  <w16cid:commentId w16cid:paraId="3CB8792B" w16cid:durableId="6ED493B5"/>
+  <w16cid:commentId w16cid:paraId="088C86F8" w16cid:durableId="5D0AE05F"/>
+  <w16cid:commentId w16cid:paraId="764E0CA8" w16cid:durableId="37D0161F"/>
+  <w16cid:commentId w16cid:paraId="1552CB44" w16cid:durableId="04CC2866"/>
+  <w16cid:commentId w16cid:paraId="378C5F8E" w16cid:durableId="4925C575"/>
+  <w16cid:commentId w16cid:paraId="424EE571" w16cid:durableId="7A134D3B"/>
+  <w16cid:commentId w16cid:paraId="4A330060" w16cid:durableId="4B157755"/>
+  <w16cid:commentId w16cid:paraId="1E568ABC" w16cid:durableId="5E1313DF"/>
+  <w16cid:commentId w16cid:paraId="73B36B07" w16cid:durableId="42EC171C"/>
+  <w16cid:commentId w16cid:paraId="2B2EC32E" w16cid:durableId="2B2EC32E"/>
+  <w16cid:commentId w16cid:paraId="763B9E30" w16cid:durableId="5454A138"/>
+  <w16cid:commentId w16cid:paraId="7CEB8060" w16cid:durableId="6DC73D8A"/>
+  <w16cid:commentId w16cid:paraId="4C71D0E0" w16cid:durableId="4C71D0E0"/>
+  <w16cid:commentId w16cid:paraId="3C028358" w16cid:durableId="3C028358"/>
+  <w16cid:commentId w16cid:paraId="0E0FB326" w16cid:durableId="0E0FB326"/>
+  <w16cid:commentId w16cid:paraId="2B84A56A" w16cid:durableId="057104F1"/>
+  <w16cid:commentId w16cid:paraId="47952020" w16cid:durableId="1DBDA293"/>
+</w16cid:commentsIds>
 </file>
 
 <file path=word/endnotes.xml><?xml version="1.0" encoding="utf-8"?>
@@ -10520,6 +14999,17 @@
     <w:abstractNumId w:val="0"/>
   </w:num>
 </w:numbering>
+</file>
+
+<file path=word/people.xml><?xml version="1.0" encoding="utf-8"?>
+<w15:people xmlns:wpc="http://schemas.microsoft.com/office/word/2010/wordprocessingCanvas" xmlns:cx="http://schemas.microsoft.com/office/drawing/2014/chartex" xmlns:cx1="http://schemas.microsoft.com/office/drawing/2015/9/8/chartex" xmlns:cx2="http://schemas.microsoft.com/office/drawing/2015/10/21/chartex" xmlns:cx3="http://schemas.microsoft.com/office/drawing/2016/5/9/chartex" xmlns:cx4="http://schemas.microsoft.com/office/drawing/2016/5/10/chartex" xmlns:cx5="http://schemas.microsoft.com/office/drawing/2016/5/11/chartex" xmlns:cx6="http://schemas.microsoft.com/office/drawing/2016/5/12/chartex" xmlns:cx7="http://schemas.microsoft.com/office/drawing/2016/5/13/chartex" xmlns:cx8="http://schemas.microsoft.com/office/drawing/2016/5/14/chartex" xmlns:mc="http://schemas.openxmlformats.org/markup-compatibility/2006" xmlns:aink="http://schemas.microsoft.com/office/drawing/2016/ink" xmlns:am3d="http://schemas.microsoft.com/office/drawing/2017/model3d" xmlns:o="urn:schemas-microsoft-com:office:office" xmlns:oel="http://schemas.microsoft.com/office/2019/extlst" xmlns:r="http://schemas.openxmlformats.org/officeDocument/2006/relationships" xmlns:m="http://schemas.openxmlformats.org/officeDocument/2006/math" xmlns:v="urn:schemas-microsoft-com:vml" xmlns:wp14="http://schemas.microsoft.com/office/word/2010/wordprocessingDrawing" xmlns:wp="http://schemas.openxmlformats.org/drawingml/2006/wordprocessingDrawing" xmlns:w10="urn:schemas-microsoft-com:office:word" xmlns:w="http://schemas.openxmlformats.org/wordprocessingml/2006/main" xmlns:w14="http://schemas.microsoft.com/office/word/2010/wordml" xmlns:w15="http://schemas.microsoft.com/office/word/2012/wordml" xmlns:w16cei="http://schemas.microsoft.com/office/word/2026/wordml/cei" xmlns:w16cex="http://schemas.microsoft.com/office/word/2018/wordml/cex" xmlns:w16cid="http://schemas.microsoft.com/office/word/2016/wordml/cid" xmlns:w16="http://schemas.microsoft.com/office/word/2018/wordml" xmlns:w16du="http://schemas.microsoft.com/office/word/2023/wordml/word16du" xmlns:w16sdtdh="http://schemas.microsoft.com/office/word/2020/wordml/sdtdatahash" xmlns:w16sdtfl="http://schemas.microsoft.com/office/word/2024/wordml/sdtformatlock" xmlns:w16se="http://schemas.microsoft.com/office/word/2015/wordml/symex" xmlns:wpg="http://schemas.microsoft.com/office/word/2010/wordprocessingGroup" xmlns:wpi="http://schemas.microsoft.com/office/word/2010/wordprocessingInk" xmlns:wne="http://schemas.microsoft.com/office/word/2006/wordml" xmlns:wps="http://schemas.microsoft.com/office/word/2010/wordprocessingShape" mc:Ignorable="w14 w15 w16se w16cid w16 w16cex w16sdtdh w16sdtfl w16du wp14">
+  <w15:person w15:author="Maria Judith Carmona Higuita">
+    <w15:presenceInfo w15:providerId="AD" w15:userId="S::carmonam@uni-marburg.de::a6e9df49-8dca-4098-acee-324bd00d5e10"/>
+  </w15:person>
+  <w15:person w15:author="Reviewer">
+    <w15:presenceInfo w15:providerId="None" w15:userId="Reviewer"/>
+  </w15:person>
+</w15:people>
 </file>
 
 <file path=word/styles.xml><?xml version="1.0" encoding="utf-8"?>
@@ -11049,7 +15539,6 @@
   <w:style w:type="character" w:default="1" w:styleId="DefaultParagraphFont">
     <w:name w:val="Default Paragraph Font"/>
     <w:uiPriority w:val="1"/>
-    <w:semiHidden/>
     <w:unhideWhenUsed/>
   </w:style>
   <w:style w:type="table" w:default="1" w:styleId="TableNormal">
@@ -11519,6 +16008,17 @@
       </w:tblCellMar>
     </w:tblPr>
   </w:style>
+  <w:style w:type="paragraph" w:styleId="Revision">
+    <w:name w:val="Revision"/>
+    <w:hidden/>
+    <w:uiPriority w:val="99"/>
+    <w:semiHidden/>
+    <w:rsid w:val="00943940"/>
+    <w:pPr>
+      <w:spacing w:before="0" w:after="0" w:line="240" w:lineRule="auto"/>
+      <w:jc w:val="left"/>
+    </w:pPr>
+  </w:style>
 </w:styles>
 </file>
 

--- a/manuscript/tracked/DDI_revision_tracked.docx
+++ b/manuscript/tracked/DDI_revision_tracked.docx
@@ -2780,16 +2780,6 @@
           </w:rPr>
           <w:t xml:space="preserve">Cells were additionally classified using completeness and R/S ratio: well-sampled (completeness &amp;gt; 90% and R/S ratio &amp;gt; 15), poorly sampled (completeness &amp;lt; 50% and R/S ratio &amp;lt; 3), and fairly sampled otherwise. Although the three KnowBR metrics are theoretically distinct, they produced highly concordant cell rankings across all five families studied (Spearman ρ = 0.86–0.99 for all pairwise combinations; </w:t>
         </w:r>
-        <w:del w:id="122" w:author="Maria Carmona-Higuita" w:date="2026-08-05T00:00:00Z">
-          <w:r>
-            <w:rPr>
-              <w:rFonts w:ascii="Times New Roman" w:hAnsi="Times New Roman" w:cs="Times New Roman"/>
-              <w:sz w:val="24"/>
-              <w:szCs w:val="24"/>
-            </w:rPr>
-            <w:delText>Supplementary Table SX</w:delText>
-          </w:r>
-        </w:del>
         <w:r>
           <w:rPr>
             <w:rFonts w:ascii="Times New Roman" w:hAnsi="Times New Roman" w:cs="Times New Roman"/>
@@ -3111,7 +3101,7 @@
       </w:del>
       <w:ins w:id="138" w:author="Maria Carmona-Higuita" w:date="2026-08-06T00:00:00Z">
         <w:r>
-          <w:t>4. Spatial clustering of sampling effort (Appendix S5)</w:t>
+          <w:t>4. Spatial clustering of sampling effort (Appendix S8)</w:t>
         </w:r>
       </w:ins>
     </w:p>
@@ -3296,7 +3286,25 @@
           <w:szCs w:val="24"/>
         </w:rPr>
         <w:lastRenderedPageBreak/>
-        <w:t>We performed all analyses in R v.4.3.1 (R. Core Team, 2024), using the tidyverse package (Wickham et al., 2019) for data wrangling, sf (Pebesma, 2018), rgdal (Bivand et al., 2021), and raster (Hijmans, 2021) for spatial analyses, and ggplot2 for visualizations (Wickham, 2009).</w:t>
+        <w:t xml:space="preserve">We performed all analyses in R v.4.3.1 (R. Core Team, 2024), using the tidyverse package (Wickham et al., 2019) for data wrangling, sf (Pebesma, 2018), </w:t>
+      </w:r>
+      <w:del w:id="350" w:author="Maria Carmona-Higuita" w:date="2026-08-07T00:00:00Z">
+        <w:r>
+          <w:rPr>
+            <w:rFonts w:ascii="Times New Roman" w:eastAsia="Times New Roman" w:hAnsi="Times New Roman" w:cs="Times New Roman"/>
+            <w:sz w:val="24"/>
+            <w:szCs w:val="24"/>
+          </w:rPr>
+          <w:delText xml:space="preserve">rgdal (Bivand et al., 2021), </w:delText>
+        </w:r>
+      </w:del>
+      <w:r>
+        <w:rPr>
+          <w:rFonts w:ascii="Times New Roman" w:eastAsia="Times New Roman" w:hAnsi="Times New Roman" w:cs="Times New Roman"/>
+          <w:sz w:val="24"/>
+          <w:szCs w:val="24"/>
+        </w:rPr>
+        <w:t xml:space="preserve">and raster (Hijmans, 2021) for spatial analyses, and ggplot2 for visualizations (Wickham, 2009).</w:t>
       </w:r>
     </w:p>
     <w:p>
@@ -3366,6 +3374,16 @@
         </w:rPr>
         <w:t>.</w:t>
       </w:r>
+      <w:ins w:id="354" w:author="Maria Carmona-Higuita" w:date="2026-08-07T00:00:00Z">
+        <w:r>
+          <w:rPr>
+            <w:rFonts w:ascii="Times New Roman" w:eastAsia="Times New Roman" w:hAnsi="Times New Roman" w:cs="Times New Roman"/>
+            <w:sz w:val="24"/>
+            <w:szCs w:val="24"/>
+          </w:rPr>
+          <w:t xml:space="preserve"> Both distributions were strongly right-skewed (Figure S9.1), supporting the use of median rather than mean as central tendency measure.</w:t>
+        </w:r>
+      </w:ins>
       <w:ins w:id="150" w:author="Maria Carmona-Higuita" w:date="2026-08-05T00:00:00Z">
         <w:r>
           <w:rPr>
@@ -3382,125 +3400,48 @@
           <w:sz w:val="24"/>
           <w:szCs w:val="24"/>
         </w:rPr>
-        <w:t xml:space="preserve"> Provinces with the highest average number of occurrences per grid cell were in Central America (Puntarenas-Chiriqui and Guatuso-Talamanca provinces with 539 and </w:t>
-      </w:r>
-      <w:commentRangeStart w:id="151"/>
-      <w:r>
-        <w:rPr>
-          <w:rFonts w:ascii="Times New Roman" w:eastAsia="Times New Roman" w:hAnsi="Times New Roman" w:cs="Times New Roman"/>
-          <w:sz w:val="24"/>
-          <w:szCs w:val="24"/>
-        </w:rPr>
-        <w:t>507</w:t>
-      </w:r>
-      <w:commentRangeEnd w:id="151"/>
-      <w:r>
-        <w:rPr>
-          <w:rStyle w:val="CommentReference"/>
-          <w:rFonts w:ascii="Times New Roman" w:eastAsia="Times New Roman" w:hAnsi="Times New Roman" w:cs="Times New Roman"/>
-          <w:sz w:val="24"/>
-          <w:szCs w:val="24"/>
-        </w:rPr>
-        <w:commentReference w:id="151"/>
-      </w:r>
-      <w:r>
-        <w:rPr>
-          <w:rFonts w:ascii="Times New Roman" w:eastAsia="Times New Roman" w:hAnsi="Times New Roman" w:cs="Times New Roman"/>
-          <w:sz w:val="24"/>
-          <w:szCs w:val="24"/>
-        </w:rPr>
-        <w:t xml:space="preserve">), followed by the south of Mexico (Trans-Mexican Volcanic Belt and Chiapas Highlands provinces with 280 and </w:t>
-      </w:r>
-      <w:commentRangeStart w:id="152"/>
-      <w:r>
-        <w:rPr>
-          <w:rFonts w:ascii="Times New Roman" w:eastAsia="Times New Roman" w:hAnsi="Times New Roman" w:cs="Times New Roman"/>
-          <w:sz w:val="24"/>
-          <w:szCs w:val="24"/>
-        </w:rPr>
-        <w:t>156</w:t>
-      </w:r>
-      <w:commentRangeEnd w:id="152"/>
-      <w:r>
-        <w:rPr>
-          <w:rStyle w:val="CommentReference"/>
-          <w:rFonts w:ascii="Times New Roman" w:eastAsia="Times New Roman" w:hAnsi="Times New Roman" w:cs="Times New Roman"/>
-          <w:sz w:val="24"/>
-          <w:szCs w:val="24"/>
-        </w:rPr>
-        <w:commentReference w:id="152"/>
-      </w:r>
-      <w:r>
-        <w:rPr>
-          <w:rFonts w:ascii="Times New Roman" w:eastAsia="Times New Roman" w:hAnsi="Times New Roman" w:cs="Times New Roman"/>
-          <w:sz w:val="24"/>
-          <w:szCs w:val="24"/>
-        </w:rPr>
-        <w:t xml:space="preserve">), the Andean region (Cauca and Paramo provinces with 279 and </w:t>
-      </w:r>
-      <w:commentRangeStart w:id="153"/>
-      <w:r>
-        <w:rPr>
-          <w:rFonts w:ascii="Times New Roman" w:eastAsia="Times New Roman" w:hAnsi="Times New Roman" w:cs="Times New Roman"/>
-          <w:sz w:val="24"/>
-          <w:szCs w:val="24"/>
-        </w:rPr>
-        <w:t>215</w:t>
-      </w:r>
-      <w:commentRangeEnd w:id="153"/>
-      <w:r>
-        <w:rPr>
-          <w:rStyle w:val="CommentReference"/>
-          <w:rFonts w:ascii="Times New Roman" w:eastAsia="Times New Roman" w:hAnsi="Times New Roman" w:cs="Times New Roman"/>
-          <w:sz w:val="24"/>
-          <w:szCs w:val="24"/>
-        </w:rPr>
-        <w:commentReference w:id="153"/>
-      </w:r>
-      <w:r>
-        <w:rPr>
-          <w:rFonts w:ascii="Times New Roman" w:eastAsia="Times New Roman" w:hAnsi="Times New Roman" w:cs="Times New Roman"/>
-          <w:sz w:val="24"/>
-          <w:szCs w:val="24"/>
-        </w:rPr>
-        <w:t xml:space="preserve">) and the Atlantic province (194). Conversely, provinces with low data availability include the Xingu-Tapajós (11) and Cerrado (15) in northwestern Brazil. Additionally, the Savanna province (Los Llanos, Venezuela, and Colombia) and the Southern Neotropics (Atacama, Cuyan, and Monte) </w:t>
-      </w:r>
-      <w:del w:id="154" w:author="Copyeditor" w:date="2026-08-06T00:00:00Z">
-        <w:r>
-          <w:rPr>
-            <w:rFonts w:ascii="Times New Roman" w:eastAsia="Times New Roman" w:hAnsi="Times New Roman" w:cs="Times New Roman"/>
-            <w:sz w:val="24"/>
-            <w:szCs w:val="24"/>
-          </w:rPr>
-          <w:delText>had the lower average</w:delText>
+        <w:t xml:space="preserve"> Provinces with the highest </w:t>
+      </w:r>
+      <w:del w:id="352" w:author="Maria Carmona-Higuita" w:date="2026-08-07T00:00:00Z">
+        <w:r>
+          <w:rPr>
+            <w:rFonts w:ascii="Times New Roman" w:eastAsia="Times New Roman" w:hAnsi="Times New Roman" w:cs="Times New Roman"/>
+            <w:sz w:val="24"/>
+            <w:szCs w:val="24"/>
+          </w:rPr>
+          <w:delText xml:space="preserve">average</w:delText>
         </w:r>
       </w:del>
-      <w:ins w:id="155" w:author="Copyeditor" w:date="2026-08-06T00:00:00Z">
-        <w:r>
-          <w:rPr>
-            <w:rFonts w:ascii="Times New Roman" w:eastAsia="Times New Roman" w:hAnsi="Times New Roman" w:cs="Times New Roman"/>
-            <w:sz w:val="24"/>
-            <w:szCs w:val="24"/>
-          </w:rPr>
-          <w:t>had the lowest average</w:t>
+      <w:ins w:id="353" w:author="Maria Carmona-Higuita" w:date="2026-08-07T00:00:00Z">
+        <w:r>
+          <w:rPr>
+            <w:rFonts w:ascii="Times New Roman" w:eastAsia="Times New Roman" w:hAnsi="Times New Roman" w:cs="Times New Roman"/>
+            <w:sz w:val="24"/>
+            <w:szCs w:val="24"/>
+          </w:rPr>
+          <w:t xml:space="preserve">median</w:t>
         </w:r>
       </w:ins>
-      <w:r>
-        <w:rPr>
-          <w:rFonts w:ascii="Times New Roman" w:eastAsia="Times New Roman" w:hAnsi="Times New Roman" w:cs="Times New Roman"/>
-          <w:sz w:val="24"/>
-          <w:szCs w:val="24"/>
-        </w:rPr>
-        <w:t xml:space="preserve"> number of occurrences per grid cell</w:t>
-      </w:r>
-      <w:r>
-        <w:rPr>
-          <w:rFonts w:ascii="Times New Roman" w:eastAsia="Times New Roman" w:hAnsi="Times New Roman" w:cs="Times New Roman"/>
-          <w:sz w:val="24"/>
-          <w:szCs w:val="24"/>
-        </w:rPr>
-        <w:t xml:space="preserve"> (less than 10)</w:t>
-      </w:r>
+      <w:del w:id="356" w:author="Maria Carmona-Higuita" w:date="2026-08-07T00:00:00Z">
+        <w:r>
+          <w:rPr>
+            <w:rFonts w:ascii="Times New Roman" w:eastAsia="Times New Roman" w:hAnsi="Times New Roman" w:cs="Times New Roman"/>
+            <w:sz w:val="24"/>
+            <w:szCs w:val="24"/>
+          </w:rPr>
+          <w:delText xml:space="preserve"> number of occurrences per grid cell were in Central America (Puntarenas-Chiriquí, 507), followed by the south of Mexico (Trans-Mexican Volcanic Belt and Chiapas Highlands, 156), the Andean region (Cauca and Paramo provinces with 279 and 215) and the Atlantic province (194). Conversely, provinces with low data availability had the lowest median number of occurrences per grid cell (less than 10)</w:delText>
+        </w:r>
+      </w:del>
+      <w:ins w:id="357" w:author="Maria Carmona-Higuita" w:date="2026-08-07T00:00:00Z">
+        <w:r>
+          <w:rPr>
+            <w:rFonts w:ascii="Times New Roman" w:eastAsia="Times New Roman" w:hAnsi="Times New Roman" w:cs="Times New Roman"/>
+            <w:sz w:val="24"/>
+            <w:szCs w:val="24"/>
+          </w:rPr>
+          <w:t xml:space="preserve"> number of occurrences per grid cell were Guatuso-Talamanca (958), Cauca (481), Atlantic Forest (362), and Páramo (233) provinces. Conversely, provinces with the lowest median number of occurrences per grid cell included the Cuyan High Andean (10), Bahama (14), and Desert (14) provinces.</w:t>
+        </w:r>
+      </w:ins>
       <w:r>
         <w:rPr>
           <w:rFonts w:ascii="Times New Roman" w:eastAsia="Times New Roman" w:hAnsi="Times New Roman" w:cs="Times New Roman"/>
@@ -4500,6 +4441,22 @@
         </w:rPr>
         <w:commentReference w:id="215"/>
       </w:r>
+    </w:p>
+    <w:p>
+      <w:pPr>
+        <w:ind w:firstLine="720"/>
+        <w:jc w:val="left"/>
+        <w:rPr>
+          <w:rFonts w:ascii="Times New Roman" w:eastAsia="Times New Roman" w:hAnsi="Times New Roman" w:cs="Times New Roman"/>
+          <w:sz w:val="24"/>
+          <w:szCs w:val="24"/>
+        </w:rPr>
+      </w:pPr>
+      <w:ins w:id="351" w:author="Maria Carmona-Higuita" w:date="2026-08-07T00:00:00Z">
+        <w:r>
+          <w:t xml:space="preserve">The spatial distribution of inventory completeness across the Neotropics, assessed using the Getis-Ord Gi* statistic (Getis &amp; Ord, 1992; Ramírez-Barahona et al., 2023), is presented in full in Appendix S8 (Supporting Information, Figure S8.1).</w:t>
+        </w:r>
+      </w:ins>
     </w:p>
     <w:p>
       <w:pPr>
@@ -6813,7 +6770,7 @@
             <w:szCs w:val="24"/>
           </w:rPr>
           <w:lastRenderedPageBreak/>
-          <w:t>Appendix S5, Figure S5.1. Spatial clustering of inventory completeness for the five most diverse vascular epiphyte families in the Neotropics. Grid cells were classified using the Getis-Ord Gi* statistic as areas of high sampling concentration (red: Gi* &gt; 1.96) or low sampling concentration (blue: Gi* &lt; -1.96; 95% confidence level). Analyses used presence records from Carmona-Higuita et al. (2023) at 30 arc-minute resolution (~55 km at equator; Behrmann projection). These clusters reflect historical concentration of botanical survey effort, not priority areas for future sampling; the latter are the completely unsampled cells (white in Figures 1 and 2 of the main text).</w:t>
+          <w:t>Appendix S8, Figure S8.1. Spatial clustering of inventory completeness for the five most diverse vascular epiphyte families in the Neotropics. Grid cells were classified using the Getis-Ord Gi* statistic as areas of high sampling concentration (red: Gi* &gt; 1.96) or low sampling concentration (blue: Gi* &lt; -1.96; 95% confidence level). Analyses used presence records from Carmona-Higuita et al. (2023) at 30 arc-minute resolution (~55 km at equator; Behrmann projection). These clusters reflect historical concentration of botanical survey effort, not priority areas for future sampling; the latter are the completely unsampled cells (white in Figures 1 and 2 of the main text).</w:t>
         </w:r>
       </w:ins>
     </w:p>
@@ -6976,6 +6933,28 @@
         </w:rPr>
         <w:br w:type="page"/>
       </w:r>
+    </w:p>
+    <w:p>
+      <w:ins w:id="355" w:author="Maria Carmona-Higuita" w:date="2026-08-07T00:00:00Z">
+        <w:r>
+          <w:t/>
+        </w:r>
+      </w:ins>
+    </w:p>
+    <w:p>
+      <w:pPr>
+        <w:jc w:val="left"/>
+      </w:pPr>
+      <w:ins w:id="355" w:author="Maria Carmona-Higuita" w:date="2026-08-07T00:00:00Z">
+        <w:r>
+          <w:rPr>
+            <w:rFonts w:ascii="Times New Roman" w:hAnsi="Times New Roman" w:cs="Times New Roman"/>
+            <w:sz w:val="24"/>
+            <w:szCs w:val="24"/>
+          </w:rPr>
+          <w:t xml:space="preserve">Appendix S9, Figure S9.1. Frequency distributions of (A) occurrence records per grid cell and (B) observed species richness per grid cell, for all Neotropical grid cells with ≥ 10 records at 30 arc-minute resolution (~ 55 km at the equator). Both distributions are strongly right-skewed; vertical lines show the mean (dashed, red) and median (solid, black), justifying the use of median as the central tendency measure throughout the manuscript (Reviewer 1, comment on ln 196).</w:t>
+        </w:r>
+      </w:ins>
     </w:p>
     <w:p>
       <w:pPr>
